--- a/DAP - Data Analysis using Python/DAP_QB_ANS/DAP_QB_Week_9_Ans.docx
+++ b/DAP - Data Analysis using Python/DAP_QB_ANS/DAP_QB_Week_9_Ans.docx
@@ -14,7 +14,7 @@
         <w:jc w:val="center"/>
         <w:outlineLvl w:val="0"/>
         <w:rPr>
-          <w:rFonts w:ascii="Aptos Display" w:eastAsia="Times New Roman" w:hAnsi="Aptos Display" w:cs="Times New Roman"/>
+          <w:rFonts w:asciiTheme="minorHAnsi" w:eastAsia="Times New Roman" w:hAnsiTheme="minorHAnsi" w:cstheme="minorHAnsi"/>
           <w:b/>
           <w:bCs/>
           <w:color w:val="0F4761"/>
@@ -26,7 +26,7 @@
       </w:pPr>
       <w:r>
         <w:rPr>
-          <w:rFonts w:ascii="Aptos Display" w:eastAsia="Times New Roman" w:hAnsi="Aptos Display" w:cs="Times New Roman"/>
+          <w:rFonts w:asciiTheme="minorHAnsi" w:eastAsia="Times New Roman" w:hAnsiTheme="minorHAnsi" w:cstheme="minorHAnsi"/>
           <w:b/>
           <w:bCs/>
           <w:color w:val="0F4761"/>
@@ -40,7 +40,7 @@
       </w:r>
       <w:r>
         <w:rPr>
-          <w:rFonts w:ascii="Aptos Display" w:eastAsia="Times New Roman" w:hAnsi="Aptos Display" w:cs="Times New Roman"/>
+          <w:rFonts w:asciiTheme="minorHAnsi" w:eastAsia="Times New Roman" w:hAnsiTheme="minorHAnsi" w:cstheme="minorHAnsi"/>
           <w:b/>
           <w:bCs/>
           <w:color w:val="0F4761"/>
@@ -65,7 +65,7 @@
         <w:jc w:val="center"/>
         <w:outlineLvl w:val="0"/>
         <w:rPr>
-          <w:rFonts w:ascii="Aptos Display" w:eastAsia="Times New Roman" w:hAnsi="Aptos Display" w:cs="Times New Roman"/>
+          <w:rFonts w:asciiTheme="minorHAnsi" w:eastAsia="Times New Roman" w:hAnsiTheme="minorHAnsi" w:cstheme="minorHAnsi"/>
           <w:color w:val="0F4761"/>
           <w:kern w:val="2"/>
           <w:sz w:val="40"/>
@@ -75,7 +75,7 @@
       </w:pPr>
       <w:r>
         <w:rPr>
-          <w:rFonts w:ascii="Aptos" w:eastAsia="Aptos" w:hAnsi="Aptos" w:cs="Times New Roman"/>
+          <w:rFonts w:asciiTheme="minorHAnsi" w:eastAsia="Aptos" w:hAnsiTheme="minorHAnsi" w:cstheme="minorHAnsi"/>
           <w:b/>
           <w:w w:val="120"/>
           <w:kern w:val="2"/>
@@ -87,7 +87,7 @@
       </w:r>
       <w:r>
         <w:rPr>
-          <w:rFonts w:ascii="Aptos" w:eastAsia="Aptos" w:hAnsi="Aptos" w:cs="Times New Roman"/>
+          <w:rFonts w:asciiTheme="minorHAnsi" w:eastAsia="Aptos" w:hAnsiTheme="minorHAnsi" w:cstheme="minorHAnsi"/>
           <w:b/>
           <w:w w:val="120"/>
           <w:kern w:val="2"/>
@@ -99,7 +99,7 @@
       </w:r>
       <w:r>
         <w:rPr>
-          <w:rFonts w:ascii="Aptos" w:eastAsia="Aptos" w:hAnsi="Aptos" w:cs="Times New Roman"/>
+          <w:rFonts w:asciiTheme="minorHAnsi" w:eastAsia="Aptos" w:hAnsiTheme="minorHAnsi" w:cstheme="minorHAnsi"/>
           <w:b/>
           <w:spacing w:val="11"/>
           <w:w w:val="120"/>
@@ -112,7 +112,7 @@
       </w:r>
       <w:r>
         <w:rPr>
-          <w:rFonts w:ascii="Aptos" w:eastAsia="Aptos" w:hAnsi="Aptos" w:cs="Times New Roman"/>
+          <w:rFonts w:asciiTheme="minorHAnsi" w:eastAsia="Aptos" w:hAnsiTheme="minorHAnsi" w:cstheme="minorHAnsi"/>
           <w:b/>
           <w:w w:val="120"/>
           <w:kern w:val="2"/>
@@ -124,7 +124,7 @@
       </w:r>
       <w:r>
         <w:rPr>
-          <w:rFonts w:ascii="Aptos" w:eastAsia="Aptos" w:hAnsi="Aptos" w:cs="Times New Roman"/>
+          <w:rFonts w:asciiTheme="minorHAnsi" w:eastAsia="Aptos" w:hAnsiTheme="minorHAnsi" w:cstheme="minorHAnsi"/>
           <w:b/>
           <w:w w:val="120"/>
           <w:kern w:val="2"/>
@@ -139,7 +139,6 @@
       <w:tblPr>
         <w:tblW w:w="11340" w:type="dxa"/>
         <w:tblInd w:w="-562" w:type="dxa"/>
-        <w:tblLayout w:type="fixed"/>
         <w:tblCellMar>
           <w:left w:w="0" w:type="dxa"/>
           <w:right w:w="0" w:type="dxa"/>
@@ -191,8 +190,380 @@
           <w:p>
             <w:pPr>
               <w:pStyle w:val="TableParagraph"/>
+              <w:ind w:left="0"/>
+              <w:rPr>
+                <w:rFonts w:asciiTheme="minorHAnsi" w:hAnsiTheme="minorHAnsi" w:cstheme="minorHAnsi"/>
+                <w:b/>
+                <w:bCs/>
+                <w:sz w:val="28"/>
+                <w:szCs w:val="28"/>
+              </w:rPr>
+            </w:pPr>
+            <w:r>
+              <w:rPr>
+                <w:rFonts w:asciiTheme="minorHAnsi" w:hAnsiTheme="minorHAnsi" w:cstheme="minorHAnsi"/>
+                <w:b/>
+                <w:bCs/>
+                <w:sz w:val="28"/>
+                <w:szCs w:val="28"/>
+              </w:rPr>
+              <w:t>For the given confusion matrix, compute the recall</w:t>
+            </w:r>
+          </w:p>
+          <w:tbl>
+            <w:tblPr>
+              <w:tblStyle w:val="TableGrid"/>
+              <w:tblW w:w="0" w:type="auto"/>
+              <w:tblLook w:val="04A0" w:firstRow="1" w:lastRow="0" w:firstColumn="1" w:lastColumn="0" w:noHBand="0" w:noVBand="1"/>
+            </w:tblPr>
+            <w:tblGrid>
+              <w:gridCol w:w="2440"/>
+              <w:gridCol w:w="1739"/>
+              <w:gridCol w:w="1845"/>
+            </w:tblGrid>
+            <w:tr>
+              <w:tc>
+                <w:tcPr>
+                  <w:tcW w:w="0" w:type="auto"/>
+                  <w:vAlign w:val="center"/>
+                </w:tcPr>
+                <w:p>
+                  <w:pPr>
+                    <w:pStyle w:val="TableParagraph"/>
+                    <w:spacing w:before="0"/>
+                    <w:ind w:left="0"/>
+                    <w:jc w:val="center"/>
+                    <w:rPr>
+                      <w:rFonts w:asciiTheme="minorHAnsi" w:hAnsiTheme="minorHAnsi" w:cstheme="minorHAnsi"/>
+                      <w:b/>
+                      <w:bCs/>
+                      <w:sz w:val="28"/>
+                      <w:szCs w:val="28"/>
+                    </w:rPr>
+                  </w:pPr>
+                </w:p>
+              </w:tc>
+              <w:tc>
+                <w:tcPr>
+                  <w:tcW w:w="0" w:type="auto"/>
+                  <w:vAlign w:val="center"/>
+                </w:tcPr>
+                <w:p>
+                  <w:pPr>
+                    <w:pStyle w:val="TableParagraph"/>
+                    <w:spacing w:before="0"/>
+                    <w:ind w:left="0"/>
+                    <w:jc w:val="center"/>
+                    <w:rPr>
+                      <w:rFonts w:asciiTheme="minorHAnsi" w:hAnsiTheme="minorHAnsi" w:cstheme="minorHAnsi"/>
+                      <w:b/>
+                      <w:bCs/>
+                      <w:sz w:val="28"/>
+                      <w:szCs w:val="28"/>
+                    </w:rPr>
+                  </w:pPr>
+                  <w:r>
+                    <w:rPr>
+                      <w:rFonts w:asciiTheme="minorHAnsi" w:hAnsiTheme="minorHAnsi" w:cstheme="minorHAnsi"/>
+                      <w:b/>
+                      <w:bCs/>
+                      <w:sz w:val="28"/>
+                      <w:szCs w:val="28"/>
+                      <w:shd w:val="clear" w:color="auto" w:fill="F8F8F8"/>
+                    </w:rPr>
+                    <w:t>True</w:t>
+                  </w:r>
+                  <w:r>
+                    <w:rPr>
+                      <w:rFonts w:asciiTheme="minorHAnsi" w:hAnsiTheme="minorHAnsi" w:cstheme="minorHAnsi"/>
+                      <w:b/>
+                      <w:bCs/>
+                      <w:spacing w:val="11"/>
+                      <w:sz w:val="28"/>
+                      <w:szCs w:val="28"/>
+                      <w:shd w:val="clear" w:color="auto" w:fill="F8F8F8"/>
+                    </w:rPr>
+                    <w:t xml:space="preserve"> </w:t>
+                  </w:r>
+                  <w:r>
+                    <w:rPr>
+                      <w:rFonts w:asciiTheme="minorHAnsi" w:hAnsiTheme="minorHAnsi" w:cstheme="minorHAnsi"/>
+                      <w:b/>
+                      <w:bCs/>
+                      <w:sz w:val="28"/>
+                      <w:szCs w:val="28"/>
+                      <w:shd w:val="clear" w:color="auto" w:fill="F8F8F8"/>
+                    </w:rPr>
+                    <w:t>Positive</w:t>
+                  </w:r>
+                </w:p>
+              </w:tc>
+              <w:tc>
+                <w:tcPr>
+                  <w:tcW w:w="0" w:type="auto"/>
+                  <w:vAlign w:val="center"/>
+                </w:tcPr>
+                <w:p>
+                  <w:pPr>
+                    <w:rPr>
+                      <w:rFonts w:asciiTheme="minorHAnsi" w:hAnsiTheme="minorHAnsi" w:cstheme="minorHAnsi"/>
+                      <w:b/>
+                      <w:bCs/>
+                      <w:sz w:val="28"/>
+                      <w:szCs w:val="28"/>
+                    </w:rPr>
+                  </w:pPr>
+                  <w:r>
+                    <w:rPr>
+                      <w:rFonts w:asciiTheme="minorHAnsi" w:hAnsiTheme="minorHAnsi" w:cstheme="minorHAnsi"/>
+                      <w:b/>
+                      <w:bCs/>
+                      <w:sz w:val="28"/>
+                      <w:szCs w:val="28"/>
+                    </w:rPr>
+                    <w:t>True Negative</w:t>
+                  </w:r>
+                </w:p>
+              </w:tc>
+            </w:tr>
+            <w:tr>
+              <w:tc>
+                <w:tcPr>
+                  <w:tcW w:w="0" w:type="auto"/>
+                  <w:vAlign w:val="center"/>
+                </w:tcPr>
+                <w:p>
+                  <w:pPr>
+                    <w:pStyle w:val="TableParagraph"/>
+                    <w:spacing w:before="0"/>
+                    <w:ind w:left="0"/>
+                    <w:jc w:val="center"/>
+                    <w:rPr>
+                      <w:rFonts w:asciiTheme="minorHAnsi" w:hAnsiTheme="minorHAnsi" w:cstheme="minorHAnsi"/>
+                      <w:b/>
+                      <w:bCs/>
+                      <w:sz w:val="28"/>
+                      <w:szCs w:val="28"/>
+                    </w:rPr>
+                  </w:pPr>
+                  <w:r>
+                    <w:rPr>
+                      <w:rFonts w:asciiTheme="minorHAnsi" w:hAnsiTheme="minorHAnsi" w:cstheme="minorHAnsi"/>
+                      <w:b/>
+                      <w:bCs/>
+                      <w:sz w:val="28"/>
+                      <w:szCs w:val="28"/>
+                    </w:rPr>
+                    <w:t>Predicted</w:t>
+                  </w:r>
+                  <w:r>
+                    <w:rPr>
+                      <w:rFonts w:asciiTheme="minorHAnsi" w:hAnsiTheme="minorHAnsi" w:cstheme="minorHAnsi"/>
+                      <w:b/>
+                      <w:bCs/>
+                      <w:spacing w:val="8"/>
+                      <w:sz w:val="28"/>
+                      <w:szCs w:val="28"/>
+                    </w:rPr>
+                    <w:t xml:space="preserve"> </w:t>
+                  </w:r>
+                  <w:r>
+                    <w:rPr>
+                      <w:rFonts w:asciiTheme="minorHAnsi" w:hAnsiTheme="minorHAnsi" w:cstheme="minorHAnsi"/>
+                      <w:b/>
+                      <w:bCs/>
+                      <w:sz w:val="28"/>
+                      <w:szCs w:val="28"/>
+                    </w:rPr>
+                    <w:t>Positive</w:t>
+                  </w:r>
+                </w:p>
+              </w:tc>
+              <w:tc>
+                <w:tcPr>
+                  <w:tcW w:w="0" w:type="auto"/>
+                  <w:vAlign w:val="center"/>
+                </w:tcPr>
+                <w:p>
+                  <w:pPr>
+                    <w:pStyle w:val="TableParagraph"/>
+                    <w:spacing w:before="0"/>
+                    <w:ind w:left="0"/>
+                    <w:jc w:val="center"/>
+                    <w:rPr>
+                      <w:rFonts w:asciiTheme="minorHAnsi" w:hAnsiTheme="minorHAnsi" w:cstheme="minorHAnsi"/>
+                      <w:b/>
+                      <w:bCs/>
+                      <w:sz w:val="28"/>
+                      <w:szCs w:val="28"/>
+                    </w:rPr>
+                  </w:pPr>
+                  <w:r>
+                    <w:rPr>
+                      <w:rFonts w:asciiTheme="minorHAnsi" w:hAnsiTheme="minorHAnsi" w:cstheme="minorHAnsi"/>
+                      <w:b/>
+                      <w:bCs/>
+                      <w:sz w:val="28"/>
+                      <w:szCs w:val="28"/>
+                    </w:rPr>
+                    <w:t>8</w:t>
+                  </w:r>
+                </w:p>
+              </w:tc>
+              <w:tc>
+                <w:tcPr>
+                  <w:tcW w:w="0" w:type="auto"/>
+                  <w:vAlign w:val="center"/>
+                </w:tcPr>
+                <w:p>
+                  <w:pPr>
+                    <w:pStyle w:val="TableParagraph"/>
+                    <w:spacing w:before="0"/>
+                    <w:ind w:left="0"/>
+                    <w:jc w:val="center"/>
+                    <w:rPr>
+                      <w:rFonts w:asciiTheme="minorHAnsi" w:hAnsiTheme="minorHAnsi" w:cstheme="minorHAnsi"/>
+                      <w:b/>
+                      <w:bCs/>
+                      <w:sz w:val="28"/>
+                      <w:szCs w:val="28"/>
+                    </w:rPr>
+                  </w:pPr>
+                  <w:r>
+                    <w:rPr>
+                      <w:rFonts w:asciiTheme="minorHAnsi" w:hAnsiTheme="minorHAnsi" w:cstheme="minorHAnsi"/>
+                      <w:b/>
+                      <w:bCs/>
+                      <w:sz w:val="28"/>
+                      <w:szCs w:val="28"/>
+                    </w:rPr>
+                    <w:t>3</w:t>
+                  </w:r>
+                </w:p>
+              </w:tc>
+            </w:tr>
+            <w:tr>
+              <w:tc>
+                <w:tcPr>
+                  <w:tcW w:w="0" w:type="auto"/>
+                  <w:vAlign w:val="center"/>
+                </w:tcPr>
+                <w:p>
+                  <w:pPr>
+                    <w:pStyle w:val="TableParagraph"/>
+                    <w:spacing w:before="0"/>
+                    <w:ind w:left="0"/>
+                    <w:jc w:val="center"/>
+                    <w:rPr>
+                      <w:rFonts w:asciiTheme="minorHAnsi" w:hAnsiTheme="minorHAnsi" w:cstheme="minorHAnsi"/>
+                      <w:b/>
+                      <w:bCs/>
+                      <w:sz w:val="28"/>
+                      <w:szCs w:val="28"/>
+                    </w:rPr>
+                  </w:pPr>
+                  <w:r>
+                    <w:rPr>
+                      <w:rFonts w:asciiTheme="minorHAnsi" w:hAnsiTheme="minorHAnsi" w:cstheme="minorHAnsi"/>
+                      <w:b/>
+                      <w:bCs/>
+                      <w:sz w:val="28"/>
+                      <w:szCs w:val="28"/>
+                    </w:rPr>
+                    <w:t>Predicted</w:t>
+                  </w:r>
+                  <w:r>
+                    <w:rPr>
+                      <w:rFonts w:asciiTheme="minorHAnsi" w:hAnsiTheme="minorHAnsi" w:cstheme="minorHAnsi"/>
+                      <w:b/>
+                      <w:bCs/>
+                      <w:spacing w:val="11"/>
+                      <w:sz w:val="28"/>
+                      <w:szCs w:val="28"/>
+                    </w:rPr>
+                    <w:t xml:space="preserve"> </w:t>
+                  </w:r>
+                  <w:r>
+                    <w:rPr>
+                      <w:rFonts w:asciiTheme="minorHAnsi" w:hAnsiTheme="minorHAnsi" w:cstheme="minorHAnsi"/>
+                      <w:b/>
+                      <w:bCs/>
+                      <w:sz w:val="28"/>
+                      <w:szCs w:val="28"/>
+                    </w:rPr>
+                    <w:t>Negative</w:t>
+                  </w:r>
+                </w:p>
+              </w:tc>
+              <w:tc>
+                <w:tcPr>
+                  <w:tcW w:w="0" w:type="auto"/>
+                  <w:vAlign w:val="center"/>
+                </w:tcPr>
+                <w:p>
+                  <w:pPr>
+                    <w:pStyle w:val="TableParagraph"/>
+                    <w:spacing w:before="0"/>
+                    <w:ind w:left="0"/>
+                    <w:jc w:val="center"/>
+                    <w:rPr>
+                      <w:rFonts w:asciiTheme="minorHAnsi" w:hAnsiTheme="minorHAnsi" w:cstheme="minorHAnsi"/>
+                      <w:b/>
+                      <w:bCs/>
+                      <w:sz w:val="28"/>
+                      <w:szCs w:val="28"/>
+                    </w:rPr>
+                  </w:pPr>
+                  <w:r>
+                    <w:rPr>
+                      <w:rFonts w:asciiTheme="minorHAnsi" w:hAnsiTheme="minorHAnsi" w:cstheme="minorHAnsi"/>
+                      <w:b/>
+                      <w:bCs/>
+                      <w:sz w:val="28"/>
+                      <w:szCs w:val="28"/>
+                    </w:rPr>
+                    <w:t>2</w:t>
+                  </w:r>
+                </w:p>
+              </w:tc>
+              <w:tc>
+                <w:tcPr>
+                  <w:tcW w:w="0" w:type="auto"/>
+                  <w:vAlign w:val="center"/>
+                </w:tcPr>
+                <w:p>
+                  <w:pPr>
+                    <w:pStyle w:val="TableParagraph"/>
+                    <w:spacing w:before="0"/>
+                    <w:ind w:left="0"/>
+                    <w:jc w:val="center"/>
+                    <w:rPr>
+                      <w:rFonts w:asciiTheme="minorHAnsi" w:hAnsiTheme="minorHAnsi" w:cstheme="minorHAnsi"/>
+                      <w:b/>
+                      <w:bCs/>
+                      <w:sz w:val="28"/>
+                      <w:szCs w:val="28"/>
+                    </w:rPr>
+                  </w:pPr>
+                  <w:r>
+                    <w:rPr>
+                      <w:rFonts w:asciiTheme="minorHAnsi" w:hAnsiTheme="minorHAnsi" w:cstheme="minorHAnsi"/>
+                      <w:b/>
+                      <w:bCs/>
+                      <w:sz w:val="28"/>
+                      <w:szCs w:val="28"/>
+                    </w:rPr>
+                    <w:t>7</w:t>
+                  </w:r>
+                </w:p>
+              </w:tc>
+            </w:tr>
+          </w:tbl>
+          <w:p>
+            <w:pPr>
+              <w:pStyle w:val="TableParagraph"/>
               <w:spacing w:before="0"/>
-              <w:ind w:left="0"/>
+              <w:ind w:left="720"/>
               <w:rPr>
                 <w:rFonts w:asciiTheme="minorHAnsi" w:hAnsiTheme="minorHAnsi" w:cstheme="minorHAnsi"/>
                 <w:b/>
@@ -341,6 +712,26 @@
                 <w:szCs w:val="28"/>
               </w:rPr>
             </w:pPr>
+            <w:r>
+              <w:rPr>
+                <w:rFonts w:asciiTheme="minorHAnsi" w:hAnsiTheme="minorHAnsi" w:cstheme="minorHAnsi"/>
+                <w:b/>
+                <w:bCs/>
+                <w:sz w:val="28"/>
+                <w:szCs w:val="28"/>
+              </w:rPr>
+              <w:t>Describe various Accuracy Measures for Classificatio</w:t>
+            </w:r>
+            <w:r>
+              <w:rPr>
+                <w:rFonts w:asciiTheme="minorHAnsi" w:hAnsiTheme="minorHAnsi" w:cstheme="minorHAnsi"/>
+                <w:b/>
+                <w:bCs/>
+                <w:sz w:val="28"/>
+                <w:szCs w:val="28"/>
+              </w:rPr>
+              <w:t>n.</w:t>
+            </w:r>
           </w:p>
         </w:tc>
       </w:tr>
@@ -513,29 +904,7 @@
                 <w:sz w:val="28"/>
                 <w:szCs w:val="28"/>
               </w:rPr>
-              <w:t>Ans.</w:t>
-            </w:r>
-            <w:r>
-              <w:rPr>
-                <w:rFonts w:asciiTheme="minorHAnsi" w:hAnsiTheme="minorHAnsi" w:cstheme="minorHAnsi"/>
-                <w:b/>
-                <w:bCs/>
-                <w:color w:val="FF0000"/>
-                <w:sz w:val="28"/>
-                <w:szCs w:val="28"/>
-              </w:rPr>
-              <w:t>3</w:t>
-            </w:r>
-            <w:r>
-              <w:rPr>
-                <w:rFonts w:asciiTheme="minorHAnsi" w:hAnsiTheme="minorHAnsi" w:cstheme="minorHAnsi"/>
-                <w:b/>
-                <w:bCs/>
-                <w:color w:val="FF0000"/>
-                <w:sz w:val="28"/>
-                <w:szCs w:val="28"/>
-              </w:rPr>
-              <w:t>)</w:t>
+              <w:t>Ans.3)</w:t>
             </w:r>
           </w:p>
         </w:tc>
@@ -640,6 +1009,16 @@
                 <w:szCs w:val="28"/>
               </w:rPr>
             </w:pPr>
+            <w:r>
+              <w:rPr>
+                <w:rFonts w:asciiTheme="minorHAnsi" w:hAnsiTheme="minorHAnsi" w:cstheme="minorHAnsi"/>
+                <w:b/>
+                <w:bCs/>
+                <w:sz w:val="28"/>
+                <w:szCs w:val="28"/>
+              </w:rPr>
+              <w:t>What is ROC?</w:t>
+            </w:r>
           </w:p>
         </w:tc>
       </w:tr>
@@ -673,29 +1052,7 @@
                 <w:sz w:val="28"/>
                 <w:szCs w:val="28"/>
               </w:rPr>
-              <w:t>Ans.</w:t>
-            </w:r>
-            <w:r>
-              <w:rPr>
-                <w:rFonts w:asciiTheme="minorHAnsi" w:hAnsiTheme="minorHAnsi" w:cstheme="minorHAnsi"/>
-                <w:b/>
-                <w:bCs/>
-                <w:color w:val="FF0000"/>
-                <w:sz w:val="28"/>
-                <w:szCs w:val="28"/>
-              </w:rPr>
-              <w:t>4</w:t>
-            </w:r>
-            <w:r>
-              <w:rPr>
-                <w:rFonts w:asciiTheme="minorHAnsi" w:hAnsiTheme="minorHAnsi" w:cstheme="minorHAnsi"/>
-                <w:b/>
-                <w:bCs/>
-                <w:color w:val="FF0000"/>
-                <w:sz w:val="28"/>
-                <w:szCs w:val="28"/>
-              </w:rPr>
-              <w:t>)</w:t>
+              <w:t>Ans.4)</w:t>
             </w:r>
           </w:p>
         </w:tc>
@@ -803,6 +1160,16 @@
                 <w:szCs w:val="28"/>
               </w:rPr>
             </w:pPr>
+            <w:r>
+              <w:rPr>
+                <w:rFonts w:asciiTheme="minorHAnsi" w:hAnsiTheme="minorHAnsi" w:cstheme="minorHAnsi"/>
+                <w:b/>
+                <w:bCs/>
+                <w:sz w:val="28"/>
+                <w:szCs w:val="28"/>
+              </w:rPr>
+              <w:t>How to select a Threshold using ROC?</w:t>
+            </w:r>
           </w:p>
         </w:tc>
       </w:tr>
@@ -837,29 +1204,7 @@
                 <w:sz w:val="28"/>
                 <w:szCs w:val="28"/>
               </w:rPr>
-              <w:t>Ans.</w:t>
-            </w:r>
-            <w:r>
-              <w:rPr>
-                <w:rFonts w:asciiTheme="minorHAnsi" w:hAnsiTheme="minorHAnsi" w:cstheme="minorHAnsi"/>
-                <w:b/>
-                <w:bCs/>
-                <w:color w:val="FF0000"/>
-                <w:sz w:val="28"/>
-                <w:szCs w:val="28"/>
-              </w:rPr>
-              <w:t>5</w:t>
-            </w:r>
-            <w:r>
-              <w:rPr>
-                <w:rFonts w:asciiTheme="minorHAnsi" w:hAnsiTheme="minorHAnsi" w:cstheme="minorHAnsi"/>
-                <w:b/>
-                <w:bCs/>
-                <w:color w:val="FF0000"/>
-                <w:sz w:val="28"/>
-                <w:szCs w:val="28"/>
-              </w:rPr>
-              <w:t>)</w:t>
+              <w:t>Ans.5)</w:t>
             </w:r>
           </w:p>
         </w:tc>
@@ -965,6 +1310,16 @@
                 <w:szCs w:val="28"/>
               </w:rPr>
             </w:pPr>
+            <w:r>
+              <w:rPr>
+                <w:rFonts w:asciiTheme="minorHAnsi" w:hAnsiTheme="minorHAnsi" w:cstheme="minorHAnsi"/>
+                <w:b/>
+                <w:bCs/>
+                <w:sz w:val="28"/>
+                <w:szCs w:val="28"/>
+              </w:rPr>
+              <w:t>Differentiate between Sensitivity and Specificity parameters for checking the type of error.</w:t>
+            </w:r>
           </w:p>
         </w:tc>
       </w:tr>
@@ -998,29 +1353,7 @@
                 <w:sz w:val="28"/>
                 <w:szCs w:val="28"/>
               </w:rPr>
-              <w:t>Ans.</w:t>
-            </w:r>
-            <w:r>
-              <w:rPr>
-                <w:rFonts w:asciiTheme="minorHAnsi" w:hAnsiTheme="minorHAnsi" w:cstheme="minorHAnsi"/>
-                <w:b/>
-                <w:bCs/>
-                <w:color w:val="FF0000"/>
-                <w:sz w:val="28"/>
-                <w:szCs w:val="28"/>
-              </w:rPr>
-              <w:t>6</w:t>
-            </w:r>
-            <w:r>
-              <w:rPr>
-                <w:rFonts w:asciiTheme="minorHAnsi" w:hAnsiTheme="minorHAnsi" w:cstheme="minorHAnsi"/>
-                <w:b/>
-                <w:bCs/>
-                <w:color w:val="FF0000"/>
-                <w:sz w:val="28"/>
-                <w:szCs w:val="28"/>
-              </w:rPr>
-              <w:t>)</w:t>
+              <w:t>Ans.6)</w:t>
             </w:r>
           </w:p>
         </w:tc>
@@ -1128,6 +1461,26 @@
                 <w:szCs w:val="28"/>
               </w:rPr>
             </w:pPr>
+            <w:r>
+              <w:rPr>
+                <w:rFonts w:asciiTheme="minorHAnsi" w:hAnsiTheme="minorHAnsi" w:cstheme="minorHAnsi"/>
+                <w:b/>
+                <w:bCs/>
+                <w:sz w:val="28"/>
+                <w:szCs w:val="28"/>
+              </w:rPr>
+              <w:t>How to select Threshold value on ROC curve</w:t>
+            </w:r>
+            <w:r>
+              <w:rPr>
+                <w:rFonts w:asciiTheme="minorHAnsi" w:hAnsiTheme="minorHAnsi" w:cstheme="minorHAnsi"/>
+                <w:b/>
+                <w:bCs/>
+                <w:sz w:val="28"/>
+                <w:szCs w:val="28"/>
+              </w:rPr>
+              <w:t>.</w:t>
+            </w:r>
           </w:p>
         </w:tc>
       </w:tr>
@@ -1162,29 +1515,7 @@
                 <w:sz w:val="28"/>
                 <w:szCs w:val="28"/>
               </w:rPr>
-              <w:t>Ans.</w:t>
-            </w:r>
-            <w:r>
-              <w:rPr>
-                <w:rFonts w:asciiTheme="minorHAnsi" w:hAnsiTheme="minorHAnsi" w:cstheme="minorHAnsi"/>
-                <w:b/>
-                <w:bCs/>
-                <w:color w:val="FF0000"/>
-                <w:sz w:val="28"/>
-                <w:szCs w:val="28"/>
-              </w:rPr>
-              <w:t>7</w:t>
-            </w:r>
-            <w:r>
-              <w:rPr>
-                <w:rFonts w:asciiTheme="minorHAnsi" w:hAnsiTheme="minorHAnsi" w:cstheme="minorHAnsi"/>
-                <w:b/>
-                <w:bCs/>
-                <w:color w:val="FF0000"/>
-                <w:sz w:val="28"/>
-                <w:szCs w:val="28"/>
-              </w:rPr>
-              <w:t>)</w:t>
+              <w:t>Ans.7)</w:t>
             </w:r>
           </w:p>
         </w:tc>
@@ -1290,6 +1621,16 @@
                 <w:szCs w:val="28"/>
               </w:rPr>
             </w:pPr>
+            <w:r>
+              <w:rPr>
+                <w:rFonts w:asciiTheme="minorHAnsi" w:hAnsiTheme="minorHAnsi" w:cstheme="minorHAnsi"/>
+                <w:b/>
+                <w:bCs/>
+                <w:sz w:val="28"/>
+                <w:szCs w:val="28"/>
+              </w:rPr>
+              <w:t>Give the First-order regression equation and second order linear model.</w:t>
+            </w:r>
           </w:p>
         </w:tc>
       </w:tr>
@@ -1323,29 +1664,7 @@
                 <w:sz w:val="28"/>
                 <w:szCs w:val="28"/>
               </w:rPr>
-              <w:t>Ans.</w:t>
-            </w:r>
-            <w:r>
-              <w:rPr>
-                <w:rFonts w:asciiTheme="minorHAnsi" w:hAnsiTheme="minorHAnsi" w:cstheme="minorHAnsi"/>
-                <w:b/>
-                <w:bCs/>
-                <w:color w:val="FF0000"/>
-                <w:sz w:val="28"/>
-                <w:szCs w:val="28"/>
-              </w:rPr>
-              <w:t>8</w:t>
-            </w:r>
-            <w:r>
-              <w:rPr>
-                <w:rFonts w:asciiTheme="minorHAnsi" w:hAnsiTheme="minorHAnsi" w:cstheme="minorHAnsi"/>
-                <w:b/>
-                <w:bCs/>
-                <w:color w:val="FF0000"/>
-                <w:sz w:val="28"/>
-                <w:szCs w:val="28"/>
-              </w:rPr>
-              <w:t>)</w:t>
+              <w:t>Ans.8)</w:t>
             </w:r>
           </w:p>
         </w:tc>
@@ -1417,6 +1736,7 @@
                 <w:rFonts w:asciiTheme="minorHAnsi" w:hAnsiTheme="minorHAnsi" w:cstheme="minorHAnsi"/>
                 <w:b/>
                 <w:bCs/>
+                <w:color w:val="FF0000"/>
                 <w:sz w:val="28"/>
                 <w:szCs w:val="28"/>
               </w:rPr>
@@ -1450,6 +1770,16 @@
                 <w:szCs w:val="28"/>
               </w:rPr>
             </w:pPr>
+            <w:r>
+              <w:rPr>
+                <w:rFonts w:asciiTheme="minorHAnsi" w:hAnsiTheme="minorHAnsi" w:cstheme="minorHAnsi"/>
+                <w:b/>
+                <w:bCs/>
+                <w:sz w:val="28"/>
+                <w:szCs w:val="28"/>
+              </w:rPr>
+              <w:t>Explain in detail the effect -Interaction of the independent variable to the regression model.</w:t>
+            </w:r>
           </w:p>
         </w:tc>
       </w:tr>
@@ -1470,6 +1800,7 @@
                 <w:rFonts w:asciiTheme="minorHAnsi" w:hAnsiTheme="minorHAnsi" w:cstheme="minorHAnsi"/>
                 <w:b/>
                 <w:bCs/>
+                <w:color w:val="FF0000"/>
                 <w:sz w:val="28"/>
                 <w:szCs w:val="28"/>
               </w:rPr>
@@ -1483,29 +1814,7 @@
                 <w:sz w:val="28"/>
                 <w:szCs w:val="28"/>
               </w:rPr>
-              <w:t>Ans.</w:t>
-            </w:r>
-            <w:r>
-              <w:rPr>
-                <w:rFonts w:asciiTheme="minorHAnsi" w:hAnsiTheme="minorHAnsi" w:cstheme="minorHAnsi"/>
-                <w:b/>
-                <w:bCs/>
-                <w:color w:val="FF0000"/>
-                <w:sz w:val="28"/>
-                <w:szCs w:val="28"/>
-              </w:rPr>
-              <w:t>9</w:t>
-            </w:r>
-            <w:r>
-              <w:rPr>
-                <w:rFonts w:asciiTheme="minorHAnsi" w:hAnsiTheme="minorHAnsi" w:cstheme="minorHAnsi"/>
-                <w:b/>
-                <w:bCs/>
-                <w:color w:val="FF0000"/>
-                <w:sz w:val="28"/>
-                <w:szCs w:val="28"/>
-              </w:rPr>
-              <w:t>)</w:t>
+              <w:t>Ans.9)</w:t>
             </w:r>
           </w:p>
         </w:tc>
@@ -1528,1429 +1837,11 @@
     </w:tbl>
     <w:p>
       <w:pPr>
-        <w:pStyle w:val="TableParagraph"/>
-        <w:ind w:left="1"/>
-        <w:jc w:val="center"/>
         <w:rPr>
           <w:rFonts w:asciiTheme="minorHAnsi" w:hAnsiTheme="minorHAnsi" w:cstheme="minorHAnsi"/>
-          <w:b/>
-          <w:bCs/>
-          <w:sz w:val="28"/>
-          <w:szCs w:val="28"/>
         </w:rPr>
-        <w:sectPr>
-          <w:pgSz w:w="11913" w:h="13041"/>
-          <w:pgMar w:top="142" w:right="573" w:bottom="278" w:left="697" w:header="720" w:footer="720" w:gutter="0"/>
-          <w:cols w:space="720"/>
-        </w:sectPr>
       </w:pPr>
     </w:p>
-    <w:tbl>
-      <w:tblPr>
-        <w:tblW w:w="11340" w:type="dxa"/>
-        <w:tblInd w:w="-562" w:type="dxa"/>
-        <w:tblLayout w:type="fixed"/>
-        <w:tblCellMar>
-          <w:left w:w="0" w:type="dxa"/>
-          <w:right w:w="0" w:type="dxa"/>
-        </w:tblCellMar>
-        <w:tblLook w:val="01E0" w:firstRow="1" w:lastRow="1" w:firstColumn="1" w:lastColumn="1" w:noHBand="0" w:noVBand="0"/>
-      </w:tblPr>
-      <w:tblGrid>
-        <w:gridCol w:w="993"/>
-        <w:gridCol w:w="10347"/>
-      </w:tblGrid>
-      <w:tr>
-        <w:trPr>
-          <w:trHeight w:val="20"/>
-        </w:trPr>
-        <w:tc>
-          <w:tcPr>
-            <w:tcW w:w="993" w:type="dxa"/>
-          </w:tcPr>
-          <w:p>
-            <w:pPr>
-              <w:pStyle w:val="TableParagraph"/>
-              <w:ind w:left="1"/>
-              <w:jc w:val="center"/>
-              <w:rPr>
-                <w:rFonts w:asciiTheme="minorHAnsi" w:hAnsiTheme="minorHAnsi" w:cstheme="minorHAnsi"/>
-                <w:b/>
-                <w:bCs/>
-                <w:sz w:val="28"/>
-                <w:szCs w:val="28"/>
-              </w:rPr>
-            </w:pPr>
-            <w:r>
-              <w:rPr>
-                <w:rFonts w:asciiTheme="minorHAnsi" w:hAnsiTheme="minorHAnsi" w:cstheme="minorHAnsi"/>
-                <w:b/>
-                <w:bCs/>
-                <w:sz w:val="28"/>
-                <w:szCs w:val="28"/>
-              </w:rPr>
-              <w:lastRenderedPageBreak/>
-              <w:t>10</w:t>
-            </w:r>
-          </w:p>
-        </w:tc>
-        <w:tc>
-          <w:tcPr>
-            <w:tcW w:w="10347" w:type="dxa"/>
-          </w:tcPr>
-          <w:p>
-            <w:pPr>
-              <w:pStyle w:val="TableParagraph"/>
-              <w:ind w:left="0"/>
-              <w:rPr>
-                <w:rFonts w:asciiTheme="minorHAnsi" w:hAnsiTheme="minorHAnsi" w:cstheme="minorHAnsi"/>
-                <w:b/>
-                <w:bCs/>
-                <w:sz w:val="28"/>
-                <w:szCs w:val="28"/>
-              </w:rPr>
-            </w:pPr>
-          </w:p>
-        </w:tc>
-      </w:tr>
-      <w:tr>
-        <w:trPr>
-          <w:trHeight w:val="20"/>
-        </w:trPr>
-        <w:tc>
-          <w:tcPr>
-            <w:tcW w:w="993" w:type="dxa"/>
-          </w:tcPr>
-          <w:p>
-            <w:pPr>
-              <w:pStyle w:val="TableParagraph"/>
-              <w:ind w:left="1"/>
-              <w:jc w:val="center"/>
-              <w:rPr>
-                <w:rFonts w:asciiTheme="minorHAnsi" w:hAnsiTheme="minorHAnsi" w:cstheme="minorHAnsi"/>
-                <w:b/>
-                <w:bCs/>
-                <w:sz w:val="28"/>
-                <w:szCs w:val="28"/>
-              </w:rPr>
-            </w:pPr>
-            <w:r>
-              <w:rPr>
-                <w:rFonts w:asciiTheme="minorHAnsi" w:hAnsiTheme="minorHAnsi" w:cstheme="minorHAnsi"/>
-                <w:b/>
-                <w:bCs/>
-                <w:color w:val="FF0000"/>
-                <w:sz w:val="28"/>
-                <w:szCs w:val="28"/>
-              </w:rPr>
-              <w:t>Ans.</w:t>
-            </w:r>
-            <w:r>
-              <w:rPr>
-                <w:rFonts w:asciiTheme="minorHAnsi" w:hAnsiTheme="minorHAnsi" w:cstheme="minorHAnsi"/>
-                <w:b/>
-                <w:bCs/>
-                <w:color w:val="FF0000"/>
-                <w:sz w:val="28"/>
-                <w:szCs w:val="28"/>
-              </w:rPr>
-              <w:t>10</w:t>
-            </w:r>
-            <w:r>
-              <w:rPr>
-                <w:rFonts w:asciiTheme="minorHAnsi" w:hAnsiTheme="minorHAnsi" w:cstheme="minorHAnsi"/>
-                <w:b/>
-                <w:bCs/>
-                <w:color w:val="FF0000"/>
-                <w:sz w:val="28"/>
-                <w:szCs w:val="28"/>
-              </w:rPr>
-              <w:t>)</w:t>
-            </w:r>
-          </w:p>
-        </w:tc>
-        <w:tc>
-          <w:tcPr>
-            <w:tcW w:w="10347" w:type="dxa"/>
-          </w:tcPr>
-          <w:p>
-            <w:pPr>
-              <w:pStyle w:val="TableParagraph"/>
-              <w:rPr>
-                <w:rFonts w:asciiTheme="minorHAnsi" w:hAnsiTheme="minorHAnsi" w:cstheme="minorHAnsi"/>
-                <w:sz w:val="28"/>
-                <w:szCs w:val="28"/>
-              </w:rPr>
-            </w:pPr>
-          </w:p>
-        </w:tc>
-      </w:tr>
-    </w:tbl>
-    <w:p>
-      <w:pPr>
-        <w:pStyle w:val="TableParagraph"/>
-        <w:ind w:left="1"/>
-        <w:jc w:val="center"/>
-        <w:rPr>
-          <w:rFonts w:asciiTheme="minorHAnsi" w:hAnsiTheme="minorHAnsi" w:cstheme="minorHAnsi"/>
-          <w:b/>
-          <w:bCs/>
-          <w:sz w:val="28"/>
-          <w:szCs w:val="28"/>
-        </w:rPr>
-        <w:sectPr>
-          <w:pgSz w:w="11913" w:h="14175"/>
-          <w:pgMar w:top="142" w:right="573" w:bottom="278" w:left="697" w:header="720" w:footer="720" w:gutter="0"/>
-          <w:cols w:space="720"/>
-        </w:sectPr>
-      </w:pPr>
-    </w:p>
-    <w:tbl>
-      <w:tblPr>
-        <w:tblW w:w="11340" w:type="dxa"/>
-        <w:tblInd w:w="-562" w:type="dxa"/>
-        <w:tblLayout w:type="fixed"/>
-        <w:tblCellMar>
-          <w:left w:w="0" w:type="dxa"/>
-          <w:right w:w="0" w:type="dxa"/>
-        </w:tblCellMar>
-        <w:tblLook w:val="01E0" w:firstRow="1" w:lastRow="1" w:firstColumn="1" w:lastColumn="1" w:noHBand="0" w:noVBand="0"/>
-      </w:tblPr>
-      <w:tblGrid>
-        <w:gridCol w:w="993"/>
-        <w:gridCol w:w="10347"/>
-      </w:tblGrid>
-      <w:tr>
-        <w:trPr>
-          <w:trHeight w:val="20"/>
-        </w:trPr>
-        <w:tc>
-          <w:tcPr>
-            <w:tcW w:w="993" w:type="dxa"/>
-          </w:tcPr>
-          <w:p>
-            <w:pPr>
-              <w:pStyle w:val="TableParagraph"/>
-              <w:ind w:left="1"/>
-              <w:jc w:val="center"/>
-              <w:rPr>
-                <w:rFonts w:asciiTheme="minorHAnsi" w:hAnsiTheme="minorHAnsi" w:cstheme="minorHAnsi"/>
-                <w:b/>
-                <w:bCs/>
-                <w:sz w:val="28"/>
-                <w:szCs w:val="28"/>
-              </w:rPr>
-            </w:pPr>
-            <w:r>
-              <w:rPr>
-                <w:rFonts w:asciiTheme="minorHAnsi" w:hAnsiTheme="minorHAnsi" w:cstheme="minorHAnsi"/>
-                <w:b/>
-                <w:bCs/>
-                <w:sz w:val="28"/>
-                <w:szCs w:val="28"/>
-              </w:rPr>
-              <w:lastRenderedPageBreak/>
-              <w:t>11</w:t>
-            </w:r>
-          </w:p>
-        </w:tc>
-        <w:tc>
-          <w:tcPr>
-            <w:tcW w:w="10347" w:type="dxa"/>
-          </w:tcPr>
-          <w:p>
-            <w:pPr>
-              <w:pStyle w:val="TableParagraph"/>
-              <w:ind w:left="0"/>
-              <w:rPr>
-                <w:rFonts w:asciiTheme="minorHAnsi" w:hAnsiTheme="minorHAnsi" w:cstheme="minorHAnsi"/>
-                <w:b/>
-                <w:bCs/>
-                <w:sz w:val="28"/>
-                <w:szCs w:val="28"/>
-              </w:rPr>
-            </w:pPr>
-          </w:p>
-        </w:tc>
-      </w:tr>
-      <w:tr>
-        <w:trPr>
-          <w:trHeight w:val="20"/>
-        </w:trPr>
-        <w:tc>
-          <w:tcPr>
-            <w:tcW w:w="993" w:type="dxa"/>
-          </w:tcPr>
-          <w:p>
-            <w:pPr>
-              <w:pStyle w:val="TableParagraph"/>
-              <w:ind w:left="1"/>
-              <w:jc w:val="center"/>
-              <w:rPr>
-                <w:rFonts w:asciiTheme="minorHAnsi" w:hAnsiTheme="minorHAnsi" w:cstheme="minorHAnsi"/>
-                <w:b/>
-                <w:bCs/>
-                <w:sz w:val="28"/>
-                <w:szCs w:val="28"/>
-              </w:rPr>
-            </w:pPr>
-            <w:r>
-              <w:rPr>
-                <w:rFonts w:asciiTheme="minorHAnsi" w:hAnsiTheme="minorHAnsi" w:cstheme="minorHAnsi"/>
-                <w:b/>
-                <w:bCs/>
-                <w:color w:val="FF0000"/>
-                <w:sz w:val="28"/>
-                <w:szCs w:val="28"/>
-              </w:rPr>
-              <w:t>Ans.</w:t>
-            </w:r>
-            <w:r>
-              <w:rPr>
-                <w:rFonts w:asciiTheme="minorHAnsi" w:hAnsiTheme="minorHAnsi" w:cstheme="minorHAnsi"/>
-                <w:b/>
-                <w:bCs/>
-                <w:color w:val="FF0000"/>
-                <w:sz w:val="28"/>
-                <w:szCs w:val="28"/>
-              </w:rPr>
-              <w:t>11</w:t>
-            </w:r>
-            <w:r>
-              <w:rPr>
-                <w:rFonts w:asciiTheme="minorHAnsi" w:hAnsiTheme="minorHAnsi" w:cstheme="minorHAnsi"/>
-                <w:b/>
-                <w:bCs/>
-                <w:color w:val="FF0000"/>
-                <w:sz w:val="28"/>
-                <w:szCs w:val="28"/>
-              </w:rPr>
-              <w:t>)</w:t>
-            </w:r>
-          </w:p>
-        </w:tc>
-        <w:tc>
-          <w:tcPr>
-            <w:tcW w:w="10347" w:type="dxa"/>
-          </w:tcPr>
-          <w:p>
-            <w:pPr>
-              <w:pStyle w:val="TableParagraph"/>
-              <w:rPr>
-                <w:rFonts w:asciiTheme="minorHAnsi" w:hAnsiTheme="minorHAnsi" w:cstheme="minorHAnsi"/>
-                <w:sz w:val="28"/>
-                <w:szCs w:val="28"/>
-              </w:rPr>
-            </w:pPr>
-          </w:p>
-        </w:tc>
-      </w:tr>
-    </w:tbl>
-    <w:p>
-      <w:pPr>
-        <w:pStyle w:val="TableParagraph"/>
-        <w:ind w:left="1"/>
-        <w:jc w:val="center"/>
-        <w:rPr>
-          <w:b/>
-          <w:bCs/>
-          <w:sz w:val="28"/>
-          <w:szCs w:val="28"/>
-        </w:rPr>
-        <w:sectPr>
-          <w:pgSz w:w="11913" w:h="10773"/>
-          <w:pgMar w:top="142" w:right="573" w:bottom="278" w:left="697" w:header="720" w:footer="720" w:gutter="0"/>
-          <w:cols w:space="720"/>
-        </w:sectPr>
-      </w:pPr>
-    </w:p>
-    <w:tbl>
-      <w:tblPr>
-        <w:tblW w:w="11340" w:type="dxa"/>
-        <w:tblInd w:w="-562" w:type="dxa"/>
-        <w:tblLayout w:type="fixed"/>
-        <w:tblCellMar>
-          <w:left w:w="0" w:type="dxa"/>
-          <w:right w:w="0" w:type="dxa"/>
-        </w:tblCellMar>
-        <w:tblLook w:val="01E0" w:firstRow="1" w:lastRow="1" w:firstColumn="1" w:lastColumn="1" w:noHBand="0" w:noVBand="0"/>
-      </w:tblPr>
-      <w:tblGrid>
-        <w:gridCol w:w="993"/>
-        <w:gridCol w:w="10347"/>
-      </w:tblGrid>
-      <w:tr>
-        <w:trPr>
-          <w:trHeight w:val="20"/>
-        </w:trPr>
-        <w:tc>
-          <w:tcPr>
-            <w:tcW w:w="993" w:type="dxa"/>
-          </w:tcPr>
-          <w:p>
-            <w:pPr>
-              <w:pStyle w:val="TableParagraph"/>
-              <w:ind w:left="1"/>
-              <w:jc w:val="center"/>
-              <w:rPr>
-                <w:rFonts w:asciiTheme="minorHAnsi" w:hAnsiTheme="minorHAnsi" w:cstheme="minorHAnsi"/>
-                <w:b/>
-                <w:bCs/>
-                <w:color w:val="FF0000"/>
-                <w:sz w:val="28"/>
-                <w:szCs w:val="28"/>
-              </w:rPr>
-            </w:pPr>
-            <w:r>
-              <w:rPr>
-                <w:b/>
-                <w:bCs/>
-                <w:sz w:val="28"/>
-                <w:szCs w:val="28"/>
-              </w:rPr>
-              <w:lastRenderedPageBreak/>
-              <w:t>12</w:t>
-            </w:r>
-          </w:p>
-        </w:tc>
-        <w:tc>
-          <w:tcPr>
-            <w:tcW w:w="10347" w:type="dxa"/>
-          </w:tcPr>
-          <w:p>
-            <w:pPr>
-              <w:pStyle w:val="TableParagraph"/>
-              <w:rPr>
-                <w:rFonts w:asciiTheme="minorHAnsi" w:hAnsiTheme="minorHAnsi" w:cstheme="minorHAnsi"/>
-                <w:sz w:val="28"/>
-                <w:szCs w:val="28"/>
-              </w:rPr>
-            </w:pPr>
-          </w:p>
-        </w:tc>
-      </w:tr>
-      <w:tr>
-        <w:trPr>
-          <w:trHeight w:val="20"/>
-        </w:trPr>
-        <w:tc>
-          <w:tcPr>
-            <w:tcW w:w="993" w:type="dxa"/>
-          </w:tcPr>
-          <w:p>
-            <w:pPr>
-              <w:pStyle w:val="TableParagraph"/>
-              <w:ind w:left="1"/>
-              <w:jc w:val="center"/>
-              <w:rPr>
-                <w:rFonts w:asciiTheme="minorHAnsi" w:hAnsiTheme="minorHAnsi" w:cstheme="minorHAnsi"/>
-                <w:b/>
-                <w:bCs/>
-                <w:color w:val="FF0000"/>
-                <w:sz w:val="28"/>
-                <w:szCs w:val="28"/>
-              </w:rPr>
-            </w:pPr>
-            <w:r>
-              <w:rPr>
-                <w:rFonts w:asciiTheme="minorHAnsi" w:hAnsiTheme="minorHAnsi" w:cstheme="minorHAnsi"/>
-                <w:b/>
-                <w:bCs/>
-                <w:color w:val="FF0000"/>
-                <w:sz w:val="28"/>
-                <w:szCs w:val="28"/>
-              </w:rPr>
-              <w:t>Ans.</w:t>
-            </w:r>
-            <w:r>
-              <w:rPr>
-                <w:rFonts w:asciiTheme="minorHAnsi" w:hAnsiTheme="minorHAnsi" w:cstheme="minorHAnsi"/>
-                <w:b/>
-                <w:bCs/>
-                <w:color w:val="FF0000"/>
-                <w:sz w:val="28"/>
-                <w:szCs w:val="28"/>
-              </w:rPr>
-              <w:t>12</w:t>
-            </w:r>
-            <w:r>
-              <w:rPr>
-                <w:rFonts w:asciiTheme="minorHAnsi" w:hAnsiTheme="minorHAnsi" w:cstheme="minorHAnsi"/>
-                <w:b/>
-                <w:bCs/>
-                <w:color w:val="FF0000"/>
-                <w:sz w:val="28"/>
-                <w:szCs w:val="28"/>
-              </w:rPr>
-              <w:t>)</w:t>
-            </w:r>
-          </w:p>
-        </w:tc>
-        <w:tc>
-          <w:tcPr>
-            <w:tcW w:w="10347" w:type="dxa"/>
-          </w:tcPr>
-          <w:p>
-            <w:pPr>
-              <w:pStyle w:val="TableParagraph"/>
-              <w:rPr>
-                <w:rFonts w:asciiTheme="minorHAnsi" w:hAnsiTheme="minorHAnsi" w:cstheme="minorHAnsi"/>
-                <w:sz w:val="28"/>
-                <w:szCs w:val="28"/>
-              </w:rPr>
-            </w:pPr>
-          </w:p>
-        </w:tc>
-      </w:tr>
-    </w:tbl>
-    <w:p>
-      <w:pPr>
-        <w:pStyle w:val="TableParagraph"/>
-        <w:ind w:left="1"/>
-        <w:jc w:val="center"/>
-        <w:rPr>
-          <w:sz w:val="28"/>
-          <w:szCs w:val="28"/>
-        </w:rPr>
-        <w:sectPr>
-          <w:pgSz w:w="11913" w:h="20412"/>
-          <w:pgMar w:top="142" w:right="573" w:bottom="278" w:left="697" w:header="720" w:footer="720" w:gutter="0"/>
-          <w:cols w:space="720"/>
-        </w:sectPr>
-      </w:pPr>
-    </w:p>
-    <w:tbl>
-      <w:tblPr>
-        <w:tblW w:w="11340" w:type="dxa"/>
-        <w:tblInd w:w="-562" w:type="dxa"/>
-        <w:tblLayout w:type="fixed"/>
-        <w:tblCellMar>
-          <w:left w:w="0" w:type="dxa"/>
-          <w:right w:w="0" w:type="dxa"/>
-        </w:tblCellMar>
-        <w:tblLook w:val="01E0" w:firstRow="1" w:lastRow="1" w:firstColumn="1" w:lastColumn="1" w:noHBand="0" w:noVBand="0"/>
-      </w:tblPr>
-      <w:tblGrid>
-        <w:gridCol w:w="993"/>
-        <w:gridCol w:w="10347"/>
-      </w:tblGrid>
-      <w:tr>
-        <w:trPr>
-          <w:trHeight w:val="20"/>
-        </w:trPr>
-        <w:tc>
-          <w:tcPr>
-            <w:tcW w:w="993" w:type="dxa"/>
-          </w:tcPr>
-          <w:p>
-            <w:pPr>
-              <w:pStyle w:val="TableParagraph"/>
-              <w:ind w:left="1"/>
-              <w:jc w:val="center"/>
-              <w:rPr>
-                <w:rFonts w:asciiTheme="minorHAnsi" w:hAnsiTheme="minorHAnsi" w:cstheme="minorHAnsi"/>
-                <w:b/>
-                <w:bCs/>
-                <w:color w:val="FF0000"/>
-                <w:sz w:val="28"/>
-                <w:szCs w:val="28"/>
-              </w:rPr>
-            </w:pPr>
-            <w:r>
-              <w:rPr>
-                <w:b/>
-                <w:bCs/>
-                <w:sz w:val="28"/>
-                <w:szCs w:val="28"/>
-              </w:rPr>
-              <w:lastRenderedPageBreak/>
-              <w:t>13</w:t>
-            </w:r>
-          </w:p>
-        </w:tc>
-        <w:tc>
-          <w:tcPr>
-            <w:tcW w:w="10347" w:type="dxa"/>
-          </w:tcPr>
-          <w:p>
-            <w:pPr>
-              <w:pStyle w:val="TableParagraph"/>
-              <w:rPr>
-                <w:rFonts w:asciiTheme="minorHAnsi" w:hAnsiTheme="minorHAnsi" w:cstheme="minorHAnsi"/>
-                <w:b/>
-                <w:bCs/>
-                <w:sz w:val="28"/>
-                <w:szCs w:val="28"/>
-              </w:rPr>
-            </w:pPr>
-          </w:p>
-        </w:tc>
-      </w:tr>
-      <w:tr>
-        <w:trPr>
-          <w:trHeight w:val="20"/>
-        </w:trPr>
-        <w:tc>
-          <w:tcPr>
-            <w:tcW w:w="993" w:type="dxa"/>
-          </w:tcPr>
-          <w:p>
-            <w:pPr>
-              <w:pStyle w:val="TableParagraph"/>
-              <w:ind w:left="1"/>
-              <w:jc w:val="center"/>
-              <w:rPr>
-                <w:rFonts w:asciiTheme="minorHAnsi" w:hAnsiTheme="minorHAnsi" w:cstheme="minorHAnsi"/>
-                <w:b/>
-                <w:bCs/>
-                <w:color w:val="FF0000"/>
-                <w:sz w:val="28"/>
-                <w:szCs w:val="28"/>
-              </w:rPr>
-            </w:pPr>
-            <w:r>
-              <w:rPr>
-                <w:rFonts w:asciiTheme="minorHAnsi" w:hAnsiTheme="minorHAnsi" w:cstheme="minorHAnsi"/>
-                <w:b/>
-                <w:bCs/>
-                <w:color w:val="FF0000"/>
-                <w:sz w:val="28"/>
-                <w:szCs w:val="28"/>
-              </w:rPr>
-              <w:t>Ans.13)</w:t>
-            </w:r>
-          </w:p>
-        </w:tc>
-        <w:tc>
-          <w:tcPr>
-            <w:tcW w:w="10347" w:type="dxa"/>
-          </w:tcPr>
-          <w:p>
-            <w:pPr>
-              <w:pStyle w:val="TableParagraph"/>
-              <w:rPr>
-                <w:rFonts w:asciiTheme="minorHAnsi" w:hAnsiTheme="minorHAnsi" w:cstheme="minorHAnsi"/>
-                <w:sz w:val="28"/>
-                <w:szCs w:val="28"/>
-              </w:rPr>
-            </w:pPr>
-          </w:p>
-        </w:tc>
-      </w:tr>
-    </w:tbl>
-    <w:p>
-      <w:pPr>
-        <w:pStyle w:val="TableParagraph"/>
-        <w:ind w:left="1"/>
-        <w:jc w:val="center"/>
-        <w:rPr>
-          <w:sz w:val="28"/>
-          <w:szCs w:val="28"/>
-        </w:rPr>
-        <w:sectPr>
-          <w:pgSz w:w="11913" w:h="8789"/>
-          <w:pgMar w:top="142" w:right="573" w:bottom="278" w:left="697" w:header="720" w:footer="720" w:gutter="0"/>
-          <w:cols w:space="720"/>
-        </w:sectPr>
-      </w:pPr>
-    </w:p>
-    <w:tbl>
-      <w:tblPr>
-        <w:tblW w:w="11340" w:type="dxa"/>
-        <w:tblInd w:w="-562" w:type="dxa"/>
-        <w:tblLayout w:type="fixed"/>
-        <w:tblCellMar>
-          <w:left w:w="0" w:type="dxa"/>
-          <w:right w:w="0" w:type="dxa"/>
-        </w:tblCellMar>
-        <w:tblLook w:val="01E0" w:firstRow="1" w:lastRow="1" w:firstColumn="1" w:lastColumn="1" w:noHBand="0" w:noVBand="0"/>
-      </w:tblPr>
-      <w:tblGrid>
-        <w:gridCol w:w="993"/>
-        <w:gridCol w:w="10347"/>
-      </w:tblGrid>
-      <w:tr>
-        <w:trPr>
-          <w:trHeight w:val="20"/>
-        </w:trPr>
-        <w:tc>
-          <w:tcPr>
-            <w:tcW w:w="993" w:type="dxa"/>
-          </w:tcPr>
-          <w:p>
-            <w:pPr>
-              <w:pStyle w:val="TableParagraph"/>
-              <w:ind w:left="1"/>
-              <w:jc w:val="center"/>
-              <w:rPr>
-                <w:rFonts w:asciiTheme="minorHAnsi" w:hAnsiTheme="minorHAnsi" w:cstheme="minorHAnsi"/>
-                <w:b/>
-                <w:bCs/>
-                <w:color w:val="FF0000"/>
-                <w:sz w:val="28"/>
-                <w:szCs w:val="28"/>
-              </w:rPr>
-            </w:pPr>
-            <w:r>
-              <w:rPr>
-                <w:b/>
-                <w:bCs/>
-                <w:sz w:val="28"/>
-                <w:szCs w:val="28"/>
-              </w:rPr>
-              <w:lastRenderedPageBreak/>
-              <w:t>14</w:t>
-            </w:r>
-          </w:p>
-        </w:tc>
-        <w:tc>
-          <w:tcPr>
-            <w:tcW w:w="10347" w:type="dxa"/>
-          </w:tcPr>
-          <w:p>
-            <w:pPr>
-              <w:pStyle w:val="TableParagraph"/>
-              <w:rPr>
-                <w:rFonts w:asciiTheme="minorHAnsi" w:hAnsiTheme="minorHAnsi" w:cstheme="minorHAnsi"/>
-                <w:b/>
-                <w:bCs/>
-                <w:sz w:val="28"/>
-                <w:szCs w:val="28"/>
-              </w:rPr>
-            </w:pPr>
-          </w:p>
-        </w:tc>
-      </w:tr>
-      <w:tr>
-        <w:trPr>
-          <w:trHeight w:val="20"/>
-        </w:trPr>
-        <w:tc>
-          <w:tcPr>
-            <w:tcW w:w="993" w:type="dxa"/>
-          </w:tcPr>
-          <w:p>
-            <w:pPr>
-              <w:pStyle w:val="TableParagraph"/>
-              <w:ind w:left="1"/>
-              <w:jc w:val="center"/>
-              <w:rPr>
-                <w:rFonts w:asciiTheme="minorHAnsi" w:hAnsiTheme="minorHAnsi" w:cstheme="minorHAnsi"/>
-                <w:b/>
-                <w:bCs/>
-                <w:color w:val="FF0000"/>
-                <w:sz w:val="28"/>
-                <w:szCs w:val="28"/>
-              </w:rPr>
-            </w:pPr>
-            <w:r>
-              <w:rPr>
-                <w:rFonts w:asciiTheme="minorHAnsi" w:hAnsiTheme="minorHAnsi" w:cstheme="minorHAnsi"/>
-                <w:b/>
-                <w:bCs/>
-                <w:color w:val="FF0000"/>
-                <w:sz w:val="28"/>
-                <w:szCs w:val="28"/>
-              </w:rPr>
-              <w:t>Ans.14)</w:t>
-            </w:r>
-          </w:p>
-        </w:tc>
-        <w:tc>
-          <w:tcPr>
-            <w:tcW w:w="10347" w:type="dxa"/>
-          </w:tcPr>
-          <w:p>
-            <w:pPr>
-              <w:pStyle w:val="TableParagraph"/>
-              <w:rPr>
-                <w:rFonts w:asciiTheme="minorHAnsi" w:hAnsiTheme="minorHAnsi" w:cstheme="minorHAnsi"/>
-                <w:sz w:val="28"/>
-                <w:szCs w:val="28"/>
-              </w:rPr>
-            </w:pPr>
-          </w:p>
-        </w:tc>
-      </w:tr>
-    </w:tbl>
-    <w:p>
-      <w:pPr>
-        <w:pStyle w:val="TableParagraph"/>
-        <w:ind w:left="1"/>
-        <w:jc w:val="center"/>
-        <w:rPr>
-          <w:sz w:val="28"/>
-          <w:szCs w:val="28"/>
-        </w:rPr>
-        <w:sectPr>
-          <w:pgSz w:w="11913" w:h="10206"/>
-          <w:pgMar w:top="142" w:right="573" w:bottom="278" w:left="697" w:header="720" w:footer="720" w:gutter="0"/>
-          <w:cols w:space="720"/>
-        </w:sectPr>
-      </w:pPr>
-    </w:p>
-    <w:tbl>
-      <w:tblPr>
-        <w:tblW w:w="11340" w:type="dxa"/>
-        <w:tblInd w:w="-562" w:type="dxa"/>
-        <w:tblLayout w:type="fixed"/>
-        <w:tblCellMar>
-          <w:left w:w="0" w:type="dxa"/>
-          <w:right w:w="0" w:type="dxa"/>
-        </w:tblCellMar>
-        <w:tblLook w:val="01E0" w:firstRow="1" w:lastRow="1" w:firstColumn="1" w:lastColumn="1" w:noHBand="0" w:noVBand="0"/>
-      </w:tblPr>
-      <w:tblGrid>
-        <w:gridCol w:w="993"/>
-        <w:gridCol w:w="10347"/>
-      </w:tblGrid>
-      <w:tr>
-        <w:trPr>
-          <w:trHeight w:val="20"/>
-        </w:trPr>
-        <w:tc>
-          <w:tcPr>
-            <w:tcW w:w="993" w:type="dxa"/>
-          </w:tcPr>
-          <w:p>
-            <w:pPr>
-              <w:pStyle w:val="TableParagraph"/>
-              <w:ind w:left="1"/>
-              <w:jc w:val="center"/>
-              <w:rPr>
-                <w:rFonts w:asciiTheme="minorHAnsi" w:hAnsiTheme="minorHAnsi" w:cstheme="minorHAnsi"/>
-                <w:b/>
-                <w:bCs/>
-                <w:color w:val="FF0000"/>
-                <w:sz w:val="28"/>
-                <w:szCs w:val="28"/>
-              </w:rPr>
-            </w:pPr>
-            <w:r>
-              <w:rPr>
-                <w:b/>
-                <w:bCs/>
-                <w:sz w:val="28"/>
-                <w:szCs w:val="28"/>
-              </w:rPr>
-              <w:lastRenderedPageBreak/>
-              <w:t>15</w:t>
-            </w:r>
-          </w:p>
-        </w:tc>
-        <w:tc>
-          <w:tcPr>
-            <w:tcW w:w="10347" w:type="dxa"/>
-          </w:tcPr>
-          <w:p>
-            <w:pPr>
-              <w:pStyle w:val="TableParagraph"/>
-              <w:rPr>
-                <w:rFonts w:asciiTheme="minorHAnsi" w:hAnsiTheme="minorHAnsi" w:cstheme="minorHAnsi"/>
-                <w:b/>
-                <w:bCs/>
-                <w:sz w:val="28"/>
-                <w:szCs w:val="28"/>
-              </w:rPr>
-            </w:pPr>
-          </w:p>
-        </w:tc>
-      </w:tr>
-      <w:tr>
-        <w:trPr>
-          <w:trHeight w:val="20"/>
-        </w:trPr>
-        <w:tc>
-          <w:tcPr>
-            <w:tcW w:w="993" w:type="dxa"/>
-          </w:tcPr>
-          <w:p>
-            <w:pPr>
-              <w:pStyle w:val="TableParagraph"/>
-              <w:ind w:left="1"/>
-              <w:jc w:val="center"/>
-              <w:rPr>
-                <w:rFonts w:asciiTheme="minorHAnsi" w:hAnsiTheme="minorHAnsi" w:cstheme="minorHAnsi"/>
-                <w:b/>
-                <w:bCs/>
-                <w:color w:val="FF0000"/>
-                <w:sz w:val="28"/>
-                <w:szCs w:val="28"/>
-              </w:rPr>
-            </w:pPr>
-            <w:r>
-              <w:rPr>
-                <w:rFonts w:asciiTheme="minorHAnsi" w:hAnsiTheme="minorHAnsi" w:cstheme="minorHAnsi"/>
-                <w:b/>
-                <w:bCs/>
-                <w:color w:val="FF0000"/>
-                <w:sz w:val="28"/>
-                <w:szCs w:val="28"/>
-              </w:rPr>
-              <w:t>Ans.15)</w:t>
-            </w:r>
-          </w:p>
-        </w:tc>
-        <w:tc>
-          <w:tcPr>
-            <w:tcW w:w="10347" w:type="dxa"/>
-          </w:tcPr>
-          <w:p>
-            <w:pPr>
-              <w:pStyle w:val="TableParagraph"/>
-              <w:rPr>
-                <w:rFonts w:asciiTheme="minorHAnsi" w:hAnsiTheme="minorHAnsi" w:cstheme="minorHAnsi"/>
-                <w:sz w:val="28"/>
-                <w:szCs w:val="28"/>
-              </w:rPr>
-            </w:pPr>
-          </w:p>
-        </w:tc>
-      </w:tr>
-    </w:tbl>
-    <w:p>
-      <w:pPr>
-        <w:pStyle w:val="TableParagraph"/>
-        <w:ind w:left="1"/>
-        <w:jc w:val="center"/>
-        <w:rPr>
-          <w:b/>
-          <w:bCs/>
-          <w:sz w:val="28"/>
-          <w:szCs w:val="28"/>
-        </w:rPr>
-        <w:sectPr>
-          <w:pgSz w:w="11913" w:h="10773"/>
-          <w:pgMar w:top="142" w:right="573" w:bottom="278" w:left="697" w:header="720" w:footer="720" w:gutter="0"/>
-          <w:cols w:space="720"/>
-        </w:sectPr>
-      </w:pPr>
-    </w:p>
-    <w:tbl>
-      <w:tblPr>
-        <w:tblW w:w="11340" w:type="dxa"/>
-        <w:tblInd w:w="-562" w:type="dxa"/>
-        <w:tblLayout w:type="fixed"/>
-        <w:tblCellMar>
-          <w:left w:w="0" w:type="dxa"/>
-          <w:right w:w="0" w:type="dxa"/>
-        </w:tblCellMar>
-        <w:tblLook w:val="01E0" w:firstRow="1" w:lastRow="1" w:firstColumn="1" w:lastColumn="1" w:noHBand="0" w:noVBand="0"/>
-      </w:tblPr>
-      <w:tblGrid>
-        <w:gridCol w:w="993"/>
-        <w:gridCol w:w="10347"/>
-      </w:tblGrid>
-      <w:tr>
-        <w:trPr>
-          <w:trHeight w:val="20"/>
-        </w:trPr>
-        <w:tc>
-          <w:tcPr>
-            <w:tcW w:w="993" w:type="dxa"/>
-          </w:tcPr>
-          <w:p>
-            <w:pPr>
-              <w:pStyle w:val="TableParagraph"/>
-              <w:ind w:left="1"/>
-              <w:jc w:val="center"/>
-              <w:rPr>
-                <w:rFonts w:asciiTheme="minorHAnsi" w:hAnsiTheme="minorHAnsi" w:cstheme="minorHAnsi"/>
-                <w:b/>
-                <w:bCs/>
-                <w:color w:val="FF0000"/>
-                <w:sz w:val="28"/>
-                <w:szCs w:val="28"/>
-              </w:rPr>
-            </w:pPr>
-            <w:r>
-              <w:rPr>
-                <w:b/>
-                <w:bCs/>
-                <w:sz w:val="28"/>
-                <w:szCs w:val="28"/>
-              </w:rPr>
-              <w:lastRenderedPageBreak/>
-              <w:t>16</w:t>
-            </w:r>
-          </w:p>
-        </w:tc>
-        <w:tc>
-          <w:tcPr>
-            <w:tcW w:w="10347" w:type="dxa"/>
-          </w:tcPr>
-          <w:p>
-            <w:pPr>
-              <w:pStyle w:val="TableParagraph"/>
-              <w:rPr>
-                <w:rFonts w:asciiTheme="minorHAnsi" w:hAnsiTheme="minorHAnsi" w:cstheme="minorHAnsi"/>
-                <w:b/>
-                <w:bCs/>
-                <w:sz w:val="28"/>
-                <w:szCs w:val="28"/>
-              </w:rPr>
-            </w:pPr>
-          </w:p>
-        </w:tc>
-      </w:tr>
-      <w:tr>
-        <w:trPr>
-          <w:trHeight w:val="20"/>
-        </w:trPr>
-        <w:tc>
-          <w:tcPr>
-            <w:tcW w:w="993" w:type="dxa"/>
-          </w:tcPr>
-          <w:p>
-            <w:pPr>
-              <w:pStyle w:val="TableParagraph"/>
-              <w:ind w:left="1"/>
-              <w:jc w:val="center"/>
-              <w:rPr>
-                <w:rFonts w:asciiTheme="minorHAnsi" w:hAnsiTheme="minorHAnsi" w:cstheme="minorHAnsi"/>
-                <w:b/>
-                <w:bCs/>
-                <w:color w:val="FF0000"/>
-                <w:sz w:val="28"/>
-                <w:szCs w:val="28"/>
-              </w:rPr>
-            </w:pPr>
-            <w:r>
-              <w:rPr>
-                <w:rFonts w:asciiTheme="minorHAnsi" w:hAnsiTheme="minorHAnsi" w:cstheme="minorHAnsi"/>
-                <w:b/>
-                <w:bCs/>
-                <w:color w:val="FF0000"/>
-                <w:sz w:val="28"/>
-                <w:szCs w:val="28"/>
-              </w:rPr>
-              <w:t>Ans.16)</w:t>
-            </w:r>
-          </w:p>
-        </w:tc>
-        <w:tc>
-          <w:tcPr>
-            <w:tcW w:w="10347" w:type="dxa"/>
-          </w:tcPr>
-          <w:p>
-            <w:pPr>
-              <w:pStyle w:val="TableParagraph"/>
-              <w:rPr>
-                <w:rFonts w:asciiTheme="minorHAnsi" w:hAnsiTheme="minorHAnsi" w:cstheme="minorHAnsi"/>
-                <w:sz w:val="28"/>
-                <w:szCs w:val="28"/>
-              </w:rPr>
-            </w:pPr>
-          </w:p>
-        </w:tc>
-      </w:tr>
-    </w:tbl>
-    <w:p>
-      <w:pPr>
-        <w:pStyle w:val="TableParagraph"/>
-        <w:ind w:left="1"/>
-        <w:jc w:val="center"/>
-        <w:rPr>
-          <w:sz w:val="28"/>
-          <w:szCs w:val="28"/>
-        </w:rPr>
-        <w:sectPr>
-          <w:pgSz w:w="11913" w:h="11340"/>
-          <w:pgMar w:top="142" w:right="573" w:bottom="0" w:left="697" w:header="720" w:footer="720" w:gutter="0"/>
-          <w:cols w:space="720"/>
-        </w:sectPr>
-      </w:pPr>
-    </w:p>
-    <w:tbl>
-      <w:tblPr>
-        <w:tblW w:w="11340" w:type="dxa"/>
-        <w:tblInd w:w="-562" w:type="dxa"/>
-        <w:tblLayout w:type="fixed"/>
-        <w:tblCellMar>
-          <w:left w:w="0" w:type="dxa"/>
-          <w:right w:w="0" w:type="dxa"/>
-        </w:tblCellMar>
-        <w:tblLook w:val="01E0" w:firstRow="1" w:lastRow="1" w:firstColumn="1" w:lastColumn="1" w:noHBand="0" w:noVBand="0"/>
-      </w:tblPr>
-      <w:tblGrid>
-        <w:gridCol w:w="993"/>
-        <w:gridCol w:w="10347"/>
-      </w:tblGrid>
-      <w:tr>
-        <w:trPr>
-          <w:trHeight w:val="20"/>
-        </w:trPr>
-        <w:tc>
-          <w:tcPr>
-            <w:tcW w:w="993" w:type="dxa"/>
-          </w:tcPr>
-          <w:p>
-            <w:pPr>
-              <w:pStyle w:val="TableParagraph"/>
-              <w:ind w:left="1"/>
-              <w:jc w:val="center"/>
-              <w:rPr>
-                <w:rFonts w:asciiTheme="minorHAnsi" w:hAnsiTheme="minorHAnsi" w:cstheme="minorHAnsi"/>
-                <w:b/>
-                <w:bCs/>
-                <w:color w:val="FF0000"/>
-                <w:sz w:val="28"/>
-                <w:szCs w:val="28"/>
-              </w:rPr>
-            </w:pPr>
-            <w:r>
-              <w:rPr>
-                <w:b/>
-                <w:bCs/>
-                <w:sz w:val="28"/>
-                <w:szCs w:val="28"/>
-              </w:rPr>
-              <w:lastRenderedPageBreak/>
-              <w:t>17</w:t>
-            </w:r>
-          </w:p>
-        </w:tc>
-        <w:tc>
-          <w:tcPr>
-            <w:tcW w:w="10347" w:type="dxa"/>
-          </w:tcPr>
-          <w:p>
-            <w:pPr>
-              <w:pStyle w:val="TableParagraph"/>
-              <w:rPr>
-                <w:rFonts w:asciiTheme="minorHAnsi" w:hAnsiTheme="minorHAnsi" w:cstheme="minorHAnsi"/>
-                <w:b/>
-                <w:bCs/>
-                <w:sz w:val="28"/>
-                <w:szCs w:val="28"/>
-              </w:rPr>
-            </w:pPr>
-          </w:p>
-        </w:tc>
-      </w:tr>
-      <w:tr>
-        <w:trPr>
-          <w:trHeight w:val="20"/>
-        </w:trPr>
-        <w:tc>
-          <w:tcPr>
-            <w:tcW w:w="993" w:type="dxa"/>
-          </w:tcPr>
-          <w:p>
-            <w:pPr>
-              <w:pStyle w:val="TableParagraph"/>
-              <w:ind w:left="1"/>
-              <w:jc w:val="center"/>
-              <w:rPr>
-                <w:rFonts w:asciiTheme="minorHAnsi" w:hAnsiTheme="minorHAnsi" w:cstheme="minorHAnsi"/>
-                <w:b/>
-                <w:bCs/>
-                <w:color w:val="FF0000"/>
-                <w:sz w:val="28"/>
-                <w:szCs w:val="28"/>
-              </w:rPr>
-            </w:pPr>
-            <w:r>
-              <w:rPr>
-                <w:rFonts w:asciiTheme="minorHAnsi" w:hAnsiTheme="minorHAnsi" w:cstheme="minorHAnsi"/>
-                <w:b/>
-                <w:bCs/>
-                <w:color w:val="FF0000"/>
-                <w:sz w:val="28"/>
-                <w:szCs w:val="28"/>
-              </w:rPr>
-              <w:t>Ans.17)</w:t>
-            </w:r>
-          </w:p>
-        </w:tc>
-        <w:tc>
-          <w:tcPr>
-            <w:tcW w:w="10347" w:type="dxa"/>
-          </w:tcPr>
-          <w:p>
-            <w:pPr>
-              <w:pStyle w:val="TableParagraph"/>
-              <w:rPr>
-                <w:rFonts w:asciiTheme="minorHAnsi" w:hAnsiTheme="minorHAnsi" w:cstheme="minorHAnsi"/>
-                <w:sz w:val="28"/>
-                <w:szCs w:val="28"/>
-              </w:rPr>
-            </w:pPr>
-          </w:p>
-        </w:tc>
-      </w:tr>
-    </w:tbl>
-    <w:p>
-      <w:pPr>
-        <w:pStyle w:val="TableParagraph"/>
-        <w:ind w:left="1"/>
-        <w:jc w:val="center"/>
-        <w:rPr>
-          <w:sz w:val="28"/>
-          <w:szCs w:val="28"/>
-        </w:rPr>
-        <w:sectPr>
-          <w:pgSz w:w="11913" w:h="12474"/>
-          <w:pgMar w:top="142" w:right="573" w:bottom="278" w:left="697" w:header="720" w:footer="720" w:gutter="0"/>
-          <w:cols w:space="720"/>
-        </w:sectPr>
-      </w:pPr>
-    </w:p>
-    <w:tbl>
-      <w:tblPr>
-        <w:tblW w:w="11340" w:type="dxa"/>
-        <w:tblInd w:w="-562" w:type="dxa"/>
-        <w:tblLayout w:type="fixed"/>
-        <w:tblCellMar>
-          <w:left w:w="0" w:type="dxa"/>
-          <w:right w:w="0" w:type="dxa"/>
-        </w:tblCellMar>
-        <w:tblLook w:val="01E0" w:firstRow="1" w:lastRow="1" w:firstColumn="1" w:lastColumn="1" w:noHBand="0" w:noVBand="0"/>
-      </w:tblPr>
-      <w:tblGrid>
-        <w:gridCol w:w="993"/>
-        <w:gridCol w:w="10347"/>
-      </w:tblGrid>
-      <w:tr>
-        <w:trPr>
-          <w:trHeight w:val="20"/>
-        </w:trPr>
-        <w:tc>
-          <w:tcPr>
-            <w:tcW w:w="993" w:type="dxa"/>
-          </w:tcPr>
-          <w:p>
-            <w:pPr>
-              <w:pStyle w:val="TableParagraph"/>
-              <w:ind w:left="1"/>
-              <w:jc w:val="center"/>
-              <w:rPr>
-                <w:rFonts w:asciiTheme="minorHAnsi" w:hAnsiTheme="minorHAnsi" w:cstheme="minorHAnsi"/>
-                <w:b/>
-                <w:bCs/>
-                <w:color w:val="FF0000"/>
-                <w:sz w:val="28"/>
-                <w:szCs w:val="28"/>
-              </w:rPr>
-            </w:pPr>
-            <w:r>
-              <w:rPr>
-                <w:b/>
-                <w:bCs/>
-                <w:sz w:val="28"/>
-                <w:szCs w:val="28"/>
-              </w:rPr>
-              <w:lastRenderedPageBreak/>
-              <w:t>18</w:t>
-            </w:r>
-          </w:p>
-        </w:tc>
-        <w:tc>
-          <w:tcPr>
-            <w:tcW w:w="10347" w:type="dxa"/>
-          </w:tcPr>
-          <w:p>
-            <w:pPr>
-              <w:pStyle w:val="TableParagraph"/>
-              <w:rPr>
-                <w:rFonts w:asciiTheme="minorHAnsi" w:hAnsiTheme="minorHAnsi" w:cstheme="minorHAnsi"/>
-                <w:b/>
-                <w:bCs/>
-                <w:sz w:val="28"/>
-                <w:szCs w:val="28"/>
-              </w:rPr>
-            </w:pPr>
-          </w:p>
-        </w:tc>
-      </w:tr>
-      <w:tr>
-        <w:trPr>
-          <w:trHeight w:val="20"/>
-        </w:trPr>
-        <w:tc>
-          <w:tcPr>
-            <w:tcW w:w="993" w:type="dxa"/>
-          </w:tcPr>
-          <w:p>
-            <w:pPr>
-              <w:pStyle w:val="TableParagraph"/>
-              <w:ind w:left="1"/>
-              <w:jc w:val="center"/>
-              <w:rPr>
-                <w:rFonts w:asciiTheme="minorHAnsi" w:hAnsiTheme="minorHAnsi" w:cstheme="minorHAnsi"/>
-                <w:b/>
-                <w:bCs/>
-                <w:color w:val="FF0000"/>
-                <w:sz w:val="28"/>
-                <w:szCs w:val="28"/>
-              </w:rPr>
-            </w:pPr>
-            <w:r>
-              <w:rPr>
-                <w:rFonts w:asciiTheme="minorHAnsi" w:hAnsiTheme="minorHAnsi" w:cstheme="minorHAnsi"/>
-                <w:b/>
-                <w:bCs/>
-                <w:color w:val="FF0000"/>
-                <w:sz w:val="28"/>
-                <w:szCs w:val="28"/>
-              </w:rPr>
-              <w:t>Ans.18)</w:t>
-            </w:r>
-          </w:p>
-        </w:tc>
-        <w:tc>
-          <w:tcPr>
-            <w:tcW w:w="10347" w:type="dxa"/>
-          </w:tcPr>
-          <w:p>
-            <w:pPr>
-              <w:pStyle w:val="TableParagraph"/>
-              <w:rPr>
-                <w:rFonts w:asciiTheme="minorHAnsi" w:hAnsiTheme="minorHAnsi" w:cstheme="minorHAnsi"/>
-                <w:sz w:val="28"/>
-                <w:szCs w:val="28"/>
-              </w:rPr>
-            </w:pPr>
-          </w:p>
-        </w:tc>
-      </w:tr>
-    </w:tbl>
-    <w:p>
-      <w:pPr>
-        <w:pStyle w:val="TableParagraph"/>
-        <w:ind w:left="1"/>
-        <w:jc w:val="center"/>
-        <w:rPr>
-          <w:sz w:val="28"/>
-          <w:szCs w:val="28"/>
-        </w:rPr>
-        <w:sectPr>
-          <w:pgSz w:w="11913" w:h="8505"/>
-          <w:pgMar w:top="142" w:right="573" w:bottom="0" w:left="697" w:header="720" w:footer="720" w:gutter="0"/>
-          <w:cols w:space="720"/>
-        </w:sectPr>
-      </w:pPr>
-    </w:p>
-    <w:tbl>
-      <w:tblPr>
-        <w:tblW w:w="11340" w:type="dxa"/>
-        <w:tblInd w:w="-562" w:type="dxa"/>
-        <w:tblLayout w:type="fixed"/>
-        <w:tblCellMar>
-          <w:left w:w="0" w:type="dxa"/>
-          <w:right w:w="0" w:type="dxa"/>
-        </w:tblCellMar>
-        <w:tblLook w:val="01E0" w:firstRow="1" w:lastRow="1" w:firstColumn="1" w:lastColumn="1" w:noHBand="0" w:noVBand="0"/>
-      </w:tblPr>
-      <w:tblGrid>
-        <w:gridCol w:w="993"/>
-        <w:gridCol w:w="10347"/>
-      </w:tblGrid>
-      <w:tr>
-        <w:trPr>
-          <w:trHeight w:val="20"/>
-        </w:trPr>
-        <w:tc>
-          <w:tcPr>
-            <w:tcW w:w="993" w:type="dxa"/>
-          </w:tcPr>
-          <w:p>
-            <w:pPr>
-              <w:pStyle w:val="TableParagraph"/>
-              <w:ind w:left="1"/>
-              <w:jc w:val="center"/>
-              <w:rPr>
-                <w:rFonts w:asciiTheme="minorHAnsi" w:hAnsiTheme="minorHAnsi" w:cstheme="minorHAnsi"/>
-                <w:b/>
-                <w:bCs/>
-                <w:color w:val="FF0000"/>
-                <w:sz w:val="28"/>
-                <w:szCs w:val="28"/>
-              </w:rPr>
-            </w:pPr>
-            <w:r>
-              <w:rPr>
-                <w:b/>
-                <w:bCs/>
-                <w:sz w:val="28"/>
-                <w:szCs w:val="28"/>
-              </w:rPr>
-              <w:lastRenderedPageBreak/>
-              <w:t>19</w:t>
-            </w:r>
-          </w:p>
-        </w:tc>
-        <w:tc>
-          <w:tcPr>
-            <w:tcW w:w="10347" w:type="dxa"/>
-          </w:tcPr>
-          <w:p>
-            <w:pPr>
-              <w:pStyle w:val="TableParagraph"/>
-              <w:rPr>
-                <w:rFonts w:asciiTheme="minorHAnsi" w:hAnsiTheme="minorHAnsi" w:cstheme="minorHAnsi"/>
-                <w:b/>
-                <w:bCs/>
-                <w:sz w:val="28"/>
-                <w:szCs w:val="28"/>
-              </w:rPr>
-            </w:pPr>
-          </w:p>
-        </w:tc>
-      </w:tr>
-      <w:tr>
-        <w:trPr>
-          <w:trHeight w:val="20"/>
-        </w:trPr>
-        <w:tc>
-          <w:tcPr>
-            <w:tcW w:w="993" w:type="dxa"/>
-          </w:tcPr>
-          <w:p>
-            <w:pPr>
-              <w:pStyle w:val="TableParagraph"/>
-              <w:ind w:left="1"/>
-              <w:jc w:val="center"/>
-              <w:rPr>
-                <w:rFonts w:asciiTheme="minorHAnsi" w:hAnsiTheme="minorHAnsi" w:cstheme="minorHAnsi"/>
-                <w:b/>
-                <w:bCs/>
-                <w:color w:val="FF0000"/>
-                <w:sz w:val="28"/>
-                <w:szCs w:val="28"/>
-              </w:rPr>
-            </w:pPr>
-            <w:r>
-              <w:rPr>
-                <w:rFonts w:asciiTheme="minorHAnsi" w:hAnsiTheme="minorHAnsi" w:cstheme="minorHAnsi"/>
-                <w:b/>
-                <w:bCs/>
-                <w:color w:val="FF0000"/>
-                <w:sz w:val="28"/>
-                <w:szCs w:val="28"/>
-              </w:rPr>
-              <w:t>Ans.19)</w:t>
-            </w:r>
-          </w:p>
-        </w:tc>
-        <w:tc>
-          <w:tcPr>
-            <w:tcW w:w="10347" w:type="dxa"/>
-          </w:tcPr>
-          <w:p>
-            <w:pPr>
-              <w:pStyle w:val="TableParagraph"/>
-              <w:rPr>
-                <w:rFonts w:asciiTheme="minorHAnsi" w:hAnsiTheme="minorHAnsi" w:cstheme="minorHAnsi"/>
-                <w:sz w:val="28"/>
-                <w:szCs w:val="28"/>
-              </w:rPr>
-            </w:pPr>
-          </w:p>
-        </w:tc>
-      </w:tr>
-    </w:tbl>
-    <w:p/>
     <w:sectPr>
       <w:pgSz w:w="11913" w:h="13041"/>
       <w:pgMar w:top="0" w:right="1480" w:bottom="0" w:left="697" w:header="720" w:footer="720" w:gutter="0"/>
@@ -3076,6 +1967,125 @@
     </w:lvl>
   </w:abstractNum>
   <w:abstractNum w:abstractNumId="1" w15:restartNumberingAfterBreak="0">
+    <w:nsid w:val="34205A6F"/>
+    <w:multiLevelType w:val="hybridMultilevel"/>
+    <w:tmpl w:val="363C004A"/>
+    <w:lvl w:ilvl="0" w:tplc="7CD4501A">
+      <w:start w:val="1"/>
+      <w:numFmt w:val="decimal"/>
+      <w:lvlText w:val="%1)"/>
+      <w:lvlJc w:val="left"/>
+      <w:pPr>
+        <w:ind w:left="452" w:hanging="312"/>
+      </w:pPr>
+      <w:rPr>
+        <w:rFonts w:ascii="Trebuchet MS" w:eastAsia="Trebuchet MS" w:hAnsi="Trebuchet MS" w:cs="Trebuchet MS" w:hint="default"/>
+        <w:color w:val="333333"/>
+        <w:spacing w:val="-2"/>
+        <w:w w:val="96"/>
+        <w:sz w:val="22"/>
+        <w:szCs w:val="22"/>
+        <w:lang w:val="en-US" w:eastAsia="en-US" w:bidi="ar-SA"/>
+      </w:rPr>
+    </w:lvl>
+    <w:lvl w:ilvl="1" w:tplc="500AFD56">
+      <w:numFmt w:val="bullet"/>
+      <w:lvlText w:val="•"/>
+      <w:lvlJc w:val="left"/>
+      <w:pPr>
+        <w:ind w:left="1492" w:hanging="312"/>
+      </w:pPr>
+      <w:rPr>
+        <w:rFonts w:hint="default"/>
+        <w:lang w:val="en-US" w:eastAsia="en-US" w:bidi="ar-SA"/>
+      </w:rPr>
+    </w:lvl>
+    <w:lvl w:ilvl="2" w:tplc="747C3CBE">
+      <w:numFmt w:val="bullet"/>
+      <w:lvlText w:val="•"/>
+      <w:lvlJc w:val="left"/>
+      <w:pPr>
+        <w:ind w:left="2524" w:hanging="312"/>
+      </w:pPr>
+      <w:rPr>
+        <w:rFonts w:hint="default"/>
+        <w:lang w:val="en-US" w:eastAsia="en-US" w:bidi="ar-SA"/>
+      </w:rPr>
+    </w:lvl>
+    <w:lvl w:ilvl="3" w:tplc="CDAAA904">
+      <w:numFmt w:val="bullet"/>
+      <w:lvlText w:val="•"/>
+      <w:lvlJc w:val="left"/>
+      <w:pPr>
+        <w:ind w:left="3556" w:hanging="312"/>
+      </w:pPr>
+      <w:rPr>
+        <w:rFonts w:hint="default"/>
+        <w:lang w:val="en-US" w:eastAsia="en-US" w:bidi="ar-SA"/>
+      </w:rPr>
+    </w:lvl>
+    <w:lvl w:ilvl="4" w:tplc="6B5AFD6A">
+      <w:numFmt w:val="bullet"/>
+      <w:lvlText w:val="•"/>
+      <w:lvlJc w:val="left"/>
+      <w:pPr>
+        <w:ind w:left="4588" w:hanging="312"/>
+      </w:pPr>
+      <w:rPr>
+        <w:rFonts w:hint="default"/>
+        <w:lang w:val="en-US" w:eastAsia="en-US" w:bidi="ar-SA"/>
+      </w:rPr>
+    </w:lvl>
+    <w:lvl w:ilvl="5" w:tplc="961C1AF6">
+      <w:numFmt w:val="bullet"/>
+      <w:lvlText w:val="•"/>
+      <w:lvlJc w:val="left"/>
+      <w:pPr>
+        <w:ind w:left="5620" w:hanging="312"/>
+      </w:pPr>
+      <w:rPr>
+        <w:rFonts w:hint="default"/>
+        <w:lang w:val="en-US" w:eastAsia="en-US" w:bidi="ar-SA"/>
+      </w:rPr>
+    </w:lvl>
+    <w:lvl w:ilvl="6" w:tplc="9F1A4BC4">
+      <w:numFmt w:val="bullet"/>
+      <w:lvlText w:val="•"/>
+      <w:lvlJc w:val="left"/>
+      <w:pPr>
+        <w:ind w:left="6652" w:hanging="312"/>
+      </w:pPr>
+      <w:rPr>
+        <w:rFonts w:hint="default"/>
+        <w:lang w:val="en-US" w:eastAsia="en-US" w:bidi="ar-SA"/>
+      </w:rPr>
+    </w:lvl>
+    <w:lvl w:ilvl="7" w:tplc="374A58FC">
+      <w:numFmt w:val="bullet"/>
+      <w:lvlText w:val="•"/>
+      <w:lvlJc w:val="left"/>
+      <w:pPr>
+        <w:ind w:left="7684" w:hanging="312"/>
+      </w:pPr>
+      <w:rPr>
+        <w:rFonts w:hint="default"/>
+        <w:lang w:val="en-US" w:eastAsia="en-US" w:bidi="ar-SA"/>
+      </w:rPr>
+    </w:lvl>
+    <w:lvl w:ilvl="8" w:tplc="2AC89BDA">
+      <w:numFmt w:val="bullet"/>
+      <w:lvlText w:val="•"/>
+      <w:lvlJc w:val="left"/>
+      <w:pPr>
+        <w:ind w:left="8716" w:hanging="312"/>
+      </w:pPr>
+      <w:rPr>
+        <w:rFonts w:hint="default"/>
+        <w:lang w:val="en-US" w:eastAsia="en-US" w:bidi="ar-SA"/>
+      </w:rPr>
+    </w:lvl>
+  </w:abstractNum>
+  <w:abstractNum w:abstractNumId="2" w15:restartNumberingAfterBreak="0">
     <w:nsid w:val="3ADF3B9C"/>
     <w:multiLevelType w:val="multilevel"/>
     <w:tmpl w:val="384E87D0"/>
@@ -3188,7 +2198,7 @@
       </w:pPr>
     </w:lvl>
   </w:abstractNum>
-  <w:abstractNum w:abstractNumId="2" w15:restartNumberingAfterBreak="0">
+  <w:abstractNum w:abstractNumId="3" w15:restartNumberingAfterBreak="0">
     <w:nsid w:val="503716C5"/>
     <w:multiLevelType w:val="multilevel"/>
     <w:tmpl w:val="8B1C4B86"/>
@@ -3301,7 +2311,7 @@
       </w:pPr>
     </w:lvl>
   </w:abstractNum>
-  <w:abstractNum w:abstractNumId="3" w15:restartNumberingAfterBreak="0">
+  <w:abstractNum w:abstractNumId="4" w15:restartNumberingAfterBreak="0">
     <w:nsid w:val="54BC7B98"/>
     <w:multiLevelType w:val="multilevel"/>
     <w:tmpl w:val="9A8EE446"/>
@@ -3414,7 +2424,7 @@
       </w:pPr>
     </w:lvl>
   </w:abstractNum>
-  <w:abstractNum w:abstractNumId="4" w15:restartNumberingAfterBreak="0">
+  <w:abstractNum w:abstractNumId="5" w15:restartNumberingAfterBreak="0">
     <w:nsid w:val="5BBB4C0C"/>
     <w:multiLevelType w:val="multilevel"/>
     <w:tmpl w:val="54162890"/>
@@ -3527,7 +2537,7 @@
       </w:pPr>
     </w:lvl>
   </w:abstractNum>
-  <w:abstractNum w:abstractNumId="5" w15:restartNumberingAfterBreak="0">
+  <w:abstractNum w:abstractNumId="6" w15:restartNumberingAfterBreak="0">
     <w:nsid w:val="67F73CF5"/>
     <w:multiLevelType w:val="multilevel"/>
     <w:tmpl w:val="A996930E"/>
@@ -3640,7 +2650,7 @@
       </w:pPr>
     </w:lvl>
   </w:abstractNum>
-  <w:abstractNum w:abstractNumId="6" w15:restartNumberingAfterBreak="0">
+  <w:abstractNum w:abstractNumId="7" w15:restartNumberingAfterBreak="0">
     <w:nsid w:val="701077D8"/>
     <w:multiLevelType w:val="multilevel"/>
     <w:tmpl w:val="ECC834A8"/>
@@ -3753,7 +2763,7 @@
       </w:pPr>
     </w:lvl>
   </w:abstractNum>
-  <w:abstractNum w:abstractNumId="7" w15:restartNumberingAfterBreak="0">
+  <w:abstractNum w:abstractNumId="8" w15:restartNumberingAfterBreak="0">
     <w:nsid w:val="716B56B3"/>
     <w:multiLevelType w:val="multilevel"/>
     <w:tmpl w:val="B26A3DEA"/>
@@ -3867,27 +2877,30 @@
     </w:lvl>
   </w:abstractNum>
   <w:num w:numId="1" w16cid:durableId="1330862168">
-    <w:abstractNumId w:val="4"/>
+    <w:abstractNumId w:val="5"/>
   </w:num>
   <w:num w:numId="2" w16cid:durableId="1234924971">
+    <w:abstractNumId w:val="7"/>
+  </w:num>
+  <w:num w:numId="3" w16cid:durableId="2038726092">
     <w:abstractNumId w:val="6"/>
   </w:num>
-  <w:num w:numId="3" w16cid:durableId="2038726092">
-    <w:abstractNumId w:val="5"/>
-  </w:num>
   <w:num w:numId="4" w16cid:durableId="1726174041">
-    <w:abstractNumId w:val="2"/>
+    <w:abstractNumId w:val="3"/>
   </w:num>
   <w:num w:numId="5" w16cid:durableId="115876599">
-    <w:abstractNumId w:val="3"/>
+    <w:abstractNumId w:val="4"/>
   </w:num>
   <w:num w:numId="6" w16cid:durableId="662466732">
     <w:abstractNumId w:val="0"/>
   </w:num>
   <w:num w:numId="7" w16cid:durableId="1207568512">
-    <w:abstractNumId w:val="7"/>
+    <w:abstractNumId w:val="8"/>
   </w:num>
   <w:num w:numId="8" w16cid:durableId="1855878255">
+    <w:abstractNumId w:val="2"/>
+  </w:num>
+  <w:num w:numId="9" w16cid:durableId="609164931">
     <w:abstractNumId w:val="1"/>
   </w:num>
 </w:numbering>
@@ -4351,6 +3364,22 @@
       <w:ind w:left="201"/>
     </w:pPr>
   </w:style>
+  <w:style w:type="table" w:styleId="TableGrid">
+    <w:name w:val="Table Grid"/>
+    <w:basedOn w:val="TableNormal"/>
+    <w:uiPriority w:val="39"/>
+    <w:rsid w:val="00E90529"/>
+    <w:tblPr>
+      <w:tblBorders>
+        <w:top w:val="single" w:sz="4" w:space="0" w:color="auto"/>
+        <w:left w:val="single" w:sz="4" w:space="0" w:color="auto"/>
+        <w:bottom w:val="single" w:sz="4" w:space="0" w:color="auto"/>
+        <w:right w:val="single" w:sz="4" w:space="0" w:color="auto"/>
+        <w:insideH w:val="single" w:sz="4" w:space="0" w:color="auto"/>
+        <w:insideV w:val="single" w:sz="4" w:space="0" w:color="auto"/>
+      </w:tblBorders>
+    </w:tblPr>
+  </w:style>
 </w:styles>
 </file>
 

--- a/DAP - Data Analysis using Python/DAP_QB_ANS/DAP_QB_Week_9_Ans.docx
+++ b/DAP - Data Analysis using Python/DAP_QB_ANS/DAP_QB_Week_9_Ans.docx
@@ -83,7 +83,31 @@
           <w:szCs w:val="36"/>
           <w14:ligatures w14:val="standardContextual"/>
         </w:rPr>
-        <w:t xml:space="preserve">Week 1 </w:t>
+        <w:t xml:space="preserve">Week </w:t>
+      </w:r>
+      <w:r>
+        <w:rPr>
+          <w:rFonts w:asciiTheme="minorHAnsi" w:eastAsia="Aptos" w:hAnsiTheme="minorHAnsi" w:cstheme="minorHAnsi"/>
+          <w:b/>
+          <w:w w:val="120"/>
+          <w:kern w:val="2"/>
+          <w:sz w:val="32"/>
+          <w:szCs w:val="36"/>
+          <w14:ligatures w14:val="standardContextual"/>
+        </w:rPr>
+        <w:t>9</w:t>
+      </w:r>
+      <w:r>
+        <w:rPr>
+          <w:rFonts w:asciiTheme="minorHAnsi" w:eastAsia="Aptos" w:hAnsiTheme="minorHAnsi" w:cstheme="minorHAnsi"/>
+          <w:b/>
+          <w:w w:val="120"/>
+          <w:kern w:val="2"/>
+          <w:sz w:val="32"/>
+          <w:szCs w:val="36"/>
+          <w14:ligatures w14:val="standardContextual"/>
+        </w:rPr>
+        <w:t xml:space="preserve"> </w:t>
       </w:r>
       <w:r>
         <w:rPr>
@@ -159,16 +183,10 @@
           </w:tcPr>
           <w:p>
             <w:pPr>
-              <w:pStyle w:val="TableParagraph"/>
-              <w:spacing w:before="0"/>
-              <w:ind w:left="1"/>
               <w:jc w:val="center"/>
               <w:rPr>
-                <w:rFonts w:asciiTheme="minorHAnsi" w:hAnsiTheme="minorHAnsi" w:cstheme="minorHAnsi"/>
-                <w:b/>
-                <w:bCs/>
-                <w:sz w:val="28"/>
-                <w:szCs w:val="28"/>
+                <w:b/>
+                <w:bCs/>
               </w:rPr>
             </w:pPr>
             <w:r>
@@ -190,6 +208,7 @@
           <w:p>
             <w:pPr>
               <w:pStyle w:val="TableParagraph"/>
+              <w:spacing w:before="0"/>
               <w:ind w:left="0"/>
               <w:rPr>
                 <w:rFonts w:asciiTheme="minorHAnsi" w:hAnsiTheme="minorHAnsi" w:cstheme="minorHAnsi"/>
@@ -559,20 +578,7 @@
               </w:tc>
             </w:tr>
           </w:tbl>
-          <w:p>
-            <w:pPr>
-              <w:pStyle w:val="TableParagraph"/>
-              <w:spacing w:before="0"/>
-              <w:ind w:left="720"/>
-              <w:rPr>
-                <w:rFonts w:asciiTheme="minorHAnsi" w:hAnsiTheme="minorHAnsi" w:cstheme="minorHAnsi"/>
-                <w:b/>
-                <w:bCs/>
-                <w:sz w:val="28"/>
-                <w:szCs w:val="28"/>
-              </w:rPr>
-            </w:pPr>
-          </w:p>
+          <w:p/>
         </w:tc>
       </w:tr>
       <w:tr>
@@ -621,8 +627,416 @@
                 <w:rFonts w:asciiTheme="minorHAnsi" w:hAnsiTheme="minorHAnsi" w:cstheme="minorHAnsi"/>
                 <w:sz w:val="28"/>
                 <w:szCs w:val="28"/>
-              </w:rPr>
-            </w:pPr>
+                <w:lang w:val="en-IN"/>
+              </w:rPr>
+            </w:pPr>
+            <w:r>
+              <w:rPr>
+                <w:rFonts w:asciiTheme="minorHAnsi" w:hAnsiTheme="minorHAnsi" w:cstheme="minorHAnsi"/>
+                <w:sz w:val="28"/>
+                <w:szCs w:val="28"/>
+                <w:lang w:val="en-IN"/>
+              </w:rPr>
+              <w:t>To compute the recall (also known as sensitivity or True Positive Rate) for the given confusion matrix, we use the formula:</w:t>
+            </w:r>
+          </w:p>
+          <w:p>
+            <w:pPr>
+              <w:pStyle w:val="TableParagraph"/>
+              <w:rPr>
+                <w:rFonts w:asciiTheme="minorHAnsi" w:hAnsiTheme="minorHAnsi" w:cstheme="minorHAnsi"/>
+                <w:sz w:val="28"/>
+                <w:szCs w:val="28"/>
+                <w:lang w:val="en-IN"/>
+              </w:rPr>
+            </w:pPr>
+          </w:p>
+          <w:p>
+            <w:pPr>
+              <w:pStyle w:val="TableParagraph"/>
+              <w:rPr>
+                <w:rFonts w:asciiTheme="minorHAnsi" w:hAnsiTheme="minorHAnsi" w:cstheme="minorHAnsi"/>
+                <w:sz w:val="28"/>
+                <w:szCs w:val="28"/>
+                <w:lang w:val="en-IN"/>
+              </w:rPr>
+            </w:pPr>
+            <m:oMathPara>
+              <m:oMathParaPr>
+                <m:jc m:val="left"/>
+              </m:oMathParaPr>
+              <m:oMath>
+                <m:r>
+                  <w:rPr>
+                    <w:rFonts w:ascii="Cambria Math" w:hAnsi="Cambria Math" w:cstheme="minorHAnsi"/>
+                    <w:sz w:val="28"/>
+                    <w:szCs w:val="28"/>
+                    <w:lang w:val="en-IN"/>
+                  </w:rPr>
+                  <m:t xml:space="preserve">Recall =  </m:t>
+                </m:r>
+                <m:f>
+                  <m:fPr>
+                    <m:ctrlPr>
+                      <w:rPr>
+                        <w:rFonts w:ascii="Cambria Math" w:hAnsi="Cambria Math" w:cstheme="minorHAnsi"/>
+                        <w:i/>
+                        <w:sz w:val="28"/>
+                        <w:szCs w:val="28"/>
+                        <w:lang w:val="en-IN"/>
+                      </w:rPr>
+                    </m:ctrlPr>
+                  </m:fPr>
+                  <m:num>
+                    <m:r>
+                      <w:rPr>
+                        <w:rFonts w:ascii="Cambria Math" w:hAnsi="Cambria Math" w:cstheme="minorHAnsi"/>
+                        <w:sz w:val="28"/>
+                        <w:szCs w:val="28"/>
+                        <w:lang w:val="en-IN"/>
+                      </w:rPr>
+                      <m:t>True Positives</m:t>
+                    </m:r>
+                  </m:num>
+                  <m:den>
+                    <m:r>
+                      <w:rPr>
+                        <w:rFonts w:ascii="Cambria Math" w:hAnsi="Cambria Math" w:cstheme="minorHAnsi"/>
+                        <w:sz w:val="28"/>
+                        <w:szCs w:val="28"/>
+                        <w:lang w:val="en-IN"/>
+                      </w:rPr>
+                      <m:t>(True Positives + False Negatives</m:t>
+                    </m:r>
+                    <m:r>
+                      <w:rPr>
+                        <w:rFonts w:ascii="Cambria Math" w:hAnsi="Cambria Math" w:cstheme="minorHAnsi"/>
+                        <w:sz w:val="28"/>
+                        <w:szCs w:val="28"/>
+                        <w:lang w:val="en-IN"/>
+                      </w:rPr>
+                      <m:t>)</m:t>
+                    </m:r>
+                  </m:den>
+                </m:f>
+              </m:oMath>
+            </m:oMathPara>
+          </w:p>
+          <w:p>
+            <w:pPr>
+              <w:pStyle w:val="TableParagraph"/>
+              <w:rPr>
+                <w:rFonts w:asciiTheme="minorHAnsi" w:hAnsiTheme="minorHAnsi" w:cstheme="minorHAnsi"/>
+                <w:sz w:val="28"/>
+                <w:szCs w:val="28"/>
+                <w:lang w:val="en-IN"/>
+              </w:rPr>
+            </w:pPr>
+          </w:p>
+          <w:p>
+            <w:pPr>
+              <w:pStyle w:val="TableParagraph"/>
+              <w:rPr>
+                <w:rFonts w:asciiTheme="minorHAnsi" w:hAnsiTheme="minorHAnsi" w:cstheme="minorHAnsi"/>
+                <w:sz w:val="28"/>
+                <w:szCs w:val="28"/>
+                <w:lang w:val="en-IN"/>
+              </w:rPr>
+            </w:pPr>
+            <w:r>
+              <w:rPr>
+                <w:rFonts w:asciiTheme="minorHAnsi" w:hAnsiTheme="minorHAnsi" w:cstheme="minorHAnsi"/>
+                <w:sz w:val="28"/>
+                <w:szCs w:val="28"/>
+                <w:lang w:val="en-IN"/>
+              </w:rPr>
+              <w:t>Given the confusion matrix:</w:t>
+            </w:r>
+          </w:p>
+          <w:p>
+            <w:pPr>
+              <w:pStyle w:val="TableParagraph"/>
+              <w:numPr>
+                <w:ilvl w:val="0"/>
+                <w:numId w:val="19"/>
+              </w:numPr>
+              <w:rPr>
+                <w:rFonts w:asciiTheme="minorHAnsi" w:hAnsiTheme="minorHAnsi" w:cstheme="minorHAnsi"/>
+                <w:sz w:val="28"/>
+                <w:szCs w:val="28"/>
+                <w:lang w:val="en-IN"/>
+              </w:rPr>
+            </w:pPr>
+            <w:r>
+              <w:rPr>
+                <w:rFonts w:asciiTheme="minorHAnsi" w:hAnsiTheme="minorHAnsi" w:cstheme="minorHAnsi"/>
+                <w:sz w:val="28"/>
+                <w:szCs w:val="28"/>
+                <w:lang w:val="en-IN"/>
+              </w:rPr>
+              <w:t>True Positive: 8</w:t>
+            </w:r>
+          </w:p>
+          <w:p>
+            <w:pPr>
+              <w:pStyle w:val="TableParagraph"/>
+              <w:numPr>
+                <w:ilvl w:val="0"/>
+                <w:numId w:val="19"/>
+              </w:numPr>
+              <w:rPr>
+                <w:rFonts w:asciiTheme="minorHAnsi" w:hAnsiTheme="minorHAnsi" w:cstheme="minorHAnsi"/>
+                <w:sz w:val="28"/>
+                <w:szCs w:val="28"/>
+                <w:lang w:val="en-IN"/>
+              </w:rPr>
+            </w:pPr>
+            <w:r>
+              <w:rPr>
+                <w:rFonts w:asciiTheme="minorHAnsi" w:hAnsiTheme="minorHAnsi" w:cstheme="minorHAnsi"/>
+                <w:sz w:val="28"/>
+                <w:szCs w:val="28"/>
+                <w:lang w:val="en-IN"/>
+              </w:rPr>
+              <w:t>True Negative: 7</w:t>
+            </w:r>
+          </w:p>
+          <w:p>
+            <w:pPr>
+              <w:pStyle w:val="TableParagraph"/>
+              <w:numPr>
+                <w:ilvl w:val="0"/>
+                <w:numId w:val="19"/>
+              </w:numPr>
+              <w:rPr>
+                <w:rFonts w:asciiTheme="minorHAnsi" w:hAnsiTheme="minorHAnsi" w:cstheme="minorHAnsi"/>
+                <w:sz w:val="28"/>
+                <w:szCs w:val="28"/>
+                <w:lang w:val="en-IN"/>
+              </w:rPr>
+            </w:pPr>
+            <w:r>
+              <w:rPr>
+                <w:rFonts w:asciiTheme="minorHAnsi" w:hAnsiTheme="minorHAnsi" w:cstheme="minorHAnsi"/>
+                <w:sz w:val="28"/>
+                <w:szCs w:val="28"/>
+                <w:lang w:val="en-IN"/>
+              </w:rPr>
+              <w:t>False Negative: 2</w:t>
+            </w:r>
+          </w:p>
+          <w:p>
+            <w:pPr>
+              <w:pStyle w:val="TableParagraph"/>
+              <w:rPr>
+                <w:rFonts w:asciiTheme="minorHAnsi" w:hAnsiTheme="minorHAnsi" w:cstheme="minorHAnsi"/>
+                <w:sz w:val="28"/>
+                <w:szCs w:val="28"/>
+                <w:lang w:val="en-IN"/>
+              </w:rPr>
+            </w:pPr>
+          </w:p>
+          <w:p>
+            <w:pPr>
+              <w:pStyle w:val="TableParagraph"/>
+              <w:rPr>
+                <w:rFonts w:asciiTheme="minorHAnsi" w:hAnsiTheme="minorHAnsi" w:cstheme="minorHAnsi"/>
+                <w:sz w:val="28"/>
+                <w:szCs w:val="28"/>
+                <w:lang w:val="en-IN"/>
+              </w:rPr>
+            </w:pPr>
+            <w:r>
+              <w:rPr>
+                <w:rFonts w:asciiTheme="minorHAnsi" w:hAnsiTheme="minorHAnsi" w:cstheme="minorHAnsi"/>
+                <w:sz w:val="28"/>
+                <w:szCs w:val="28"/>
+                <w:lang w:val="en-IN"/>
+              </w:rPr>
+              <w:t>Plugging these values into the formula:</w:t>
+            </w:r>
+          </w:p>
+          <w:p>
+            <w:pPr>
+              <w:pStyle w:val="TableParagraph"/>
+              <w:rPr>
+                <w:rFonts w:ascii="Cambria Math" w:hAnsi="Cambria Math" w:cstheme="minorHAnsi"/>
+                <w:sz w:val="28"/>
+                <w:szCs w:val="28"/>
+                <w:lang w:val="en-IN"/>
+                <w:oMath/>
+              </w:rPr>
+            </w:pPr>
+            <w:r>
+              <w:rPr>
+                <w:rFonts w:asciiTheme="minorHAnsi" w:hAnsiTheme="minorHAnsi" w:cstheme="minorHAnsi"/>
+                <w:sz w:val="20"/>
+                <w:szCs w:val="20"/>
+                <w:lang w:val="en-IN"/>
+              </w:rPr>
+              <w:br/>
+            </w:r>
+            <m:oMathPara>
+              <m:oMathParaPr>
+                <m:jc m:val="left"/>
+              </m:oMathParaPr>
+              <m:oMath>
+                <m:r>
+                  <w:rPr>
+                    <w:rFonts w:ascii="Cambria Math" w:hAnsi="Cambria Math" w:cstheme="minorHAnsi"/>
+                    <w:sz w:val="28"/>
+                    <w:szCs w:val="28"/>
+                    <w:lang w:val="en-IN"/>
+                  </w:rPr>
+                  <m:t xml:space="preserve">Recall =  </m:t>
+                </m:r>
+                <m:f>
+                  <m:fPr>
+                    <m:ctrlPr>
+                      <w:rPr>
+                        <w:rFonts w:ascii="Cambria Math" w:hAnsi="Cambria Math" w:cstheme="minorHAnsi"/>
+                        <w:i/>
+                        <w:sz w:val="28"/>
+                        <w:szCs w:val="28"/>
+                        <w:lang w:val="en-IN"/>
+                      </w:rPr>
+                    </m:ctrlPr>
+                  </m:fPr>
+                  <m:num>
+                    <m:r>
+                      <w:rPr>
+                        <w:rFonts w:ascii="Cambria Math" w:hAnsi="Cambria Math" w:cstheme="minorHAnsi"/>
+                        <w:sz w:val="28"/>
+                        <w:szCs w:val="28"/>
+                        <w:lang w:val="en-IN"/>
+                      </w:rPr>
+                      <m:t>8</m:t>
+                    </m:r>
+                  </m:num>
+                  <m:den>
+                    <m:r>
+                      <w:rPr>
+                        <w:rFonts w:ascii="Cambria Math" w:hAnsi="Cambria Math" w:cstheme="minorHAnsi"/>
+                        <w:sz w:val="28"/>
+                        <w:szCs w:val="28"/>
+                        <w:lang w:val="en-IN"/>
+                      </w:rPr>
+                      <m:t>(8 + 2)</m:t>
+                    </m:r>
+                  </m:den>
+                </m:f>
+                <m:r>
+                  <w:rPr>
+                    <w:rFonts w:ascii="Cambria Math" w:hAnsi="Cambria Math" w:cstheme="minorHAnsi"/>
+                    <w:sz w:val="28"/>
+                    <w:szCs w:val="28"/>
+                    <w:lang w:val="en-IN"/>
+                  </w:rPr>
+                  <m:t xml:space="preserve"> </m:t>
+                </m:r>
+                <m:r>
+                  <w:rPr>
+                    <w:rFonts w:ascii="Cambria Math" w:hAnsi="Cambria Math" w:cstheme="minorHAnsi"/>
+                    <w:sz w:val="28"/>
+                    <w:szCs w:val="28"/>
+                    <w:lang w:val="en-IN"/>
+                  </w:rPr>
+                  <m:t xml:space="preserve">= </m:t>
+                </m:r>
+                <m:f>
+                  <m:fPr>
+                    <m:ctrlPr>
+                      <w:rPr>
+                        <w:rFonts w:ascii="Cambria Math" w:hAnsi="Cambria Math" w:cstheme="minorHAnsi"/>
+                        <w:i/>
+                        <w:sz w:val="28"/>
+                        <w:szCs w:val="28"/>
+                        <w:lang w:val="en-IN"/>
+                      </w:rPr>
+                    </m:ctrlPr>
+                  </m:fPr>
+                  <m:num>
+                    <m:r>
+                      <w:rPr>
+                        <w:rFonts w:ascii="Cambria Math" w:hAnsi="Cambria Math" w:cstheme="minorHAnsi"/>
+                        <w:sz w:val="28"/>
+                        <w:szCs w:val="28"/>
+                        <w:lang w:val="en-IN"/>
+                      </w:rPr>
+                      <m:t>8</m:t>
+                    </m:r>
+                  </m:num>
+                  <m:den>
+                    <m:r>
+                      <w:rPr>
+                        <w:rFonts w:ascii="Cambria Math" w:hAnsi="Cambria Math" w:cstheme="minorHAnsi"/>
+                        <w:sz w:val="28"/>
+                        <w:szCs w:val="28"/>
+                        <w:lang w:val="en-IN"/>
+                      </w:rPr>
+                      <m:t>10</m:t>
+                    </m:r>
+                  </m:den>
+                </m:f>
+                <m:r>
+                  <w:rPr>
+                    <w:rFonts w:ascii="Cambria Math" w:hAnsi="Cambria Math" w:cstheme="minorHAnsi"/>
+                    <w:sz w:val="28"/>
+                    <w:szCs w:val="28"/>
+                    <w:lang w:val="en-IN"/>
+                  </w:rPr>
+                  <m:t xml:space="preserve"> </m:t>
+                </m:r>
+                <m:r>
+                  <w:rPr>
+                    <w:rFonts w:ascii="Cambria Math" w:hAnsi="Cambria Math" w:cstheme="minorHAnsi"/>
+                    <w:sz w:val="28"/>
+                    <w:szCs w:val="28"/>
+                    <w:lang w:val="en-IN"/>
+                  </w:rPr>
+                  <m:t>= 0.8</m:t>
+                </m:r>
+              </m:oMath>
+            </m:oMathPara>
+          </w:p>
+          <w:p>
+            <w:pPr>
+              <w:pStyle w:val="TableParagraph"/>
+              <w:rPr>
+                <w:rFonts w:asciiTheme="minorHAnsi" w:hAnsiTheme="minorHAnsi" w:cstheme="minorHAnsi"/>
+                <w:sz w:val="20"/>
+                <w:szCs w:val="20"/>
+                <w:lang w:val="en-IN"/>
+              </w:rPr>
+            </w:pPr>
+          </w:p>
+          <w:p>
+            <w:pPr>
+              <w:pStyle w:val="TableParagraph"/>
+              <w:rPr>
+                <w:rFonts w:asciiTheme="minorHAnsi" w:hAnsiTheme="minorHAnsi" w:cstheme="minorHAnsi"/>
+                <w:sz w:val="28"/>
+                <w:szCs w:val="28"/>
+              </w:rPr>
+            </w:pPr>
+            <w:r>
+              <w:rPr>
+                <w:rFonts w:asciiTheme="minorHAnsi" w:hAnsiTheme="minorHAnsi" w:cstheme="minorHAnsi"/>
+                <w:sz w:val="28"/>
+                <w:szCs w:val="28"/>
+                <w:lang w:val="en-IN"/>
+              </w:rPr>
+              <w:t>Therefore, the recall for the given confusion matrix is 0.8 or 80%</w:t>
+            </w:r>
+            <w:r>
+              <w:rPr>
+                <w:rFonts w:asciiTheme="minorHAnsi" w:hAnsiTheme="minorHAnsi" w:cstheme="minorHAnsi"/>
+                <w:sz w:val="28"/>
+                <w:szCs w:val="28"/>
+                <w:lang w:val="en-IN"/>
+              </w:rPr>
+              <w:t>.</w:t>
+            </w:r>
           </w:p>
         </w:tc>
       </w:tr>
@@ -641,8 +1055,549 @@
         </w:rPr>
         <w:sectPr>
           <w:type w:val="continuous"/>
+          <w:pgSz w:w="11913" w:h="9639"/>
+          <w:pgMar w:top="142" w:right="573" w:bottom="0" w:left="697" w:header="720" w:footer="720" w:gutter="0"/>
+          <w:cols w:space="720"/>
+        </w:sectPr>
+      </w:pPr>
+    </w:p>
+    <w:tbl>
+      <w:tblPr>
+        <w:tblW w:w="11340" w:type="dxa"/>
+        <w:tblInd w:w="-562" w:type="dxa"/>
+        <w:tblLayout w:type="fixed"/>
+        <w:tblCellMar>
+          <w:left w:w="0" w:type="dxa"/>
+          <w:right w:w="0" w:type="dxa"/>
+        </w:tblCellMar>
+        <w:tblLook w:val="01E0" w:firstRow="1" w:lastRow="1" w:firstColumn="1" w:lastColumn="1" w:noHBand="0" w:noVBand="0"/>
+      </w:tblPr>
+      <w:tblGrid>
+        <w:gridCol w:w="993"/>
+        <w:gridCol w:w="10347"/>
+      </w:tblGrid>
+      <w:tr>
+        <w:trPr>
+          <w:trHeight w:val="140"/>
+        </w:trPr>
+        <w:tc>
+          <w:tcPr>
+            <w:tcW w:w="993" w:type="dxa"/>
+          </w:tcPr>
+          <w:p>
+            <w:pPr>
+              <w:pStyle w:val="TableParagraph"/>
+              <w:ind w:left="1"/>
+              <w:jc w:val="center"/>
+              <w:rPr>
+                <w:rFonts w:asciiTheme="minorHAnsi" w:hAnsiTheme="minorHAnsi" w:cstheme="minorHAnsi"/>
+                <w:b/>
+                <w:bCs/>
+                <w:sz w:val="28"/>
+                <w:szCs w:val="28"/>
+              </w:rPr>
+            </w:pPr>
+            <w:r>
+              <w:rPr>
+                <w:rFonts w:asciiTheme="minorHAnsi" w:hAnsiTheme="minorHAnsi" w:cstheme="minorHAnsi"/>
+                <w:b/>
+                <w:bCs/>
+                <w:sz w:val="28"/>
+                <w:szCs w:val="28"/>
+              </w:rPr>
+              <w:lastRenderedPageBreak/>
+              <w:t>2</w:t>
+            </w:r>
+          </w:p>
+        </w:tc>
+        <w:tc>
+          <w:tcPr>
+            <w:tcW w:w="10347" w:type="dxa"/>
+          </w:tcPr>
+          <w:p>
+            <w:pPr>
+              <w:pStyle w:val="TableParagraph"/>
+              <w:ind w:left="0"/>
+              <w:rPr>
+                <w:rFonts w:asciiTheme="minorHAnsi" w:hAnsiTheme="minorHAnsi" w:cstheme="minorHAnsi"/>
+                <w:b/>
+                <w:bCs/>
+                <w:sz w:val="28"/>
+                <w:szCs w:val="28"/>
+              </w:rPr>
+            </w:pPr>
+            <w:r>
+              <w:rPr>
+                <w:rFonts w:asciiTheme="minorHAnsi" w:hAnsiTheme="minorHAnsi" w:cstheme="minorHAnsi"/>
+                <w:b/>
+                <w:bCs/>
+                <w:sz w:val="28"/>
+                <w:szCs w:val="28"/>
+              </w:rPr>
+              <w:t>Define Sensitivity in ROC analysis</w:t>
+            </w:r>
+            <w:r>
+              <w:rPr>
+                <w:rFonts w:asciiTheme="minorHAnsi" w:hAnsiTheme="minorHAnsi" w:cstheme="minorHAnsi"/>
+                <w:b/>
+                <w:bCs/>
+                <w:sz w:val="28"/>
+                <w:szCs w:val="28"/>
+              </w:rPr>
+              <w:t>.</w:t>
+            </w:r>
+          </w:p>
+        </w:tc>
+      </w:tr>
+      <w:tr>
+        <w:trPr>
+          <w:trHeight w:val="20"/>
+        </w:trPr>
+        <w:tc>
+          <w:tcPr>
+            <w:tcW w:w="993" w:type="dxa"/>
+          </w:tcPr>
+          <w:p>
+            <w:pPr>
+              <w:pStyle w:val="TableParagraph"/>
+              <w:ind w:left="1"/>
+              <w:jc w:val="center"/>
+              <w:rPr>
+                <w:rFonts w:asciiTheme="minorHAnsi" w:hAnsiTheme="minorHAnsi" w:cstheme="minorHAnsi"/>
+                <w:b/>
+                <w:bCs/>
+                <w:sz w:val="28"/>
+                <w:szCs w:val="28"/>
+              </w:rPr>
+            </w:pPr>
+            <w:r>
+              <w:rPr>
+                <w:rFonts w:asciiTheme="minorHAnsi" w:hAnsiTheme="minorHAnsi" w:cstheme="minorHAnsi"/>
+                <w:b/>
+                <w:bCs/>
+                <w:color w:val="FF0000"/>
+                <w:sz w:val="28"/>
+                <w:szCs w:val="28"/>
+              </w:rPr>
+              <w:t>Ans.2)</w:t>
+            </w:r>
+          </w:p>
+        </w:tc>
+        <w:tc>
+          <w:tcPr>
+            <w:tcW w:w="10347" w:type="dxa"/>
+          </w:tcPr>
+          <w:p>
+            <w:pPr>
+              <w:pStyle w:val="TableParagraph"/>
+              <w:rPr>
+                <w:rFonts w:asciiTheme="minorHAnsi" w:hAnsiTheme="minorHAnsi" w:cstheme="minorHAnsi"/>
+                <w:sz w:val="28"/>
+                <w:szCs w:val="28"/>
+                <w:lang w:val="en-IN"/>
+              </w:rPr>
+            </w:pPr>
+            <w:r>
+              <w:rPr>
+                <w:rFonts w:asciiTheme="minorHAnsi" w:hAnsiTheme="minorHAnsi" w:cstheme="minorHAnsi"/>
+                <w:sz w:val="28"/>
+                <w:szCs w:val="28"/>
+                <w:lang w:val="en-IN"/>
+              </w:rPr>
+              <w:t>In ROC (Receiver Operating Characteristic) analysis, Sensitivity refers to the True Positive Rate (TPR), which measures the proportion of actual positive instances that are correctly identified as positive by the classification model.</w:t>
+            </w:r>
+          </w:p>
+          <w:p>
+            <w:pPr>
+              <w:pStyle w:val="TableParagraph"/>
+              <w:rPr>
+                <w:rFonts w:asciiTheme="minorHAnsi" w:hAnsiTheme="minorHAnsi" w:cstheme="minorHAnsi"/>
+                <w:sz w:val="28"/>
+                <w:szCs w:val="28"/>
+                <w:lang w:val="en-IN"/>
+              </w:rPr>
+            </w:pPr>
+          </w:p>
+          <w:p>
+            <w:pPr>
+              <w:pStyle w:val="TableParagraph"/>
+              <w:rPr>
+                <w:rFonts w:asciiTheme="minorHAnsi" w:hAnsiTheme="minorHAnsi" w:cstheme="minorHAnsi"/>
+                <w:sz w:val="28"/>
+                <w:szCs w:val="28"/>
+                <w:lang w:val="en-IN"/>
+              </w:rPr>
+            </w:pPr>
+            <w:r>
+              <w:rPr>
+                <w:rFonts w:asciiTheme="minorHAnsi" w:hAnsiTheme="minorHAnsi" w:cstheme="minorHAnsi"/>
+                <w:sz w:val="28"/>
+                <w:szCs w:val="28"/>
+                <w:lang w:val="en-IN"/>
+              </w:rPr>
+              <w:t>Specifically, sensitivity is calculated</w:t>
+            </w:r>
+            <w:r>
+              <w:rPr>
+                <w:rFonts w:asciiTheme="minorHAnsi" w:hAnsiTheme="minorHAnsi" w:cstheme="minorHAnsi"/>
+                <w:sz w:val="28"/>
+                <w:szCs w:val="28"/>
+                <w:lang w:val="en-IN"/>
+              </w:rPr>
+              <w:t xml:space="preserve"> </w:t>
+            </w:r>
+            <w:r>
+              <w:rPr>
+                <w:rFonts w:asciiTheme="minorHAnsi" w:hAnsiTheme="minorHAnsi" w:cstheme="minorHAnsi"/>
+                <w:sz w:val="28"/>
+                <w:szCs w:val="28"/>
+                <w:lang w:val="en-IN"/>
+              </w:rPr>
+              <w:t>as:</w:t>
+            </w:r>
+          </w:p>
+          <w:p>
+            <w:pPr>
+              <w:pStyle w:val="TableParagraph"/>
+              <w:rPr>
+                <w:rFonts w:asciiTheme="minorHAnsi" w:hAnsiTheme="minorHAnsi" w:cstheme="minorHAnsi"/>
+                <w:sz w:val="28"/>
+                <w:szCs w:val="28"/>
+                <w:lang w:val="en-IN"/>
+              </w:rPr>
+            </w:pPr>
+            <m:oMathPara>
+              <m:oMathParaPr>
+                <m:jc m:val="center"/>
+              </m:oMathParaPr>
+              <m:oMath>
+                <m:r>
+                  <w:rPr>
+                    <w:rFonts w:ascii="Cambria Math" w:hAnsi="Cambria Math" w:cstheme="minorHAnsi"/>
+                    <w:sz w:val="28"/>
+                    <w:szCs w:val="28"/>
+                    <w:lang w:val="en-IN"/>
+                  </w:rPr>
+                  <m:t>Sensitivity=</m:t>
+                </m:r>
+                <m:f>
+                  <m:fPr>
+                    <m:ctrlPr>
+                      <w:rPr>
+                        <w:rFonts w:ascii="Cambria Math" w:hAnsi="Cambria Math" w:cstheme="minorHAnsi"/>
+                        <w:i/>
+                        <w:sz w:val="28"/>
+                        <w:szCs w:val="28"/>
+                        <w:lang w:val="en-IN"/>
+                      </w:rPr>
+                    </m:ctrlPr>
+                  </m:fPr>
+                  <m:num>
+                    <m:r>
+                      <w:rPr>
+                        <w:rFonts w:ascii="Cambria Math" w:hAnsi="Cambria Math" w:cstheme="minorHAnsi"/>
+                        <w:sz w:val="28"/>
+                        <w:szCs w:val="28"/>
+                        <w:lang w:val="en-IN"/>
+                      </w:rPr>
+                      <m:t>True Positives</m:t>
+                    </m:r>
+                  </m:num>
+                  <m:den>
+                    <m:r>
+                      <w:rPr>
+                        <w:rFonts w:ascii="Cambria Math" w:hAnsi="Cambria Math" w:cstheme="minorHAnsi"/>
+                        <w:sz w:val="28"/>
+                        <w:szCs w:val="28"/>
+                        <w:lang w:val="en-IN"/>
+                      </w:rPr>
+                      <m:t>True Positives+False Negatives</m:t>
+                    </m:r>
+                  </m:den>
+                </m:f>
+              </m:oMath>
+            </m:oMathPara>
+          </w:p>
+          <w:p>
+            <w:pPr>
+              <w:pStyle w:val="TableParagraph"/>
+              <w:rPr>
+                <w:rFonts w:asciiTheme="minorHAnsi" w:hAnsiTheme="minorHAnsi" w:cstheme="minorHAnsi"/>
+                <w:sz w:val="28"/>
+                <w:szCs w:val="28"/>
+                <w:lang w:val="en-IN"/>
+              </w:rPr>
+            </w:pPr>
+          </w:p>
+          <w:p>
+            <w:pPr>
+              <w:pStyle w:val="TableParagraph"/>
+              <w:rPr>
+                <w:rFonts w:asciiTheme="minorHAnsi" w:hAnsiTheme="minorHAnsi" w:cstheme="minorHAnsi"/>
+                <w:sz w:val="28"/>
+                <w:szCs w:val="28"/>
+                <w:lang w:val="en-IN"/>
+              </w:rPr>
+            </w:pPr>
+            <w:r>
+              <w:rPr>
+                <w:rFonts w:asciiTheme="minorHAnsi" w:hAnsiTheme="minorHAnsi" w:cstheme="minorHAnsi"/>
+                <w:sz w:val="28"/>
+                <w:szCs w:val="28"/>
+                <w:lang w:val="en-IN"/>
+              </w:rPr>
+              <w:t>​Sensitivity represents the model's ability to correctly identify positive cases. A high sensitivity value indicates that the model is effective at capturing true positive instances, which is particularly important in scenarios where correctly identifying positive cases is a priority, such as in medical diagnostics or fraud detection.</w:t>
+            </w:r>
+          </w:p>
+          <w:p>
+            <w:pPr>
+              <w:pStyle w:val="TableParagraph"/>
+              <w:rPr>
+                <w:rFonts w:asciiTheme="minorHAnsi" w:hAnsiTheme="minorHAnsi" w:cstheme="minorHAnsi"/>
+                <w:sz w:val="28"/>
+                <w:szCs w:val="28"/>
+                <w:lang w:val="en-IN"/>
+              </w:rPr>
+            </w:pPr>
+          </w:p>
+          <w:p>
+            <w:pPr>
+              <w:pStyle w:val="TableParagraph"/>
+              <w:rPr>
+                <w:rFonts w:asciiTheme="minorHAnsi" w:hAnsiTheme="minorHAnsi" w:cstheme="minorHAnsi"/>
+                <w:sz w:val="28"/>
+                <w:szCs w:val="28"/>
+                <w:lang w:val="en-IN"/>
+              </w:rPr>
+            </w:pPr>
+            <w:r>
+              <w:rPr>
+                <w:rFonts w:asciiTheme="minorHAnsi" w:hAnsiTheme="minorHAnsi" w:cstheme="minorHAnsi"/>
+                <w:sz w:val="28"/>
+                <w:szCs w:val="28"/>
+                <w:lang w:val="en-IN"/>
+              </w:rPr>
+              <w:t>The key aspects of sensitivity in ROC analysis are:</w:t>
+            </w:r>
+          </w:p>
+          <w:p>
+            <w:pPr>
+              <w:pStyle w:val="TableParagraph"/>
+              <w:numPr>
+                <w:ilvl w:val="0"/>
+                <w:numId w:val="18"/>
+              </w:numPr>
+              <w:rPr>
+                <w:rFonts w:asciiTheme="minorHAnsi" w:hAnsiTheme="minorHAnsi" w:cstheme="minorHAnsi"/>
+                <w:sz w:val="28"/>
+                <w:szCs w:val="28"/>
+                <w:lang w:val="en-IN"/>
+              </w:rPr>
+            </w:pPr>
+            <w:r>
+              <w:rPr>
+                <w:rFonts w:asciiTheme="minorHAnsi" w:hAnsiTheme="minorHAnsi" w:cstheme="minorHAnsi"/>
+                <w:sz w:val="28"/>
+                <w:szCs w:val="28"/>
+                <w:lang w:val="en-IN"/>
+              </w:rPr>
+              <w:t>It focuses on the true positive rate, which is the proportion of actual positive instances that are correctly classified as positive by the model.</w:t>
+            </w:r>
+          </w:p>
+          <w:p>
+            <w:pPr>
+              <w:pStyle w:val="TableParagraph"/>
+              <w:ind w:left="720"/>
+              <w:rPr>
+                <w:rFonts w:asciiTheme="minorHAnsi" w:hAnsiTheme="minorHAnsi" w:cstheme="minorHAnsi"/>
+                <w:sz w:val="28"/>
+                <w:szCs w:val="28"/>
+                <w:lang w:val="en-IN"/>
+              </w:rPr>
+            </w:pPr>
+          </w:p>
+          <w:p>
+            <w:pPr>
+              <w:pStyle w:val="TableParagraph"/>
+              <w:numPr>
+                <w:ilvl w:val="0"/>
+                <w:numId w:val="18"/>
+              </w:numPr>
+              <w:rPr>
+                <w:rFonts w:asciiTheme="minorHAnsi" w:hAnsiTheme="minorHAnsi" w:cstheme="minorHAnsi"/>
+                <w:sz w:val="28"/>
+                <w:szCs w:val="28"/>
+                <w:lang w:val="en-IN"/>
+              </w:rPr>
+            </w:pPr>
+            <w:r>
+              <w:rPr>
+                <w:rFonts w:asciiTheme="minorHAnsi" w:hAnsiTheme="minorHAnsi" w:cstheme="minorHAnsi"/>
+                <w:sz w:val="28"/>
+                <w:szCs w:val="28"/>
+                <w:lang w:val="en-IN"/>
+              </w:rPr>
+              <w:t>It provides a measure of how well the model can detect the positive class, without considering the false positive rate.</w:t>
+            </w:r>
+          </w:p>
+          <w:p>
+            <w:pPr>
+              <w:pStyle w:val="TableParagraph"/>
+              <w:ind w:left="720"/>
+              <w:rPr>
+                <w:rFonts w:asciiTheme="minorHAnsi" w:hAnsiTheme="minorHAnsi" w:cstheme="minorHAnsi"/>
+                <w:sz w:val="28"/>
+                <w:szCs w:val="28"/>
+                <w:lang w:val="en-IN"/>
+              </w:rPr>
+            </w:pPr>
+          </w:p>
+          <w:p>
+            <w:pPr>
+              <w:pStyle w:val="TableParagraph"/>
+              <w:numPr>
+                <w:ilvl w:val="0"/>
+                <w:numId w:val="18"/>
+              </w:numPr>
+              <w:rPr>
+                <w:rFonts w:asciiTheme="minorHAnsi" w:hAnsiTheme="minorHAnsi" w:cstheme="minorHAnsi"/>
+                <w:sz w:val="28"/>
+                <w:szCs w:val="28"/>
+                <w:lang w:val="en-IN"/>
+              </w:rPr>
+            </w:pPr>
+            <w:r>
+              <w:rPr>
+                <w:rFonts w:asciiTheme="minorHAnsi" w:hAnsiTheme="minorHAnsi" w:cstheme="minorHAnsi"/>
+                <w:sz w:val="28"/>
+                <w:szCs w:val="28"/>
+                <w:lang w:val="en-IN"/>
+              </w:rPr>
+              <w:t>Sensitivity is plotted on the y-axis of the ROC curve, with the false positive rate (1 - specificity) on the x-axis.</w:t>
+            </w:r>
+          </w:p>
+          <w:p>
+            <w:pPr>
+              <w:pStyle w:val="TableParagraph"/>
+              <w:ind w:left="720"/>
+              <w:rPr>
+                <w:rFonts w:asciiTheme="minorHAnsi" w:hAnsiTheme="minorHAnsi" w:cstheme="minorHAnsi"/>
+                <w:sz w:val="28"/>
+                <w:szCs w:val="28"/>
+                <w:lang w:val="en-IN"/>
+              </w:rPr>
+            </w:pPr>
+          </w:p>
+          <w:p>
+            <w:pPr>
+              <w:pStyle w:val="TableParagraph"/>
+              <w:numPr>
+                <w:ilvl w:val="0"/>
+                <w:numId w:val="18"/>
+              </w:numPr>
+              <w:rPr>
+                <w:rFonts w:asciiTheme="minorHAnsi" w:hAnsiTheme="minorHAnsi" w:cstheme="minorHAnsi"/>
+                <w:sz w:val="28"/>
+                <w:szCs w:val="28"/>
+                <w:lang w:val="en-IN"/>
+              </w:rPr>
+            </w:pPr>
+            <w:r>
+              <w:rPr>
+                <w:rFonts w:asciiTheme="minorHAnsi" w:hAnsiTheme="minorHAnsi" w:cstheme="minorHAnsi"/>
+                <w:sz w:val="28"/>
+                <w:szCs w:val="28"/>
+                <w:lang w:val="en-IN"/>
+              </w:rPr>
+              <w:t>The ROC curve visualizes the trade-off between sensitivity and specificity as the decision threshold is varied.</w:t>
+            </w:r>
+          </w:p>
+          <w:p>
+            <w:pPr>
+              <w:pStyle w:val="TableParagraph"/>
+              <w:ind w:left="720"/>
+              <w:rPr>
+                <w:rFonts w:asciiTheme="minorHAnsi" w:hAnsiTheme="minorHAnsi" w:cstheme="minorHAnsi"/>
+                <w:sz w:val="28"/>
+                <w:szCs w:val="28"/>
+                <w:lang w:val="en-IN"/>
+              </w:rPr>
+            </w:pPr>
+          </w:p>
+          <w:p>
+            <w:pPr>
+              <w:pStyle w:val="TableParagraph"/>
+              <w:numPr>
+                <w:ilvl w:val="0"/>
+                <w:numId w:val="18"/>
+              </w:numPr>
+              <w:rPr>
+                <w:rFonts w:asciiTheme="minorHAnsi" w:hAnsiTheme="minorHAnsi" w:cstheme="minorHAnsi"/>
+                <w:sz w:val="28"/>
+                <w:szCs w:val="28"/>
+                <w:lang w:val="en-IN"/>
+              </w:rPr>
+            </w:pPr>
+            <w:r>
+              <w:rPr>
+                <w:rFonts w:asciiTheme="minorHAnsi" w:hAnsiTheme="minorHAnsi" w:cstheme="minorHAnsi"/>
+                <w:sz w:val="28"/>
+                <w:szCs w:val="28"/>
+                <w:lang w:val="en-IN"/>
+              </w:rPr>
+              <w:t>Selecting the optimal threshold often involves balancing the desired sensitivity and specificity based on the specific requirements of the problem.</w:t>
+            </w:r>
+          </w:p>
+          <w:p>
+            <w:pPr>
+              <w:pStyle w:val="TableParagraph"/>
+              <w:ind w:left="720"/>
+              <w:rPr>
+                <w:rFonts w:asciiTheme="minorHAnsi" w:hAnsiTheme="minorHAnsi" w:cstheme="minorHAnsi"/>
+                <w:sz w:val="28"/>
+                <w:szCs w:val="28"/>
+                <w:lang w:val="en-IN"/>
+              </w:rPr>
+            </w:pPr>
+          </w:p>
+          <w:p>
+            <w:pPr>
+              <w:pStyle w:val="TableParagraph"/>
+              <w:rPr>
+                <w:rFonts w:asciiTheme="minorHAnsi" w:hAnsiTheme="minorHAnsi" w:cstheme="minorHAnsi"/>
+                <w:sz w:val="28"/>
+                <w:szCs w:val="28"/>
+                <w:lang w:val="en-IN"/>
+              </w:rPr>
+            </w:pPr>
+            <w:r>
+              <w:rPr>
+                <w:rFonts w:asciiTheme="minorHAnsi" w:hAnsiTheme="minorHAnsi" w:cstheme="minorHAnsi"/>
+                <w:sz w:val="28"/>
+                <w:szCs w:val="28"/>
+                <w:lang w:val="en-IN"/>
+              </w:rPr>
+              <w:t>In summary, sensitivity is a crucial metric in ROC analysis as it quantifies the model's ability to correctly identify positive instances, which is essential for evaluating the overall performance and selecting the appropriate decision threshold for a classification problem.</w:t>
+            </w:r>
+          </w:p>
+        </w:tc>
+      </w:tr>
+    </w:tbl>
+    <w:p>
+      <w:pPr>
+        <w:pStyle w:val="TableParagraph"/>
+        <w:ind w:left="1"/>
+        <w:jc w:val="center"/>
+        <w:rPr>
+          <w:rFonts w:asciiTheme="minorHAnsi" w:hAnsiTheme="minorHAnsi" w:cstheme="minorHAnsi"/>
+          <w:b/>
+          <w:bCs/>
+          <w:sz w:val="28"/>
+          <w:szCs w:val="28"/>
+        </w:rPr>
+        <w:sectPr>
           <w:pgSz w:w="11913" w:h="13608"/>
-          <w:pgMar w:top="142" w:right="573" w:bottom="0" w:left="697" w:header="720" w:footer="720" w:gutter="0"/>
+          <w:pgMar w:top="142" w:right="573" w:bottom="278" w:left="697" w:header="720" w:footer="720" w:gutter="0"/>
           <w:cols w:space="720"/>
         </w:sectPr>
       </w:pPr>
@@ -692,7 +1647,7 @@
                 <w:szCs w:val="28"/>
               </w:rPr>
               <w:lastRenderedPageBreak/>
-              <w:t>2</w:t>
+              <w:t>3</w:t>
             </w:r>
           </w:p>
         </w:tc>
@@ -720,17 +1675,7 @@
                 <w:sz w:val="28"/>
                 <w:szCs w:val="28"/>
               </w:rPr>
-              <w:t>Describe various Accuracy Measures for Classificatio</w:t>
-            </w:r>
-            <w:r>
-              <w:rPr>
-                <w:rFonts w:asciiTheme="minorHAnsi" w:hAnsiTheme="minorHAnsi" w:cstheme="minorHAnsi"/>
-                <w:b/>
-                <w:bCs/>
-                <w:sz w:val="28"/>
-                <w:szCs w:val="28"/>
-              </w:rPr>
-              <w:t>n.</w:t>
+              <w:t>Describe various Accuracy Measures for Classification.</w:t>
             </w:r>
           </w:p>
         </w:tc>
@@ -765,7 +1710,7 @@
                 <w:sz w:val="28"/>
                 <w:szCs w:val="28"/>
               </w:rPr>
-              <w:t>Ans.2)</w:t>
+              <w:t>Ans.3)</w:t>
             </w:r>
           </w:p>
         </w:tc>
@@ -783,6 +1728,794 @@
                 <w:lang w:val="en-IN"/>
               </w:rPr>
             </w:pPr>
+            <w:r>
+              <w:rPr>
+                <w:rFonts w:asciiTheme="minorHAnsi" w:hAnsiTheme="minorHAnsi" w:cstheme="minorHAnsi"/>
+                <w:sz w:val="28"/>
+                <w:szCs w:val="28"/>
+                <w:lang w:val="en-IN"/>
+              </w:rPr>
+              <w:t>Various accuracy measures for classification include:</w:t>
+            </w:r>
+          </w:p>
+          <w:p>
+            <w:pPr>
+              <w:pStyle w:val="TableParagraph"/>
+              <w:numPr>
+                <w:ilvl w:val="0"/>
+                <w:numId w:val="17"/>
+              </w:numPr>
+              <w:rPr>
+                <w:rFonts w:asciiTheme="minorHAnsi" w:hAnsiTheme="minorHAnsi" w:cstheme="minorHAnsi"/>
+                <w:sz w:val="28"/>
+                <w:szCs w:val="28"/>
+                <w:lang w:val="en-IN"/>
+              </w:rPr>
+            </w:pPr>
+            <w:r>
+              <w:rPr>
+                <w:rFonts w:asciiTheme="minorHAnsi" w:hAnsiTheme="minorHAnsi" w:cstheme="minorHAnsi"/>
+                <w:b/>
+                <w:bCs/>
+                <w:sz w:val="28"/>
+                <w:szCs w:val="28"/>
+                <w:lang w:val="en-IN"/>
+              </w:rPr>
+              <w:t>Misclassification Error</w:t>
+            </w:r>
+            <w:r>
+              <w:rPr>
+                <w:rFonts w:asciiTheme="minorHAnsi" w:hAnsiTheme="minorHAnsi" w:cstheme="minorHAnsi"/>
+                <w:sz w:val="28"/>
+                <w:szCs w:val="28"/>
+                <w:lang w:val="en-IN"/>
+              </w:rPr>
+              <w:t>:</w:t>
+            </w:r>
+          </w:p>
+          <w:p>
+            <w:pPr>
+              <w:pStyle w:val="TableParagraph"/>
+              <w:numPr>
+                <w:ilvl w:val="1"/>
+                <w:numId w:val="17"/>
+              </w:numPr>
+              <w:rPr>
+                <w:rFonts w:asciiTheme="minorHAnsi" w:hAnsiTheme="minorHAnsi" w:cstheme="minorHAnsi"/>
+                <w:sz w:val="28"/>
+                <w:szCs w:val="28"/>
+                <w:lang w:val="en-IN"/>
+              </w:rPr>
+            </w:pPr>
+            <w:r>
+              <w:rPr>
+                <w:rFonts w:asciiTheme="minorHAnsi" w:hAnsiTheme="minorHAnsi" w:cstheme="minorHAnsi"/>
+                <w:sz w:val="28"/>
+                <w:szCs w:val="28"/>
+                <w:lang w:val="en-IN"/>
+              </w:rPr>
+              <w:t>Error occurs when a record is classified as belonging to one class when it actually belongs to another.</w:t>
+            </w:r>
+          </w:p>
+          <w:p>
+            <w:pPr>
+              <w:pStyle w:val="TableParagraph"/>
+              <w:numPr>
+                <w:ilvl w:val="1"/>
+                <w:numId w:val="17"/>
+              </w:numPr>
+              <w:rPr>
+                <w:rFonts w:asciiTheme="minorHAnsi" w:hAnsiTheme="minorHAnsi" w:cstheme="minorHAnsi"/>
+                <w:sz w:val="28"/>
+                <w:szCs w:val="28"/>
+                <w:lang w:val="en-IN"/>
+              </w:rPr>
+            </w:pPr>
+            <w:r>
+              <w:rPr>
+                <w:rFonts w:asciiTheme="minorHAnsi" w:hAnsiTheme="minorHAnsi" w:cstheme="minorHAnsi"/>
+                <w:sz w:val="28"/>
+                <w:szCs w:val="28"/>
+                <w:lang w:val="en-IN"/>
+              </w:rPr>
+              <w:t>Error Rate = Percentage of misclassified records out of the total records in the validation data.</w:t>
+            </w:r>
+          </w:p>
+          <w:p>
+            <w:pPr>
+              <w:pStyle w:val="TableParagraph"/>
+              <w:ind w:left="1440"/>
+              <w:rPr>
+                <w:rFonts w:asciiTheme="minorHAnsi" w:hAnsiTheme="minorHAnsi" w:cstheme="minorHAnsi"/>
+                <w:sz w:val="28"/>
+                <w:szCs w:val="28"/>
+                <w:lang w:val="en-IN"/>
+              </w:rPr>
+            </w:pPr>
+          </w:p>
+          <w:p>
+            <w:pPr>
+              <w:pStyle w:val="TableParagraph"/>
+              <w:numPr>
+                <w:ilvl w:val="0"/>
+                <w:numId w:val="17"/>
+              </w:numPr>
+              <w:rPr>
+                <w:rFonts w:asciiTheme="minorHAnsi" w:hAnsiTheme="minorHAnsi" w:cstheme="minorHAnsi"/>
+                <w:sz w:val="28"/>
+                <w:szCs w:val="28"/>
+                <w:lang w:val="en-IN"/>
+              </w:rPr>
+            </w:pPr>
+            <w:r>
+              <w:rPr>
+                <w:rFonts w:asciiTheme="minorHAnsi" w:hAnsiTheme="minorHAnsi" w:cstheme="minorHAnsi"/>
+                <w:b/>
+                <w:bCs/>
+                <w:sz w:val="28"/>
+                <w:szCs w:val="28"/>
+                <w:lang w:val="en-IN"/>
+              </w:rPr>
+              <w:t>Confusion Matrix</w:t>
+            </w:r>
+            <w:r>
+              <w:rPr>
+                <w:rFonts w:asciiTheme="minorHAnsi" w:hAnsiTheme="minorHAnsi" w:cstheme="minorHAnsi"/>
+                <w:sz w:val="28"/>
+                <w:szCs w:val="28"/>
+                <w:lang w:val="en-IN"/>
+              </w:rPr>
+              <w:t>:</w:t>
+            </w:r>
+          </w:p>
+          <w:p>
+            <w:pPr>
+              <w:pStyle w:val="TableParagraph"/>
+              <w:numPr>
+                <w:ilvl w:val="1"/>
+                <w:numId w:val="17"/>
+              </w:numPr>
+              <w:rPr>
+                <w:rFonts w:asciiTheme="minorHAnsi" w:hAnsiTheme="minorHAnsi" w:cstheme="minorHAnsi"/>
+                <w:sz w:val="28"/>
+                <w:szCs w:val="28"/>
+                <w:lang w:val="en-IN"/>
+              </w:rPr>
+            </w:pPr>
+            <w:r>
+              <w:rPr>
+                <w:rFonts w:asciiTheme="minorHAnsi" w:hAnsiTheme="minorHAnsi" w:cstheme="minorHAnsi"/>
+                <w:sz w:val="28"/>
+                <w:szCs w:val="28"/>
+                <w:lang w:val="en-IN"/>
+              </w:rPr>
+              <w:t>A matrix that summarizes the performance of a classification model by showing the counts of true positives, true negatives, false positives, and false negatives.</w:t>
+            </w:r>
+          </w:p>
+          <w:p>
+            <w:pPr>
+              <w:pStyle w:val="TableParagraph"/>
+              <w:numPr>
+                <w:ilvl w:val="1"/>
+                <w:numId w:val="17"/>
+              </w:numPr>
+              <w:rPr>
+                <w:rFonts w:asciiTheme="minorHAnsi" w:hAnsiTheme="minorHAnsi" w:cstheme="minorHAnsi"/>
+                <w:sz w:val="28"/>
+                <w:szCs w:val="28"/>
+                <w:lang w:val="en-IN"/>
+              </w:rPr>
+            </w:pPr>
+            <w:r>
+              <w:rPr>
+                <w:rFonts w:asciiTheme="minorHAnsi" w:hAnsiTheme="minorHAnsi" w:cstheme="minorHAnsi"/>
+                <w:sz w:val="28"/>
+                <w:szCs w:val="28"/>
+                <w:lang w:val="en-IN"/>
+              </w:rPr>
+              <w:t>Helps in calculating various accuracy measures.</w:t>
+            </w:r>
+          </w:p>
+          <w:p>
+            <w:pPr>
+              <w:pStyle w:val="TableParagraph"/>
+              <w:ind w:left="1440"/>
+              <w:rPr>
+                <w:rFonts w:asciiTheme="minorHAnsi" w:hAnsiTheme="minorHAnsi" w:cstheme="minorHAnsi"/>
+                <w:sz w:val="28"/>
+                <w:szCs w:val="28"/>
+                <w:lang w:val="en-IN"/>
+              </w:rPr>
+            </w:pPr>
+          </w:p>
+          <w:p>
+            <w:pPr>
+              <w:pStyle w:val="TableParagraph"/>
+              <w:numPr>
+                <w:ilvl w:val="0"/>
+                <w:numId w:val="17"/>
+              </w:numPr>
+              <w:rPr>
+                <w:rFonts w:asciiTheme="minorHAnsi" w:hAnsiTheme="minorHAnsi" w:cstheme="minorHAnsi"/>
+                <w:sz w:val="28"/>
+                <w:szCs w:val="28"/>
+                <w:lang w:val="en-IN"/>
+              </w:rPr>
+            </w:pPr>
+            <w:r>
+              <w:rPr>
+                <w:rFonts w:asciiTheme="minorHAnsi" w:hAnsiTheme="minorHAnsi" w:cstheme="minorHAnsi"/>
+                <w:b/>
+                <w:bCs/>
+                <w:sz w:val="28"/>
+                <w:szCs w:val="28"/>
+                <w:lang w:val="en-IN"/>
+              </w:rPr>
+              <w:t>Error Rate</w:t>
+            </w:r>
+            <w:r>
+              <w:rPr>
+                <w:rFonts w:asciiTheme="minorHAnsi" w:hAnsiTheme="minorHAnsi" w:cstheme="minorHAnsi"/>
+                <w:sz w:val="28"/>
+                <w:szCs w:val="28"/>
+                <w:lang w:val="en-IN"/>
+              </w:rPr>
+              <w:t>:</w:t>
+            </w:r>
+          </w:p>
+          <w:p>
+            <w:pPr>
+              <w:pStyle w:val="TableParagraph"/>
+              <w:numPr>
+                <w:ilvl w:val="1"/>
+                <w:numId w:val="17"/>
+              </w:numPr>
+              <w:rPr>
+                <w:rFonts w:asciiTheme="minorHAnsi" w:hAnsiTheme="minorHAnsi" w:cstheme="minorHAnsi"/>
+                <w:sz w:val="28"/>
+                <w:szCs w:val="28"/>
+                <w:lang w:val="en-IN"/>
+              </w:rPr>
+            </w:pPr>
+            <w:r>
+              <w:rPr>
+                <w:rFonts w:asciiTheme="minorHAnsi" w:hAnsiTheme="minorHAnsi" w:cstheme="minorHAnsi"/>
+                <w:sz w:val="28"/>
+                <w:szCs w:val="28"/>
+                <w:lang w:val="en-IN"/>
+              </w:rPr>
+              <w:t>Overall error rate is calculated as the sum of false positives and false negatives divided by the total number of instances.</w:t>
+            </w:r>
+          </w:p>
+          <w:p>
+            <w:pPr>
+              <w:pStyle w:val="TableParagraph"/>
+              <w:numPr>
+                <w:ilvl w:val="1"/>
+                <w:numId w:val="17"/>
+              </w:numPr>
+              <w:rPr>
+                <w:rFonts w:asciiTheme="minorHAnsi" w:hAnsiTheme="minorHAnsi" w:cstheme="minorHAnsi"/>
+                <w:sz w:val="28"/>
+                <w:szCs w:val="28"/>
+                <w:lang w:val="en-IN"/>
+              </w:rPr>
+            </w:pPr>
+            <w:r>
+              <w:rPr>
+                <w:rFonts w:asciiTheme="minorHAnsi" w:hAnsiTheme="minorHAnsi" w:cstheme="minorHAnsi"/>
+                <w:sz w:val="28"/>
+                <w:szCs w:val="28"/>
+                <w:lang w:val="en-IN"/>
+              </w:rPr>
+              <w:t>Accuracy = 1 - Error Rate.</w:t>
+            </w:r>
+          </w:p>
+          <w:p>
+            <w:pPr>
+              <w:pStyle w:val="TableParagraph"/>
+              <w:ind w:left="1440"/>
+              <w:rPr>
+                <w:rFonts w:asciiTheme="minorHAnsi" w:hAnsiTheme="minorHAnsi" w:cstheme="minorHAnsi"/>
+                <w:sz w:val="28"/>
+                <w:szCs w:val="28"/>
+                <w:lang w:val="en-IN"/>
+              </w:rPr>
+            </w:pPr>
+          </w:p>
+          <w:p>
+            <w:pPr>
+              <w:pStyle w:val="TableParagraph"/>
+              <w:numPr>
+                <w:ilvl w:val="0"/>
+                <w:numId w:val="17"/>
+              </w:numPr>
+              <w:rPr>
+                <w:rFonts w:asciiTheme="minorHAnsi" w:hAnsiTheme="minorHAnsi" w:cstheme="minorHAnsi"/>
+                <w:sz w:val="28"/>
+                <w:szCs w:val="28"/>
+                <w:lang w:val="en-IN"/>
+              </w:rPr>
+            </w:pPr>
+            <w:r>
+              <w:rPr>
+                <w:rFonts w:asciiTheme="minorHAnsi" w:hAnsiTheme="minorHAnsi" w:cstheme="minorHAnsi"/>
+                <w:b/>
+                <w:bCs/>
+                <w:sz w:val="28"/>
+                <w:szCs w:val="28"/>
+                <w:lang w:val="en-IN"/>
+              </w:rPr>
+              <w:t>Sensitivity (True Positive Rate)</w:t>
+            </w:r>
+            <w:r>
+              <w:rPr>
+                <w:rFonts w:asciiTheme="minorHAnsi" w:hAnsiTheme="minorHAnsi" w:cstheme="minorHAnsi"/>
+                <w:sz w:val="28"/>
+                <w:szCs w:val="28"/>
+                <w:lang w:val="en-IN"/>
+              </w:rPr>
+              <w:t>:</w:t>
+            </w:r>
+          </w:p>
+          <w:p>
+            <w:pPr>
+              <w:pStyle w:val="TableParagraph"/>
+              <w:numPr>
+                <w:ilvl w:val="1"/>
+                <w:numId w:val="17"/>
+              </w:numPr>
+              <w:rPr>
+                <w:rFonts w:asciiTheme="minorHAnsi" w:hAnsiTheme="minorHAnsi" w:cstheme="minorHAnsi"/>
+                <w:sz w:val="28"/>
+                <w:szCs w:val="28"/>
+                <w:lang w:val="en-IN"/>
+              </w:rPr>
+            </w:pPr>
+            <w:r>
+              <w:rPr>
+                <w:rFonts w:asciiTheme="minorHAnsi" w:hAnsiTheme="minorHAnsi" w:cstheme="minorHAnsi"/>
+                <w:sz w:val="28"/>
+                <w:szCs w:val="28"/>
+                <w:lang w:val="en-IN"/>
+              </w:rPr>
+              <w:t>Measures the proportion of actual positive instances correctly identified as positive by the model.</w:t>
+            </w:r>
+          </w:p>
+          <w:p>
+            <w:pPr>
+              <w:pStyle w:val="TableParagraph"/>
+              <w:numPr>
+                <w:ilvl w:val="1"/>
+                <w:numId w:val="17"/>
+              </w:numPr>
+              <w:rPr>
+                <w:rFonts w:asciiTheme="minorHAnsi" w:hAnsiTheme="minorHAnsi" w:cstheme="minorHAnsi"/>
+                <w:sz w:val="28"/>
+                <w:szCs w:val="28"/>
+                <w:lang w:val="en-IN"/>
+              </w:rPr>
+            </w:pPr>
+            <w:r>
+              <w:rPr>
+                <w:rFonts w:asciiTheme="minorHAnsi" w:hAnsiTheme="minorHAnsi" w:cstheme="minorHAnsi"/>
+                <w:sz w:val="28"/>
+                <w:szCs w:val="28"/>
+                <w:lang w:val="en-IN"/>
+              </w:rPr>
+              <w:t>Sensitivity = True Positives / (True Positives + False Negatives).</w:t>
+            </w:r>
+          </w:p>
+          <w:p>
+            <w:pPr>
+              <w:pStyle w:val="TableParagraph"/>
+              <w:ind w:left="1440"/>
+              <w:rPr>
+                <w:rFonts w:asciiTheme="minorHAnsi" w:hAnsiTheme="minorHAnsi" w:cstheme="minorHAnsi"/>
+                <w:sz w:val="28"/>
+                <w:szCs w:val="28"/>
+                <w:lang w:val="en-IN"/>
+              </w:rPr>
+            </w:pPr>
+          </w:p>
+          <w:p>
+            <w:pPr>
+              <w:pStyle w:val="TableParagraph"/>
+              <w:numPr>
+                <w:ilvl w:val="0"/>
+                <w:numId w:val="17"/>
+              </w:numPr>
+              <w:rPr>
+                <w:rFonts w:asciiTheme="minorHAnsi" w:hAnsiTheme="minorHAnsi" w:cstheme="minorHAnsi"/>
+                <w:sz w:val="28"/>
+                <w:szCs w:val="28"/>
+                <w:lang w:val="en-IN"/>
+              </w:rPr>
+            </w:pPr>
+            <w:r>
+              <w:rPr>
+                <w:rFonts w:asciiTheme="minorHAnsi" w:hAnsiTheme="minorHAnsi" w:cstheme="minorHAnsi"/>
+                <w:b/>
+                <w:bCs/>
+                <w:sz w:val="28"/>
+                <w:szCs w:val="28"/>
+                <w:lang w:val="en-IN"/>
+              </w:rPr>
+              <w:t>Specificity (True Negative Rate)</w:t>
+            </w:r>
+            <w:r>
+              <w:rPr>
+                <w:rFonts w:asciiTheme="minorHAnsi" w:hAnsiTheme="minorHAnsi" w:cstheme="minorHAnsi"/>
+                <w:sz w:val="28"/>
+                <w:szCs w:val="28"/>
+                <w:lang w:val="en-IN"/>
+              </w:rPr>
+              <w:t>:</w:t>
+            </w:r>
+          </w:p>
+          <w:p>
+            <w:pPr>
+              <w:pStyle w:val="TableParagraph"/>
+              <w:numPr>
+                <w:ilvl w:val="1"/>
+                <w:numId w:val="17"/>
+              </w:numPr>
+              <w:rPr>
+                <w:rFonts w:asciiTheme="minorHAnsi" w:hAnsiTheme="minorHAnsi" w:cstheme="minorHAnsi"/>
+                <w:sz w:val="28"/>
+                <w:szCs w:val="28"/>
+                <w:lang w:val="en-IN"/>
+              </w:rPr>
+            </w:pPr>
+            <w:r>
+              <w:rPr>
+                <w:rFonts w:asciiTheme="minorHAnsi" w:hAnsiTheme="minorHAnsi" w:cstheme="minorHAnsi"/>
+                <w:sz w:val="28"/>
+                <w:szCs w:val="28"/>
+                <w:lang w:val="en-IN"/>
+              </w:rPr>
+              <w:t>Measures the proportion of actual negative instances correctly identified as negative by the model.</w:t>
+            </w:r>
+          </w:p>
+          <w:p>
+            <w:pPr>
+              <w:pStyle w:val="TableParagraph"/>
+              <w:numPr>
+                <w:ilvl w:val="1"/>
+                <w:numId w:val="17"/>
+              </w:numPr>
+              <w:rPr>
+                <w:rFonts w:asciiTheme="minorHAnsi" w:hAnsiTheme="minorHAnsi" w:cstheme="minorHAnsi"/>
+                <w:sz w:val="28"/>
+                <w:szCs w:val="28"/>
+                <w:lang w:val="en-IN"/>
+              </w:rPr>
+            </w:pPr>
+            <w:r>
+              <w:rPr>
+                <w:rFonts w:asciiTheme="minorHAnsi" w:hAnsiTheme="minorHAnsi" w:cstheme="minorHAnsi"/>
+                <w:sz w:val="28"/>
+                <w:szCs w:val="28"/>
+                <w:lang w:val="en-IN"/>
+              </w:rPr>
+              <w:t>Specificity = True Negatives / (True Negatives + False Positives).</w:t>
+            </w:r>
+          </w:p>
+          <w:p>
+            <w:pPr>
+              <w:pStyle w:val="TableParagraph"/>
+              <w:ind w:left="1440"/>
+              <w:rPr>
+                <w:rFonts w:asciiTheme="minorHAnsi" w:hAnsiTheme="minorHAnsi" w:cstheme="minorHAnsi"/>
+                <w:sz w:val="28"/>
+                <w:szCs w:val="28"/>
+                <w:lang w:val="en-IN"/>
+              </w:rPr>
+            </w:pPr>
+          </w:p>
+          <w:p>
+            <w:pPr>
+              <w:pStyle w:val="TableParagraph"/>
+              <w:numPr>
+                <w:ilvl w:val="0"/>
+                <w:numId w:val="17"/>
+              </w:numPr>
+              <w:rPr>
+                <w:rFonts w:asciiTheme="minorHAnsi" w:hAnsiTheme="minorHAnsi" w:cstheme="minorHAnsi"/>
+                <w:sz w:val="28"/>
+                <w:szCs w:val="28"/>
+                <w:lang w:val="en-IN"/>
+              </w:rPr>
+            </w:pPr>
+            <w:r>
+              <w:rPr>
+                <w:rFonts w:asciiTheme="minorHAnsi" w:hAnsiTheme="minorHAnsi" w:cstheme="minorHAnsi"/>
+                <w:b/>
+                <w:bCs/>
+                <w:sz w:val="28"/>
+                <w:szCs w:val="28"/>
+                <w:lang w:val="en-IN"/>
+              </w:rPr>
+              <w:t>Precision</w:t>
+            </w:r>
+            <w:r>
+              <w:rPr>
+                <w:rFonts w:asciiTheme="minorHAnsi" w:hAnsiTheme="minorHAnsi" w:cstheme="minorHAnsi"/>
+                <w:sz w:val="28"/>
+                <w:szCs w:val="28"/>
+                <w:lang w:val="en-IN"/>
+              </w:rPr>
+              <w:t>:</w:t>
+            </w:r>
+          </w:p>
+          <w:p>
+            <w:pPr>
+              <w:pStyle w:val="TableParagraph"/>
+              <w:numPr>
+                <w:ilvl w:val="1"/>
+                <w:numId w:val="17"/>
+              </w:numPr>
+              <w:rPr>
+                <w:rFonts w:asciiTheme="minorHAnsi" w:hAnsiTheme="minorHAnsi" w:cstheme="minorHAnsi"/>
+                <w:sz w:val="28"/>
+                <w:szCs w:val="28"/>
+                <w:lang w:val="en-IN"/>
+              </w:rPr>
+            </w:pPr>
+            <w:r>
+              <w:rPr>
+                <w:rFonts w:asciiTheme="minorHAnsi" w:hAnsiTheme="minorHAnsi" w:cstheme="minorHAnsi"/>
+                <w:sz w:val="28"/>
+                <w:szCs w:val="28"/>
+                <w:lang w:val="en-IN"/>
+              </w:rPr>
+              <w:t>Precision measures the accuracy of positive predictions.</w:t>
+            </w:r>
+          </w:p>
+          <w:p>
+            <w:pPr>
+              <w:pStyle w:val="TableParagraph"/>
+              <w:numPr>
+                <w:ilvl w:val="1"/>
+                <w:numId w:val="17"/>
+              </w:numPr>
+              <w:rPr>
+                <w:rFonts w:asciiTheme="minorHAnsi" w:hAnsiTheme="minorHAnsi" w:cstheme="minorHAnsi"/>
+                <w:sz w:val="28"/>
+                <w:szCs w:val="28"/>
+                <w:lang w:val="en-IN"/>
+              </w:rPr>
+            </w:pPr>
+            <w:r>
+              <w:rPr>
+                <w:rFonts w:asciiTheme="minorHAnsi" w:hAnsiTheme="minorHAnsi" w:cstheme="minorHAnsi"/>
+                <w:sz w:val="28"/>
+                <w:szCs w:val="28"/>
+                <w:lang w:val="en-IN"/>
+              </w:rPr>
+              <w:t>Precision = True Positives / (True Positives + False Positives).</w:t>
+            </w:r>
+          </w:p>
+          <w:p>
+            <w:pPr>
+              <w:pStyle w:val="TableParagraph"/>
+              <w:ind w:left="1440"/>
+              <w:rPr>
+                <w:rFonts w:asciiTheme="minorHAnsi" w:hAnsiTheme="minorHAnsi" w:cstheme="minorHAnsi"/>
+                <w:sz w:val="28"/>
+                <w:szCs w:val="28"/>
+                <w:lang w:val="en-IN"/>
+              </w:rPr>
+            </w:pPr>
+          </w:p>
+          <w:p>
+            <w:pPr>
+              <w:pStyle w:val="TableParagraph"/>
+              <w:numPr>
+                <w:ilvl w:val="0"/>
+                <w:numId w:val="17"/>
+              </w:numPr>
+              <w:rPr>
+                <w:rFonts w:asciiTheme="minorHAnsi" w:hAnsiTheme="minorHAnsi" w:cstheme="minorHAnsi"/>
+                <w:sz w:val="28"/>
+                <w:szCs w:val="28"/>
+                <w:lang w:val="en-IN"/>
+              </w:rPr>
+            </w:pPr>
+            <w:r>
+              <w:rPr>
+                <w:rFonts w:asciiTheme="minorHAnsi" w:hAnsiTheme="minorHAnsi" w:cstheme="minorHAnsi"/>
+                <w:b/>
+                <w:bCs/>
+                <w:sz w:val="28"/>
+                <w:szCs w:val="28"/>
+                <w:lang w:val="en-IN"/>
+              </w:rPr>
+              <w:t>Recall (Sensitivity)</w:t>
+            </w:r>
+            <w:r>
+              <w:rPr>
+                <w:rFonts w:asciiTheme="minorHAnsi" w:hAnsiTheme="minorHAnsi" w:cstheme="minorHAnsi"/>
+                <w:sz w:val="28"/>
+                <w:szCs w:val="28"/>
+                <w:lang w:val="en-IN"/>
+              </w:rPr>
+              <w:t>:</w:t>
+            </w:r>
+          </w:p>
+          <w:p>
+            <w:pPr>
+              <w:pStyle w:val="TableParagraph"/>
+              <w:numPr>
+                <w:ilvl w:val="1"/>
+                <w:numId w:val="17"/>
+              </w:numPr>
+              <w:rPr>
+                <w:rFonts w:asciiTheme="minorHAnsi" w:hAnsiTheme="minorHAnsi" w:cstheme="minorHAnsi"/>
+                <w:sz w:val="28"/>
+                <w:szCs w:val="28"/>
+                <w:lang w:val="en-IN"/>
+              </w:rPr>
+            </w:pPr>
+            <w:r>
+              <w:rPr>
+                <w:rFonts w:asciiTheme="minorHAnsi" w:hAnsiTheme="minorHAnsi" w:cstheme="minorHAnsi"/>
+                <w:sz w:val="28"/>
+                <w:szCs w:val="28"/>
+                <w:lang w:val="en-IN"/>
+              </w:rPr>
+              <w:t>Recall indicates the proportion of actual positives that were correctly identified.</w:t>
+            </w:r>
+          </w:p>
+          <w:p>
+            <w:pPr>
+              <w:pStyle w:val="TableParagraph"/>
+              <w:numPr>
+                <w:ilvl w:val="1"/>
+                <w:numId w:val="17"/>
+              </w:numPr>
+              <w:rPr>
+                <w:rFonts w:asciiTheme="minorHAnsi" w:hAnsiTheme="minorHAnsi" w:cstheme="minorHAnsi"/>
+                <w:sz w:val="28"/>
+                <w:szCs w:val="28"/>
+                <w:lang w:val="en-IN"/>
+              </w:rPr>
+            </w:pPr>
+            <w:r>
+              <w:rPr>
+                <w:rFonts w:asciiTheme="minorHAnsi" w:hAnsiTheme="minorHAnsi" w:cstheme="minorHAnsi"/>
+                <w:sz w:val="28"/>
+                <w:szCs w:val="28"/>
+                <w:lang w:val="en-IN"/>
+              </w:rPr>
+              <w:t>Recall = True Positives / (True Positives + False Negatives).</w:t>
+            </w:r>
+          </w:p>
+          <w:p>
+            <w:pPr>
+              <w:pStyle w:val="TableParagraph"/>
+              <w:ind w:left="1440"/>
+              <w:rPr>
+                <w:rFonts w:asciiTheme="minorHAnsi" w:hAnsiTheme="minorHAnsi" w:cstheme="minorHAnsi"/>
+                <w:sz w:val="28"/>
+                <w:szCs w:val="28"/>
+                <w:lang w:val="en-IN"/>
+              </w:rPr>
+            </w:pPr>
+          </w:p>
+          <w:p>
+            <w:pPr>
+              <w:pStyle w:val="TableParagraph"/>
+              <w:numPr>
+                <w:ilvl w:val="0"/>
+                <w:numId w:val="17"/>
+              </w:numPr>
+              <w:rPr>
+                <w:rFonts w:asciiTheme="minorHAnsi" w:hAnsiTheme="minorHAnsi" w:cstheme="minorHAnsi"/>
+                <w:sz w:val="28"/>
+                <w:szCs w:val="28"/>
+                <w:lang w:val="en-IN"/>
+              </w:rPr>
+            </w:pPr>
+            <w:r>
+              <w:rPr>
+                <w:rFonts w:asciiTheme="minorHAnsi" w:hAnsiTheme="minorHAnsi" w:cstheme="minorHAnsi"/>
+                <w:b/>
+                <w:bCs/>
+                <w:sz w:val="28"/>
+                <w:szCs w:val="28"/>
+                <w:lang w:val="en-IN"/>
+              </w:rPr>
+              <w:t>F1-Score</w:t>
+            </w:r>
+            <w:r>
+              <w:rPr>
+                <w:rFonts w:asciiTheme="minorHAnsi" w:hAnsiTheme="minorHAnsi" w:cstheme="minorHAnsi"/>
+                <w:sz w:val="28"/>
+                <w:szCs w:val="28"/>
+                <w:lang w:val="en-IN"/>
+              </w:rPr>
+              <w:t>:</w:t>
+            </w:r>
+          </w:p>
+          <w:p>
+            <w:pPr>
+              <w:pStyle w:val="TableParagraph"/>
+              <w:numPr>
+                <w:ilvl w:val="1"/>
+                <w:numId w:val="17"/>
+              </w:numPr>
+              <w:rPr>
+                <w:rFonts w:asciiTheme="minorHAnsi" w:hAnsiTheme="minorHAnsi" w:cstheme="minorHAnsi"/>
+                <w:sz w:val="28"/>
+                <w:szCs w:val="28"/>
+                <w:lang w:val="en-IN"/>
+              </w:rPr>
+            </w:pPr>
+            <w:r>
+              <w:rPr>
+                <w:rFonts w:asciiTheme="minorHAnsi" w:hAnsiTheme="minorHAnsi" w:cstheme="minorHAnsi"/>
+                <w:sz w:val="28"/>
+                <w:szCs w:val="28"/>
+                <w:lang w:val="en-IN"/>
+              </w:rPr>
+              <w:t>The F1-Score is the harmonic mean of precision and recall, providing a balance between the two metrics.</w:t>
+            </w:r>
+          </w:p>
+          <w:p>
+            <w:pPr>
+              <w:pStyle w:val="TableParagraph"/>
+              <w:numPr>
+                <w:ilvl w:val="1"/>
+                <w:numId w:val="17"/>
+              </w:numPr>
+              <w:rPr>
+                <w:rFonts w:asciiTheme="minorHAnsi" w:hAnsiTheme="minorHAnsi" w:cstheme="minorHAnsi"/>
+                <w:sz w:val="28"/>
+                <w:szCs w:val="28"/>
+                <w:lang w:val="en-IN"/>
+              </w:rPr>
+            </w:pPr>
+            <w:r>
+              <w:rPr>
+                <w:rFonts w:asciiTheme="minorHAnsi" w:hAnsiTheme="minorHAnsi" w:cstheme="minorHAnsi"/>
+                <w:sz w:val="28"/>
+                <w:szCs w:val="28"/>
+                <w:lang w:val="en-IN"/>
+              </w:rPr>
+              <w:t>F1-Score = 2 * (Precision * Recall) / (Precision + Recall).</w:t>
+            </w:r>
+          </w:p>
+          <w:p>
+            <w:pPr>
+              <w:pStyle w:val="TableParagraph"/>
+              <w:ind w:left="1440"/>
+              <w:rPr>
+                <w:rFonts w:asciiTheme="minorHAnsi" w:hAnsiTheme="minorHAnsi" w:cstheme="minorHAnsi"/>
+                <w:sz w:val="28"/>
+                <w:szCs w:val="28"/>
+                <w:lang w:val="en-IN"/>
+              </w:rPr>
+            </w:pPr>
+          </w:p>
+          <w:p>
+            <w:pPr>
+              <w:pStyle w:val="TableParagraph"/>
+              <w:rPr>
+                <w:rFonts w:asciiTheme="minorHAnsi" w:hAnsiTheme="minorHAnsi" w:cstheme="minorHAnsi"/>
+                <w:sz w:val="28"/>
+                <w:szCs w:val="28"/>
+              </w:rPr>
+            </w:pPr>
+            <w:r>
+              <w:rPr>
+                <w:rFonts w:asciiTheme="minorHAnsi" w:hAnsiTheme="minorHAnsi" w:cstheme="minorHAnsi"/>
+                <w:sz w:val="28"/>
+                <w:szCs w:val="28"/>
+                <w:lang w:val="en-IN"/>
+              </w:rPr>
+              <w:t>These accuracy measures are essential in evaluating the performance of classification models, providing insights into how well the model is classifying instances and helping in selecting the best model based on the specific requirements of the problem.</w:t>
+            </w:r>
           </w:p>
         </w:tc>
       </w:tr>
@@ -800,8 +2533,8 @@
           <w:szCs w:val="28"/>
         </w:rPr>
         <w:sectPr>
-          <w:pgSz w:w="11913" w:h="11907"/>
-          <w:pgMar w:top="142" w:right="573" w:bottom="278" w:left="697" w:header="720" w:footer="720" w:gutter="0"/>
+          <w:pgSz w:w="11913" w:h="18711"/>
+          <w:pgMar w:top="142" w:right="573" w:bottom="0" w:left="697" w:header="720" w:footer="720" w:gutter="0"/>
           <w:cols w:space="720"/>
         </w:sectPr>
       </w:pPr>
@@ -851,7 +2584,7 @@
                 <w:szCs w:val="28"/>
               </w:rPr>
               <w:lastRenderedPageBreak/>
-              <w:t>3</w:t>
+              <w:t>4</w:t>
             </w:r>
           </w:p>
         </w:tc>
@@ -871,6 +2604,16 @@
                 <w:szCs w:val="28"/>
               </w:rPr>
             </w:pPr>
+            <w:r>
+              <w:rPr>
+                <w:rFonts w:asciiTheme="minorHAnsi" w:hAnsiTheme="minorHAnsi" w:cstheme="minorHAnsi"/>
+                <w:b/>
+                <w:bCs/>
+                <w:sz w:val="28"/>
+                <w:szCs w:val="28"/>
+              </w:rPr>
+              <w:t>What is ROC?</w:t>
+            </w:r>
           </w:p>
         </w:tc>
       </w:tr>
@@ -904,7 +2647,7 @@
                 <w:sz w:val="28"/>
                 <w:szCs w:val="28"/>
               </w:rPr>
-              <w:t>Ans.3)</w:t>
+              <w:t>Ans.4)</w:t>
             </w:r>
           </w:p>
         </w:tc>
@@ -919,8 +2662,297 @@
                 <w:rFonts w:asciiTheme="minorHAnsi" w:hAnsiTheme="minorHAnsi" w:cstheme="minorHAnsi"/>
                 <w:sz w:val="28"/>
                 <w:szCs w:val="28"/>
-              </w:rPr>
-            </w:pPr>
+                <w:lang w:val="en-IN"/>
+              </w:rPr>
+            </w:pPr>
+            <w:r>
+              <w:rPr>
+                <w:rFonts w:asciiTheme="minorHAnsi" w:hAnsiTheme="minorHAnsi" w:cstheme="minorHAnsi"/>
+                <w:sz w:val="28"/>
+                <w:szCs w:val="28"/>
+                <w:lang w:val="en-IN"/>
+              </w:rPr>
+              <w:t>ROC (Receiver Operating Characteristic) is a graphical plot that illustrates the performance of a binary classification model as the discrimination threshold is varied. It is a widely used tool in machine learning and data analysis to evaluate and compare the performance of different classification models.</w:t>
+            </w:r>
+          </w:p>
+          <w:p>
+            <w:pPr>
+              <w:pStyle w:val="TableParagraph"/>
+              <w:rPr>
+                <w:rFonts w:asciiTheme="minorHAnsi" w:hAnsiTheme="minorHAnsi" w:cstheme="minorHAnsi"/>
+                <w:sz w:val="28"/>
+                <w:szCs w:val="28"/>
+                <w:lang w:val="en-IN"/>
+              </w:rPr>
+            </w:pPr>
+          </w:p>
+          <w:p>
+            <w:pPr>
+              <w:pStyle w:val="TableParagraph"/>
+              <w:rPr>
+                <w:rFonts w:asciiTheme="minorHAnsi" w:hAnsiTheme="minorHAnsi" w:cstheme="minorHAnsi"/>
+                <w:sz w:val="28"/>
+                <w:szCs w:val="28"/>
+                <w:lang w:val="en-IN"/>
+              </w:rPr>
+            </w:pPr>
+            <w:r>
+              <w:rPr>
+                <w:rFonts w:asciiTheme="minorHAnsi" w:hAnsiTheme="minorHAnsi" w:cstheme="minorHAnsi"/>
+                <w:sz w:val="28"/>
+                <w:szCs w:val="28"/>
+                <w:lang w:val="en-IN"/>
+              </w:rPr>
+              <w:t>The key aspects of the ROC curve are:</w:t>
+            </w:r>
+          </w:p>
+          <w:p>
+            <w:pPr>
+              <w:pStyle w:val="TableParagraph"/>
+              <w:numPr>
+                <w:ilvl w:val="0"/>
+                <w:numId w:val="15"/>
+              </w:numPr>
+              <w:rPr>
+                <w:rFonts w:asciiTheme="minorHAnsi" w:hAnsiTheme="minorHAnsi" w:cstheme="minorHAnsi"/>
+                <w:sz w:val="28"/>
+                <w:szCs w:val="28"/>
+                <w:lang w:val="en-IN"/>
+              </w:rPr>
+            </w:pPr>
+            <w:r>
+              <w:rPr>
+                <w:rFonts w:asciiTheme="minorHAnsi" w:hAnsiTheme="minorHAnsi" w:cstheme="minorHAnsi"/>
+                <w:sz w:val="28"/>
+                <w:szCs w:val="28"/>
+                <w:lang w:val="en-IN"/>
+              </w:rPr>
+              <w:t>True Positive Rate (TPR) or Sensitivity: This is plotted on the y-axis and represents the proportion of actual positive instances that are correctly identified as positive by the model.</w:t>
+            </w:r>
+          </w:p>
+          <w:p>
+            <w:pPr>
+              <w:pStyle w:val="TableParagraph"/>
+              <w:ind w:left="720"/>
+              <w:rPr>
+                <w:rFonts w:asciiTheme="minorHAnsi" w:hAnsiTheme="minorHAnsi" w:cstheme="minorHAnsi"/>
+                <w:sz w:val="28"/>
+                <w:szCs w:val="28"/>
+                <w:lang w:val="en-IN"/>
+              </w:rPr>
+            </w:pPr>
+          </w:p>
+          <w:p>
+            <w:pPr>
+              <w:pStyle w:val="TableParagraph"/>
+              <w:numPr>
+                <w:ilvl w:val="0"/>
+                <w:numId w:val="15"/>
+              </w:numPr>
+              <w:rPr>
+                <w:rFonts w:asciiTheme="minorHAnsi" w:hAnsiTheme="minorHAnsi" w:cstheme="minorHAnsi"/>
+                <w:sz w:val="28"/>
+                <w:szCs w:val="28"/>
+                <w:lang w:val="en-IN"/>
+              </w:rPr>
+            </w:pPr>
+            <w:r>
+              <w:rPr>
+                <w:rFonts w:asciiTheme="minorHAnsi" w:hAnsiTheme="minorHAnsi" w:cstheme="minorHAnsi"/>
+                <w:sz w:val="28"/>
+                <w:szCs w:val="28"/>
+                <w:lang w:val="en-IN"/>
+              </w:rPr>
+              <w:t>False Positive Rate (FPR) or 1 - Specificity: This is plotted on the x-axis and represents the proportion of actual negative instances that are incorrectly identified as positive by the model.</w:t>
+            </w:r>
+          </w:p>
+          <w:p>
+            <w:pPr>
+              <w:pStyle w:val="TableParagraph"/>
+              <w:ind w:left="720"/>
+              <w:rPr>
+                <w:rFonts w:asciiTheme="minorHAnsi" w:hAnsiTheme="minorHAnsi" w:cstheme="minorHAnsi"/>
+                <w:sz w:val="28"/>
+                <w:szCs w:val="28"/>
+                <w:lang w:val="en-IN"/>
+              </w:rPr>
+            </w:pPr>
+          </w:p>
+          <w:p>
+            <w:pPr>
+              <w:pStyle w:val="TableParagraph"/>
+              <w:rPr>
+                <w:rFonts w:asciiTheme="minorHAnsi" w:hAnsiTheme="minorHAnsi" w:cstheme="minorHAnsi"/>
+                <w:sz w:val="28"/>
+                <w:szCs w:val="28"/>
+                <w:lang w:val="en-IN"/>
+              </w:rPr>
+            </w:pPr>
+            <w:r>
+              <w:rPr>
+                <w:rFonts w:asciiTheme="minorHAnsi" w:hAnsiTheme="minorHAnsi" w:cstheme="minorHAnsi"/>
+                <w:sz w:val="28"/>
+                <w:szCs w:val="28"/>
+                <w:lang w:val="en-IN"/>
+              </w:rPr>
+              <w:t>The ROC curve shows the trade-off between the true positive rate and the false positive rate as the decision threshold is varied. A perfect classifier would have a ROC curve that passes through the top-left corner (0,1), indicating 100% sensitivity and 0% false positive rate.</w:t>
+            </w:r>
+          </w:p>
+          <w:p>
+            <w:pPr>
+              <w:pStyle w:val="TableParagraph"/>
+              <w:rPr>
+                <w:rFonts w:asciiTheme="minorHAnsi" w:hAnsiTheme="minorHAnsi" w:cstheme="minorHAnsi"/>
+                <w:sz w:val="28"/>
+                <w:szCs w:val="28"/>
+                <w:lang w:val="en-IN"/>
+              </w:rPr>
+            </w:pPr>
+          </w:p>
+          <w:p>
+            <w:pPr>
+              <w:pStyle w:val="TableParagraph"/>
+              <w:rPr>
+                <w:rFonts w:asciiTheme="minorHAnsi" w:hAnsiTheme="minorHAnsi" w:cstheme="minorHAnsi"/>
+                <w:sz w:val="28"/>
+                <w:szCs w:val="28"/>
+                <w:lang w:val="en-IN"/>
+              </w:rPr>
+            </w:pPr>
+            <w:r>
+              <w:rPr>
+                <w:rFonts w:asciiTheme="minorHAnsi" w:hAnsiTheme="minorHAnsi" w:cstheme="minorHAnsi"/>
+                <w:sz w:val="28"/>
+                <w:szCs w:val="28"/>
+                <w:lang w:val="en-IN"/>
+              </w:rPr>
+              <w:t>The area under the ROC curve (AUC) is a commonly used metric to summarize the overall performance of a classification model. An AUC of 1 represents a perfect classifier, while an AUC of 0.5 represents a random classifier.</w:t>
+            </w:r>
+          </w:p>
+          <w:p>
+            <w:pPr>
+              <w:pStyle w:val="TableParagraph"/>
+              <w:rPr>
+                <w:rFonts w:asciiTheme="minorHAnsi" w:hAnsiTheme="minorHAnsi" w:cstheme="minorHAnsi"/>
+                <w:sz w:val="28"/>
+                <w:szCs w:val="28"/>
+                <w:lang w:val="en-IN"/>
+              </w:rPr>
+            </w:pPr>
+          </w:p>
+          <w:p>
+            <w:pPr>
+              <w:pStyle w:val="TableParagraph"/>
+              <w:rPr>
+                <w:rFonts w:asciiTheme="minorHAnsi" w:hAnsiTheme="minorHAnsi" w:cstheme="minorHAnsi"/>
+                <w:sz w:val="28"/>
+                <w:szCs w:val="28"/>
+                <w:lang w:val="en-IN"/>
+              </w:rPr>
+            </w:pPr>
+            <w:r>
+              <w:rPr>
+                <w:rFonts w:asciiTheme="minorHAnsi" w:hAnsiTheme="minorHAnsi" w:cstheme="minorHAnsi"/>
+                <w:sz w:val="28"/>
+                <w:szCs w:val="28"/>
+                <w:lang w:val="en-IN"/>
+              </w:rPr>
+              <w:t>The ROC curve and AUC provide valuable insights into the performance of a classification model, allowing you to:</w:t>
+            </w:r>
+          </w:p>
+          <w:p>
+            <w:pPr>
+              <w:pStyle w:val="TableParagraph"/>
+              <w:numPr>
+                <w:ilvl w:val="0"/>
+                <w:numId w:val="16"/>
+              </w:numPr>
+              <w:spacing w:after="240"/>
+              <w:rPr>
+                <w:rFonts w:asciiTheme="minorHAnsi" w:hAnsiTheme="minorHAnsi" w:cstheme="minorHAnsi"/>
+                <w:sz w:val="28"/>
+                <w:szCs w:val="28"/>
+                <w:lang w:val="en-IN"/>
+              </w:rPr>
+            </w:pPr>
+            <w:r>
+              <w:rPr>
+                <w:rFonts w:asciiTheme="minorHAnsi" w:hAnsiTheme="minorHAnsi" w:cstheme="minorHAnsi"/>
+                <w:sz w:val="28"/>
+                <w:szCs w:val="28"/>
+                <w:lang w:val="en-IN"/>
+              </w:rPr>
+              <w:t>Compare the performance of different models</w:t>
+            </w:r>
+          </w:p>
+          <w:p>
+            <w:pPr>
+              <w:pStyle w:val="TableParagraph"/>
+              <w:numPr>
+                <w:ilvl w:val="0"/>
+                <w:numId w:val="16"/>
+              </w:numPr>
+              <w:spacing w:after="240"/>
+              <w:rPr>
+                <w:rFonts w:asciiTheme="minorHAnsi" w:hAnsiTheme="minorHAnsi" w:cstheme="minorHAnsi"/>
+                <w:sz w:val="28"/>
+                <w:szCs w:val="28"/>
+                <w:lang w:val="en-IN"/>
+              </w:rPr>
+            </w:pPr>
+            <w:r>
+              <w:rPr>
+                <w:rFonts w:asciiTheme="minorHAnsi" w:hAnsiTheme="minorHAnsi" w:cstheme="minorHAnsi"/>
+                <w:sz w:val="28"/>
+                <w:szCs w:val="28"/>
+                <w:lang w:val="en-IN"/>
+              </w:rPr>
+              <w:t>Select the optimal decision threshold based on the desired trade-off between sensitivity and specificity</w:t>
+            </w:r>
+          </w:p>
+          <w:p>
+            <w:pPr>
+              <w:pStyle w:val="TableParagraph"/>
+              <w:numPr>
+                <w:ilvl w:val="0"/>
+                <w:numId w:val="16"/>
+              </w:numPr>
+              <w:rPr>
+                <w:rFonts w:asciiTheme="minorHAnsi" w:hAnsiTheme="minorHAnsi" w:cstheme="minorHAnsi"/>
+                <w:sz w:val="28"/>
+                <w:szCs w:val="28"/>
+                <w:lang w:val="en-IN"/>
+              </w:rPr>
+            </w:pPr>
+            <w:r>
+              <w:rPr>
+                <w:rFonts w:asciiTheme="minorHAnsi" w:hAnsiTheme="minorHAnsi" w:cstheme="minorHAnsi"/>
+                <w:sz w:val="28"/>
+                <w:szCs w:val="28"/>
+                <w:lang w:val="en-IN"/>
+              </w:rPr>
+              <w:t>Assess the overall discriminative power of the model</w:t>
+            </w:r>
+          </w:p>
+          <w:p>
+            <w:pPr>
+              <w:pStyle w:val="TableParagraph"/>
+              <w:rPr>
+                <w:rFonts w:asciiTheme="minorHAnsi" w:hAnsiTheme="minorHAnsi" w:cstheme="minorHAnsi"/>
+                <w:sz w:val="28"/>
+                <w:szCs w:val="28"/>
+                <w:lang w:val="en-IN"/>
+              </w:rPr>
+            </w:pPr>
+            <w:r>
+              <w:rPr>
+                <w:rFonts w:asciiTheme="minorHAnsi" w:hAnsiTheme="minorHAnsi" w:cstheme="minorHAnsi"/>
+                <w:sz w:val="28"/>
+                <w:szCs w:val="28"/>
+                <w:lang w:val="en-IN"/>
+              </w:rPr>
+              <w:t>In summary, the ROC curve and AUC are essential tools for evaluating and selecting the best classification model for a given problem.</w:t>
+            </w:r>
           </w:p>
         </w:tc>
       </w:tr>
@@ -928,8 +2960,8 @@
     <w:p>
       <w:pPr>
         <w:pStyle w:val="TableParagraph"/>
-        <w:ind w:left="1"/>
-        <w:jc w:val="center"/>
+        <w:spacing w:before="69"/>
+        <w:ind w:left="0"/>
         <w:rPr>
           <w:rFonts w:asciiTheme="minorHAnsi" w:hAnsiTheme="minorHAnsi" w:cstheme="minorHAnsi"/>
           <w:b/>
@@ -938,8 +2970,8 @@
           <w:szCs w:val="28"/>
         </w:rPr>
         <w:sectPr>
-          <w:pgSz w:w="11913" w:h="6804"/>
-          <w:pgMar w:top="142" w:right="573" w:bottom="0" w:left="697" w:header="720" w:footer="720" w:gutter="0"/>
+          <w:pgSz w:w="11913" w:h="13325"/>
+          <w:pgMar w:top="142" w:right="573" w:bottom="278" w:left="697" w:header="720" w:footer="720" w:gutter="0"/>
           <w:cols w:space="720"/>
         </w:sectPr>
       </w:pPr>
@@ -970,6 +3002,7 @@
           <w:p>
             <w:pPr>
               <w:pStyle w:val="TableParagraph"/>
+              <w:spacing w:before="69"/>
               <w:ind w:left="1"/>
               <w:jc w:val="center"/>
               <w:rPr>
@@ -989,7 +3022,7 @@
                 <w:szCs w:val="28"/>
               </w:rPr>
               <w:lastRenderedPageBreak/>
-              <w:t>4</w:t>
+              <w:t>5</w:t>
             </w:r>
           </w:p>
         </w:tc>
@@ -1000,6 +3033,7 @@
           <w:p>
             <w:pPr>
               <w:pStyle w:val="TableParagraph"/>
+              <w:spacing w:before="69"/>
               <w:ind w:left="0"/>
               <w:rPr>
                 <w:rFonts w:asciiTheme="minorHAnsi" w:hAnsiTheme="minorHAnsi" w:cstheme="minorHAnsi"/>
@@ -1017,7 +3051,7 @@
                 <w:sz w:val="28"/>
                 <w:szCs w:val="28"/>
               </w:rPr>
-              <w:t>What is ROC?</w:t>
+              <w:t>How to select a Threshold using ROC?</w:t>
             </w:r>
           </w:p>
         </w:tc>
@@ -1033,6 +3067,7 @@
           <w:p>
             <w:pPr>
               <w:pStyle w:val="TableParagraph"/>
+              <w:spacing w:before="69"/>
               <w:ind w:left="1"/>
               <w:jc w:val="center"/>
               <w:rPr>
@@ -1052,7 +3087,7 @@
                 <w:sz w:val="28"/>
                 <w:szCs w:val="28"/>
               </w:rPr>
-              <w:t>Ans.4)</w:t>
+              <w:t>Ans.5)</w:t>
             </w:r>
           </w:p>
         </w:tc>
@@ -1063,13 +3098,396 @@
           <w:p>
             <w:pPr>
               <w:pStyle w:val="TableParagraph"/>
+              <w:spacing w:before="69"/>
+              <w:rPr>
+                <w:rFonts w:asciiTheme="minorHAnsi" w:hAnsiTheme="minorHAnsi" w:cstheme="minorHAnsi"/>
+                <w:sz w:val="28"/>
+                <w:szCs w:val="28"/>
+                <w:lang w:val="en-IN"/>
+              </w:rPr>
+            </w:pPr>
+            <w:r>
+              <w:rPr>
+                <w:rFonts w:asciiTheme="minorHAnsi" w:hAnsiTheme="minorHAnsi" w:cstheme="minorHAnsi"/>
+                <w:sz w:val="28"/>
+                <w:szCs w:val="28"/>
+                <w:lang w:val="en-IN"/>
+              </w:rPr>
+              <w:t>To select the optimal threshold value using the ROC (Receiver Operating Characteristic) curve, follow these steps:</w:t>
+            </w:r>
+          </w:p>
+          <w:p>
+            <w:pPr>
+              <w:pStyle w:val="TableParagraph"/>
+              <w:spacing w:before="69"/>
               <w:ind w:left="0"/>
               <w:rPr>
                 <w:rFonts w:asciiTheme="minorHAnsi" w:hAnsiTheme="minorHAnsi" w:cstheme="minorHAnsi"/>
                 <w:sz w:val="28"/>
                 <w:szCs w:val="28"/>
-              </w:rPr>
-            </w:pPr>
+                <w:lang w:val="en-IN"/>
+              </w:rPr>
+            </w:pPr>
+          </w:p>
+          <w:p>
+            <w:pPr>
+              <w:pStyle w:val="TableParagraph"/>
+              <w:numPr>
+                <w:ilvl w:val="0"/>
+                <w:numId w:val="14"/>
+              </w:numPr>
+              <w:spacing w:before="69"/>
+              <w:rPr>
+                <w:rFonts w:asciiTheme="minorHAnsi" w:hAnsiTheme="minorHAnsi" w:cstheme="minorHAnsi"/>
+                <w:sz w:val="28"/>
+                <w:szCs w:val="28"/>
+                <w:lang w:val="en-IN"/>
+              </w:rPr>
+            </w:pPr>
+            <w:r>
+              <w:rPr>
+                <w:rFonts w:asciiTheme="minorHAnsi" w:hAnsiTheme="minorHAnsi" w:cstheme="minorHAnsi"/>
+                <w:b/>
+                <w:bCs/>
+                <w:sz w:val="28"/>
+                <w:szCs w:val="28"/>
+                <w:lang w:val="en-IN"/>
+              </w:rPr>
+              <w:t>Examine the ROC Curve</w:t>
+            </w:r>
+            <w:r>
+              <w:rPr>
+                <w:rFonts w:asciiTheme="minorHAnsi" w:hAnsiTheme="minorHAnsi" w:cstheme="minorHAnsi"/>
+                <w:sz w:val="28"/>
+                <w:szCs w:val="28"/>
+                <w:lang w:val="en-IN"/>
+              </w:rPr>
+              <w:t>: The ROC curve plots the true positive rate (sensitivity) on the y-axis against the false positive rate (1 - specificity) on the x-axis for different threshold values. It provides a visual representation of the trade-off between sensitivity and specificity.</w:t>
+            </w:r>
+          </w:p>
+          <w:p>
+            <w:pPr>
+              <w:pStyle w:val="TableParagraph"/>
+              <w:spacing w:before="69"/>
+              <w:ind w:left="720"/>
+              <w:rPr>
+                <w:rFonts w:asciiTheme="minorHAnsi" w:hAnsiTheme="minorHAnsi" w:cstheme="minorHAnsi"/>
+                <w:sz w:val="28"/>
+                <w:szCs w:val="28"/>
+                <w:lang w:val="en-IN"/>
+              </w:rPr>
+            </w:pPr>
+          </w:p>
+          <w:p>
+            <w:pPr>
+              <w:pStyle w:val="TableParagraph"/>
+              <w:numPr>
+                <w:ilvl w:val="0"/>
+                <w:numId w:val="14"/>
+              </w:numPr>
+              <w:spacing w:before="69"/>
+              <w:rPr>
+                <w:rFonts w:asciiTheme="minorHAnsi" w:hAnsiTheme="minorHAnsi" w:cstheme="minorHAnsi"/>
+                <w:sz w:val="28"/>
+                <w:szCs w:val="28"/>
+                <w:lang w:val="en-IN"/>
+              </w:rPr>
+            </w:pPr>
+            <w:r>
+              <w:rPr>
+                <w:rFonts w:asciiTheme="minorHAnsi" w:hAnsiTheme="minorHAnsi" w:cstheme="minorHAnsi"/>
+                <w:b/>
+                <w:bCs/>
+                <w:sz w:val="28"/>
+                <w:szCs w:val="28"/>
+                <w:lang w:val="en-IN"/>
+              </w:rPr>
+              <w:t>Identify the Desired Trade-off</w:t>
+            </w:r>
+            <w:r>
+              <w:rPr>
+                <w:rFonts w:asciiTheme="minorHAnsi" w:hAnsiTheme="minorHAnsi" w:cstheme="minorHAnsi"/>
+                <w:sz w:val="28"/>
+                <w:szCs w:val="28"/>
+                <w:lang w:val="en-IN"/>
+              </w:rPr>
+              <w:t>: Depending on the problem, you may want to prioritize minimizing false positives (high specificity) or maximizing true positives (high sensitivity). For example, in a medical diagnosis scenario, you may want to minimize false negatives (high sensitivity) to avoid missing positive cases, even if it means accepting more false positives.</w:t>
+            </w:r>
+          </w:p>
+          <w:p>
+            <w:pPr>
+              <w:pStyle w:val="TableParagraph"/>
+              <w:spacing w:before="69"/>
+              <w:ind w:left="720"/>
+              <w:rPr>
+                <w:rFonts w:asciiTheme="minorHAnsi" w:hAnsiTheme="minorHAnsi" w:cstheme="minorHAnsi"/>
+                <w:sz w:val="28"/>
+                <w:szCs w:val="28"/>
+                <w:lang w:val="en-IN"/>
+              </w:rPr>
+            </w:pPr>
+          </w:p>
+          <w:p>
+            <w:pPr>
+              <w:pStyle w:val="TableParagraph"/>
+              <w:numPr>
+                <w:ilvl w:val="0"/>
+                <w:numId w:val="14"/>
+              </w:numPr>
+              <w:spacing w:before="69"/>
+              <w:rPr>
+                <w:rFonts w:asciiTheme="minorHAnsi" w:hAnsiTheme="minorHAnsi" w:cstheme="minorHAnsi"/>
+                <w:sz w:val="28"/>
+                <w:szCs w:val="28"/>
+                <w:lang w:val="en-IN"/>
+              </w:rPr>
+            </w:pPr>
+            <w:r>
+              <w:rPr>
+                <w:rFonts w:asciiTheme="minorHAnsi" w:hAnsiTheme="minorHAnsi" w:cstheme="minorHAnsi"/>
+                <w:b/>
+                <w:bCs/>
+                <w:sz w:val="28"/>
+                <w:szCs w:val="28"/>
+                <w:lang w:val="en-IN"/>
+              </w:rPr>
+              <w:t>Select the Optimal Threshold</w:t>
+            </w:r>
+            <w:r>
+              <w:rPr>
+                <w:rFonts w:asciiTheme="minorHAnsi" w:hAnsiTheme="minorHAnsi" w:cstheme="minorHAnsi"/>
+                <w:sz w:val="28"/>
+                <w:szCs w:val="28"/>
+                <w:lang w:val="en-IN"/>
+              </w:rPr>
+              <w:t>: There are a few common approaches to select the optimal threshold:</w:t>
+            </w:r>
+          </w:p>
+          <w:p>
+            <w:pPr>
+              <w:pStyle w:val="TableParagraph"/>
+              <w:numPr>
+                <w:ilvl w:val="1"/>
+                <w:numId w:val="14"/>
+              </w:numPr>
+              <w:spacing w:before="69" w:after="240"/>
+              <w:rPr>
+                <w:rFonts w:asciiTheme="minorHAnsi" w:hAnsiTheme="minorHAnsi" w:cstheme="minorHAnsi"/>
+                <w:sz w:val="28"/>
+                <w:szCs w:val="28"/>
+                <w:lang w:val="en-IN"/>
+              </w:rPr>
+            </w:pPr>
+            <w:r>
+              <w:rPr>
+                <w:rFonts w:asciiTheme="minorHAnsi" w:hAnsiTheme="minorHAnsi" w:cstheme="minorHAnsi"/>
+                <w:b/>
+                <w:bCs/>
+                <w:sz w:val="28"/>
+                <w:szCs w:val="28"/>
+                <w:lang w:val="en-IN"/>
+              </w:rPr>
+              <w:t>Closest to (0,1) Point</w:t>
+            </w:r>
+            <w:r>
+              <w:rPr>
+                <w:rFonts w:asciiTheme="minorHAnsi" w:hAnsiTheme="minorHAnsi" w:cstheme="minorHAnsi"/>
+                <w:sz w:val="28"/>
+                <w:szCs w:val="28"/>
+                <w:lang w:val="en-IN"/>
+              </w:rPr>
+              <w:t>: Choose the threshold that corresponds to the point on the ROC curve closest to the top-left corner (0,1), which represents the perfect classifier.</w:t>
+            </w:r>
+          </w:p>
+          <w:p>
+            <w:pPr>
+              <w:pStyle w:val="TableParagraph"/>
+              <w:numPr>
+                <w:ilvl w:val="1"/>
+                <w:numId w:val="14"/>
+              </w:numPr>
+              <w:spacing w:before="69" w:after="240"/>
+              <w:rPr>
+                <w:rFonts w:asciiTheme="minorHAnsi" w:hAnsiTheme="minorHAnsi" w:cstheme="minorHAnsi"/>
+                <w:sz w:val="28"/>
+                <w:szCs w:val="28"/>
+                <w:lang w:val="en-IN"/>
+              </w:rPr>
+            </w:pPr>
+            <w:r>
+              <w:rPr>
+                <w:rFonts w:asciiTheme="minorHAnsi" w:hAnsiTheme="minorHAnsi" w:cstheme="minorHAnsi"/>
+                <w:b/>
+                <w:bCs/>
+                <w:sz w:val="28"/>
+                <w:szCs w:val="28"/>
+                <w:lang w:val="en-IN"/>
+              </w:rPr>
+              <w:t>Maximum Accuracy</w:t>
+            </w:r>
+            <w:r>
+              <w:rPr>
+                <w:rFonts w:asciiTheme="minorHAnsi" w:hAnsiTheme="minorHAnsi" w:cstheme="minorHAnsi"/>
+                <w:sz w:val="28"/>
+                <w:szCs w:val="28"/>
+                <w:lang w:val="en-IN"/>
+              </w:rPr>
+              <w:t>: Choose the threshold that maximizes the overall accuracy of the classification, which is the sum of true positives and true negatives divided by the total number of instances.</w:t>
+            </w:r>
+          </w:p>
+          <w:p>
+            <w:pPr>
+              <w:pStyle w:val="TableParagraph"/>
+              <w:numPr>
+                <w:ilvl w:val="1"/>
+                <w:numId w:val="14"/>
+              </w:numPr>
+              <w:spacing w:before="69" w:after="240"/>
+              <w:rPr>
+                <w:rFonts w:asciiTheme="minorHAnsi" w:hAnsiTheme="minorHAnsi" w:cstheme="minorHAnsi"/>
+                <w:sz w:val="28"/>
+                <w:szCs w:val="28"/>
+                <w:lang w:val="en-IN"/>
+              </w:rPr>
+            </w:pPr>
+            <w:r>
+              <w:rPr>
+                <w:rFonts w:asciiTheme="minorHAnsi" w:hAnsiTheme="minorHAnsi" w:cstheme="minorHAnsi"/>
+                <w:b/>
+                <w:bCs/>
+                <w:sz w:val="28"/>
+                <w:szCs w:val="28"/>
+                <w:lang w:val="en-IN"/>
+              </w:rPr>
+              <w:t>Youden's Index</w:t>
+            </w:r>
+            <w:r>
+              <w:rPr>
+                <w:rFonts w:asciiTheme="minorHAnsi" w:hAnsiTheme="minorHAnsi" w:cstheme="minorHAnsi"/>
+                <w:sz w:val="28"/>
+                <w:szCs w:val="28"/>
+                <w:lang w:val="en-IN"/>
+              </w:rPr>
+              <w:t>: Choose the threshold that maximizes the Youden's index, which is defined as sensitivity + specificity - 1. This approach balances the trade-off between sensitivity and specificity.</w:t>
+            </w:r>
+          </w:p>
+          <w:p>
+            <w:pPr>
+              <w:pStyle w:val="TableParagraph"/>
+              <w:numPr>
+                <w:ilvl w:val="1"/>
+                <w:numId w:val="14"/>
+              </w:numPr>
+              <w:spacing w:before="69"/>
+              <w:rPr>
+                <w:rFonts w:asciiTheme="minorHAnsi" w:hAnsiTheme="minorHAnsi" w:cstheme="minorHAnsi"/>
+                <w:sz w:val="28"/>
+                <w:szCs w:val="28"/>
+                <w:lang w:val="en-IN"/>
+              </w:rPr>
+            </w:pPr>
+            <w:r>
+              <w:rPr>
+                <w:rFonts w:asciiTheme="minorHAnsi" w:hAnsiTheme="minorHAnsi" w:cstheme="minorHAnsi"/>
+                <w:b/>
+                <w:bCs/>
+                <w:sz w:val="28"/>
+                <w:szCs w:val="28"/>
+                <w:lang w:val="en-IN"/>
+              </w:rPr>
+              <w:t>Cost-Benefit Analysis</w:t>
+            </w:r>
+            <w:r>
+              <w:rPr>
+                <w:rFonts w:asciiTheme="minorHAnsi" w:hAnsiTheme="minorHAnsi" w:cstheme="minorHAnsi"/>
+                <w:sz w:val="28"/>
+                <w:szCs w:val="28"/>
+                <w:lang w:val="en-IN"/>
+              </w:rPr>
+              <w:t>: If you have information about the costs and benefits associated with true positives, true negatives, false positives, and false negatives, you can select the threshold that minimizes the overall cost or maximizes the overall benefit.</w:t>
+            </w:r>
+          </w:p>
+          <w:p>
+            <w:pPr>
+              <w:pStyle w:val="TableParagraph"/>
+              <w:spacing w:before="69"/>
+              <w:ind w:left="1440"/>
+              <w:rPr>
+                <w:rFonts w:asciiTheme="minorHAnsi" w:hAnsiTheme="minorHAnsi" w:cstheme="minorHAnsi"/>
+                <w:sz w:val="28"/>
+                <w:szCs w:val="28"/>
+                <w:lang w:val="en-IN"/>
+              </w:rPr>
+            </w:pPr>
+          </w:p>
+          <w:p>
+            <w:pPr>
+              <w:pStyle w:val="TableParagraph"/>
+              <w:numPr>
+                <w:ilvl w:val="0"/>
+                <w:numId w:val="14"/>
+              </w:numPr>
+              <w:spacing w:before="69"/>
+              <w:rPr>
+                <w:rFonts w:asciiTheme="minorHAnsi" w:hAnsiTheme="minorHAnsi" w:cstheme="minorHAnsi"/>
+                <w:sz w:val="28"/>
+                <w:szCs w:val="28"/>
+                <w:lang w:val="en-IN"/>
+              </w:rPr>
+            </w:pPr>
+            <w:r>
+              <w:rPr>
+                <w:rFonts w:asciiTheme="minorHAnsi" w:hAnsiTheme="minorHAnsi" w:cstheme="minorHAnsi"/>
+                <w:b/>
+                <w:bCs/>
+                <w:sz w:val="28"/>
+                <w:szCs w:val="28"/>
+                <w:lang w:val="en-IN"/>
+              </w:rPr>
+              <w:t>Evaluate the Selected Threshold</w:t>
+            </w:r>
+            <w:r>
+              <w:rPr>
+                <w:rFonts w:asciiTheme="minorHAnsi" w:hAnsiTheme="minorHAnsi" w:cstheme="minorHAnsi"/>
+                <w:sz w:val="28"/>
+                <w:szCs w:val="28"/>
+                <w:lang w:val="en-IN"/>
+              </w:rPr>
+              <w:t>: After selecting the optimal threshold, evaluate the performance of the model using metrics such as accuracy, precision, recall, and F1-score to ensure it meets the requirements of the problem.</w:t>
+            </w:r>
+          </w:p>
+          <w:p>
+            <w:pPr>
+              <w:pStyle w:val="TableParagraph"/>
+              <w:spacing w:before="69"/>
+              <w:ind w:left="720"/>
+              <w:rPr>
+                <w:rFonts w:asciiTheme="minorHAnsi" w:hAnsiTheme="minorHAnsi" w:cstheme="minorHAnsi"/>
+                <w:sz w:val="28"/>
+                <w:szCs w:val="28"/>
+                <w:lang w:val="en-IN"/>
+              </w:rPr>
+            </w:pPr>
+          </w:p>
+          <w:p>
+            <w:pPr>
+              <w:pStyle w:val="TableParagraph"/>
+              <w:spacing w:before="69"/>
+              <w:rPr>
+                <w:rFonts w:asciiTheme="minorHAnsi" w:hAnsiTheme="minorHAnsi" w:cstheme="minorHAnsi"/>
+                <w:sz w:val="28"/>
+                <w:szCs w:val="28"/>
+              </w:rPr>
+            </w:pPr>
+            <w:r>
+              <w:rPr>
+                <w:rFonts w:asciiTheme="minorHAnsi" w:hAnsiTheme="minorHAnsi" w:cstheme="minorHAnsi"/>
+                <w:sz w:val="28"/>
+                <w:szCs w:val="28"/>
+                <w:lang w:val="en-IN"/>
+              </w:rPr>
+              <w:t>The choice of the optimal threshold ultimately depends on the specific context and the relative importance of the different types of errors (false positives and false negatives) in the problem at hand. The ROC curve provides a valuable tool to visualize and select the appropriate threshold based on the desired trade-offs.</w:t>
+            </w:r>
           </w:p>
         </w:tc>
       </w:tr>
@@ -1077,8 +3495,8 @@
     <w:p>
       <w:pPr>
         <w:pStyle w:val="TableParagraph"/>
-        <w:spacing w:before="69"/>
-        <w:ind w:left="0"/>
+        <w:ind w:left="1"/>
+        <w:jc w:val="center"/>
         <w:rPr>
           <w:rFonts w:asciiTheme="minorHAnsi" w:hAnsiTheme="minorHAnsi" w:cstheme="minorHAnsi"/>
           <w:b/>
@@ -1087,7 +3505,7 @@
           <w:szCs w:val="28"/>
         </w:rPr>
         <w:sectPr>
-          <w:pgSz w:w="11913" w:h="12191"/>
+          <w:pgSz w:w="11913" w:h="15593"/>
           <w:pgMar w:top="142" w:right="573" w:bottom="278" w:left="697" w:header="720" w:footer="720" w:gutter="0"/>
           <w:cols w:space="720"/>
         </w:sectPr>
@@ -1119,7 +3537,6 @@
           <w:p>
             <w:pPr>
               <w:pStyle w:val="TableParagraph"/>
-              <w:spacing w:before="69"/>
               <w:ind w:left="1"/>
               <w:jc w:val="center"/>
               <w:rPr>
@@ -1139,7 +3556,7 @@
                 <w:szCs w:val="28"/>
               </w:rPr>
               <w:lastRenderedPageBreak/>
-              <w:t>5</w:t>
+              <w:t>6</w:t>
             </w:r>
           </w:p>
         </w:tc>
@@ -1150,7 +3567,6 @@
           <w:p>
             <w:pPr>
               <w:pStyle w:val="TableParagraph"/>
-              <w:spacing w:before="69"/>
               <w:ind w:left="0"/>
               <w:rPr>
                 <w:rFonts w:asciiTheme="minorHAnsi" w:hAnsiTheme="minorHAnsi" w:cstheme="minorHAnsi"/>
@@ -1168,7 +3584,7 @@
                 <w:sz w:val="28"/>
                 <w:szCs w:val="28"/>
               </w:rPr>
-              <w:t>How to select a Threshold using ROC?</w:t>
+              <w:t>Differentiate between Sensitivity and Specificity parameters for checking the type of error.</w:t>
             </w:r>
           </w:p>
         </w:tc>
@@ -1184,7 +3600,6 @@
           <w:p>
             <w:pPr>
               <w:pStyle w:val="TableParagraph"/>
-              <w:spacing w:before="69"/>
               <w:ind w:left="1"/>
               <w:jc w:val="center"/>
               <w:rPr>
@@ -1204,7 +3619,7 @@
                 <w:sz w:val="28"/>
                 <w:szCs w:val="28"/>
               </w:rPr>
-              <w:t>Ans.5)</w:t>
+              <w:t>Ans.6)</w:t>
             </w:r>
           </w:p>
         </w:tc>
@@ -1215,7 +3630,6 @@
           <w:p>
             <w:pPr>
               <w:pStyle w:val="TableParagraph"/>
-              <w:spacing w:before="69"/>
               <w:rPr>
                 <w:rFonts w:asciiTheme="minorHAnsi" w:hAnsiTheme="minorHAnsi" w:cstheme="minorHAnsi"/>
                 <w:sz w:val="28"/>
@@ -1229,6 +3643,7 @@
     <w:p>
       <w:pPr>
         <w:pStyle w:val="TableParagraph"/>
+        <w:spacing w:before="71"/>
         <w:ind w:left="1"/>
         <w:jc w:val="center"/>
         <w:rPr>
@@ -1239,7 +3654,7 @@
           <w:szCs w:val="28"/>
         </w:rPr>
         <w:sectPr>
-          <w:pgSz w:w="11913" w:h="12191"/>
+          <w:pgSz w:w="11913" w:h="11340"/>
           <w:pgMar w:top="142" w:right="573" w:bottom="278" w:left="697" w:header="720" w:footer="720" w:gutter="0"/>
           <w:cols w:space="720"/>
         </w:sectPr>
@@ -1271,6 +3686,7 @@
           <w:p>
             <w:pPr>
               <w:pStyle w:val="TableParagraph"/>
+              <w:spacing w:before="71"/>
               <w:ind w:left="1"/>
               <w:jc w:val="center"/>
               <w:rPr>
@@ -1290,7 +3706,7 @@
                 <w:szCs w:val="28"/>
               </w:rPr>
               <w:lastRenderedPageBreak/>
-              <w:t>6</w:t>
+              <w:t>7</w:t>
             </w:r>
           </w:p>
         </w:tc>
@@ -1301,6 +3717,7 @@
           <w:p>
             <w:pPr>
               <w:pStyle w:val="TableParagraph"/>
+              <w:spacing w:before="71"/>
               <w:ind w:left="0"/>
               <w:rPr>
                 <w:rFonts w:asciiTheme="minorHAnsi" w:hAnsiTheme="minorHAnsi" w:cstheme="minorHAnsi"/>
@@ -1318,7 +3735,17 @@
                 <w:sz w:val="28"/>
                 <w:szCs w:val="28"/>
               </w:rPr>
-              <w:t>Differentiate between Sensitivity and Specificity parameters for checking the type of error.</w:t>
+              <w:t>How to select Threshold value on ROC curve</w:t>
+            </w:r>
+            <w:r>
+              <w:rPr>
+                <w:rFonts w:asciiTheme="minorHAnsi" w:hAnsiTheme="minorHAnsi" w:cstheme="minorHAnsi"/>
+                <w:b/>
+                <w:bCs/>
+                <w:sz w:val="28"/>
+                <w:szCs w:val="28"/>
+              </w:rPr>
+              <w:t>.</w:t>
             </w:r>
           </w:p>
         </w:tc>
@@ -1334,6 +3761,7 @@
           <w:p>
             <w:pPr>
               <w:pStyle w:val="TableParagraph"/>
+              <w:spacing w:before="71"/>
               <w:ind w:left="1"/>
               <w:jc w:val="center"/>
               <w:rPr>
@@ -1353,7 +3781,7 @@
                 <w:sz w:val="28"/>
                 <w:szCs w:val="28"/>
               </w:rPr>
-              <w:t>Ans.6)</w:t>
+              <w:t>Ans.7)</w:t>
             </w:r>
           </w:p>
         </w:tc>
@@ -1364,12 +3792,416 @@
           <w:p>
             <w:pPr>
               <w:pStyle w:val="TableParagraph"/>
-              <w:rPr>
-                <w:rFonts w:asciiTheme="minorHAnsi" w:hAnsiTheme="minorHAnsi" w:cstheme="minorHAnsi"/>
-                <w:sz w:val="28"/>
-                <w:szCs w:val="28"/>
-              </w:rPr>
-            </w:pPr>
+              <w:spacing w:before="71"/>
+              <w:rPr>
+                <w:rFonts w:asciiTheme="minorHAnsi" w:hAnsiTheme="minorHAnsi" w:cstheme="minorHAnsi"/>
+                <w:sz w:val="28"/>
+                <w:szCs w:val="28"/>
+                <w:lang w:val="en-IN"/>
+              </w:rPr>
+            </w:pPr>
+            <w:r>
+              <w:rPr>
+                <w:rFonts w:asciiTheme="minorHAnsi" w:hAnsiTheme="minorHAnsi" w:cstheme="minorHAnsi"/>
+                <w:sz w:val="28"/>
+                <w:szCs w:val="28"/>
+                <w:lang w:val="en-IN"/>
+              </w:rPr>
+              <w:t>To select the optimal threshold value on the ROC (Receiver Operating Characteristic) curve, we need to consider the trade-off between the true positive rate (sensitivity) and the false positive rate (1 - specificity). The choice of the threshold value depends on the specific requirements and priorities of the problem at hand.</w:t>
+            </w:r>
+          </w:p>
+          <w:p>
+            <w:pPr>
+              <w:pStyle w:val="TableParagraph"/>
+              <w:spacing w:before="71"/>
+              <w:rPr>
+                <w:rFonts w:asciiTheme="minorHAnsi" w:hAnsiTheme="minorHAnsi" w:cstheme="minorHAnsi"/>
+                <w:sz w:val="28"/>
+                <w:szCs w:val="28"/>
+                <w:lang w:val="en-IN"/>
+              </w:rPr>
+            </w:pPr>
+          </w:p>
+          <w:p>
+            <w:pPr>
+              <w:pStyle w:val="TableParagraph"/>
+              <w:spacing w:before="71"/>
+              <w:rPr>
+                <w:rFonts w:asciiTheme="minorHAnsi" w:hAnsiTheme="minorHAnsi" w:cstheme="minorHAnsi"/>
+                <w:sz w:val="28"/>
+                <w:szCs w:val="28"/>
+                <w:lang w:val="en-IN"/>
+              </w:rPr>
+            </w:pPr>
+            <w:r>
+              <w:rPr>
+                <w:rFonts w:asciiTheme="minorHAnsi" w:hAnsiTheme="minorHAnsi" w:cstheme="minorHAnsi"/>
+                <w:sz w:val="28"/>
+                <w:szCs w:val="28"/>
+                <w:lang w:val="en-IN"/>
+              </w:rPr>
+              <w:t>Here are the key steps to select the optimal threshold value using the ROC curve:</w:t>
+            </w:r>
+          </w:p>
+          <w:p>
+            <w:pPr>
+              <w:pStyle w:val="TableParagraph"/>
+              <w:numPr>
+                <w:ilvl w:val="0"/>
+                <w:numId w:val="13"/>
+              </w:numPr>
+              <w:spacing w:before="71"/>
+              <w:rPr>
+                <w:rFonts w:asciiTheme="minorHAnsi" w:hAnsiTheme="minorHAnsi" w:cstheme="minorHAnsi"/>
+                <w:sz w:val="28"/>
+                <w:szCs w:val="28"/>
+                <w:lang w:val="en-IN"/>
+              </w:rPr>
+            </w:pPr>
+            <w:r>
+              <w:rPr>
+                <w:rFonts w:asciiTheme="minorHAnsi" w:hAnsiTheme="minorHAnsi" w:cstheme="minorHAnsi"/>
+                <w:b/>
+                <w:bCs/>
+                <w:sz w:val="28"/>
+                <w:szCs w:val="28"/>
+                <w:lang w:val="en-IN"/>
+              </w:rPr>
+              <w:t>Examine the ROC Curve</w:t>
+            </w:r>
+            <w:r>
+              <w:rPr>
+                <w:rFonts w:asciiTheme="minorHAnsi" w:hAnsiTheme="minorHAnsi" w:cstheme="minorHAnsi"/>
+                <w:sz w:val="28"/>
+                <w:szCs w:val="28"/>
+                <w:lang w:val="en-IN"/>
+              </w:rPr>
+              <w:t>: The ROC curve plots the true positive rate (y-axis) against the false positive rate (x-axis) for different threshold values. It provides a visual representation of the performance of the classification model.</w:t>
+            </w:r>
+          </w:p>
+          <w:p>
+            <w:pPr>
+              <w:pStyle w:val="TableParagraph"/>
+              <w:spacing w:before="71"/>
+              <w:ind w:left="720"/>
+              <w:rPr>
+                <w:rFonts w:asciiTheme="minorHAnsi" w:hAnsiTheme="minorHAnsi" w:cstheme="minorHAnsi"/>
+                <w:sz w:val="28"/>
+                <w:szCs w:val="28"/>
+                <w:lang w:val="en-IN"/>
+              </w:rPr>
+            </w:pPr>
+          </w:p>
+          <w:p>
+            <w:pPr>
+              <w:pStyle w:val="TableParagraph"/>
+              <w:numPr>
+                <w:ilvl w:val="0"/>
+                <w:numId w:val="13"/>
+              </w:numPr>
+              <w:spacing w:before="71"/>
+              <w:rPr>
+                <w:rFonts w:asciiTheme="minorHAnsi" w:hAnsiTheme="minorHAnsi" w:cstheme="minorHAnsi"/>
+                <w:sz w:val="28"/>
+                <w:szCs w:val="28"/>
+                <w:lang w:val="en-IN"/>
+              </w:rPr>
+            </w:pPr>
+            <w:r>
+              <w:rPr>
+                <w:rFonts w:asciiTheme="minorHAnsi" w:hAnsiTheme="minorHAnsi" w:cstheme="minorHAnsi"/>
+                <w:b/>
+                <w:bCs/>
+                <w:sz w:val="28"/>
+                <w:szCs w:val="28"/>
+                <w:lang w:val="en-IN"/>
+              </w:rPr>
+              <w:t>Identify the Desired Trade-off</w:t>
+            </w:r>
+            <w:r>
+              <w:rPr>
+                <w:rFonts w:asciiTheme="minorHAnsi" w:hAnsiTheme="minorHAnsi" w:cstheme="minorHAnsi"/>
+                <w:sz w:val="28"/>
+                <w:szCs w:val="28"/>
+                <w:lang w:val="en-IN"/>
+              </w:rPr>
+              <w:t>: Depending on the problem, you may want to prioritize minimizing false positives (high specificity) or maximizing true positives (high sensitivity). For example, in a medical diagnosis scenario, you may want to minimize false negatives (high sensitivity) to avoid missing positive cases, even if it means accepting more false positives.</w:t>
+            </w:r>
+          </w:p>
+          <w:p>
+            <w:pPr>
+              <w:pStyle w:val="TableParagraph"/>
+              <w:spacing w:before="71"/>
+              <w:ind w:left="720"/>
+              <w:rPr>
+                <w:rFonts w:asciiTheme="minorHAnsi" w:hAnsiTheme="minorHAnsi" w:cstheme="minorHAnsi"/>
+                <w:sz w:val="28"/>
+                <w:szCs w:val="28"/>
+                <w:lang w:val="en-IN"/>
+              </w:rPr>
+            </w:pPr>
+          </w:p>
+          <w:p>
+            <w:pPr>
+              <w:pStyle w:val="TableParagraph"/>
+              <w:numPr>
+                <w:ilvl w:val="0"/>
+                <w:numId w:val="13"/>
+              </w:numPr>
+              <w:spacing w:before="71"/>
+              <w:rPr>
+                <w:rFonts w:asciiTheme="minorHAnsi" w:hAnsiTheme="minorHAnsi" w:cstheme="minorHAnsi"/>
+                <w:sz w:val="28"/>
+                <w:szCs w:val="28"/>
+                <w:lang w:val="en-IN"/>
+              </w:rPr>
+            </w:pPr>
+            <w:r>
+              <w:rPr>
+                <w:rFonts w:asciiTheme="minorHAnsi" w:hAnsiTheme="minorHAnsi" w:cstheme="minorHAnsi"/>
+                <w:b/>
+                <w:bCs/>
+                <w:sz w:val="28"/>
+                <w:szCs w:val="28"/>
+                <w:lang w:val="en-IN"/>
+              </w:rPr>
+              <w:t>Select the Optimal Threshold</w:t>
+            </w:r>
+            <w:r>
+              <w:rPr>
+                <w:rFonts w:asciiTheme="minorHAnsi" w:hAnsiTheme="minorHAnsi" w:cstheme="minorHAnsi"/>
+                <w:sz w:val="28"/>
+                <w:szCs w:val="28"/>
+                <w:lang w:val="en-IN"/>
+              </w:rPr>
+              <w:t>: There are a few common approaches to select the optimal threshold:</w:t>
+            </w:r>
+          </w:p>
+          <w:p>
+            <w:pPr>
+              <w:pStyle w:val="TableParagraph"/>
+              <w:numPr>
+                <w:ilvl w:val="1"/>
+                <w:numId w:val="13"/>
+              </w:numPr>
+              <w:spacing w:before="71" w:after="240"/>
+              <w:rPr>
+                <w:rFonts w:asciiTheme="minorHAnsi" w:hAnsiTheme="minorHAnsi" w:cstheme="minorHAnsi"/>
+                <w:sz w:val="28"/>
+                <w:szCs w:val="28"/>
+                <w:lang w:val="en-IN"/>
+              </w:rPr>
+            </w:pPr>
+            <w:r>
+              <w:rPr>
+                <w:rFonts w:asciiTheme="minorHAnsi" w:hAnsiTheme="minorHAnsi" w:cstheme="minorHAnsi"/>
+                <w:b/>
+                <w:bCs/>
+                <w:sz w:val="28"/>
+                <w:szCs w:val="28"/>
+                <w:lang w:val="en-IN"/>
+              </w:rPr>
+              <w:t>Closest to (0,1) Point</w:t>
+            </w:r>
+            <w:r>
+              <w:rPr>
+                <w:rFonts w:asciiTheme="minorHAnsi" w:hAnsiTheme="minorHAnsi" w:cstheme="minorHAnsi"/>
+                <w:sz w:val="28"/>
+                <w:szCs w:val="28"/>
+                <w:lang w:val="en-IN"/>
+              </w:rPr>
+              <w:t>: Choose the threshold that corresponds to the point on the ROC curve closest to the top-left corner (0,1), which represents the perfect classifier.</w:t>
+            </w:r>
+          </w:p>
+          <w:p>
+            <w:pPr>
+              <w:pStyle w:val="TableParagraph"/>
+              <w:numPr>
+                <w:ilvl w:val="1"/>
+                <w:numId w:val="13"/>
+              </w:numPr>
+              <w:spacing w:before="71" w:after="240"/>
+              <w:rPr>
+                <w:rFonts w:asciiTheme="minorHAnsi" w:hAnsiTheme="minorHAnsi" w:cstheme="minorHAnsi"/>
+                <w:sz w:val="28"/>
+                <w:szCs w:val="28"/>
+                <w:lang w:val="en-IN"/>
+              </w:rPr>
+            </w:pPr>
+            <w:r>
+              <w:rPr>
+                <w:rFonts w:asciiTheme="minorHAnsi" w:hAnsiTheme="minorHAnsi" w:cstheme="minorHAnsi"/>
+                <w:b/>
+                <w:bCs/>
+                <w:sz w:val="28"/>
+                <w:szCs w:val="28"/>
+                <w:lang w:val="en-IN"/>
+              </w:rPr>
+              <w:t>Maximum Accuracy</w:t>
+            </w:r>
+            <w:r>
+              <w:rPr>
+                <w:rFonts w:asciiTheme="minorHAnsi" w:hAnsiTheme="minorHAnsi" w:cstheme="minorHAnsi"/>
+                <w:sz w:val="28"/>
+                <w:szCs w:val="28"/>
+                <w:lang w:val="en-IN"/>
+              </w:rPr>
+              <w:t>: Choose the threshold that maximizes the overall accuracy of the classification, which is the sum of true positives and true negatives divided by the total number of instances.</w:t>
+            </w:r>
+          </w:p>
+          <w:p>
+            <w:pPr>
+              <w:pStyle w:val="TableParagraph"/>
+              <w:numPr>
+                <w:ilvl w:val="1"/>
+                <w:numId w:val="13"/>
+              </w:numPr>
+              <w:spacing w:before="71" w:after="240"/>
+              <w:rPr>
+                <w:rFonts w:asciiTheme="minorHAnsi" w:hAnsiTheme="minorHAnsi" w:cstheme="minorHAnsi"/>
+                <w:sz w:val="28"/>
+                <w:szCs w:val="28"/>
+                <w:lang w:val="en-IN"/>
+              </w:rPr>
+            </w:pPr>
+            <w:r>
+              <w:rPr>
+                <w:rFonts w:asciiTheme="minorHAnsi" w:hAnsiTheme="minorHAnsi" w:cstheme="minorHAnsi"/>
+                <w:b/>
+                <w:bCs/>
+                <w:sz w:val="28"/>
+                <w:szCs w:val="28"/>
+                <w:lang w:val="en-IN"/>
+              </w:rPr>
+              <w:t>Youden's Index</w:t>
+            </w:r>
+            <w:r>
+              <w:rPr>
+                <w:rFonts w:asciiTheme="minorHAnsi" w:hAnsiTheme="minorHAnsi" w:cstheme="minorHAnsi"/>
+                <w:sz w:val="28"/>
+                <w:szCs w:val="28"/>
+                <w:lang w:val="en-IN"/>
+              </w:rPr>
+              <w:t>: Choose the threshold that maximizes the Youden's index, which is defined as sensitivity + specificity - 1. This approach balances the trade-off between sensitivity and specificity.</w:t>
+            </w:r>
+          </w:p>
+          <w:p>
+            <w:pPr>
+              <w:pStyle w:val="TableParagraph"/>
+              <w:numPr>
+                <w:ilvl w:val="1"/>
+                <w:numId w:val="13"/>
+              </w:numPr>
+              <w:spacing w:before="71"/>
+              <w:rPr>
+                <w:rFonts w:asciiTheme="minorHAnsi" w:hAnsiTheme="minorHAnsi" w:cstheme="minorHAnsi"/>
+                <w:sz w:val="28"/>
+                <w:szCs w:val="28"/>
+                <w:lang w:val="en-IN"/>
+              </w:rPr>
+            </w:pPr>
+            <w:r>
+              <w:rPr>
+                <w:rFonts w:asciiTheme="minorHAnsi" w:hAnsiTheme="minorHAnsi" w:cstheme="minorHAnsi"/>
+                <w:b/>
+                <w:bCs/>
+                <w:sz w:val="28"/>
+                <w:szCs w:val="28"/>
+                <w:lang w:val="en-IN"/>
+              </w:rPr>
+              <w:t>Cost-Benefit Analysis</w:t>
+            </w:r>
+            <w:r>
+              <w:rPr>
+                <w:rFonts w:asciiTheme="minorHAnsi" w:hAnsiTheme="minorHAnsi" w:cstheme="minorHAnsi"/>
+                <w:sz w:val="28"/>
+                <w:szCs w:val="28"/>
+                <w:lang w:val="en-IN"/>
+              </w:rPr>
+              <w:t>: If you have information about the costs and benefits associated with true positives, true negatives, false positives, and false negatives, you can select the threshold that minimizes the overall cost or maximizes the overall benefit.</w:t>
+            </w:r>
+          </w:p>
+          <w:p>
+            <w:pPr>
+              <w:pStyle w:val="TableParagraph"/>
+              <w:spacing w:before="71"/>
+              <w:ind w:left="1440"/>
+              <w:rPr>
+                <w:rFonts w:asciiTheme="minorHAnsi" w:hAnsiTheme="minorHAnsi" w:cstheme="minorHAnsi"/>
+                <w:sz w:val="28"/>
+                <w:szCs w:val="28"/>
+                <w:lang w:val="en-IN"/>
+              </w:rPr>
+            </w:pPr>
+          </w:p>
+          <w:p>
+            <w:pPr>
+              <w:pStyle w:val="TableParagraph"/>
+              <w:numPr>
+                <w:ilvl w:val="0"/>
+                <w:numId w:val="13"/>
+              </w:numPr>
+              <w:spacing w:before="71"/>
+              <w:rPr>
+                <w:rFonts w:asciiTheme="minorHAnsi" w:hAnsiTheme="minorHAnsi" w:cstheme="minorHAnsi"/>
+                <w:sz w:val="28"/>
+                <w:szCs w:val="28"/>
+                <w:lang w:val="en-IN"/>
+              </w:rPr>
+            </w:pPr>
+            <w:r>
+              <w:rPr>
+                <w:rFonts w:asciiTheme="minorHAnsi" w:hAnsiTheme="minorHAnsi" w:cstheme="minorHAnsi"/>
+                <w:b/>
+                <w:bCs/>
+                <w:sz w:val="28"/>
+                <w:szCs w:val="28"/>
+                <w:lang w:val="en-IN"/>
+              </w:rPr>
+              <w:t>Evaluate the Selected Threshold</w:t>
+            </w:r>
+            <w:r>
+              <w:rPr>
+                <w:rFonts w:asciiTheme="minorHAnsi" w:hAnsiTheme="minorHAnsi" w:cstheme="minorHAnsi"/>
+                <w:sz w:val="28"/>
+                <w:szCs w:val="28"/>
+                <w:lang w:val="en-IN"/>
+              </w:rPr>
+              <w:t>: After selecting the optimal threshold, evaluate the performance of the model using metrics such as accuracy, precision, recall, and F1-score to ensure it meets the requirements of the problem.</w:t>
+            </w:r>
+          </w:p>
+          <w:p>
+            <w:pPr>
+              <w:pStyle w:val="TableParagraph"/>
+              <w:spacing w:before="71"/>
+              <w:ind w:left="720"/>
+              <w:rPr>
+                <w:rFonts w:asciiTheme="minorHAnsi" w:hAnsiTheme="minorHAnsi" w:cstheme="minorHAnsi"/>
+                <w:sz w:val="28"/>
+                <w:szCs w:val="28"/>
+                <w:lang w:val="en-IN"/>
+              </w:rPr>
+            </w:pPr>
+          </w:p>
+          <w:p>
+            <w:pPr>
+              <w:pStyle w:val="TableParagraph"/>
+              <w:spacing w:before="71"/>
+              <w:rPr>
+                <w:rFonts w:asciiTheme="minorHAnsi" w:hAnsiTheme="minorHAnsi" w:cstheme="minorHAnsi"/>
+                <w:sz w:val="28"/>
+                <w:szCs w:val="28"/>
+              </w:rPr>
+            </w:pPr>
+            <w:r>
+              <w:rPr>
+                <w:rFonts w:asciiTheme="minorHAnsi" w:hAnsiTheme="minorHAnsi" w:cstheme="minorHAnsi"/>
+                <w:sz w:val="28"/>
+                <w:szCs w:val="28"/>
+                <w:lang w:val="en-IN"/>
+              </w:rPr>
+              <w:t>The choice of the optimal threshold ultimately depends on the specific context and the relative importance of the different types of errors (false positives and false negatives) in the problem at hand. The ROC curve provides a valuable tool to visualize and select the appropriate threshold based on the desired trade-offs.</w:t>
+            </w:r>
           </w:p>
         </w:tc>
       </w:tr>
@@ -1377,7 +4209,6 @@
     <w:p>
       <w:pPr>
         <w:pStyle w:val="TableParagraph"/>
-        <w:spacing w:before="71"/>
         <w:ind w:left="1"/>
         <w:jc w:val="center"/>
         <w:rPr>
@@ -1388,7 +4219,7 @@
           <w:szCs w:val="28"/>
         </w:rPr>
         <w:sectPr>
-          <w:pgSz w:w="11913" w:h="11340"/>
+          <w:pgSz w:w="11913" w:h="16443"/>
           <w:pgMar w:top="142" w:right="573" w:bottom="278" w:left="697" w:header="720" w:footer="720" w:gutter="0"/>
           <w:cols w:space="720"/>
         </w:sectPr>
@@ -1420,7 +4251,6 @@
           <w:p>
             <w:pPr>
               <w:pStyle w:val="TableParagraph"/>
-              <w:spacing w:before="71"/>
               <w:ind w:left="1"/>
               <w:jc w:val="center"/>
               <w:rPr>
@@ -1440,7 +4270,7 @@
                 <w:szCs w:val="28"/>
               </w:rPr>
               <w:lastRenderedPageBreak/>
-              <w:t>7</w:t>
+              <w:t>8</w:t>
             </w:r>
           </w:p>
         </w:tc>
@@ -1451,7 +4281,6 @@
           <w:p>
             <w:pPr>
               <w:pStyle w:val="TableParagraph"/>
-              <w:spacing w:before="71"/>
               <w:ind w:left="0"/>
               <w:rPr>
                 <w:rFonts w:asciiTheme="minorHAnsi" w:hAnsiTheme="minorHAnsi" w:cstheme="minorHAnsi"/>
@@ -1469,17 +4298,7 @@
                 <w:sz w:val="28"/>
                 <w:szCs w:val="28"/>
               </w:rPr>
-              <w:t>How to select Threshold value on ROC curve</w:t>
-            </w:r>
-            <w:r>
-              <w:rPr>
-                <w:rFonts w:asciiTheme="minorHAnsi" w:hAnsiTheme="minorHAnsi" w:cstheme="minorHAnsi"/>
-                <w:b/>
-                <w:bCs/>
-                <w:sz w:val="28"/>
-                <w:szCs w:val="28"/>
-              </w:rPr>
-              <w:t>.</w:t>
+              <w:t>Give the First-order regression equation and second order linear model.</w:t>
             </w:r>
           </w:p>
         </w:tc>
@@ -1495,7 +4314,6 @@
           <w:p>
             <w:pPr>
               <w:pStyle w:val="TableParagraph"/>
-              <w:spacing w:before="71"/>
               <w:ind w:left="1"/>
               <w:jc w:val="center"/>
               <w:rPr>
@@ -1515,7 +4333,7 @@
                 <w:sz w:val="28"/>
                 <w:szCs w:val="28"/>
               </w:rPr>
-              <w:t>Ans.7)</w:t>
+              <w:t>Ans.8)</w:t>
             </w:r>
           </w:p>
         </w:tc>
@@ -1526,13 +4344,918 @@
           <w:p>
             <w:pPr>
               <w:pStyle w:val="TableParagraph"/>
-              <w:spacing w:before="71"/>
-              <w:rPr>
-                <w:rFonts w:asciiTheme="minorHAnsi" w:hAnsiTheme="minorHAnsi" w:cstheme="minorHAnsi"/>
-                <w:sz w:val="28"/>
-                <w:szCs w:val="28"/>
-              </w:rPr>
-            </w:pPr>
+              <w:rPr>
+                <w:rFonts w:asciiTheme="minorHAnsi" w:hAnsiTheme="minorHAnsi" w:cstheme="minorHAnsi"/>
+                <w:sz w:val="28"/>
+                <w:szCs w:val="28"/>
+                <w:lang w:val="en-IN"/>
+              </w:rPr>
+            </w:pPr>
+            <w:r>
+              <w:rPr>
+                <w:rFonts w:asciiTheme="minorHAnsi" w:hAnsiTheme="minorHAnsi" w:cstheme="minorHAnsi"/>
+                <w:sz w:val="28"/>
+                <w:szCs w:val="28"/>
+                <w:lang w:val="en-IN"/>
+              </w:rPr>
+              <w:t>T</w:t>
+            </w:r>
+            <w:r>
+              <w:rPr>
+                <w:rFonts w:asciiTheme="minorHAnsi" w:hAnsiTheme="minorHAnsi" w:cstheme="minorHAnsi"/>
+                <w:sz w:val="28"/>
+                <w:szCs w:val="28"/>
+                <w:lang w:val="en-IN"/>
+              </w:rPr>
+              <w:t>he first-order regression equation and the second-order linear model:</w:t>
+            </w:r>
+          </w:p>
+          <w:p>
+            <w:pPr>
+              <w:pStyle w:val="TableParagraph"/>
+              <w:rPr>
+                <w:rFonts w:asciiTheme="minorHAnsi" w:hAnsiTheme="minorHAnsi" w:cstheme="minorHAnsi"/>
+                <w:sz w:val="28"/>
+                <w:szCs w:val="28"/>
+                <w:lang w:val="en-IN"/>
+              </w:rPr>
+            </w:pPr>
+          </w:p>
+          <w:p>
+            <w:pPr>
+              <w:pStyle w:val="TableParagraph"/>
+              <w:numPr>
+                <w:ilvl w:val="0"/>
+                <w:numId w:val="12"/>
+              </w:numPr>
+              <w:rPr>
+                <w:rFonts w:asciiTheme="minorHAnsi" w:hAnsiTheme="minorHAnsi" w:cstheme="minorHAnsi"/>
+                <w:sz w:val="28"/>
+                <w:szCs w:val="28"/>
+                <w:lang w:val="en-IN"/>
+              </w:rPr>
+            </w:pPr>
+            <w:r>
+              <w:rPr>
+                <w:rFonts w:asciiTheme="minorHAnsi" w:hAnsiTheme="minorHAnsi" w:cstheme="minorHAnsi"/>
+                <w:b/>
+                <w:bCs/>
+                <w:sz w:val="28"/>
+                <w:szCs w:val="28"/>
+                <w:lang w:val="en-IN"/>
+              </w:rPr>
+              <w:t>First-Order Regression Equation</w:t>
+            </w:r>
+            <w:r>
+              <w:rPr>
+                <w:rFonts w:asciiTheme="minorHAnsi" w:hAnsiTheme="minorHAnsi" w:cstheme="minorHAnsi"/>
+                <w:sz w:val="28"/>
+                <w:szCs w:val="28"/>
+                <w:lang w:val="en-IN"/>
+              </w:rPr>
+              <w:t>:</w:t>
+            </w:r>
+          </w:p>
+          <w:p>
+            <w:pPr>
+              <w:pStyle w:val="TableParagraph"/>
+              <w:numPr>
+                <w:ilvl w:val="1"/>
+                <w:numId w:val="12"/>
+              </w:numPr>
+              <w:spacing w:after="240"/>
+              <w:rPr>
+                <w:rFonts w:asciiTheme="minorHAnsi" w:hAnsiTheme="minorHAnsi" w:cstheme="minorHAnsi"/>
+                <w:sz w:val="28"/>
+                <w:szCs w:val="28"/>
+                <w:lang w:val="en-IN"/>
+              </w:rPr>
+            </w:pPr>
+            <w:r>
+              <w:rPr>
+                <w:rFonts w:asciiTheme="minorHAnsi" w:hAnsiTheme="minorHAnsi" w:cstheme="minorHAnsi"/>
+                <w:sz w:val="28"/>
+                <w:szCs w:val="28"/>
+                <w:lang w:val="en-IN"/>
+              </w:rPr>
+              <w:t>The first-order regression equation is a linear model that represents the relationship between the dependent variable and one independent variable. It can be expressed as:</w:t>
+            </w:r>
+          </w:p>
+          <w:p>
+            <w:pPr>
+              <w:pStyle w:val="TableParagraph"/>
+              <w:numPr>
+                <w:ilvl w:val="1"/>
+                <w:numId w:val="12"/>
+              </w:numPr>
+              <w:spacing w:after="240"/>
+              <w:rPr>
+                <w:rFonts w:asciiTheme="minorHAnsi" w:hAnsiTheme="minorHAnsi" w:cstheme="minorHAnsi"/>
+                <w:b/>
+                <w:bCs/>
+                <w:sz w:val="28"/>
+                <w:szCs w:val="28"/>
+                <w:lang w:val="en-IN"/>
+              </w:rPr>
+            </w:pPr>
+            <w:r>
+              <w:rPr>
+                <w:rFonts w:ascii="Cambria Math" w:hAnsi="Cambria Math" w:cs="Cambria Math"/>
+                <w:b/>
+                <w:bCs/>
+                <w:sz w:val="28"/>
+                <w:szCs w:val="28"/>
+                <w:lang w:val="en-IN"/>
+              </w:rPr>
+              <w:t>𝑦</w:t>
+            </w:r>
+            <w:r>
+              <w:rPr>
+                <w:rFonts w:asciiTheme="minorHAnsi" w:hAnsiTheme="minorHAnsi" w:cstheme="minorHAnsi"/>
+                <w:b/>
+                <w:bCs/>
+                <w:sz w:val="28"/>
+                <w:szCs w:val="28"/>
+                <w:lang w:val="en-IN"/>
+              </w:rPr>
+              <w:t>=</w:t>
+            </w:r>
+            <w:r>
+              <w:rPr>
+                <w:rFonts w:ascii="Cambria Math" w:hAnsi="Cambria Math" w:cs="Cambria Math"/>
+                <w:b/>
+                <w:bCs/>
+                <w:sz w:val="28"/>
+                <w:szCs w:val="28"/>
+                <w:lang w:val="en-IN"/>
+              </w:rPr>
+              <w:t>𝛽</w:t>
+            </w:r>
+            <w:r>
+              <w:rPr>
+                <w:rFonts w:asciiTheme="minorHAnsi" w:hAnsiTheme="minorHAnsi" w:cstheme="minorHAnsi"/>
+                <w:b/>
+                <w:bCs/>
+                <w:sz w:val="32"/>
+                <w:szCs w:val="32"/>
+                <w:vertAlign w:val="subscript"/>
+                <w:lang w:val="en-IN"/>
+              </w:rPr>
+              <w:t>0</w:t>
+            </w:r>
+            <w:r>
+              <w:rPr>
+                <w:rFonts w:asciiTheme="minorHAnsi" w:hAnsiTheme="minorHAnsi" w:cstheme="minorHAnsi"/>
+                <w:b/>
+                <w:bCs/>
+                <w:sz w:val="32"/>
+                <w:szCs w:val="32"/>
+                <w:vertAlign w:val="subscript"/>
+                <w:lang w:val="en-IN"/>
+              </w:rPr>
+              <w:t xml:space="preserve"> </w:t>
+            </w:r>
+            <w:r>
+              <w:rPr>
+                <w:rFonts w:asciiTheme="minorHAnsi" w:hAnsiTheme="minorHAnsi" w:cstheme="minorHAnsi"/>
+                <w:b/>
+                <w:bCs/>
+                <w:sz w:val="28"/>
+                <w:szCs w:val="28"/>
+                <w:lang w:val="en-IN"/>
+              </w:rPr>
+              <w:t>+</w:t>
+            </w:r>
+            <w:r>
+              <w:rPr>
+                <w:rFonts w:asciiTheme="minorHAnsi" w:hAnsiTheme="minorHAnsi" w:cstheme="minorHAnsi"/>
+                <w:b/>
+                <w:bCs/>
+                <w:sz w:val="28"/>
+                <w:szCs w:val="28"/>
+                <w:lang w:val="en-IN"/>
+              </w:rPr>
+              <w:t xml:space="preserve"> </w:t>
+            </w:r>
+            <w:r>
+              <w:rPr>
+                <w:rFonts w:ascii="Cambria Math" w:hAnsi="Cambria Math" w:cs="Cambria Math"/>
+                <w:b/>
+                <w:bCs/>
+                <w:sz w:val="28"/>
+                <w:szCs w:val="28"/>
+                <w:lang w:val="en-IN"/>
+              </w:rPr>
+              <w:t>𝛽</w:t>
+            </w:r>
+            <w:r>
+              <w:rPr>
+                <w:rFonts w:asciiTheme="minorHAnsi" w:hAnsiTheme="minorHAnsi" w:cstheme="minorHAnsi"/>
+                <w:b/>
+                <w:bCs/>
+                <w:sz w:val="32"/>
+                <w:szCs w:val="32"/>
+                <w:vertAlign w:val="subscript"/>
+                <w:lang w:val="en-IN"/>
+              </w:rPr>
+              <w:t>1</w:t>
+            </w:r>
+            <w:r>
+              <w:rPr>
+                <w:rFonts w:asciiTheme="minorHAnsi" w:hAnsiTheme="minorHAnsi" w:cstheme="minorHAnsi"/>
+                <w:b/>
+                <w:bCs/>
+                <w:sz w:val="32"/>
+                <w:szCs w:val="32"/>
+                <w:vertAlign w:val="subscript"/>
+                <w:lang w:val="en-IN"/>
+              </w:rPr>
+              <w:t xml:space="preserve"> </w:t>
+            </w:r>
+            <w:r>
+              <w:rPr>
+                <w:rFonts w:ascii="Cambria Math" w:hAnsi="Cambria Math" w:cs="Cambria Math"/>
+                <w:b/>
+                <w:bCs/>
+                <w:sz w:val="28"/>
+                <w:szCs w:val="28"/>
+                <w:lang w:val="en-IN"/>
+              </w:rPr>
+              <w:t>𝑥</w:t>
+            </w:r>
+          </w:p>
+          <w:p>
+            <w:pPr>
+              <w:pStyle w:val="TableParagraph"/>
+              <w:ind w:left="2160"/>
+              <w:rPr>
+                <w:rFonts w:asciiTheme="minorHAnsi" w:hAnsiTheme="minorHAnsi" w:cstheme="minorHAnsi"/>
+                <w:sz w:val="28"/>
+                <w:szCs w:val="28"/>
+                <w:lang w:val="en-IN"/>
+              </w:rPr>
+            </w:pPr>
+            <w:r>
+              <w:rPr>
+                <w:rFonts w:asciiTheme="minorHAnsi" w:hAnsiTheme="minorHAnsi" w:cstheme="minorHAnsi"/>
+                <w:sz w:val="28"/>
+                <w:szCs w:val="28"/>
+                <w:lang w:val="en-IN"/>
+              </w:rPr>
+              <w:t>In this equation:</w:t>
+            </w:r>
+          </w:p>
+          <w:p>
+            <w:pPr>
+              <w:pStyle w:val="TableParagraph"/>
+              <w:numPr>
+                <w:ilvl w:val="3"/>
+                <w:numId w:val="12"/>
+              </w:numPr>
+              <w:spacing w:after="240"/>
+              <w:rPr>
+                <w:rFonts w:asciiTheme="minorHAnsi" w:hAnsiTheme="minorHAnsi" w:cstheme="minorHAnsi"/>
+                <w:sz w:val="28"/>
+                <w:szCs w:val="28"/>
+                <w:lang w:val="en-IN"/>
+              </w:rPr>
+            </w:pPr>
+            <w:r>
+              <w:rPr>
+                <w:rFonts w:ascii="Cambria Math" w:hAnsi="Cambria Math" w:cs="Cambria Math"/>
+                <w:sz w:val="28"/>
+                <w:szCs w:val="28"/>
+                <w:lang w:val="en-IN"/>
+              </w:rPr>
+              <w:t>𝑦</w:t>
+            </w:r>
+            <w:r>
+              <w:rPr>
+                <w:rFonts w:asciiTheme="minorHAnsi" w:hAnsiTheme="minorHAnsi" w:cstheme="minorHAnsi"/>
+                <w:sz w:val="28"/>
+                <w:szCs w:val="28"/>
+                <w:lang w:val="en-IN"/>
+              </w:rPr>
+              <w:t> represents the dependent variable.</w:t>
+            </w:r>
+          </w:p>
+          <w:p>
+            <w:pPr>
+              <w:pStyle w:val="TableParagraph"/>
+              <w:numPr>
+                <w:ilvl w:val="3"/>
+                <w:numId w:val="12"/>
+              </w:numPr>
+              <w:spacing w:after="240"/>
+              <w:rPr>
+                <w:rFonts w:asciiTheme="minorHAnsi" w:hAnsiTheme="minorHAnsi" w:cstheme="minorHAnsi"/>
+                <w:sz w:val="28"/>
+                <w:szCs w:val="28"/>
+                <w:lang w:val="en-IN"/>
+              </w:rPr>
+            </w:pPr>
+            <w:r>
+              <w:rPr>
+                <w:rFonts w:ascii="Cambria Math" w:hAnsi="Cambria Math" w:cs="Cambria Math"/>
+                <w:sz w:val="28"/>
+                <w:szCs w:val="28"/>
+                <w:lang w:val="en-IN"/>
+              </w:rPr>
+              <w:t>𝑥</w:t>
+            </w:r>
+            <w:r>
+              <w:rPr>
+                <w:rFonts w:asciiTheme="minorHAnsi" w:hAnsiTheme="minorHAnsi" w:cstheme="minorHAnsi"/>
+                <w:sz w:val="28"/>
+                <w:szCs w:val="28"/>
+                <w:lang w:val="en-IN"/>
+              </w:rPr>
+              <w:t> represents the independent variable.</w:t>
+            </w:r>
+          </w:p>
+          <w:p>
+            <w:pPr>
+              <w:pStyle w:val="TableParagraph"/>
+              <w:numPr>
+                <w:ilvl w:val="3"/>
+                <w:numId w:val="12"/>
+              </w:numPr>
+              <w:spacing w:after="240"/>
+              <w:rPr>
+                <w:rFonts w:asciiTheme="minorHAnsi" w:hAnsiTheme="minorHAnsi" w:cstheme="minorHAnsi"/>
+                <w:sz w:val="28"/>
+                <w:szCs w:val="28"/>
+                <w:lang w:val="en-IN"/>
+              </w:rPr>
+            </w:pPr>
+            <w:r>
+              <w:rPr>
+                <w:rFonts w:ascii="Cambria Math" w:hAnsi="Cambria Math" w:cs="Cambria Math"/>
+                <w:sz w:val="28"/>
+                <w:szCs w:val="28"/>
+                <w:lang w:val="en-IN"/>
+              </w:rPr>
+              <w:t>𝛽</w:t>
+            </w:r>
+            <w:r>
+              <w:rPr>
+                <w:rFonts w:asciiTheme="minorHAnsi" w:hAnsiTheme="minorHAnsi" w:cstheme="minorHAnsi"/>
+                <w:sz w:val="32"/>
+                <w:szCs w:val="32"/>
+                <w:vertAlign w:val="subscript"/>
+                <w:lang w:val="en-IN"/>
+              </w:rPr>
+              <w:t>0</w:t>
+            </w:r>
+            <w:r>
+              <w:rPr>
+                <w:rFonts w:asciiTheme="minorHAnsi" w:hAnsiTheme="minorHAnsi" w:cstheme="minorHAnsi"/>
+                <w:sz w:val="28"/>
+                <w:szCs w:val="28"/>
+                <w:lang w:val="en-IN"/>
+              </w:rPr>
+              <w:t>​ is the intercept.</w:t>
+            </w:r>
+          </w:p>
+          <w:p>
+            <w:pPr>
+              <w:pStyle w:val="TableParagraph"/>
+              <w:numPr>
+                <w:ilvl w:val="3"/>
+                <w:numId w:val="12"/>
+              </w:numPr>
+              <w:spacing w:after="240"/>
+              <w:rPr>
+                <w:rFonts w:asciiTheme="minorHAnsi" w:hAnsiTheme="minorHAnsi" w:cstheme="minorHAnsi"/>
+                <w:sz w:val="28"/>
+                <w:szCs w:val="28"/>
+                <w:lang w:val="en-IN"/>
+              </w:rPr>
+            </w:pPr>
+            <w:r>
+              <w:rPr>
+                <w:rFonts w:ascii="Cambria Math" w:hAnsi="Cambria Math" w:cs="Cambria Math"/>
+                <w:sz w:val="28"/>
+                <w:szCs w:val="28"/>
+                <w:lang w:val="en-IN"/>
+              </w:rPr>
+              <w:t>𝛽</w:t>
+            </w:r>
+            <w:r>
+              <w:rPr>
+                <w:rFonts w:asciiTheme="minorHAnsi" w:hAnsiTheme="minorHAnsi" w:cstheme="minorHAnsi"/>
+                <w:sz w:val="32"/>
+                <w:szCs w:val="32"/>
+                <w:vertAlign w:val="subscript"/>
+                <w:lang w:val="en-IN"/>
+              </w:rPr>
+              <w:t>1​ </w:t>
+            </w:r>
+            <w:r>
+              <w:rPr>
+                <w:rFonts w:asciiTheme="minorHAnsi" w:hAnsiTheme="minorHAnsi" w:cstheme="minorHAnsi"/>
+                <w:sz w:val="28"/>
+                <w:szCs w:val="28"/>
+                <w:lang w:val="en-IN"/>
+              </w:rPr>
+              <w:t>is the coefficient of the independent variable.</w:t>
+            </w:r>
+          </w:p>
+          <w:p>
+            <w:pPr>
+              <w:pStyle w:val="TableParagraph"/>
+              <w:ind w:left="2880"/>
+              <w:rPr>
+                <w:rFonts w:asciiTheme="minorHAnsi" w:hAnsiTheme="minorHAnsi" w:cstheme="minorHAnsi"/>
+                <w:sz w:val="28"/>
+                <w:szCs w:val="28"/>
+                <w:lang w:val="en-IN"/>
+              </w:rPr>
+            </w:pPr>
+          </w:p>
+          <w:p>
+            <w:pPr>
+              <w:pStyle w:val="TableParagraph"/>
+              <w:numPr>
+                <w:ilvl w:val="0"/>
+                <w:numId w:val="12"/>
+              </w:numPr>
+              <w:rPr>
+                <w:rFonts w:asciiTheme="minorHAnsi" w:hAnsiTheme="minorHAnsi" w:cstheme="minorHAnsi"/>
+                <w:sz w:val="28"/>
+                <w:szCs w:val="28"/>
+                <w:lang w:val="en-IN"/>
+              </w:rPr>
+            </w:pPr>
+            <w:r>
+              <w:rPr>
+                <w:rFonts w:asciiTheme="minorHAnsi" w:hAnsiTheme="minorHAnsi" w:cstheme="minorHAnsi"/>
+                <w:b/>
+                <w:bCs/>
+                <w:sz w:val="28"/>
+                <w:szCs w:val="28"/>
+                <w:lang w:val="en-IN"/>
+              </w:rPr>
+              <w:t>Second-Order Linear Model</w:t>
+            </w:r>
+            <w:r>
+              <w:rPr>
+                <w:rFonts w:asciiTheme="minorHAnsi" w:hAnsiTheme="minorHAnsi" w:cstheme="minorHAnsi"/>
+                <w:sz w:val="28"/>
+                <w:szCs w:val="28"/>
+                <w:lang w:val="en-IN"/>
+              </w:rPr>
+              <w:t>:</w:t>
+            </w:r>
+          </w:p>
+          <w:p>
+            <w:pPr>
+              <w:pStyle w:val="TableParagraph"/>
+              <w:numPr>
+                <w:ilvl w:val="1"/>
+                <w:numId w:val="12"/>
+              </w:numPr>
+              <w:spacing w:after="240"/>
+              <w:rPr>
+                <w:rFonts w:asciiTheme="minorHAnsi" w:hAnsiTheme="minorHAnsi" w:cstheme="minorHAnsi"/>
+                <w:sz w:val="28"/>
+                <w:szCs w:val="28"/>
+                <w:lang w:val="en-IN"/>
+              </w:rPr>
+            </w:pPr>
+            <w:r>
+              <w:rPr>
+                <w:rFonts w:asciiTheme="minorHAnsi" w:hAnsiTheme="minorHAnsi" w:cstheme="minorHAnsi"/>
+                <w:sz w:val="28"/>
+                <w:szCs w:val="28"/>
+                <w:lang w:val="en-IN"/>
+              </w:rPr>
+              <w:t>The second-order linear model involves a quadratic relationship between the dependent variable and the independent variable. It can be represented as:</w:t>
+            </w:r>
+          </w:p>
+          <w:p>
+            <w:pPr>
+              <w:pStyle w:val="TableParagraph"/>
+              <w:numPr>
+                <w:ilvl w:val="1"/>
+                <w:numId w:val="12"/>
+              </w:numPr>
+              <w:spacing w:after="240"/>
+              <w:rPr>
+                <w:rFonts w:asciiTheme="minorHAnsi" w:hAnsiTheme="minorHAnsi" w:cstheme="minorHAnsi"/>
+                <w:b/>
+                <w:bCs/>
+                <w:sz w:val="28"/>
+                <w:szCs w:val="28"/>
+                <w:lang w:val="en-IN"/>
+              </w:rPr>
+            </w:pPr>
+            <w:r>
+              <w:rPr>
+                <w:rFonts w:ascii="Cambria Math" w:hAnsi="Cambria Math" w:cs="Cambria Math"/>
+                <w:b/>
+                <w:bCs/>
+                <w:sz w:val="28"/>
+                <w:szCs w:val="28"/>
+                <w:lang w:val="en-IN"/>
+              </w:rPr>
+              <w:t>𝑦</w:t>
+            </w:r>
+            <w:r>
+              <w:rPr>
+                <w:rFonts w:asciiTheme="minorHAnsi" w:hAnsiTheme="minorHAnsi" w:cstheme="minorHAnsi"/>
+                <w:b/>
+                <w:bCs/>
+                <w:sz w:val="28"/>
+                <w:szCs w:val="28"/>
+                <w:lang w:val="en-IN"/>
+              </w:rPr>
+              <w:t>=</w:t>
+            </w:r>
+            <w:r>
+              <w:rPr>
+                <w:rFonts w:ascii="Cambria Math" w:hAnsi="Cambria Math" w:cs="Cambria Math"/>
+                <w:b/>
+                <w:bCs/>
+                <w:sz w:val="28"/>
+                <w:szCs w:val="28"/>
+                <w:lang w:val="en-IN"/>
+              </w:rPr>
+              <w:t>𝛽</w:t>
+            </w:r>
+            <w:r>
+              <w:rPr>
+                <w:rFonts w:asciiTheme="minorHAnsi" w:hAnsiTheme="minorHAnsi" w:cstheme="minorHAnsi"/>
+                <w:b/>
+                <w:bCs/>
+                <w:sz w:val="32"/>
+                <w:szCs w:val="32"/>
+                <w:vertAlign w:val="subscript"/>
+                <w:lang w:val="en-IN"/>
+              </w:rPr>
+              <w:t>0</w:t>
+            </w:r>
+            <w:r>
+              <w:rPr>
+                <w:rFonts w:asciiTheme="minorHAnsi" w:hAnsiTheme="minorHAnsi" w:cstheme="minorHAnsi"/>
+                <w:b/>
+                <w:bCs/>
+                <w:sz w:val="28"/>
+                <w:szCs w:val="28"/>
+                <w:lang w:val="en-IN"/>
+              </w:rPr>
+              <w:t>+</w:t>
+            </w:r>
+            <w:r>
+              <w:rPr>
+                <w:rFonts w:ascii="Cambria Math" w:hAnsi="Cambria Math" w:cs="Cambria Math"/>
+                <w:b/>
+                <w:bCs/>
+                <w:sz w:val="28"/>
+                <w:szCs w:val="28"/>
+                <w:lang w:val="en-IN"/>
+              </w:rPr>
+              <w:t>𝛽</w:t>
+            </w:r>
+            <w:r>
+              <w:rPr>
+                <w:rFonts w:asciiTheme="minorHAnsi" w:hAnsiTheme="minorHAnsi" w:cstheme="minorHAnsi"/>
+                <w:b/>
+                <w:bCs/>
+                <w:sz w:val="32"/>
+                <w:szCs w:val="32"/>
+                <w:vertAlign w:val="subscript"/>
+                <w:lang w:val="en-IN"/>
+              </w:rPr>
+              <w:t>1</w:t>
+            </w:r>
+            <w:r>
+              <w:rPr>
+                <w:rFonts w:ascii="Cambria Math" w:hAnsi="Cambria Math" w:cs="Cambria Math"/>
+                <w:b/>
+                <w:bCs/>
+                <w:sz w:val="28"/>
+                <w:szCs w:val="28"/>
+                <w:lang w:val="en-IN"/>
+              </w:rPr>
+              <w:t>𝑥</w:t>
+            </w:r>
+            <w:r>
+              <w:rPr>
+                <w:rFonts w:asciiTheme="minorHAnsi" w:hAnsiTheme="minorHAnsi" w:cstheme="minorHAnsi"/>
+                <w:b/>
+                <w:bCs/>
+                <w:sz w:val="28"/>
+                <w:szCs w:val="28"/>
+                <w:lang w:val="en-IN"/>
+              </w:rPr>
+              <w:t>+</w:t>
+            </w:r>
+            <w:r>
+              <w:rPr>
+                <w:rFonts w:ascii="Cambria Math" w:hAnsi="Cambria Math" w:cs="Cambria Math"/>
+                <w:b/>
+                <w:bCs/>
+                <w:sz w:val="28"/>
+                <w:szCs w:val="28"/>
+                <w:lang w:val="en-IN"/>
+              </w:rPr>
+              <w:t>𝛽</w:t>
+            </w:r>
+            <w:r>
+              <w:rPr>
+                <w:rFonts w:asciiTheme="minorHAnsi" w:hAnsiTheme="minorHAnsi" w:cstheme="minorHAnsi"/>
+                <w:b/>
+                <w:bCs/>
+                <w:sz w:val="32"/>
+                <w:szCs w:val="32"/>
+                <w:vertAlign w:val="subscript"/>
+                <w:lang w:val="en-IN"/>
+              </w:rPr>
+              <w:t>2</w:t>
+            </w:r>
+            <w:r>
+              <w:rPr>
+                <w:rFonts w:ascii="Cambria Math" w:hAnsi="Cambria Math" w:cs="Cambria Math"/>
+                <w:b/>
+                <w:bCs/>
+                <w:sz w:val="28"/>
+                <w:szCs w:val="28"/>
+                <w:lang w:val="en-IN"/>
+              </w:rPr>
+              <w:t>𝑥</w:t>
+            </w:r>
+            <w:r>
+              <w:rPr>
+                <w:rFonts w:asciiTheme="minorHAnsi" w:hAnsiTheme="minorHAnsi" w:cstheme="minorHAnsi"/>
+                <w:b/>
+                <w:bCs/>
+                <w:sz w:val="32"/>
+                <w:szCs w:val="32"/>
+                <w:vertAlign w:val="superscript"/>
+                <w:lang w:val="en-IN"/>
+              </w:rPr>
+              <w:t>2</w:t>
+            </w:r>
+          </w:p>
+          <w:p>
+            <w:pPr>
+              <w:pStyle w:val="TableParagraph"/>
+              <w:ind w:left="2160"/>
+              <w:rPr>
+                <w:rFonts w:asciiTheme="minorHAnsi" w:hAnsiTheme="minorHAnsi" w:cstheme="minorHAnsi"/>
+                <w:sz w:val="28"/>
+                <w:szCs w:val="28"/>
+                <w:lang w:val="en-IN"/>
+              </w:rPr>
+            </w:pPr>
+            <w:r>
+              <w:rPr>
+                <w:rFonts w:asciiTheme="minorHAnsi" w:hAnsiTheme="minorHAnsi" w:cstheme="minorHAnsi"/>
+                <w:sz w:val="28"/>
+                <w:szCs w:val="28"/>
+                <w:lang w:val="en-IN"/>
+              </w:rPr>
+              <w:t>Here:</w:t>
+            </w:r>
+          </w:p>
+          <w:p>
+            <w:pPr>
+              <w:pStyle w:val="TableParagraph"/>
+              <w:numPr>
+                <w:ilvl w:val="3"/>
+                <w:numId w:val="12"/>
+              </w:numPr>
+              <w:rPr>
+                <w:rFonts w:asciiTheme="minorHAnsi" w:hAnsiTheme="minorHAnsi" w:cstheme="minorHAnsi"/>
+                <w:sz w:val="28"/>
+                <w:szCs w:val="28"/>
+                <w:lang w:val="en-IN"/>
+              </w:rPr>
+            </w:pPr>
+            <w:r>
+              <w:rPr>
+                <w:rFonts w:ascii="Cambria Math" w:hAnsi="Cambria Math" w:cs="Cambria Math"/>
+                <w:sz w:val="28"/>
+                <w:szCs w:val="28"/>
+                <w:lang w:val="en-IN"/>
+              </w:rPr>
+              <w:t>𝑦</w:t>
+            </w:r>
+            <w:r>
+              <w:rPr>
+                <w:rFonts w:asciiTheme="minorHAnsi" w:hAnsiTheme="minorHAnsi" w:cstheme="minorHAnsi"/>
+                <w:sz w:val="28"/>
+                <w:szCs w:val="28"/>
+                <w:lang w:val="en-IN"/>
+              </w:rPr>
+              <w:t> is the dependent variable.</w:t>
+            </w:r>
+          </w:p>
+          <w:p>
+            <w:pPr>
+              <w:pStyle w:val="TableParagraph"/>
+              <w:numPr>
+                <w:ilvl w:val="3"/>
+                <w:numId w:val="12"/>
+              </w:numPr>
+              <w:rPr>
+                <w:rFonts w:asciiTheme="minorHAnsi" w:hAnsiTheme="minorHAnsi" w:cstheme="minorHAnsi"/>
+                <w:sz w:val="28"/>
+                <w:szCs w:val="28"/>
+                <w:lang w:val="en-IN"/>
+              </w:rPr>
+            </w:pPr>
+            <w:r>
+              <w:rPr>
+                <w:rFonts w:asciiTheme="minorHAnsi" w:hAnsiTheme="minorHAnsi" w:cstheme="minorHAnsi"/>
+                <w:i/>
+                <w:iCs/>
+                <w:sz w:val="28"/>
+                <w:szCs w:val="28"/>
+                <w:lang w:val="en-IN"/>
+              </w:rPr>
+              <w:t>x</w:t>
+            </w:r>
+            <w:r>
+              <w:rPr>
+                <w:rFonts w:asciiTheme="minorHAnsi" w:hAnsiTheme="minorHAnsi" w:cstheme="minorHAnsi"/>
+                <w:sz w:val="28"/>
+                <w:szCs w:val="28"/>
+                <w:lang w:val="en-IN"/>
+              </w:rPr>
+              <w:t> is the independent variable.</w:t>
+            </w:r>
+          </w:p>
+          <w:p>
+            <w:pPr>
+              <w:pStyle w:val="TableParagraph"/>
+              <w:numPr>
+                <w:ilvl w:val="3"/>
+                <w:numId w:val="12"/>
+              </w:numPr>
+              <w:rPr>
+                <w:rFonts w:asciiTheme="minorHAnsi" w:hAnsiTheme="minorHAnsi" w:cstheme="minorHAnsi"/>
+                <w:sz w:val="28"/>
+                <w:szCs w:val="28"/>
+                <w:lang w:val="en-IN"/>
+              </w:rPr>
+            </w:pPr>
+            <w:r>
+              <w:rPr>
+                <w:rFonts w:ascii="Cambria Math" w:hAnsi="Cambria Math" w:cs="Cambria Math"/>
+                <w:sz w:val="28"/>
+                <w:szCs w:val="28"/>
+                <w:lang w:val="en-IN"/>
+              </w:rPr>
+              <w:t>𝛽</w:t>
+            </w:r>
+            <w:r>
+              <w:rPr>
+                <w:rFonts w:asciiTheme="minorHAnsi" w:hAnsiTheme="minorHAnsi" w:cstheme="minorHAnsi"/>
+                <w:sz w:val="32"/>
+                <w:szCs w:val="32"/>
+                <w:vertAlign w:val="subscript"/>
+                <w:lang w:val="en-IN"/>
+              </w:rPr>
+              <w:t>0</w:t>
+            </w:r>
+            <w:r>
+              <w:rPr>
+                <w:rFonts w:asciiTheme="minorHAnsi" w:hAnsiTheme="minorHAnsi" w:cstheme="minorHAnsi"/>
+                <w:sz w:val="28"/>
+                <w:szCs w:val="28"/>
+                <w:lang w:val="en-IN"/>
+              </w:rPr>
+              <w:t>​ is the intercept.</w:t>
+            </w:r>
+          </w:p>
+          <w:p>
+            <w:pPr>
+              <w:pStyle w:val="TableParagraph"/>
+              <w:numPr>
+                <w:ilvl w:val="3"/>
+                <w:numId w:val="12"/>
+              </w:numPr>
+              <w:rPr>
+                <w:rFonts w:asciiTheme="minorHAnsi" w:hAnsiTheme="minorHAnsi" w:cstheme="minorHAnsi"/>
+                <w:sz w:val="28"/>
+                <w:szCs w:val="28"/>
+                <w:lang w:val="en-IN"/>
+              </w:rPr>
+            </w:pPr>
+            <w:r>
+              <w:rPr>
+                <w:rFonts w:ascii="Cambria Math" w:hAnsi="Cambria Math" w:cs="Cambria Math"/>
+                <w:sz w:val="28"/>
+                <w:szCs w:val="28"/>
+                <w:lang w:val="en-IN"/>
+              </w:rPr>
+              <w:t>𝛽</w:t>
+            </w:r>
+            <w:r>
+              <w:rPr>
+                <w:rFonts w:asciiTheme="minorHAnsi" w:hAnsiTheme="minorHAnsi" w:cstheme="minorHAnsi"/>
+                <w:sz w:val="32"/>
+                <w:szCs w:val="32"/>
+                <w:vertAlign w:val="subscript"/>
+                <w:lang w:val="en-IN"/>
+              </w:rPr>
+              <w:t>1</w:t>
+            </w:r>
+            <w:r>
+              <w:rPr>
+                <w:rFonts w:asciiTheme="minorHAnsi" w:hAnsiTheme="minorHAnsi" w:cstheme="minorHAnsi"/>
+                <w:i/>
+                <w:iCs/>
+                <w:sz w:val="28"/>
+                <w:szCs w:val="28"/>
+                <w:lang w:val="en-IN"/>
+              </w:rPr>
+              <w:t xml:space="preserve"> </w:t>
+            </w:r>
+            <w:r>
+              <w:rPr>
+                <w:rFonts w:asciiTheme="minorHAnsi" w:hAnsiTheme="minorHAnsi" w:cstheme="minorHAnsi"/>
+                <w:sz w:val="28"/>
+                <w:szCs w:val="28"/>
+                <w:lang w:val="en-IN"/>
+              </w:rPr>
+              <w:t>is the coefficient of the independent variable.</w:t>
+            </w:r>
+          </w:p>
+          <w:p>
+            <w:pPr>
+              <w:pStyle w:val="TableParagraph"/>
+              <w:numPr>
+                <w:ilvl w:val="3"/>
+                <w:numId w:val="12"/>
+              </w:numPr>
+              <w:rPr>
+                <w:rFonts w:asciiTheme="minorHAnsi" w:hAnsiTheme="minorHAnsi" w:cstheme="minorHAnsi"/>
+                <w:sz w:val="28"/>
+                <w:szCs w:val="28"/>
+                <w:lang w:val="en-IN"/>
+              </w:rPr>
+            </w:pPr>
+            <w:r>
+              <w:rPr>
+                <w:rFonts w:ascii="Cambria Math" w:hAnsi="Cambria Math" w:cs="Cambria Math"/>
+                <w:sz w:val="28"/>
+                <w:szCs w:val="28"/>
+                <w:lang w:val="en-IN"/>
+              </w:rPr>
+              <w:t>𝛽</w:t>
+            </w:r>
+            <w:r>
+              <w:rPr>
+                <w:rFonts w:asciiTheme="minorHAnsi" w:hAnsiTheme="minorHAnsi" w:cstheme="minorHAnsi"/>
+                <w:sz w:val="32"/>
+                <w:szCs w:val="32"/>
+                <w:vertAlign w:val="subscript"/>
+                <w:lang w:val="en-IN"/>
+              </w:rPr>
+              <w:t>2</w:t>
+            </w:r>
+            <w:r>
+              <w:rPr>
+                <w:rFonts w:asciiTheme="minorHAnsi" w:hAnsiTheme="minorHAnsi" w:cstheme="minorHAnsi"/>
+                <w:sz w:val="28"/>
+                <w:szCs w:val="28"/>
+                <w:lang w:val="en-IN"/>
+              </w:rPr>
+              <w:t>​ is the coefficient of the squared independent variable.</w:t>
+            </w:r>
+          </w:p>
+          <w:p>
+            <w:pPr>
+              <w:pStyle w:val="TableParagraph"/>
+              <w:rPr>
+                <w:rFonts w:asciiTheme="minorHAnsi" w:hAnsiTheme="minorHAnsi" w:cstheme="minorHAnsi"/>
+                <w:sz w:val="28"/>
+                <w:szCs w:val="28"/>
+                <w:lang w:val="en-IN"/>
+              </w:rPr>
+            </w:pPr>
+          </w:p>
+          <w:p>
+            <w:pPr>
+              <w:pStyle w:val="TableParagraph"/>
+              <w:rPr>
+                <w:rFonts w:asciiTheme="minorHAnsi" w:hAnsiTheme="minorHAnsi" w:cstheme="minorHAnsi"/>
+                <w:sz w:val="28"/>
+                <w:szCs w:val="28"/>
+              </w:rPr>
+            </w:pPr>
+            <w:r>
+              <w:rPr>
+                <w:rFonts w:asciiTheme="minorHAnsi" w:hAnsiTheme="minorHAnsi" w:cstheme="minorHAnsi"/>
+                <w:sz w:val="28"/>
+                <w:szCs w:val="28"/>
+                <w:lang w:val="en-IN"/>
+              </w:rPr>
+              <w:t>These equations are fundamental in regression analysis, with the first-order equation capturing a linear relationship and the second-order model allowing for a quadratic relationship between variables.</w:t>
+            </w:r>
           </w:p>
         </w:tc>
       </w:tr>
@@ -1550,7 +5273,7 @@
           <w:szCs w:val="28"/>
         </w:rPr>
         <w:sectPr>
-          <w:pgSz w:w="11913" w:h="10773"/>
+          <w:pgSz w:w="11913" w:h="13608"/>
           <w:pgMar w:top="142" w:right="573" w:bottom="278" w:left="697" w:header="720" w:footer="720" w:gutter="0"/>
           <w:cols w:space="720"/>
         </w:sectPr>
@@ -1588,6 +5311,7 @@
                 <w:rFonts w:asciiTheme="minorHAnsi" w:hAnsiTheme="minorHAnsi" w:cstheme="minorHAnsi"/>
                 <w:b/>
                 <w:bCs/>
+                <w:color w:val="FF0000"/>
                 <w:sz w:val="28"/>
                 <w:szCs w:val="28"/>
               </w:rPr>
@@ -1601,7 +5325,7 @@
                 <w:szCs w:val="28"/>
               </w:rPr>
               <w:lastRenderedPageBreak/>
-              <w:t>8</w:t>
+              <w:t>9</w:t>
             </w:r>
           </w:p>
         </w:tc>
@@ -1629,7 +5353,7 @@
                 <w:sz w:val="28"/>
                 <w:szCs w:val="28"/>
               </w:rPr>
-              <w:t>Give the First-order regression equation and second order linear model.</w:t>
+              <w:t>Explain in detail the effect -Interaction of the independent variable to the regression model.</w:t>
             </w:r>
           </w:p>
         </w:tc>
@@ -1651,20 +5375,21 @@
                 <w:rFonts w:asciiTheme="minorHAnsi" w:hAnsiTheme="minorHAnsi" w:cstheme="minorHAnsi"/>
                 <w:b/>
                 <w:bCs/>
-                <w:sz w:val="28"/>
-                <w:szCs w:val="28"/>
-              </w:rPr>
-            </w:pPr>
-            <w:r>
-              <w:rPr>
-                <w:rFonts w:asciiTheme="minorHAnsi" w:hAnsiTheme="minorHAnsi" w:cstheme="minorHAnsi"/>
-                <w:b/>
-                <w:bCs/>
                 <w:color w:val="FF0000"/>
                 <w:sz w:val="28"/>
                 <w:szCs w:val="28"/>
               </w:rPr>
-              <w:t>Ans.8)</w:t>
+            </w:pPr>
+            <w:r>
+              <w:rPr>
+                <w:rFonts w:asciiTheme="minorHAnsi" w:hAnsiTheme="minorHAnsi" w:cstheme="minorHAnsi"/>
+                <w:b/>
+                <w:bCs/>
+                <w:color w:val="FF0000"/>
+                <w:sz w:val="28"/>
+                <w:szCs w:val="28"/>
+              </w:rPr>
+              <w:t>Ans.9)</w:t>
             </w:r>
           </w:p>
         </w:tc>
@@ -1679,171 +5404,278 @@
                 <w:rFonts w:asciiTheme="minorHAnsi" w:hAnsiTheme="minorHAnsi" w:cstheme="minorHAnsi"/>
                 <w:sz w:val="28"/>
                 <w:szCs w:val="28"/>
-              </w:rPr>
-            </w:pPr>
+                <w:lang w:val="en-IN"/>
+              </w:rPr>
+            </w:pPr>
+            <w:r>
+              <w:rPr>
+                <w:rFonts w:asciiTheme="minorHAnsi" w:hAnsiTheme="minorHAnsi" w:cstheme="minorHAnsi"/>
+                <w:sz w:val="28"/>
+                <w:szCs w:val="28"/>
+                <w:lang w:val="en-IN"/>
+              </w:rPr>
+              <w:t xml:space="preserve">To explain the effect of the interaction of independent variables on a regression model, we need to consider how the relationship between the independent variables and the dependent variable changes when they interact with each other. </w:t>
+            </w:r>
+          </w:p>
+          <w:p>
+            <w:pPr>
+              <w:pStyle w:val="TableParagraph"/>
+              <w:rPr>
+                <w:rFonts w:asciiTheme="minorHAnsi" w:hAnsiTheme="minorHAnsi" w:cstheme="minorHAnsi"/>
+                <w:sz w:val="28"/>
+                <w:szCs w:val="28"/>
+                <w:lang w:val="en-IN"/>
+              </w:rPr>
+            </w:pPr>
+          </w:p>
+          <w:p>
+            <w:pPr>
+              <w:pStyle w:val="TableParagraph"/>
+              <w:rPr>
+                <w:rFonts w:asciiTheme="minorHAnsi" w:hAnsiTheme="minorHAnsi" w:cstheme="minorHAnsi"/>
+                <w:sz w:val="28"/>
+                <w:szCs w:val="28"/>
+                <w:lang w:val="en-IN"/>
+              </w:rPr>
+            </w:pPr>
+            <w:r>
+              <w:rPr>
+                <w:rFonts w:asciiTheme="minorHAnsi" w:hAnsiTheme="minorHAnsi" w:cstheme="minorHAnsi"/>
+                <w:sz w:val="28"/>
+                <w:szCs w:val="28"/>
+                <w:lang w:val="en-IN"/>
+              </w:rPr>
+              <w:t>In regression analysis, the interaction effect refers to the situation where the effect of one independent variable on the dependent variable depends on the value of another independent variable.</w:t>
+            </w:r>
+          </w:p>
+          <w:p>
+            <w:pPr>
+              <w:pStyle w:val="TableParagraph"/>
+              <w:rPr>
+                <w:rFonts w:asciiTheme="minorHAnsi" w:hAnsiTheme="minorHAnsi" w:cstheme="minorHAnsi"/>
+                <w:sz w:val="28"/>
+                <w:szCs w:val="28"/>
+                <w:lang w:val="en-IN"/>
+              </w:rPr>
+            </w:pPr>
+          </w:p>
+          <w:p>
+            <w:pPr>
+              <w:pStyle w:val="TableParagraph"/>
+              <w:rPr>
+                <w:rFonts w:asciiTheme="minorHAnsi" w:hAnsiTheme="minorHAnsi" w:cstheme="minorHAnsi"/>
+                <w:sz w:val="28"/>
+                <w:szCs w:val="28"/>
+                <w:lang w:val="en-IN"/>
+              </w:rPr>
+            </w:pPr>
+            <w:r>
+              <w:rPr>
+                <w:rFonts w:asciiTheme="minorHAnsi" w:hAnsiTheme="minorHAnsi" w:cstheme="minorHAnsi"/>
+                <w:sz w:val="28"/>
+                <w:szCs w:val="28"/>
+                <w:lang w:val="en-IN"/>
+              </w:rPr>
+              <w:t>When there is an interaction between independent variables in a regression model:</w:t>
+            </w:r>
+          </w:p>
+          <w:p>
+            <w:pPr>
+              <w:pStyle w:val="TableParagraph"/>
+              <w:numPr>
+                <w:ilvl w:val="0"/>
+                <w:numId w:val="10"/>
+              </w:numPr>
+              <w:spacing w:after="240"/>
+              <w:rPr>
+                <w:rFonts w:asciiTheme="minorHAnsi" w:hAnsiTheme="minorHAnsi" w:cstheme="minorHAnsi"/>
+                <w:sz w:val="28"/>
+                <w:szCs w:val="28"/>
+                <w:lang w:val="en-IN"/>
+              </w:rPr>
+            </w:pPr>
+            <w:r>
+              <w:rPr>
+                <w:rFonts w:asciiTheme="minorHAnsi" w:hAnsiTheme="minorHAnsi" w:cstheme="minorHAnsi"/>
+                <w:sz w:val="28"/>
+                <w:szCs w:val="28"/>
+                <w:lang w:val="en-IN"/>
+              </w:rPr>
+              <w:t>The impact of one independent variable on the dependent variable is not constant but varies based on the value of another independent variable.</w:t>
+            </w:r>
+          </w:p>
+          <w:p>
+            <w:pPr>
+              <w:pStyle w:val="TableParagraph"/>
+              <w:numPr>
+                <w:ilvl w:val="0"/>
+                <w:numId w:val="10"/>
+              </w:numPr>
+              <w:rPr>
+                <w:rFonts w:asciiTheme="minorHAnsi" w:hAnsiTheme="minorHAnsi" w:cstheme="minorHAnsi"/>
+                <w:sz w:val="28"/>
+                <w:szCs w:val="28"/>
+                <w:lang w:val="en-IN"/>
+              </w:rPr>
+            </w:pPr>
+            <w:r>
+              <w:rPr>
+                <w:rFonts w:asciiTheme="minorHAnsi" w:hAnsiTheme="minorHAnsi" w:cstheme="minorHAnsi"/>
+                <w:sz w:val="28"/>
+                <w:szCs w:val="28"/>
+                <w:lang w:val="en-IN"/>
+              </w:rPr>
+              <w:t>The relationship between the independent variables and the dependent variable is not additive but multiplicative or nonlinear.</w:t>
+            </w:r>
+          </w:p>
+          <w:p>
+            <w:pPr>
+              <w:pStyle w:val="TableParagraph"/>
+              <w:rPr>
+                <w:rFonts w:asciiTheme="minorHAnsi" w:hAnsiTheme="minorHAnsi" w:cstheme="minorHAnsi"/>
+                <w:sz w:val="28"/>
+                <w:szCs w:val="28"/>
+                <w:lang w:val="en-IN"/>
+              </w:rPr>
+            </w:pPr>
+          </w:p>
+          <w:p>
+            <w:pPr>
+              <w:pStyle w:val="TableParagraph"/>
+              <w:rPr>
+                <w:rFonts w:asciiTheme="minorHAnsi" w:hAnsiTheme="minorHAnsi" w:cstheme="minorHAnsi"/>
+                <w:sz w:val="28"/>
+                <w:szCs w:val="28"/>
+                <w:lang w:val="en-IN"/>
+              </w:rPr>
+            </w:pPr>
+            <w:r>
+              <w:rPr>
+                <w:rFonts w:asciiTheme="minorHAnsi" w:hAnsiTheme="minorHAnsi" w:cstheme="minorHAnsi"/>
+                <w:sz w:val="28"/>
+                <w:szCs w:val="28"/>
+                <w:lang w:val="en-IN"/>
+              </w:rPr>
+              <w:t>This interaction effect can significantly influence the interpretation of the regression model:</w:t>
+            </w:r>
+          </w:p>
+          <w:p>
+            <w:pPr>
+              <w:pStyle w:val="TableParagraph"/>
+              <w:numPr>
+                <w:ilvl w:val="0"/>
+                <w:numId w:val="11"/>
+              </w:numPr>
+              <w:spacing w:after="240"/>
+              <w:rPr>
+                <w:rFonts w:asciiTheme="minorHAnsi" w:hAnsiTheme="minorHAnsi" w:cstheme="minorHAnsi"/>
+                <w:sz w:val="28"/>
+                <w:szCs w:val="28"/>
+                <w:lang w:val="en-IN"/>
+              </w:rPr>
+            </w:pPr>
+            <w:r>
+              <w:rPr>
+                <w:rFonts w:asciiTheme="minorHAnsi" w:hAnsiTheme="minorHAnsi" w:cstheme="minorHAnsi"/>
+                <w:sz w:val="28"/>
+                <w:szCs w:val="28"/>
+                <w:lang w:val="en-IN"/>
+              </w:rPr>
+              <w:t>It allows for a more nuanced understanding of how different variables collectively affect the outcome.</w:t>
+            </w:r>
+          </w:p>
+          <w:p>
+            <w:pPr>
+              <w:pStyle w:val="TableParagraph"/>
+              <w:numPr>
+                <w:ilvl w:val="0"/>
+                <w:numId w:val="11"/>
+              </w:numPr>
+              <w:spacing w:after="240"/>
+              <w:rPr>
+                <w:rFonts w:asciiTheme="minorHAnsi" w:hAnsiTheme="minorHAnsi" w:cstheme="minorHAnsi"/>
+                <w:sz w:val="28"/>
+                <w:szCs w:val="28"/>
+                <w:lang w:val="en-IN"/>
+              </w:rPr>
+            </w:pPr>
+            <w:r>
+              <w:rPr>
+                <w:rFonts w:asciiTheme="minorHAnsi" w:hAnsiTheme="minorHAnsi" w:cstheme="minorHAnsi"/>
+                <w:sz w:val="28"/>
+                <w:szCs w:val="28"/>
+                <w:lang w:val="en-IN"/>
+              </w:rPr>
+              <w:t>It can reveal hidden relationships that would not be captured by considering each independent variable in isolation.</w:t>
+            </w:r>
+          </w:p>
+          <w:p>
+            <w:pPr>
+              <w:pStyle w:val="TableParagraph"/>
+              <w:numPr>
+                <w:ilvl w:val="0"/>
+                <w:numId w:val="11"/>
+              </w:numPr>
+              <w:rPr>
+                <w:rFonts w:asciiTheme="minorHAnsi" w:hAnsiTheme="minorHAnsi" w:cstheme="minorHAnsi"/>
+                <w:sz w:val="28"/>
+                <w:szCs w:val="28"/>
+                <w:lang w:val="en-IN"/>
+              </w:rPr>
+            </w:pPr>
+            <w:r>
+              <w:rPr>
+                <w:rFonts w:asciiTheme="minorHAnsi" w:hAnsiTheme="minorHAnsi" w:cstheme="minorHAnsi"/>
+                <w:sz w:val="28"/>
+                <w:szCs w:val="28"/>
+                <w:lang w:val="en-IN"/>
+              </w:rPr>
+              <w:t>It helps in identifying situations where the combined effect of variables differs from what would be expected based on their individual effects.</w:t>
+            </w:r>
+          </w:p>
+          <w:p>
+            <w:pPr>
+              <w:pStyle w:val="TableParagraph"/>
+              <w:ind w:left="720"/>
+              <w:rPr>
+                <w:rFonts w:asciiTheme="minorHAnsi" w:hAnsiTheme="minorHAnsi" w:cstheme="minorHAnsi"/>
+                <w:sz w:val="28"/>
+                <w:szCs w:val="28"/>
+                <w:lang w:val="en-IN"/>
+              </w:rPr>
+            </w:pPr>
+          </w:p>
+          <w:p>
+            <w:pPr>
+              <w:pStyle w:val="TableParagraph"/>
+              <w:rPr>
+                <w:rFonts w:asciiTheme="minorHAnsi" w:hAnsiTheme="minorHAnsi" w:cstheme="minorHAnsi"/>
+                <w:sz w:val="28"/>
+                <w:szCs w:val="28"/>
+              </w:rPr>
+            </w:pPr>
+            <w:r>
+              <w:rPr>
+                <w:rFonts w:asciiTheme="minorHAnsi" w:hAnsiTheme="minorHAnsi" w:cstheme="minorHAnsi"/>
+                <w:sz w:val="28"/>
+                <w:szCs w:val="28"/>
+                <w:lang w:val="en-IN"/>
+              </w:rPr>
+              <w:t>In summary, the interaction of independent variables in a regression model introduces complexity by showing that the relationship between variables is not always straightforward and can be influenced by the interplay between different factors. This highlights the importance of considering interactions to gain a more comprehensive understanding of the relationships within the data.</w:t>
+            </w:r>
           </w:p>
         </w:tc>
       </w:tr>
     </w:tbl>
     <w:p>
       <w:pPr>
-        <w:pStyle w:val="TableParagraph"/>
-        <w:ind w:left="1"/>
-        <w:jc w:val="center"/>
-        <w:rPr>
-          <w:rFonts w:asciiTheme="minorHAnsi" w:hAnsiTheme="minorHAnsi" w:cstheme="minorHAnsi"/>
-          <w:b/>
-          <w:bCs/>
-          <w:sz w:val="28"/>
-          <w:szCs w:val="28"/>
-        </w:rPr>
-        <w:sectPr>
-          <w:pgSz w:w="11913" w:h="10206"/>
-          <w:pgMar w:top="142" w:right="573" w:bottom="278" w:left="697" w:header="720" w:footer="720" w:gutter="0"/>
-          <w:cols w:space="720"/>
-        </w:sectPr>
-      </w:pPr>
-    </w:p>
-    <w:tbl>
-      <w:tblPr>
-        <w:tblW w:w="11340" w:type="dxa"/>
-        <w:tblInd w:w="-562" w:type="dxa"/>
-        <w:tblLayout w:type="fixed"/>
-        <w:tblCellMar>
-          <w:left w:w="0" w:type="dxa"/>
-          <w:right w:w="0" w:type="dxa"/>
-        </w:tblCellMar>
-        <w:tblLook w:val="01E0" w:firstRow="1" w:lastRow="1" w:firstColumn="1" w:lastColumn="1" w:noHBand="0" w:noVBand="0"/>
-      </w:tblPr>
-      <w:tblGrid>
-        <w:gridCol w:w="993"/>
-        <w:gridCol w:w="10347"/>
-      </w:tblGrid>
-      <w:tr>
-        <w:trPr>
-          <w:trHeight w:val="20"/>
-        </w:trPr>
-        <w:tc>
-          <w:tcPr>
-            <w:tcW w:w="993" w:type="dxa"/>
-          </w:tcPr>
-          <w:p>
-            <w:pPr>
-              <w:pStyle w:val="TableParagraph"/>
-              <w:ind w:left="1"/>
-              <w:jc w:val="center"/>
-              <w:rPr>
-                <w:rFonts w:asciiTheme="minorHAnsi" w:hAnsiTheme="minorHAnsi" w:cstheme="minorHAnsi"/>
-                <w:b/>
-                <w:bCs/>
-                <w:color w:val="FF0000"/>
-                <w:sz w:val="28"/>
-                <w:szCs w:val="28"/>
-              </w:rPr>
-            </w:pPr>
-            <w:r>
-              <w:rPr>
-                <w:rFonts w:asciiTheme="minorHAnsi" w:hAnsiTheme="minorHAnsi" w:cstheme="minorHAnsi"/>
-                <w:b/>
-                <w:bCs/>
-                <w:sz w:val="28"/>
-                <w:szCs w:val="28"/>
-              </w:rPr>
-              <w:lastRenderedPageBreak/>
-              <w:t>9</w:t>
-            </w:r>
-          </w:p>
-        </w:tc>
-        <w:tc>
-          <w:tcPr>
-            <w:tcW w:w="10347" w:type="dxa"/>
-          </w:tcPr>
-          <w:p>
-            <w:pPr>
-              <w:pStyle w:val="TableParagraph"/>
-              <w:ind w:left="0"/>
-              <w:rPr>
-                <w:rFonts w:asciiTheme="minorHAnsi" w:hAnsiTheme="minorHAnsi" w:cstheme="minorHAnsi"/>
-                <w:b/>
-                <w:bCs/>
-                <w:sz w:val="28"/>
-                <w:szCs w:val="28"/>
-              </w:rPr>
-            </w:pPr>
-            <w:r>
-              <w:rPr>
-                <w:rFonts w:asciiTheme="minorHAnsi" w:hAnsiTheme="minorHAnsi" w:cstheme="minorHAnsi"/>
-                <w:b/>
-                <w:bCs/>
-                <w:sz w:val="28"/>
-                <w:szCs w:val="28"/>
-              </w:rPr>
-              <w:t>Explain in detail the effect -Interaction of the independent variable to the regression model.</w:t>
-            </w:r>
-          </w:p>
-        </w:tc>
-      </w:tr>
-      <w:tr>
-        <w:trPr>
-          <w:trHeight w:val="20"/>
-        </w:trPr>
-        <w:tc>
-          <w:tcPr>
-            <w:tcW w:w="993" w:type="dxa"/>
-          </w:tcPr>
-          <w:p>
-            <w:pPr>
-              <w:pStyle w:val="TableParagraph"/>
-              <w:ind w:left="1"/>
-              <w:jc w:val="center"/>
-              <w:rPr>
-                <w:rFonts w:asciiTheme="minorHAnsi" w:hAnsiTheme="minorHAnsi" w:cstheme="minorHAnsi"/>
-                <w:b/>
-                <w:bCs/>
-                <w:color w:val="FF0000"/>
-                <w:sz w:val="28"/>
-                <w:szCs w:val="28"/>
-              </w:rPr>
-            </w:pPr>
-            <w:r>
-              <w:rPr>
-                <w:rFonts w:asciiTheme="minorHAnsi" w:hAnsiTheme="minorHAnsi" w:cstheme="minorHAnsi"/>
-                <w:b/>
-                <w:bCs/>
-                <w:color w:val="FF0000"/>
-                <w:sz w:val="28"/>
-                <w:szCs w:val="28"/>
-              </w:rPr>
-              <w:t>Ans.9)</w:t>
-            </w:r>
-          </w:p>
-        </w:tc>
-        <w:tc>
-          <w:tcPr>
-            <w:tcW w:w="10347" w:type="dxa"/>
-          </w:tcPr>
-          <w:p>
-            <w:pPr>
-              <w:pStyle w:val="TableParagraph"/>
-              <w:rPr>
-                <w:rFonts w:asciiTheme="minorHAnsi" w:hAnsiTheme="minorHAnsi" w:cstheme="minorHAnsi"/>
-                <w:sz w:val="28"/>
-                <w:szCs w:val="28"/>
-              </w:rPr>
-            </w:pPr>
-          </w:p>
-        </w:tc>
-      </w:tr>
-    </w:tbl>
-    <w:p>
-      <w:pPr>
         <w:rPr>
           <w:rFonts w:asciiTheme="minorHAnsi" w:hAnsiTheme="minorHAnsi" w:cstheme="minorHAnsi"/>
         </w:rPr>
       </w:pPr>
     </w:p>
     <w:sectPr>
-      <w:pgSz w:w="11913" w:h="13041"/>
+      <w:pgSz w:w="11913" w:h="12474"/>
       <w:pgMar w:top="0" w:right="1480" w:bottom="0" w:left="697" w:header="720" w:footer="720" w:gutter="0"/>
       <w:cols w:space="720"/>
     </w:sectPr>
@@ -1854,6 +5686,123 @@
 <file path=word/numbering.xml><?xml version="1.0" encoding="utf-8"?>
 <w:numbering xmlns:wpc="http://schemas.microsoft.com/office/word/2010/wordprocessingCanvas" xmlns:cx="http://schemas.microsoft.com/office/drawing/2014/chartex" xmlns:cx1="http://schemas.microsoft.com/office/drawing/2015/9/8/chartex" xmlns:cx2="http://schemas.microsoft.com/office/drawing/2015/10/21/chartex" xmlns:cx3="http://schemas.microsoft.com/office/drawing/2016/5/9/chartex" xmlns:cx4="http://schemas.microsoft.com/office/drawing/2016/5/10/chartex" xmlns:cx5="http://schemas.microsoft.com/office/drawing/2016/5/11/chartex" xmlns:cx6="http://schemas.microsoft.com/office/drawing/2016/5/12/chartex" xmlns:cx7="http://schemas.microsoft.com/office/drawing/2016/5/13/chartex" xmlns:cx8="http://schemas.microsoft.com/office/drawing/2016/5/14/chartex" xmlns:mc="http://schemas.openxmlformats.org/markup-compatibility/2006" xmlns:aink="http://schemas.microsoft.com/office/drawing/2016/ink" xmlns:am3d="http://schemas.microsoft.com/office/drawing/2017/model3d" xmlns:o="urn:schemas-microsoft-com:office:office" xmlns:oel="http://schemas.microsoft.com/office/2019/extlst" xmlns:r="http://schemas.openxmlformats.org/officeDocument/2006/relationships" xmlns:m="http://schemas.openxmlformats.org/officeDocument/2006/math" xmlns:v="urn:schemas-microsoft-com:vml" xmlns:wp14="http://schemas.microsoft.com/office/word/2010/wordprocessingDrawing" xmlns:wp="http://schemas.openxmlformats.org/drawingml/2006/wordprocessingDrawing" xmlns:w10="urn:schemas-microsoft-com:office:word" xmlns:w="http://schemas.openxmlformats.org/wordprocessingml/2006/main" xmlns:w14="http://schemas.microsoft.com/office/word/2010/wordml" xmlns:w15="http://schemas.microsoft.com/office/word/2012/wordml" xmlns:w16cex="http://schemas.microsoft.com/office/word/2018/wordml/cex" xmlns:w16cid="http://schemas.microsoft.com/office/word/2016/wordml/cid" xmlns:w16="http://schemas.microsoft.com/office/word/2018/wordml" xmlns:w16sdtdh="http://schemas.microsoft.com/office/word/2020/wordml/sdtdatahash" xmlns:w16se="http://schemas.microsoft.com/office/word/2015/wordml/symex" xmlns:wpg="http://schemas.microsoft.com/office/word/2010/wordprocessingGroup" xmlns:wpi="http://schemas.microsoft.com/office/word/2010/wordprocessingInk" xmlns:wne="http://schemas.microsoft.com/office/word/2006/wordml" xmlns:wps="http://schemas.microsoft.com/office/word/2010/wordprocessingShape" mc:Ignorable="w14 w15 w16se w16cid w16 w16cex w16sdtdh wp14">
   <w:abstractNum w:abstractNumId="0" w15:restartNumberingAfterBreak="0">
+    <w:nsid w:val="1005393E"/>
+    <w:multiLevelType w:val="multilevel"/>
+    <w:tmpl w:val="7938C2BE"/>
+    <w:lvl w:ilvl="0">
+      <w:start w:val="1"/>
+      <w:numFmt w:val="decimal"/>
+      <w:lvlText w:val="%1."/>
+      <w:lvlJc w:val="left"/>
+      <w:pPr>
+        <w:tabs>
+          <w:tab w:val="num" w:pos="720"/>
+        </w:tabs>
+        <w:ind w:left="720" w:hanging="360"/>
+      </w:pPr>
+    </w:lvl>
+    <w:lvl w:ilvl="1">
+      <w:start w:val="1"/>
+      <w:numFmt w:val="bullet"/>
+      <w:lvlText w:val=""/>
+      <w:lvlJc w:val="left"/>
+      <w:pPr>
+        <w:tabs>
+          <w:tab w:val="num" w:pos="1440"/>
+        </w:tabs>
+        <w:ind w:left="1440" w:hanging="360"/>
+      </w:pPr>
+      <w:rPr>
+        <w:rFonts w:ascii="Symbol" w:hAnsi="Symbol" w:hint="default"/>
+        <w:sz w:val="20"/>
+      </w:rPr>
+    </w:lvl>
+    <w:lvl w:ilvl="2" w:tentative="1">
+      <w:start w:val="1"/>
+      <w:numFmt w:val="decimal"/>
+      <w:lvlText w:val="%3."/>
+      <w:lvlJc w:val="left"/>
+      <w:pPr>
+        <w:tabs>
+          <w:tab w:val="num" w:pos="2160"/>
+        </w:tabs>
+        <w:ind w:left="2160" w:hanging="360"/>
+      </w:pPr>
+    </w:lvl>
+    <w:lvl w:ilvl="3" w:tentative="1">
+      <w:start w:val="1"/>
+      <w:numFmt w:val="decimal"/>
+      <w:lvlText w:val="%4."/>
+      <w:lvlJc w:val="left"/>
+      <w:pPr>
+        <w:tabs>
+          <w:tab w:val="num" w:pos="2880"/>
+        </w:tabs>
+        <w:ind w:left="2880" w:hanging="360"/>
+      </w:pPr>
+    </w:lvl>
+    <w:lvl w:ilvl="4" w:tentative="1">
+      <w:start w:val="1"/>
+      <w:numFmt w:val="decimal"/>
+      <w:lvlText w:val="%5."/>
+      <w:lvlJc w:val="left"/>
+      <w:pPr>
+        <w:tabs>
+          <w:tab w:val="num" w:pos="3600"/>
+        </w:tabs>
+        <w:ind w:left="3600" w:hanging="360"/>
+      </w:pPr>
+    </w:lvl>
+    <w:lvl w:ilvl="5" w:tentative="1">
+      <w:start w:val="1"/>
+      <w:numFmt w:val="decimal"/>
+      <w:lvlText w:val="%6."/>
+      <w:lvlJc w:val="left"/>
+      <w:pPr>
+        <w:tabs>
+          <w:tab w:val="num" w:pos="4320"/>
+        </w:tabs>
+        <w:ind w:left="4320" w:hanging="360"/>
+      </w:pPr>
+    </w:lvl>
+    <w:lvl w:ilvl="6" w:tentative="1">
+      <w:start w:val="1"/>
+      <w:numFmt w:val="decimal"/>
+      <w:lvlText w:val="%7."/>
+      <w:lvlJc w:val="left"/>
+      <w:pPr>
+        <w:tabs>
+          <w:tab w:val="num" w:pos="5040"/>
+        </w:tabs>
+        <w:ind w:left="5040" w:hanging="360"/>
+      </w:pPr>
+    </w:lvl>
+    <w:lvl w:ilvl="7" w:tentative="1">
+      <w:start w:val="1"/>
+      <w:numFmt w:val="decimal"/>
+      <w:lvlText w:val="%8."/>
+      <w:lvlJc w:val="left"/>
+      <w:pPr>
+        <w:tabs>
+          <w:tab w:val="num" w:pos="5760"/>
+        </w:tabs>
+        <w:ind w:left="5760" w:hanging="360"/>
+      </w:pPr>
+    </w:lvl>
+    <w:lvl w:ilvl="8" w:tentative="1">
+      <w:start w:val="1"/>
+      <w:numFmt w:val="decimal"/>
+      <w:lvlText w:val="%9."/>
+      <w:lvlJc w:val="left"/>
+      <w:pPr>
+        <w:tabs>
+          <w:tab w:val="num" w:pos="6480"/>
+        </w:tabs>
+        <w:ind w:left="6480" w:hanging="360"/>
+      </w:pPr>
+    </w:lvl>
+  </w:abstractNum>
+  <w:abstractNum w:abstractNumId="1" w15:restartNumberingAfterBreak="0">
     <w:nsid w:val="19AD45F8"/>
     <w:multiLevelType w:val="multilevel"/>
     <w:tmpl w:val="0EC03AC0"/>
@@ -1966,7 +5915,132 @@
       </w:pPr>
     </w:lvl>
   </w:abstractNum>
-  <w:abstractNum w:abstractNumId="1" w15:restartNumberingAfterBreak="0">
+  <w:abstractNum w:abstractNumId="2" w15:restartNumberingAfterBreak="0">
+    <w:nsid w:val="2E1171B8"/>
+    <w:multiLevelType w:val="multilevel"/>
+    <w:tmpl w:val="CF02052E"/>
+    <w:lvl w:ilvl="0">
+      <w:start w:val="1"/>
+      <w:numFmt w:val="decimal"/>
+      <w:lvlText w:val="%1."/>
+      <w:lvlJc w:val="left"/>
+      <w:pPr>
+        <w:tabs>
+          <w:tab w:val="num" w:pos="720"/>
+        </w:tabs>
+        <w:ind w:left="720" w:hanging="360"/>
+      </w:pPr>
+    </w:lvl>
+    <w:lvl w:ilvl="1">
+      <w:start w:val="1"/>
+      <w:numFmt w:val="bullet"/>
+      <w:lvlText w:val=""/>
+      <w:lvlJc w:val="left"/>
+      <w:pPr>
+        <w:tabs>
+          <w:tab w:val="num" w:pos="1440"/>
+        </w:tabs>
+        <w:ind w:left="1440" w:hanging="360"/>
+      </w:pPr>
+      <w:rPr>
+        <w:rFonts w:ascii="Symbol" w:hAnsi="Symbol" w:hint="default"/>
+        <w:sz w:val="20"/>
+      </w:rPr>
+    </w:lvl>
+    <w:lvl w:ilvl="2">
+      <w:start w:val="1"/>
+      <w:numFmt w:val="bullet"/>
+      <w:lvlText w:val=""/>
+      <w:lvlJc w:val="left"/>
+      <w:pPr>
+        <w:tabs>
+          <w:tab w:val="num" w:pos="2160"/>
+        </w:tabs>
+        <w:ind w:left="2160" w:hanging="360"/>
+      </w:pPr>
+      <w:rPr>
+        <w:rFonts w:ascii="Symbol" w:hAnsi="Symbol" w:hint="default"/>
+        <w:sz w:val="20"/>
+      </w:rPr>
+    </w:lvl>
+    <w:lvl w:ilvl="3">
+      <w:start w:val="1"/>
+      <w:numFmt w:val="bullet"/>
+      <w:lvlText w:val=""/>
+      <w:lvlJc w:val="left"/>
+      <w:pPr>
+        <w:tabs>
+          <w:tab w:val="num" w:pos="2880"/>
+        </w:tabs>
+        <w:ind w:left="2880" w:hanging="360"/>
+      </w:pPr>
+      <w:rPr>
+        <w:rFonts w:ascii="Symbol" w:hAnsi="Symbol" w:hint="default"/>
+        <w:sz w:val="20"/>
+      </w:rPr>
+    </w:lvl>
+    <w:lvl w:ilvl="4" w:tentative="1">
+      <w:start w:val="1"/>
+      <w:numFmt w:val="decimal"/>
+      <w:lvlText w:val="%5."/>
+      <w:lvlJc w:val="left"/>
+      <w:pPr>
+        <w:tabs>
+          <w:tab w:val="num" w:pos="3600"/>
+        </w:tabs>
+        <w:ind w:left="3600" w:hanging="360"/>
+      </w:pPr>
+    </w:lvl>
+    <w:lvl w:ilvl="5" w:tentative="1">
+      <w:start w:val="1"/>
+      <w:numFmt w:val="decimal"/>
+      <w:lvlText w:val="%6."/>
+      <w:lvlJc w:val="left"/>
+      <w:pPr>
+        <w:tabs>
+          <w:tab w:val="num" w:pos="4320"/>
+        </w:tabs>
+        <w:ind w:left="4320" w:hanging="360"/>
+      </w:pPr>
+    </w:lvl>
+    <w:lvl w:ilvl="6" w:tentative="1">
+      <w:start w:val="1"/>
+      <w:numFmt w:val="decimal"/>
+      <w:lvlText w:val="%7."/>
+      <w:lvlJc w:val="left"/>
+      <w:pPr>
+        <w:tabs>
+          <w:tab w:val="num" w:pos="5040"/>
+        </w:tabs>
+        <w:ind w:left="5040" w:hanging="360"/>
+      </w:pPr>
+    </w:lvl>
+    <w:lvl w:ilvl="7" w:tentative="1">
+      <w:start w:val="1"/>
+      <w:numFmt w:val="decimal"/>
+      <w:lvlText w:val="%8."/>
+      <w:lvlJc w:val="left"/>
+      <w:pPr>
+        <w:tabs>
+          <w:tab w:val="num" w:pos="5760"/>
+        </w:tabs>
+        <w:ind w:left="5760" w:hanging="360"/>
+      </w:pPr>
+    </w:lvl>
+    <w:lvl w:ilvl="8" w:tentative="1">
+      <w:start w:val="1"/>
+      <w:numFmt w:val="decimal"/>
+      <w:lvlText w:val="%9."/>
+      <w:lvlJc w:val="left"/>
+      <w:pPr>
+        <w:tabs>
+          <w:tab w:val="num" w:pos="6480"/>
+        </w:tabs>
+        <w:ind w:left="6480" w:hanging="360"/>
+      </w:pPr>
+    </w:lvl>
+  </w:abstractNum>
+  <w:abstractNum w:abstractNumId="3" w15:restartNumberingAfterBreak="0">
     <w:nsid w:val="34205A6F"/>
     <w:multiLevelType w:val="hybridMultilevel"/>
     <w:tmpl w:val="363C004A"/>
@@ -2085,7 +6159,237 @@
       </w:rPr>
     </w:lvl>
   </w:abstractNum>
-  <w:abstractNum w:abstractNumId="2" w15:restartNumberingAfterBreak="0">
+  <w:abstractNum w:abstractNumId="4" w15:restartNumberingAfterBreak="0">
+    <w:nsid w:val="36050A91"/>
+    <w:multiLevelType w:val="multilevel"/>
+    <w:tmpl w:val="3F9C9C48"/>
+    <w:lvl w:ilvl="0">
+      <w:start w:val="1"/>
+      <w:numFmt w:val="decimal"/>
+      <w:lvlText w:val="%1."/>
+      <w:lvlJc w:val="left"/>
+      <w:pPr>
+        <w:tabs>
+          <w:tab w:val="num" w:pos="720"/>
+        </w:tabs>
+        <w:ind w:left="720" w:hanging="360"/>
+      </w:pPr>
+    </w:lvl>
+    <w:lvl w:ilvl="1">
+      <w:start w:val="1"/>
+      <w:numFmt w:val="bullet"/>
+      <w:lvlText w:val=""/>
+      <w:lvlJc w:val="left"/>
+      <w:pPr>
+        <w:tabs>
+          <w:tab w:val="num" w:pos="1440"/>
+        </w:tabs>
+        <w:ind w:left="1440" w:hanging="360"/>
+      </w:pPr>
+      <w:rPr>
+        <w:rFonts w:ascii="Symbol" w:hAnsi="Symbol" w:hint="default"/>
+        <w:sz w:val="20"/>
+      </w:rPr>
+    </w:lvl>
+    <w:lvl w:ilvl="2" w:tentative="1">
+      <w:start w:val="1"/>
+      <w:numFmt w:val="decimal"/>
+      <w:lvlText w:val="%3."/>
+      <w:lvlJc w:val="left"/>
+      <w:pPr>
+        <w:tabs>
+          <w:tab w:val="num" w:pos="2160"/>
+        </w:tabs>
+        <w:ind w:left="2160" w:hanging="360"/>
+      </w:pPr>
+    </w:lvl>
+    <w:lvl w:ilvl="3" w:tentative="1">
+      <w:start w:val="1"/>
+      <w:numFmt w:val="decimal"/>
+      <w:lvlText w:val="%4."/>
+      <w:lvlJc w:val="left"/>
+      <w:pPr>
+        <w:tabs>
+          <w:tab w:val="num" w:pos="2880"/>
+        </w:tabs>
+        <w:ind w:left="2880" w:hanging="360"/>
+      </w:pPr>
+    </w:lvl>
+    <w:lvl w:ilvl="4" w:tentative="1">
+      <w:start w:val="1"/>
+      <w:numFmt w:val="decimal"/>
+      <w:lvlText w:val="%5."/>
+      <w:lvlJc w:val="left"/>
+      <w:pPr>
+        <w:tabs>
+          <w:tab w:val="num" w:pos="3600"/>
+        </w:tabs>
+        <w:ind w:left="3600" w:hanging="360"/>
+      </w:pPr>
+    </w:lvl>
+    <w:lvl w:ilvl="5" w:tentative="1">
+      <w:start w:val="1"/>
+      <w:numFmt w:val="decimal"/>
+      <w:lvlText w:val="%6."/>
+      <w:lvlJc w:val="left"/>
+      <w:pPr>
+        <w:tabs>
+          <w:tab w:val="num" w:pos="4320"/>
+        </w:tabs>
+        <w:ind w:left="4320" w:hanging="360"/>
+      </w:pPr>
+    </w:lvl>
+    <w:lvl w:ilvl="6" w:tentative="1">
+      <w:start w:val="1"/>
+      <w:numFmt w:val="decimal"/>
+      <w:lvlText w:val="%7."/>
+      <w:lvlJc w:val="left"/>
+      <w:pPr>
+        <w:tabs>
+          <w:tab w:val="num" w:pos="5040"/>
+        </w:tabs>
+        <w:ind w:left="5040" w:hanging="360"/>
+      </w:pPr>
+    </w:lvl>
+    <w:lvl w:ilvl="7" w:tentative="1">
+      <w:start w:val="1"/>
+      <w:numFmt w:val="decimal"/>
+      <w:lvlText w:val="%8."/>
+      <w:lvlJc w:val="left"/>
+      <w:pPr>
+        <w:tabs>
+          <w:tab w:val="num" w:pos="5760"/>
+        </w:tabs>
+        <w:ind w:left="5760" w:hanging="360"/>
+      </w:pPr>
+    </w:lvl>
+    <w:lvl w:ilvl="8" w:tentative="1">
+      <w:start w:val="1"/>
+      <w:numFmt w:val="decimal"/>
+      <w:lvlText w:val="%9."/>
+      <w:lvlJc w:val="left"/>
+      <w:pPr>
+        <w:tabs>
+          <w:tab w:val="num" w:pos="6480"/>
+        </w:tabs>
+        <w:ind w:left="6480" w:hanging="360"/>
+      </w:pPr>
+    </w:lvl>
+  </w:abstractNum>
+  <w:abstractNum w:abstractNumId="5" w15:restartNumberingAfterBreak="0">
+    <w:nsid w:val="3A743F5D"/>
+    <w:multiLevelType w:val="multilevel"/>
+    <w:tmpl w:val="2304C2AC"/>
+    <w:lvl w:ilvl="0">
+      <w:start w:val="1"/>
+      <w:numFmt w:val="decimal"/>
+      <w:lvlText w:val="%1."/>
+      <w:lvlJc w:val="left"/>
+      <w:pPr>
+        <w:tabs>
+          <w:tab w:val="num" w:pos="720"/>
+        </w:tabs>
+        <w:ind w:left="720" w:hanging="360"/>
+      </w:pPr>
+    </w:lvl>
+    <w:lvl w:ilvl="1" w:tentative="1">
+      <w:start w:val="1"/>
+      <w:numFmt w:val="decimal"/>
+      <w:lvlText w:val="%2."/>
+      <w:lvlJc w:val="left"/>
+      <w:pPr>
+        <w:tabs>
+          <w:tab w:val="num" w:pos="1440"/>
+        </w:tabs>
+        <w:ind w:left="1440" w:hanging="360"/>
+      </w:pPr>
+    </w:lvl>
+    <w:lvl w:ilvl="2" w:tentative="1">
+      <w:start w:val="1"/>
+      <w:numFmt w:val="decimal"/>
+      <w:lvlText w:val="%3."/>
+      <w:lvlJc w:val="left"/>
+      <w:pPr>
+        <w:tabs>
+          <w:tab w:val="num" w:pos="2160"/>
+        </w:tabs>
+        <w:ind w:left="2160" w:hanging="360"/>
+      </w:pPr>
+    </w:lvl>
+    <w:lvl w:ilvl="3" w:tentative="1">
+      <w:start w:val="1"/>
+      <w:numFmt w:val="decimal"/>
+      <w:lvlText w:val="%4."/>
+      <w:lvlJc w:val="left"/>
+      <w:pPr>
+        <w:tabs>
+          <w:tab w:val="num" w:pos="2880"/>
+        </w:tabs>
+        <w:ind w:left="2880" w:hanging="360"/>
+      </w:pPr>
+    </w:lvl>
+    <w:lvl w:ilvl="4" w:tentative="1">
+      <w:start w:val="1"/>
+      <w:numFmt w:val="decimal"/>
+      <w:lvlText w:val="%5."/>
+      <w:lvlJc w:val="left"/>
+      <w:pPr>
+        <w:tabs>
+          <w:tab w:val="num" w:pos="3600"/>
+        </w:tabs>
+        <w:ind w:left="3600" w:hanging="360"/>
+      </w:pPr>
+    </w:lvl>
+    <w:lvl w:ilvl="5" w:tentative="1">
+      <w:start w:val="1"/>
+      <w:numFmt w:val="decimal"/>
+      <w:lvlText w:val="%6."/>
+      <w:lvlJc w:val="left"/>
+      <w:pPr>
+        <w:tabs>
+          <w:tab w:val="num" w:pos="4320"/>
+        </w:tabs>
+        <w:ind w:left="4320" w:hanging="360"/>
+      </w:pPr>
+    </w:lvl>
+    <w:lvl w:ilvl="6" w:tentative="1">
+      <w:start w:val="1"/>
+      <w:numFmt w:val="decimal"/>
+      <w:lvlText w:val="%7."/>
+      <w:lvlJc w:val="left"/>
+      <w:pPr>
+        <w:tabs>
+          <w:tab w:val="num" w:pos="5040"/>
+        </w:tabs>
+        <w:ind w:left="5040" w:hanging="360"/>
+      </w:pPr>
+    </w:lvl>
+    <w:lvl w:ilvl="7" w:tentative="1">
+      <w:start w:val="1"/>
+      <w:numFmt w:val="decimal"/>
+      <w:lvlText w:val="%8."/>
+      <w:lvlJc w:val="left"/>
+      <w:pPr>
+        <w:tabs>
+          <w:tab w:val="num" w:pos="5760"/>
+        </w:tabs>
+        <w:ind w:left="5760" w:hanging="360"/>
+      </w:pPr>
+    </w:lvl>
+    <w:lvl w:ilvl="8" w:tentative="1">
+      <w:start w:val="1"/>
+      <w:numFmt w:val="decimal"/>
+      <w:lvlText w:val="%9."/>
+      <w:lvlJc w:val="left"/>
+      <w:pPr>
+        <w:tabs>
+          <w:tab w:val="num" w:pos="6480"/>
+        </w:tabs>
+        <w:ind w:left="6480" w:hanging="360"/>
+      </w:pPr>
+    </w:lvl>
+  </w:abstractNum>
+  <w:abstractNum w:abstractNumId="6" w15:restartNumberingAfterBreak="0">
     <w:nsid w:val="3ADF3B9C"/>
     <w:multiLevelType w:val="multilevel"/>
     <w:tmpl w:val="384E87D0"/>
@@ -2198,7 +6502,7 @@
       </w:pPr>
     </w:lvl>
   </w:abstractNum>
-  <w:abstractNum w:abstractNumId="3" w15:restartNumberingAfterBreak="0">
+  <w:abstractNum w:abstractNumId="7" w15:restartNumberingAfterBreak="0">
     <w:nsid w:val="503716C5"/>
     <w:multiLevelType w:val="multilevel"/>
     <w:tmpl w:val="8B1C4B86"/>
@@ -2311,7 +6615,7 @@
       </w:pPr>
     </w:lvl>
   </w:abstractNum>
-  <w:abstractNum w:abstractNumId="4" w15:restartNumberingAfterBreak="0">
+  <w:abstractNum w:abstractNumId="8" w15:restartNumberingAfterBreak="0">
     <w:nsid w:val="54BC7B98"/>
     <w:multiLevelType w:val="multilevel"/>
     <w:tmpl w:val="9A8EE446"/>
@@ -2424,7 +6728,156 @@
       </w:pPr>
     </w:lvl>
   </w:abstractNum>
-  <w:abstractNum w:abstractNumId="5" w15:restartNumberingAfterBreak="0">
+  <w:abstractNum w:abstractNumId="9" w15:restartNumberingAfterBreak="0">
+    <w:nsid w:val="59BE24FB"/>
+    <w:multiLevelType w:val="multilevel"/>
+    <w:tmpl w:val="D43C9070"/>
+    <w:lvl w:ilvl="0">
+      <w:start w:val="1"/>
+      <w:numFmt w:val="bullet"/>
+      <w:lvlText w:val=""/>
+      <w:lvlJc w:val="left"/>
+      <w:pPr>
+        <w:tabs>
+          <w:tab w:val="num" w:pos="720"/>
+        </w:tabs>
+        <w:ind w:left="720" w:hanging="360"/>
+      </w:pPr>
+      <w:rPr>
+        <w:rFonts w:ascii="Symbol" w:hAnsi="Symbol" w:hint="default"/>
+        <w:sz w:val="20"/>
+      </w:rPr>
+    </w:lvl>
+    <w:lvl w:ilvl="1" w:tentative="1">
+      <w:start w:val="1"/>
+      <w:numFmt w:val="bullet"/>
+      <w:lvlText w:val=""/>
+      <w:lvlJc w:val="left"/>
+      <w:pPr>
+        <w:tabs>
+          <w:tab w:val="num" w:pos="1440"/>
+        </w:tabs>
+        <w:ind w:left="1440" w:hanging="360"/>
+      </w:pPr>
+      <w:rPr>
+        <w:rFonts w:ascii="Symbol" w:hAnsi="Symbol" w:hint="default"/>
+        <w:sz w:val="20"/>
+      </w:rPr>
+    </w:lvl>
+    <w:lvl w:ilvl="2" w:tentative="1">
+      <w:start w:val="1"/>
+      <w:numFmt w:val="bullet"/>
+      <w:lvlText w:val=""/>
+      <w:lvlJc w:val="left"/>
+      <w:pPr>
+        <w:tabs>
+          <w:tab w:val="num" w:pos="2160"/>
+        </w:tabs>
+        <w:ind w:left="2160" w:hanging="360"/>
+      </w:pPr>
+      <w:rPr>
+        <w:rFonts w:ascii="Symbol" w:hAnsi="Symbol" w:hint="default"/>
+        <w:sz w:val="20"/>
+      </w:rPr>
+    </w:lvl>
+    <w:lvl w:ilvl="3" w:tentative="1">
+      <w:start w:val="1"/>
+      <w:numFmt w:val="bullet"/>
+      <w:lvlText w:val=""/>
+      <w:lvlJc w:val="left"/>
+      <w:pPr>
+        <w:tabs>
+          <w:tab w:val="num" w:pos="2880"/>
+        </w:tabs>
+        <w:ind w:left="2880" w:hanging="360"/>
+      </w:pPr>
+      <w:rPr>
+        <w:rFonts w:ascii="Symbol" w:hAnsi="Symbol" w:hint="default"/>
+        <w:sz w:val="20"/>
+      </w:rPr>
+    </w:lvl>
+    <w:lvl w:ilvl="4" w:tentative="1">
+      <w:start w:val="1"/>
+      <w:numFmt w:val="bullet"/>
+      <w:lvlText w:val=""/>
+      <w:lvlJc w:val="left"/>
+      <w:pPr>
+        <w:tabs>
+          <w:tab w:val="num" w:pos="3600"/>
+        </w:tabs>
+        <w:ind w:left="3600" w:hanging="360"/>
+      </w:pPr>
+      <w:rPr>
+        <w:rFonts w:ascii="Symbol" w:hAnsi="Symbol" w:hint="default"/>
+        <w:sz w:val="20"/>
+      </w:rPr>
+    </w:lvl>
+    <w:lvl w:ilvl="5" w:tentative="1">
+      <w:start w:val="1"/>
+      <w:numFmt w:val="bullet"/>
+      <w:lvlText w:val=""/>
+      <w:lvlJc w:val="left"/>
+      <w:pPr>
+        <w:tabs>
+          <w:tab w:val="num" w:pos="4320"/>
+        </w:tabs>
+        <w:ind w:left="4320" w:hanging="360"/>
+      </w:pPr>
+      <w:rPr>
+        <w:rFonts w:ascii="Symbol" w:hAnsi="Symbol" w:hint="default"/>
+        <w:sz w:val="20"/>
+      </w:rPr>
+    </w:lvl>
+    <w:lvl w:ilvl="6" w:tentative="1">
+      <w:start w:val="1"/>
+      <w:numFmt w:val="bullet"/>
+      <w:lvlText w:val=""/>
+      <w:lvlJc w:val="left"/>
+      <w:pPr>
+        <w:tabs>
+          <w:tab w:val="num" w:pos="5040"/>
+        </w:tabs>
+        <w:ind w:left="5040" w:hanging="360"/>
+      </w:pPr>
+      <w:rPr>
+        <w:rFonts w:ascii="Symbol" w:hAnsi="Symbol" w:hint="default"/>
+        <w:sz w:val="20"/>
+      </w:rPr>
+    </w:lvl>
+    <w:lvl w:ilvl="7" w:tentative="1">
+      <w:start w:val="1"/>
+      <w:numFmt w:val="bullet"/>
+      <w:lvlText w:val=""/>
+      <w:lvlJc w:val="left"/>
+      <w:pPr>
+        <w:tabs>
+          <w:tab w:val="num" w:pos="5760"/>
+        </w:tabs>
+        <w:ind w:left="5760" w:hanging="360"/>
+      </w:pPr>
+      <w:rPr>
+        <w:rFonts w:ascii="Symbol" w:hAnsi="Symbol" w:hint="default"/>
+        <w:sz w:val="20"/>
+      </w:rPr>
+    </w:lvl>
+    <w:lvl w:ilvl="8" w:tentative="1">
+      <w:start w:val="1"/>
+      <w:numFmt w:val="bullet"/>
+      <w:lvlText w:val=""/>
+      <w:lvlJc w:val="left"/>
+      <w:pPr>
+        <w:tabs>
+          <w:tab w:val="num" w:pos="6480"/>
+        </w:tabs>
+        <w:ind w:left="6480" w:hanging="360"/>
+      </w:pPr>
+      <w:rPr>
+        <w:rFonts w:ascii="Symbol" w:hAnsi="Symbol" w:hint="default"/>
+        <w:sz w:val="20"/>
+      </w:rPr>
+    </w:lvl>
+  </w:abstractNum>
+  <w:abstractNum w:abstractNumId="10" w15:restartNumberingAfterBreak="0">
     <w:nsid w:val="5BBB4C0C"/>
     <w:multiLevelType w:val="multilevel"/>
     <w:tmpl w:val="54162890"/>
@@ -2537,7 +6990,454 @@
       </w:pPr>
     </w:lvl>
   </w:abstractNum>
-  <w:abstractNum w:abstractNumId="6" w15:restartNumberingAfterBreak="0">
+  <w:abstractNum w:abstractNumId="11" w15:restartNumberingAfterBreak="0">
+    <w:nsid w:val="5C4508EB"/>
+    <w:multiLevelType w:val="multilevel"/>
+    <w:tmpl w:val="9DBE1EB4"/>
+    <w:lvl w:ilvl="0">
+      <w:start w:val="1"/>
+      <w:numFmt w:val="bullet"/>
+      <w:lvlText w:val=""/>
+      <w:lvlJc w:val="left"/>
+      <w:pPr>
+        <w:tabs>
+          <w:tab w:val="num" w:pos="720"/>
+        </w:tabs>
+        <w:ind w:left="720" w:hanging="360"/>
+      </w:pPr>
+      <w:rPr>
+        <w:rFonts w:ascii="Symbol" w:hAnsi="Symbol" w:hint="default"/>
+        <w:sz w:val="20"/>
+      </w:rPr>
+    </w:lvl>
+    <w:lvl w:ilvl="1" w:tentative="1">
+      <w:start w:val="1"/>
+      <w:numFmt w:val="bullet"/>
+      <w:lvlText w:val=""/>
+      <w:lvlJc w:val="left"/>
+      <w:pPr>
+        <w:tabs>
+          <w:tab w:val="num" w:pos="1440"/>
+        </w:tabs>
+        <w:ind w:left="1440" w:hanging="360"/>
+      </w:pPr>
+      <w:rPr>
+        <w:rFonts w:ascii="Symbol" w:hAnsi="Symbol" w:hint="default"/>
+        <w:sz w:val="20"/>
+      </w:rPr>
+    </w:lvl>
+    <w:lvl w:ilvl="2" w:tentative="1">
+      <w:start w:val="1"/>
+      <w:numFmt w:val="bullet"/>
+      <w:lvlText w:val=""/>
+      <w:lvlJc w:val="left"/>
+      <w:pPr>
+        <w:tabs>
+          <w:tab w:val="num" w:pos="2160"/>
+        </w:tabs>
+        <w:ind w:left="2160" w:hanging="360"/>
+      </w:pPr>
+      <w:rPr>
+        <w:rFonts w:ascii="Symbol" w:hAnsi="Symbol" w:hint="default"/>
+        <w:sz w:val="20"/>
+      </w:rPr>
+    </w:lvl>
+    <w:lvl w:ilvl="3" w:tentative="1">
+      <w:start w:val="1"/>
+      <w:numFmt w:val="bullet"/>
+      <w:lvlText w:val=""/>
+      <w:lvlJc w:val="left"/>
+      <w:pPr>
+        <w:tabs>
+          <w:tab w:val="num" w:pos="2880"/>
+        </w:tabs>
+        <w:ind w:left="2880" w:hanging="360"/>
+      </w:pPr>
+      <w:rPr>
+        <w:rFonts w:ascii="Symbol" w:hAnsi="Symbol" w:hint="default"/>
+        <w:sz w:val="20"/>
+      </w:rPr>
+    </w:lvl>
+    <w:lvl w:ilvl="4" w:tentative="1">
+      <w:start w:val="1"/>
+      <w:numFmt w:val="bullet"/>
+      <w:lvlText w:val=""/>
+      <w:lvlJc w:val="left"/>
+      <w:pPr>
+        <w:tabs>
+          <w:tab w:val="num" w:pos="3600"/>
+        </w:tabs>
+        <w:ind w:left="3600" w:hanging="360"/>
+      </w:pPr>
+      <w:rPr>
+        <w:rFonts w:ascii="Symbol" w:hAnsi="Symbol" w:hint="default"/>
+        <w:sz w:val="20"/>
+      </w:rPr>
+    </w:lvl>
+    <w:lvl w:ilvl="5" w:tentative="1">
+      <w:start w:val="1"/>
+      <w:numFmt w:val="bullet"/>
+      <w:lvlText w:val=""/>
+      <w:lvlJc w:val="left"/>
+      <w:pPr>
+        <w:tabs>
+          <w:tab w:val="num" w:pos="4320"/>
+        </w:tabs>
+        <w:ind w:left="4320" w:hanging="360"/>
+      </w:pPr>
+      <w:rPr>
+        <w:rFonts w:ascii="Symbol" w:hAnsi="Symbol" w:hint="default"/>
+        <w:sz w:val="20"/>
+      </w:rPr>
+    </w:lvl>
+    <w:lvl w:ilvl="6" w:tentative="1">
+      <w:start w:val="1"/>
+      <w:numFmt w:val="bullet"/>
+      <w:lvlText w:val=""/>
+      <w:lvlJc w:val="left"/>
+      <w:pPr>
+        <w:tabs>
+          <w:tab w:val="num" w:pos="5040"/>
+        </w:tabs>
+        <w:ind w:left="5040" w:hanging="360"/>
+      </w:pPr>
+      <w:rPr>
+        <w:rFonts w:ascii="Symbol" w:hAnsi="Symbol" w:hint="default"/>
+        <w:sz w:val="20"/>
+      </w:rPr>
+    </w:lvl>
+    <w:lvl w:ilvl="7" w:tentative="1">
+      <w:start w:val="1"/>
+      <w:numFmt w:val="bullet"/>
+      <w:lvlText w:val=""/>
+      <w:lvlJc w:val="left"/>
+      <w:pPr>
+        <w:tabs>
+          <w:tab w:val="num" w:pos="5760"/>
+        </w:tabs>
+        <w:ind w:left="5760" w:hanging="360"/>
+      </w:pPr>
+      <w:rPr>
+        <w:rFonts w:ascii="Symbol" w:hAnsi="Symbol" w:hint="default"/>
+        <w:sz w:val="20"/>
+      </w:rPr>
+    </w:lvl>
+    <w:lvl w:ilvl="8" w:tentative="1">
+      <w:start w:val="1"/>
+      <w:numFmt w:val="bullet"/>
+      <w:lvlText w:val=""/>
+      <w:lvlJc w:val="left"/>
+      <w:pPr>
+        <w:tabs>
+          <w:tab w:val="num" w:pos="6480"/>
+        </w:tabs>
+        <w:ind w:left="6480" w:hanging="360"/>
+      </w:pPr>
+      <w:rPr>
+        <w:rFonts w:ascii="Symbol" w:hAnsi="Symbol" w:hint="default"/>
+        <w:sz w:val="20"/>
+      </w:rPr>
+    </w:lvl>
+  </w:abstractNum>
+  <w:abstractNum w:abstractNumId="12" w15:restartNumberingAfterBreak="0">
+    <w:nsid w:val="5CD5328A"/>
+    <w:multiLevelType w:val="multilevel"/>
+    <w:tmpl w:val="35CADC66"/>
+    <w:lvl w:ilvl="0">
+      <w:start w:val="1"/>
+      <w:numFmt w:val="bullet"/>
+      <w:lvlText w:val=""/>
+      <w:lvlJc w:val="left"/>
+      <w:pPr>
+        <w:tabs>
+          <w:tab w:val="num" w:pos="720"/>
+        </w:tabs>
+        <w:ind w:left="720" w:hanging="360"/>
+      </w:pPr>
+      <w:rPr>
+        <w:rFonts w:ascii="Symbol" w:hAnsi="Symbol" w:hint="default"/>
+        <w:sz w:val="20"/>
+      </w:rPr>
+    </w:lvl>
+    <w:lvl w:ilvl="1" w:tentative="1">
+      <w:start w:val="1"/>
+      <w:numFmt w:val="bullet"/>
+      <w:lvlText w:val=""/>
+      <w:lvlJc w:val="left"/>
+      <w:pPr>
+        <w:tabs>
+          <w:tab w:val="num" w:pos="1440"/>
+        </w:tabs>
+        <w:ind w:left="1440" w:hanging="360"/>
+      </w:pPr>
+      <w:rPr>
+        <w:rFonts w:ascii="Symbol" w:hAnsi="Symbol" w:hint="default"/>
+        <w:sz w:val="20"/>
+      </w:rPr>
+    </w:lvl>
+    <w:lvl w:ilvl="2" w:tentative="1">
+      <w:start w:val="1"/>
+      <w:numFmt w:val="bullet"/>
+      <w:lvlText w:val=""/>
+      <w:lvlJc w:val="left"/>
+      <w:pPr>
+        <w:tabs>
+          <w:tab w:val="num" w:pos="2160"/>
+        </w:tabs>
+        <w:ind w:left="2160" w:hanging="360"/>
+      </w:pPr>
+      <w:rPr>
+        <w:rFonts w:ascii="Symbol" w:hAnsi="Symbol" w:hint="default"/>
+        <w:sz w:val="20"/>
+      </w:rPr>
+    </w:lvl>
+    <w:lvl w:ilvl="3" w:tentative="1">
+      <w:start w:val="1"/>
+      <w:numFmt w:val="bullet"/>
+      <w:lvlText w:val=""/>
+      <w:lvlJc w:val="left"/>
+      <w:pPr>
+        <w:tabs>
+          <w:tab w:val="num" w:pos="2880"/>
+        </w:tabs>
+        <w:ind w:left="2880" w:hanging="360"/>
+      </w:pPr>
+      <w:rPr>
+        <w:rFonts w:ascii="Symbol" w:hAnsi="Symbol" w:hint="default"/>
+        <w:sz w:val="20"/>
+      </w:rPr>
+    </w:lvl>
+    <w:lvl w:ilvl="4" w:tentative="1">
+      <w:start w:val="1"/>
+      <w:numFmt w:val="bullet"/>
+      <w:lvlText w:val=""/>
+      <w:lvlJc w:val="left"/>
+      <w:pPr>
+        <w:tabs>
+          <w:tab w:val="num" w:pos="3600"/>
+        </w:tabs>
+        <w:ind w:left="3600" w:hanging="360"/>
+      </w:pPr>
+      <w:rPr>
+        <w:rFonts w:ascii="Symbol" w:hAnsi="Symbol" w:hint="default"/>
+        <w:sz w:val="20"/>
+      </w:rPr>
+    </w:lvl>
+    <w:lvl w:ilvl="5" w:tentative="1">
+      <w:start w:val="1"/>
+      <w:numFmt w:val="bullet"/>
+      <w:lvlText w:val=""/>
+      <w:lvlJc w:val="left"/>
+      <w:pPr>
+        <w:tabs>
+          <w:tab w:val="num" w:pos="4320"/>
+        </w:tabs>
+        <w:ind w:left="4320" w:hanging="360"/>
+      </w:pPr>
+      <w:rPr>
+        <w:rFonts w:ascii="Symbol" w:hAnsi="Symbol" w:hint="default"/>
+        <w:sz w:val="20"/>
+      </w:rPr>
+    </w:lvl>
+    <w:lvl w:ilvl="6" w:tentative="1">
+      <w:start w:val="1"/>
+      <w:numFmt w:val="bullet"/>
+      <w:lvlText w:val=""/>
+      <w:lvlJc w:val="left"/>
+      <w:pPr>
+        <w:tabs>
+          <w:tab w:val="num" w:pos="5040"/>
+        </w:tabs>
+        <w:ind w:left="5040" w:hanging="360"/>
+      </w:pPr>
+      <w:rPr>
+        <w:rFonts w:ascii="Symbol" w:hAnsi="Symbol" w:hint="default"/>
+        <w:sz w:val="20"/>
+      </w:rPr>
+    </w:lvl>
+    <w:lvl w:ilvl="7" w:tentative="1">
+      <w:start w:val="1"/>
+      <w:numFmt w:val="bullet"/>
+      <w:lvlText w:val=""/>
+      <w:lvlJc w:val="left"/>
+      <w:pPr>
+        <w:tabs>
+          <w:tab w:val="num" w:pos="5760"/>
+        </w:tabs>
+        <w:ind w:left="5760" w:hanging="360"/>
+      </w:pPr>
+      <w:rPr>
+        <w:rFonts w:ascii="Symbol" w:hAnsi="Symbol" w:hint="default"/>
+        <w:sz w:val="20"/>
+      </w:rPr>
+    </w:lvl>
+    <w:lvl w:ilvl="8" w:tentative="1">
+      <w:start w:val="1"/>
+      <w:numFmt w:val="bullet"/>
+      <w:lvlText w:val=""/>
+      <w:lvlJc w:val="left"/>
+      <w:pPr>
+        <w:tabs>
+          <w:tab w:val="num" w:pos="6480"/>
+        </w:tabs>
+        <w:ind w:left="6480" w:hanging="360"/>
+      </w:pPr>
+      <w:rPr>
+        <w:rFonts w:ascii="Symbol" w:hAnsi="Symbol" w:hint="default"/>
+        <w:sz w:val="20"/>
+      </w:rPr>
+    </w:lvl>
+  </w:abstractNum>
+  <w:abstractNum w:abstractNumId="13" w15:restartNumberingAfterBreak="0">
+    <w:nsid w:val="63B157E7"/>
+    <w:multiLevelType w:val="multilevel"/>
+    <w:tmpl w:val="157806F2"/>
+    <w:lvl w:ilvl="0">
+      <w:start w:val="1"/>
+      <w:numFmt w:val="bullet"/>
+      <w:lvlText w:val=""/>
+      <w:lvlJc w:val="left"/>
+      <w:pPr>
+        <w:tabs>
+          <w:tab w:val="num" w:pos="720"/>
+        </w:tabs>
+        <w:ind w:left="720" w:hanging="360"/>
+      </w:pPr>
+      <w:rPr>
+        <w:rFonts w:ascii="Symbol" w:hAnsi="Symbol" w:hint="default"/>
+        <w:sz w:val="20"/>
+      </w:rPr>
+    </w:lvl>
+    <w:lvl w:ilvl="1" w:tentative="1">
+      <w:start w:val="1"/>
+      <w:numFmt w:val="bullet"/>
+      <w:lvlText w:val=""/>
+      <w:lvlJc w:val="left"/>
+      <w:pPr>
+        <w:tabs>
+          <w:tab w:val="num" w:pos="1440"/>
+        </w:tabs>
+        <w:ind w:left="1440" w:hanging="360"/>
+      </w:pPr>
+      <w:rPr>
+        <w:rFonts w:ascii="Symbol" w:hAnsi="Symbol" w:hint="default"/>
+        <w:sz w:val="20"/>
+      </w:rPr>
+    </w:lvl>
+    <w:lvl w:ilvl="2" w:tentative="1">
+      <w:start w:val="1"/>
+      <w:numFmt w:val="bullet"/>
+      <w:lvlText w:val=""/>
+      <w:lvlJc w:val="left"/>
+      <w:pPr>
+        <w:tabs>
+          <w:tab w:val="num" w:pos="2160"/>
+        </w:tabs>
+        <w:ind w:left="2160" w:hanging="360"/>
+      </w:pPr>
+      <w:rPr>
+        <w:rFonts w:ascii="Symbol" w:hAnsi="Symbol" w:hint="default"/>
+        <w:sz w:val="20"/>
+      </w:rPr>
+    </w:lvl>
+    <w:lvl w:ilvl="3" w:tentative="1">
+      <w:start w:val="1"/>
+      <w:numFmt w:val="bullet"/>
+      <w:lvlText w:val=""/>
+      <w:lvlJc w:val="left"/>
+      <w:pPr>
+        <w:tabs>
+          <w:tab w:val="num" w:pos="2880"/>
+        </w:tabs>
+        <w:ind w:left="2880" w:hanging="360"/>
+      </w:pPr>
+      <w:rPr>
+        <w:rFonts w:ascii="Symbol" w:hAnsi="Symbol" w:hint="default"/>
+        <w:sz w:val="20"/>
+      </w:rPr>
+    </w:lvl>
+    <w:lvl w:ilvl="4" w:tentative="1">
+      <w:start w:val="1"/>
+      <w:numFmt w:val="bullet"/>
+      <w:lvlText w:val=""/>
+      <w:lvlJc w:val="left"/>
+      <w:pPr>
+        <w:tabs>
+          <w:tab w:val="num" w:pos="3600"/>
+        </w:tabs>
+        <w:ind w:left="3600" w:hanging="360"/>
+      </w:pPr>
+      <w:rPr>
+        <w:rFonts w:ascii="Symbol" w:hAnsi="Symbol" w:hint="default"/>
+        <w:sz w:val="20"/>
+      </w:rPr>
+    </w:lvl>
+    <w:lvl w:ilvl="5" w:tentative="1">
+      <w:start w:val="1"/>
+      <w:numFmt w:val="bullet"/>
+      <w:lvlText w:val=""/>
+      <w:lvlJc w:val="left"/>
+      <w:pPr>
+        <w:tabs>
+          <w:tab w:val="num" w:pos="4320"/>
+        </w:tabs>
+        <w:ind w:left="4320" w:hanging="360"/>
+      </w:pPr>
+      <w:rPr>
+        <w:rFonts w:ascii="Symbol" w:hAnsi="Symbol" w:hint="default"/>
+        <w:sz w:val="20"/>
+      </w:rPr>
+    </w:lvl>
+    <w:lvl w:ilvl="6" w:tentative="1">
+      <w:start w:val="1"/>
+      <w:numFmt w:val="bullet"/>
+      <w:lvlText w:val=""/>
+      <w:lvlJc w:val="left"/>
+      <w:pPr>
+        <w:tabs>
+          <w:tab w:val="num" w:pos="5040"/>
+        </w:tabs>
+        <w:ind w:left="5040" w:hanging="360"/>
+      </w:pPr>
+      <w:rPr>
+        <w:rFonts w:ascii="Symbol" w:hAnsi="Symbol" w:hint="default"/>
+        <w:sz w:val="20"/>
+      </w:rPr>
+    </w:lvl>
+    <w:lvl w:ilvl="7" w:tentative="1">
+      <w:start w:val="1"/>
+      <w:numFmt w:val="bullet"/>
+      <w:lvlText w:val=""/>
+      <w:lvlJc w:val="left"/>
+      <w:pPr>
+        <w:tabs>
+          <w:tab w:val="num" w:pos="5760"/>
+        </w:tabs>
+        <w:ind w:left="5760" w:hanging="360"/>
+      </w:pPr>
+      <w:rPr>
+        <w:rFonts w:ascii="Symbol" w:hAnsi="Symbol" w:hint="default"/>
+        <w:sz w:val="20"/>
+      </w:rPr>
+    </w:lvl>
+    <w:lvl w:ilvl="8" w:tentative="1">
+      <w:start w:val="1"/>
+      <w:numFmt w:val="bullet"/>
+      <w:lvlText w:val=""/>
+      <w:lvlJc w:val="left"/>
+      <w:pPr>
+        <w:tabs>
+          <w:tab w:val="num" w:pos="6480"/>
+        </w:tabs>
+        <w:ind w:left="6480" w:hanging="360"/>
+      </w:pPr>
+      <w:rPr>
+        <w:rFonts w:ascii="Symbol" w:hAnsi="Symbol" w:hint="default"/>
+        <w:sz w:val="20"/>
+      </w:rPr>
+    </w:lvl>
+  </w:abstractNum>
+  <w:abstractNum w:abstractNumId="14" w15:restartNumberingAfterBreak="0">
     <w:nsid w:val="67F73CF5"/>
     <w:multiLevelType w:val="multilevel"/>
     <w:tmpl w:val="A996930E"/>
@@ -2650,7 +7550,120 @@
       </w:pPr>
     </w:lvl>
   </w:abstractNum>
-  <w:abstractNum w:abstractNumId="7" w15:restartNumberingAfterBreak="0">
+  <w:abstractNum w:abstractNumId="15" w15:restartNumberingAfterBreak="0">
+    <w:nsid w:val="68803345"/>
+    <w:multiLevelType w:val="multilevel"/>
+    <w:tmpl w:val="28D6E090"/>
+    <w:lvl w:ilvl="0">
+      <w:start w:val="1"/>
+      <w:numFmt w:val="decimal"/>
+      <w:lvlText w:val="%1."/>
+      <w:lvlJc w:val="left"/>
+      <w:pPr>
+        <w:tabs>
+          <w:tab w:val="num" w:pos="720"/>
+        </w:tabs>
+        <w:ind w:left="720" w:hanging="360"/>
+      </w:pPr>
+    </w:lvl>
+    <w:lvl w:ilvl="1" w:tentative="1">
+      <w:start w:val="1"/>
+      <w:numFmt w:val="decimal"/>
+      <w:lvlText w:val="%2."/>
+      <w:lvlJc w:val="left"/>
+      <w:pPr>
+        <w:tabs>
+          <w:tab w:val="num" w:pos="1440"/>
+        </w:tabs>
+        <w:ind w:left="1440" w:hanging="360"/>
+      </w:pPr>
+    </w:lvl>
+    <w:lvl w:ilvl="2" w:tentative="1">
+      <w:start w:val="1"/>
+      <w:numFmt w:val="decimal"/>
+      <w:lvlText w:val="%3."/>
+      <w:lvlJc w:val="left"/>
+      <w:pPr>
+        <w:tabs>
+          <w:tab w:val="num" w:pos="2160"/>
+        </w:tabs>
+        <w:ind w:left="2160" w:hanging="360"/>
+      </w:pPr>
+    </w:lvl>
+    <w:lvl w:ilvl="3" w:tentative="1">
+      <w:start w:val="1"/>
+      <w:numFmt w:val="decimal"/>
+      <w:lvlText w:val="%4."/>
+      <w:lvlJc w:val="left"/>
+      <w:pPr>
+        <w:tabs>
+          <w:tab w:val="num" w:pos="2880"/>
+        </w:tabs>
+        <w:ind w:left="2880" w:hanging="360"/>
+      </w:pPr>
+    </w:lvl>
+    <w:lvl w:ilvl="4" w:tentative="1">
+      <w:start w:val="1"/>
+      <w:numFmt w:val="decimal"/>
+      <w:lvlText w:val="%5."/>
+      <w:lvlJc w:val="left"/>
+      <w:pPr>
+        <w:tabs>
+          <w:tab w:val="num" w:pos="3600"/>
+        </w:tabs>
+        <w:ind w:left="3600" w:hanging="360"/>
+      </w:pPr>
+    </w:lvl>
+    <w:lvl w:ilvl="5" w:tentative="1">
+      <w:start w:val="1"/>
+      <w:numFmt w:val="decimal"/>
+      <w:lvlText w:val="%6."/>
+      <w:lvlJc w:val="left"/>
+      <w:pPr>
+        <w:tabs>
+          <w:tab w:val="num" w:pos="4320"/>
+        </w:tabs>
+        <w:ind w:left="4320" w:hanging="360"/>
+      </w:pPr>
+    </w:lvl>
+    <w:lvl w:ilvl="6" w:tentative="1">
+      <w:start w:val="1"/>
+      <w:numFmt w:val="decimal"/>
+      <w:lvlText w:val="%7."/>
+      <w:lvlJc w:val="left"/>
+      <w:pPr>
+        <w:tabs>
+          <w:tab w:val="num" w:pos="5040"/>
+        </w:tabs>
+        <w:ind w:left="5040" w:hanging="360"/>
+      </w:pPr>
+    </w:lvl>
+    <w:lvl w:ilvl="7" w:tentative="1">
+      <w:start w:val="1"/>
+      <w:numFmt w:val="decimal"/>
+      <w:lvlText w:val="%8."/>
+      <w:lvlJc w:val="left"/>
+      <w:pPr>
+        <w:tabs>
+          <w:tab w:val="num" w:pos="5760"/>
+        </w:tabs>
+        <w:ind w:left="5760" w:hanging="360"/>
+      </w:pPr>
+    </w:lvl>
+    <w:lvl w:ilvl="8" w:tentative="1">
+      <w:start w:val="1"/>
+      <w:numFmt w:val="decimal"/>
+      <w:lvlText w:val="%9."/>
+      <w:lvlJc w:val="left"/>
+      <w:pPr>
+        <w:tabs>
+          <w:tab w:val="num" w:pos="6480"/>
+        </w:tabs>
+        <w:ind w:left="6480" w:hanging="360"/>
+      </w:pPr>
+    </w:lvl>
+  </w:abstractNum>
+  <w:abstractNum w:abstractNumId="16" w15:restartNumberingAfterBreak="0">
     <w:nsid w:val="701077D8"/>
     <w:multiLevelType w:val="multilevel"/>
     <w:tmpl w:val="ECC834A8"/>
@@ -2763,7 +7776,7 @@
       </w:pPr>
     </w:lvl>
   </w:abstractNum>
-  <w:abstractNum w:abstractNumId="8" w15:restartNumberingAfterBreak="0">
+  <w:abstractNum w:abstractNumId="17" w15:restartNumberingAfterBreak="0">
     <w:nsid w:val="716B56B3"/>
     <w:multiLevelType w:val="multilevel"/>
     <w:tmpl w:val="B26A3DEA"/>
@@ -2876,32 +7889,179 @@
       </w:pPr>
     </w:lvl>
   </w:abstractNum>
+  <w:abstractNum w:abstractNumId="18" w15:restartNumberingAfterBreak="0">
+    <w:nsid w:val="78105E8D"/>
+    <w:multiLevelType w:val="multilevel"/>
+    <w:tmpl w:val="3904A9E2"/>
+    <w:lvl w:ilvl="0">
+      <w:start w:val="1"/>
+      <w:numFmt w:val="decimal"/>
+      <w:lvlText w:val="%1."/>
+      <w:lvlJc w:val="left"/>
+      <w:pPr>
+        <w:tabs>
+          <w:tab w:val="num" w:pos="720"/>
+        </w:tabs>
+        <w:ind w:left="720" w:hanging="360"/>
+      </w:pPr>
+    </w:lvl>
+    <w:lvl w:ilvl="1">
+      <w:start w:val="1"/>
+      <w:numFmt w:val="bullet"/>
+      <w:lvlText w:val=""/>
+      <w:lvlJc w:val="left"/>
+      <w:pPr>
+        <w:tabs>
+          <w:tab w:val="num" w:pos="1440"/>
+        </w:tabs>
+        <w:ind w:left="1440" w:hanging="360"/>
+      </w:pPr>
+      <w:rPr>
+        <w:rFonts w:ascii="Symbol" w:hAnsi="Symbol" w:hint="default"/>
+        <w:sz w:val="20"/>
+      </w:rPr>
+    </w:lvl>
+    <w:lvl w:ilvl="2" w:tentative="1">
+      <w:start w:val="1"/>
+      <w:numFmt w:val="decimal"/>
+      <w:lvlText w:val="%3."/>
+      <w:lvlJc w:val="left"/>
+      <w:pPr>
+        <w:tabs>
+          <w:tab w:val="num" w:pos="2160"/>
+        </w:tabs>
+        <w:ind w:left="2160" w:hanging="360"/>
+      </w:pPr>
+    </w:lvl>
+    <w:lvl w:ilvl="3" w:tentative="1">
+      <w:start w:val="1"/>
+      <w:numFmt w:val="decimal"/>
+      <w:lvlText w:val="%4."/>
+      <w:lvlJc w:val="left"/>
+      <w:pPr>
+        <w:tabs>
+          <w:tab w:val="num" w:pos="2880"/>
+        </w:tabs>
+        <w:ind w:left="2880" w:hanging="360"/>
+      </w:pPr>
+    </w:lvl>
+    <w:lvl w:ilvl="4" w:tentative="1">
+      <w:start w:val="1"/>
+      <w:numFmt w:val="decimal"/>
+      <w:lvlText w:val="%5."/>
+      <w:lvlJc w:val="left"/>
+      <w:pPr>
+        <w:tabs>
+          <w:tab w:val="num" w:pos="3600"/>
+        </w:tabs>
+        <w:ind w:left="3600" w:hanging="360"/>
+      </w:pPr>
+    </w:lvl>
+    <w:lvl w:ilvl="5" w:tentative="1">
+      <w:start w:val="1"/>
+      <w:numFmt w:val="decimal"/>
+      <w:lvlText w:val="%6."/>
+      <w:lvlJc w:val="left"/>
+      <w:pPr>
+        <w:tabs>
+          <w:tab w:val="num" w:pos="4320"/>
+        </w:tabs>
+        <w:ind w:left="4320" w:hanging="360"/>
+      </w:pPr>
+    </w:lvl>
+    <w:lvl w:ilvl="6" w:tentative="1">
+      <w:start w:val="1"/>
+      <w:numFmt w:val="decimal"/>
+      <w:lvlText w:val="%7."/>
+      <w:lvlJc w:val="left"/>
+      <w:pPr>
+        <w:tabs>
+          <w:tab w:val="num" w:pos="5040"/>
+        </w:tabs>
+        <w:ind w:left="5040" w:hanging="360"/>
+      </w:pPr>
+    </w:lvl>
+    <w:lvl w:ilvl="7" w:tentative="1">
+      <w:start w:val="1"/>
+      <w:numFmt w:val="decimal"/>
+      <w:lvlText w:val="%8."/>
+      <w:lvlJc w:val="left"/>
+      <w:pPr>
+        <w:tabs>
+          <w:tab w:val="num" w:pos="5760"/>
+        </w:tabs>
+        <w:ind w:left="5760" w:hanging="360"/>
+      </w:pPr>
+    </w:lvl>
+    <w:lvl w:ilvl="8" w:tentative="1">
+      <w:start w:val="1"/>
+      <w:numFmt w:val="decimal"/>
+      <w:lvlText w:val="%9."/>
+      <w:lvlJc w:val="left"/>
+      <w:pPr>
+        <w:tabs>
+          <w:tab w:val="num" w:pos="6480"/>
+        </w:tabs>
+        <w:ind w:left="6480" w:hanging="360"/>
+      </w:pPr>
+    </w:lvl>
+  </w:abstractNum>
   <w:num w:numId="1" w16cid:durableId="1330862168">
+    <w:abstractNumId w:val="10"/>
+  </w:num>
+  <w:num w:numId="2" w16cid:durableId="1234924971">
+    <w:abstractNumId w:val="16"/>
+  </w:num>
+  <w:num w:numId="3" w16cid:durableId="2038726092">
+    <w:abstractNumId w:val="14"/>
+  </w:num>
+  <w:num w:numId="4" w16cid:durableId="1726174041">
+    <w:abstractNumId w:val="7"/>
+  </w:num>
+  <w:num w:numId="5" w16cid:durableId="115876599">
+    <w:abstractNumId w:val="8"/>
+  </w:num>
+  <w:num w:numId="6" w16cid:durableId="662466732">
+    <w:abstractNumId w:val="1"/>
+  </w:num>
+  <w:num w:numId="7" w16cid:durableId="1207568512">
+    <w:abstractNumId w:val="17"/>
+  </w:num>
+  <w:num w:numId="8" w16cid:durableId="1855878255">
+    <w:abstractNumId w:val="6"/>
+  </w:num>
+  <w:num w:numId="9" w16cid:durableId="609164931">
+    <w:abstractNumId w:val="3"/>
+  </w:num>
+  <w:num w:numId="10" w16cid:durableId="1655987975">
+    <w:abstractNumId w:val="12"/>
+  </w:num>
+  <w:num w:numId="11" w16cid:durableId="1389306380">
+    <w:abstractNumId w:val="9"/>
+  </w:num>
+  <w:num w:numId="12" w16cid:durableId="208340550">
+    <w:abstractNumId w:val="2"/>
+  </w:num>
+  <w:num w:numId="13" w16cid:durableId="1907916708">
+    <w:abstractNumId w:val="18"/>
+  </w:num>
+  <w:num w:numId="14" w16cid:durableId="1462571116">
+    <w:abstractNumId w:val="0"/>
+  </w:num>
+  <w:num w:numId="15" w16cid:durableId="1002851805">
+    <w:abstractNumId w:val="15"/>
+  </w:num>
+  <w:num w:numId="16" w16cid:durableId="1639872741">
+    <w:abstractNumId w:val="13"/>
+  </w:num>
+  <w:num w:numId="17" w16cid:durableId="182132156">
+    <w:abstractNumId w:val="4"/>
+  </w:num>
+  <w:num w:numId="18" w16cid:durableId="1539316405">
     <w:abstractNumId w:val="5"/>
   </w:num>
-  <w:num w:numId="2" w16cid:durableId="1234924971">
-    <w:abstractNumId w:val="7"/>
-  </w:num>
-  <w:num w:numId="3" w16cid:durableId="2038726092">
-    <w:abstractNumId w:val="6"/>
-  </w:num>
-  <w:num w:numId="4" w16cid:durableId="1726174041">
-    <w:abstractNumId w:val="3"/>
-  </w:num>
-  <w:num w:numId="5" w16cid:durableId="115876599">
-    <w:abstractNumId w:val="4"/>
-  </w:num>
-  <w:num w:numId="6" w16cid:durableId="662466732">
-    <w:abstractNumId w:val="0"/>
-  </w:num>
-  <w:num w:numId="7" w16cid:durableId="1207568512">
-    <w:abstractNumId w:val="8"/>
-  </w:num>
-  <w:num w:numId="8" w16cid:durableId="1855878255">
-    <w:abstractNumId w:val="2"/>
-  </w:num>
-  <w:num w:numId="9" w16cid:durableId="609164931">
-    <w:abstractNumId w:val="1"/>
+  <w:num w:numId="19" w16cid:durableId="321742922">
+    <w:abstractNumId w:val="11"/>
   </w:num>
 </w:numbering>
 </file>

--- a/DAP - Data Analysis using Python/DAP_QB_ANS/DAP_QB_Week_9_Ans.docx
+++ b/DAP - Data Analysis using Python/DAP_QB_ANS/DAP_QB_Week_9_Ans.docx
@@ -706,16 +706,7 @@
                         <w:szCs w:val="28"/>
                         <w:lang w:val="en-IN"/>
                       </w:rPr>
-                      <m:t>(True Positives + False Negatives</m:t>
-                    </m:r>
-                    <m:r>
-                      <w:rPr>
-                        <w:rFonts w:ascii="Cambria Math" w:hAnsi="Cambria Math" w:cstheme="minorHAnsi"/>
-                        <w:sz w:val="28"/>
-                        <w:szCs w:val="28"/>
-                        <w:lang w:val="en-IN"/>
-                      </w:rPr>
-                      <m:t>)</m:t>
+                      <m:t>(True Positives + False Negatives)</m:t>
                     </m:r>
                   </m:den>
                 </m:f>
@@ -932,16 +923,7 @@
                     <w:szCs w:val="28"/>
                     <w:lang w:val="en-IN"/>
                   </w:rPr>
-                  <m:t xml:space="preserve"> </m:t>
-                </m:r>
-                <m:r>
-                  <w:rPr>
-                    <w:rFonts w:ascii="Cambria Math" w:hAnsi="Cambria Math" w:cstheme="minorHAnsi"/>
-                    <w:sz w:val="28"/>
-                    <w:szCs w:val="28"/>
-                    <w:lang w:val="en-IN"/>
-                  </w:rPr>
-                  <m:t xml:space="preserve">= </m:t>
+                  <m:t xml:space="preserve"> = </m:t>
                 </m:r>
                 <m:f>
                   <m:fPr>
@@ -985,16 +967,7 @@
                     <w:szCs w:val="28"/>
                     <w:lang w:val="en-IN"/>
                   </w:rPr>
-                  <m:t xml:space="preserve"> </m:t>
-                </m:r>
-                <m:r>
-                  <w:rPr>
-                    <w:rFonts w:ascii="Cambria Math" w:hAnsi="Cambria Math" w:cstheme="minorHAnsi"/>
-                    <w:sz w:val="28"/>
-                    <w:szCs w:val="28"/>
-                    <w:lang w:val="en-IN"/>
-                  </w:rPr>
-                  <m:t>= 0.8</m:t>
+                  <m:t xml:space="preserve"> = 0.8</m:t>
                 </m:r>
               </m:oMath>
             </m:oMathPara>
@@ -3515,7 +3488,6 @@
       <w:tblPr>
         <w:tblW w:w="11340" w:type="dxa"/>
         <w:tblInd w:w="-562" w:type="dxa"/>
-        <w:tblLayout w:type="fixed"/>
         <w:tblCellMar>
           <w:left w:w="0" w:type="dxa"/>
           <w:right w:w="0" w:type="dxa"/>
@@ -3591,7 +3563,7 @@
       </w:tr>
       <w:tr>
         <w:trPr>
-          <w:trHeight w:val="20"/>
+          <w:trHeight w:val="142"/>
         </w:trPr>
         <w:tc>
           <w:tcPr>
@@ -3634,8 +3606,565 @@
                 <w:rFonts w:asciiTheme="minorHAnsi" w:hAnsiTheme="minorHAnsi" w:cstheme="minorHAnsi"/>
                 <w:sz w:val="28"/>
                 <w:szCs w:val="28"/>
-              </w:rPr>
-            </w:pPr>
+                <w:lang w:val="en-IN"/>
+              </w:rPr>
+            </w:pPr>
+            <w:r>
+              <w:rPr>
+                <w:rFonts w:asciiTheme="minorHAnsi" w:hAnsiTheme="minorHAnsi" w:cstheme="minorHAnsi"/>
+                <w:sz w:val="28"/>
+                <w:szCs w:val="28"/>
+                <w:lang w:val="en-IN"/>
+              </w:rPr>
+              <w:t>To differentiate between Sensitivity and Specificity parameters for checking the type of error</w:t>
+            </w:r>
+          </w:p>
+          <w:p>
+            <w:pPr>
+              <w:pStyle w:val="TableParagraph"/>
+              <w:rPr>
+                <w:rFonts w:asciiTheme="minorHAnsi" w:hAnsiTheme="minorHAnsi" w:cstheme="minorHAnsi"/>
+                <w:sz w:val="28"/>
+                <w:szCs w:val="28"/>
+                <w:lang w:val="en-IN"/>
+              </w:rPr>
+            </w:pPr>
+          </w:p>
+          <w:tbl>
+            <w:tblPr>
+              <w:tblStyle w:val="TableGrid"/>
+              <w:tblW w:w="5000" w:type="pct"/>
+              <w:tblLook w:val="04A0" w:firstRow="1" w:lastRow="0" w:firstColumn="1" w:lastColumn="0" w:noHBand="0" w:noVBand="1"/>
+            </w:tblPr>
+            <w:tblGrid>
+              <w:gridCol w:w="1649"/>
+              <w:gridCol w:w="6590"/>
+              <w:gridCol w:w="2098"/>
+            </w:tblGrid>
+            <w:tr>
+              <w:tc>
+                <w:tcPr>
+                  <w:tcW w:w="591" w:type="pct"/>
+                  <w:noWrap/>
+                  <w:hideMark/>
+                </w:tcPr>
+                <w:p>
+                  <w:pPr>
+                    <w:pStyle w:val="TableParagraph"/>
+                    <w:rPr>
+                      <w:rFonts w:asciiTheme="minorHAnsi" w:hAnsiTheme="minorHAnsi" w:cstheme="minorHAnsi"/>
+                      <w:b/>
+                      <w:bCs/>
+                      <w:sz w:val="28"/>
+                      <w:szCs w:val="28"/>
+                      <w:lang w:val="en-IN"/>
+                    </w:rPr>
+                  </w:pPr>
+                  <w:r>
+                    <w:rPr>
+                      <w:rFonts w:asciiTheme="minorHAnsi" w:hAnsiTheme="minorHAnsi" w:cstheme="minorHAnsi"/>
+                      <w:b/>
+                      <w:bCs/>
+                      <w:sz w:val="28"/>
+                      <w:szCs w:val="28"/>
+                      <w:lang w:val="en-IN"/>
+                    </w:rPr>
+                    <w:t>Parameter</w:t>
+                  </w:r>
+                </w:p>
+              </w:tc>
+              <w:tc>
+                <w:tcPr>
+                  <w:tcW w:w="3291" w:type="pct"/>
+                  <w:noWrap/>
+                  <w:hideMark/>
+                </w:tcPr>
+                <w:p>
+                  <w:pPr>
+                    <w:pStyle w:val="TableParagraph"/>
+                    <w:rPr>
+                      <w:rFonts w:asciiTheme="minorHAnsi" w:hAnsiTheme="minorHAnsi" w:cstheme="minorHAnsi"/>
+                      <w:b/>
+                      <w:bCs/>
+                      <w:sz w:val="28"/>
+                      <w:szCs w:val="28"/>
+                      <w:lang w:val="en-IN"/>
+                    </w:rPr>
+                  </w:pPr>
+                  <w:r>
+                    <w:rPr>
+                      <w:rFonts w:asciiTheme="minorHAnsi" w:hAnsiTheme="minorHAnsi" w:cstheme="minorHAnsi"/>
+                      <w:b/>
+                      <w:bCs/>
+                      <w:sz w:val="28"/>
+                      <w:szCs w:val="28"/>
+                      <w:lang w:val="en-IN"/>
+                    </w:rPr>
+                    <w:t>Definition</w:t>
+                  </w:r>
+                </w:p>
+              </w:tc>
+              <w:tc>
+                <w:tcPr>
+                  <w:tcW w:w="1119" w:type="pct"/>
+                  <w:noWrap/>
+                  <w:hideMark/>
+                </w:tcPr>
+                <w:p>
+                  <w:pPr>
+                    <w:pStyle w:val="TableParagraph"/>
+                    <w:rPr>
+                      <w:rFonts w:asciiTheme="minorHAnsi" w:hAnsiTheme="minorHAnsi" w:cstheme="minorHAnsi"/>
+                      <w:b/>
+                      <w:bCs/>
+                      <w:sz w:val="28"/>
+                      <w:szCs w:val="28"/>
+                      <w:lang w:val="en-IN"/>
+                    </w:rPr>
+                  </w:pPr>
+                  <w:r>
+                    <w:rPr>
+                      <w:rFonts w:asciiTheme="minorHAnsi" w:hAnsiTheme="minorHAnsi" w:cstheme="minorHAnsi"/>
+                      <w:b/>
+                      <w:bCs/>
+                      <w:sz w:val="28"/>
+                      <w:szCs w:val="28"/>
+                      <w:lang w:val="en-IN"/>
+                    </w:rPr>
+                    <w:t>Calculation</w:t>
+                  </w:r>
+                </w:p>
+              </w:tc>
+            </w:tr>
+            <w:tr>
+              <w:tc>
+                <w:tcPr>
+                  <w:tcW w:w="591" w:type="pct"/>
+                  <w:hideMark/>
+                </w:tcPr>
+                <w:p>
+                  <w:pPr>
+                    <w:pStyle w:val="TableParagraph"/>
+                    <w:rPr>
+                      <w:rFonts w:asciiTheme="minorHAnsi" w:hAnsiTheme="minorHAnsi" w:cstheme="minorHAnsi"/>
+                      <w:sz w:val="28"/>
+                      <w:szCs w:val="28"/>
+                      <w:lang w:val="en-IN"/>
+                    </w:rPr>
+                  </w:pPr>
+                  <w:r>
+                    <w:rPr>
+                      <w:rFonts w:asciiTheme="minorHAnsi" w:hAnsiTheme="minorHAnsi" w:cstheme="minorHAnsi"/>
+                      <w:sz w:val="28"/>
+                      <w:szCs w:val="28"/>
+                      <w:lang w:val="en-IN"/>
+                    </w:rPr>
+                    <w:t>Sensitivity</w:t>
+                  </w:r>
+                </w:p>
+              </w:tc>
+              <w:tc>
+                <w:tcPr>
+                  <w:tcW w:w="3291" w:type="pct"/>
+                  <w:hideMark/>
+                </w:tcPr>
+                <w:p>
+                  <w:pPr>
+                    <w:pStyle w:val="TableParagraph"/>
+                    <w:rPr>
+                      <w:rFonts w:asciiTheme="minorHAnsi" w:hAnsiTheme="minorHAnsi" w:cstheme="minorHAnsi"/>
+                      <w:sz w:val="28"/>
+                      <w:szCs w:val="28"/>
+                      <w:lang w:val="en-IN"/>
+                    </w:rPr>
+                  </w:pPr>
+                  <w:r>
+                    <w:rPr>
+                      <w:rFonts w:asciiTheme="minorHAnsi" w:hAnsiTheme="minorHAnsi" w:cstheme="minorHAnsi"/>
+                      <w:sz w:val="28"/>
+                      <w:szCs w:val="28"/>
+                      <w:lang w:val="en-IN"/>
+                    </w:rPr>
+                    <w:t>Sensitivity (True Positive Rate) measures the proportion of actual positives correctly identified as such.</w:t>
+                  </w:r>
+                </w:p>
+              </w:tc>
+              <w:tc>
+                <w:tcPr>
+                  <w:tcW w:w="1119" w:type="pct"/>
+                  <w:hideMark/>
+                </w:tcPr>
+                <w:p>
+                  <w:pPr>
+                    <w:pStyle w:val="TableParagraph"/>
+                    <w:rPr>
+                      <w:rFonts w:asciiTheme="minorHAnsi" w:hAnsiTheme="minorHAnsi" w:cstheme="minorHAnsi"/>
+                      <w:sz w:val="28"/>
+                      <w:szCs w:val="28"/>
+                      <w:lang w:val="en-IN"/>
+                    </w:rPr>
+                  </w:pPr>
+                  <w:r>
+                    <w:rPr>
+                      <w:rFonts w:asciiTheme="minorHAnsi" w:hAnsiTheme="minorHAnsi" w:cstheme="minorHAnsi"/>
+                      <w:sz w:val="28"/>
+                      <w:szCs w:val="28"/>
+                      <w:lang w:val="en-IN"/>
+                    </w:rPr>
+                    <w:t>Sensitivity = TP / (TP + FN)</w:t>
+                  </w:r>
+                </w:p>
+              </w:tc>
+            </w:tr>
+            <w:tr>
+              <w:tc>
+                <w:tcPr>
+                  <w:tcW w:w="591" w:type="pct"/>
+                  <w:hideMark/>
+                </w:tcPr>
+                <w:p>
+                  <w:pPr>
+                    <w:pStyle w:val="TableParagraph"/>
+                    <w:rPr>
+                      <w:rFonts w:asciiTheme="minorHAnsi" w:hAnsiTheme="minorHAnsi" w:cstheme="minorHAnsi"/>
+                      <w:sz w:val="28"/>
+                      <w:szCs w:val="28"/>
+                      <w:lang w:val="en-IN"/>
+                    </w:rPr>
+                  </w:pPr>
+                  <w:r>
+                    <w:rPr>
+                      <w:rFonts w:asciiTheme="minorHAnsi" w:hAnsiTheme="minorHAnsi" w:cstheme="minorHAnsi"/>
+                      <w:sz w:val="28"/>
+                      <w:szCs w:val="28"/>
+                      <w:lang w:val="en-IN"/>
+                    </w:rPr>
+                    <w:t>Specificity</w:t>
+                  </w:r>
+                </w:p>
+              </w:tc>
+              <w:tc>
+                <w:tcPr>
+                  <w:tcW w:w="3291" w:type="pct"/>
+                  <w:hideMark/>
+                </w:tcPr>
+                <w:p>
+                  <w:pPr>
+                    <w:pStyle w:val="TableParagraph"/>
+                    <w:rPr>
+                      <w:rFonts w:asciiTheme="minorHAnsi" w:hAnsiTheme="minorHAnsi" w:cstheme="minorHAnsi"/>
+                      <w:sz w:val="28"/>
+                      <w:szCs w:val="28"/>
+                      <w:lang w:val="en-IN"/>
+                    </w:rPr>
+                  </w:pPr>
+                  <w:r>
+                    <w:rPr>
+                      <w:rFonts w:asciiTheme="minorHAnsi" w:hAnsiTheme="minorHAnsi" w:cstheme="minorHAnsi"/>
+                      <w:sz w:val="28"/>
+                      <w:szCs w:val="28"/>
+                      <w:lang w:val="en-IN"/>
+                    </w:rPr>
+                    <w:t>Specificity (True Negative Rate) measures the proportion of actual negatives correctly identified as such.</w:t>
+                  </w:r>
+                </w:p>
+              </w:tc>
+              <w:tc>
+                <w:tcPr>
+                  <w:tcW w:w="1119" w:type="pct"/>
+                  <w:hideMark/>
+                </w:tcPr>
+                <w:p>
+                  <w:pPr>
+                    <w:pStyle w:val="TableParagraph"/>
+                    <w:rPr>
+                      <w:rFonts w:asciiTheme="minorHAnsi" w:hAnsiTheme="minorHAnsi" w:cstheme="minorHAnsi"/>
+                      <w:sz w:val="28"/>
+                      <w:szCs w:val="28"/>
+                      <w:lang w:val="en-IN"/>
+                    </w:rPr>
+                  </w:pPr>
+                  <w:r>
+                    <w:rPr>
+                      <w:rFonts w:asciiTheme="minorHAnsi" w:hAnsiTheme="minorHAnsi" w:cstheme="minorHAnsi"/>
+                      <w:sz w:val="28"/>
+                      <w:szCs w:val="28"/>
+                      <w:lang w:val="en-IN"/>
+                    </w:rPr>
+                    <w:t>Specificity = TN / (TN + FP)</w:t>
+                  </w:r>
+                </w:p>
+              </w:tc>
+            </w:tr>
+          </w:tbl>
+          <w:p>
+            <w:pPr>
+              <w:pStyle w:val="TableParagraph"/>
+              <w:ind w:left="720"/>
+              <w:rPr>
+                <w:rFonts w:asciiTheme="minorHAnsi" w:hAnsiTheme="minorHAnsi" w:cstheme="minorHAnsi"/>
+                <w:sz w:val="28"/>
+                <w:szCs w:val="28"/>
+                <w:lang w:val="en-IN"/>
+              </w:rPr>
+            </w:pPr>
+          </w:p>
+          <w:p>
+            <w:pPr>
+              <w:pStyle w:val="TableParagraph"/>
+              <w:numPr>
+                <w:ilvl w:val="0"/>
+                <w:numId w:val="20"/>
+              </w:numPr>
+              <w:rPr>
+                <w:rFonts w:asciiTheme="minorHAnsi" w:hAnsiTheme="minorHAnsi" w:cstheme="minorHAnsi"/>
+                <w:sz w:val="28"/>
+                <w:szCs w:val="28"/>
+                <w:lang w:val="en-IN"/>
+              </w:rPr>
+            </w:pPr>
+            <w:r>
+              <w:rPr>
+                <w:rFonts w:asciiTheme="minorHAnsi" w:hAnsiTheme="minorHAnsi" w:cstheme="minorHAnsi"/>
+                <w:b/>
+                <w:bCs/>
+                <w:sz w:val="28"/>
+                <w:szCs w:val="28"/>
+                <w:lang w:val="en-IN"/>
+              </w:rPr>
+              <w:t>Sensitivity (True Positive Rate)</w:t>
+            </w:r>
+            <w:r>
+              <w:rPr>
+                <w:rFonts w:asciiTheme="minorHAnsi" w:hAnsiTheme="minorHAnsi" w:cstheme="minorHAnsi"/>
+                <w:sz w:val="28"/>
+                <w:szCs w:val="28"/>
+                <w:lang w:val="en-IN"/>
+              </w:rPr>
+              <w:t>:</w:t>
+            </w:r>
+          </w:p>
+          <w:p>
+            <w:pPr>
+              <w:pStyle w:val="TableParagraph"/>
+              <w:numPr>
+                <w:ilvl w:val="1"/>
+                <w:numId w:val="20"/>
+              </w:numPr>
+              <w:rPr>
+                <w:rFonts w:asciiTheme="minorHAnsi" w:hAnsiTheme="minorHAnsi" w:cstheme="minorHAnsi"/>
+                <w:sz w:val="28"/>
+                <w:szCs w:val="28"/>
+                <w:lang w:val="en-IN"/>
+              </w:rPr>
+            </w:pPr>
+            <w:r>
+              <w:rPr>
+                <w:rFonts w:asciiTheme="minorHAnsi" w:hAnsiTheme="minorHAnsi" w:cstheme="minorHAnsi"/>
+                <w:sz w:val="28"/>
+                <w:szCs w:val="28"/>
+                <w:lang w:val="en-IN"/>
+              </w:rPr>
+              <w:t>Sensitivity focuses on the ability of a test to correctly identify positive cases.</w:t>
+            </w:r>
+          </w:p>
+          <w:p>
+            <w:pPr>
+              <w:pStyle w:val="TableParagraph"/>
+              <w:numPr>
+                <w:ilvl w:val="1"/>
+                <w:numId w:val="20"/>
+              </w:numPr>
+              <w:rPr>
+                <w:rFonts w:asciiTheme="minorHAnsi" w:hAnsiTheme="minorHAnsi" w:cstheme="minorHAnsi"/>
+                <w:sz w:val="28"/>
+                <w:szCs w:val="28"/>
+                <w:lang w:val="en-IN"/>
+              </w:rPr>
+            </w:pPr>
+            <w:r>
+              <w:rPr>
+                <w:rFonts w:asciiTheme="minorHAnsi" w:hAnsiTheme="minorHAnsi" w:cstheme="minorHAnsi"/>
+                <w:sz w:val="28"/>
+                <w:szCs w:val="28"/>
+                <w:lang w:val="en-IN"/>
+              </w:rPr>
+              <w:t>It calculates the percentage of actual positive cases that were correctly identified as positive by the test.</w:t>
+            </w:r>
+          </w:p>
+          <w:p>
+            <w:pPr>
+              <w:pStyle w:val="TableParagraph"/>
+              <w:numPr>
+                <w:ilvl w:val="1"/>
+                <w:numId w:val="20"/>
+              </w:numPr>
+              <w:rPr>
+                <w:rFonts w:asciiTheme="minorHAnsi" w:hAnsiTheme="minorHAnsi" w:cstheme="minorHAnsi"/>
+                <w:sz w:val="28"/>
+                <w:szCs w:val="28"/>
+                <w:lang w:val="en-IN"/>
+              </w:rPr>
+            </w:pPr>
+            <w:r>
+              <w:rPr>
+                <w:rFonts w:asciiTheme="minorHAnsi" w:hAnsiTheme="minorHAnsi" w:cstheme="minorHAnsi"/>
+                <w:sz w:val="28"/>
+                <w:szCs w:val="28"/>
+                <w:lang w:val="en-IN"/>
+              </w:rPr>
+              <w:t>Formula: Sensitivity = True Positives / (True Positives + False Negatives)</w:t>
+            </w:r>
+          </w:p>
+          <w:p>
+            <w:pPr>
+              <w:pStyle w:val="TableParagraph"/>
+              <w:ind w:left="1440"/>
+              <w:rPr>
+                <w:rFonts w:asciiTheme="minorHAnsi" w:hAnsiTheme="minorHAnsi" w:cstheme="minorHAnsi"/>
+                <w:sz w:val="28"/>
+                <w:szCs w:val="28"/>
+                <w:lang w:val="en-IN"/>
+              </w:rPr>
+            </w:pPr>
+          </w:p>
+          <w:p>
+            <w:pPr>
+              <w:pStyle w:val="TableParagraph"/>
+              <w:numPr>
+                <w:ilvl w:val="0"/>
+                <w:numId w:val="20"/>
+              </w:numPr>
+              <w:rPr>
+                <w:rFonts w:asciiTheme="minorHAnsi" w:hAnsiTheme="minorHAnsi" w:cstheme="minorHAnsi"/>
+                <w:sz w:val="28"/>
+                <w:szCs w:val="28"/>
+                <w:lang w:val="en-IN"/>
+              </w:rPr>
+            </w:pPr>
+            <w:r>
+              <w:rPr>
+                <w:rFonts w:asciiTheme="minorHAnsi" w:hAnsiTheme="minorHAnsi" w:cstheme="minorHAnsi"/>
+                <w:b/>
+                <w:bCs/>
+                <w:sz w:val="28"/>
+                <w:szCs w:val="28"/>
+                <w:lang w:val="en-IN"/>
+              </w:rPr>
+              <w:t>Specificity (True Negative Rate)</w:t>
+            </w:r>
+            <w:r>
+              <w:rPr>
+                <w:rFonts w:asciiTheme="minorHAnsi" w:hAnsiTheme="minorHAnsi" w:cstheme="minorHAnsi"/>
+                <w:sz w:val="28"/>
+                <w:szCs w:val="28"/>
+                <w:lang w:val="en-IN"/>
+              </w:rPr>
+              <w:t>:</w:t>
+            </w:r>
+          </w:p>
+          <w:p>
+            <w:pPr>
+              <w:pStyle w:val="TableParagraph"/>
+              <w:numPr>
+                <w:ilvl w:val="1"/>
+                <w:numId w:val="20"/>
+              </w:numPr>
+              <w:rPr>
+                <w:rFonts w:asciiTheme="minorHAnsi" w:hAnsiTheme="minorHAnsi" w:cstheme="minorHAnsi"/>
+                <w:sz w:val="28"/>
+                <w:szCs w:val="28"/>
+                <w:lang w:val="en-IN"/>
+              </w:rPr>
+            </w:pPr>
+            <w:r>
+              <w:rPr>
+                <w:rFonts w:asciiTheme="minorHAnsi" w:hAnsiTheme="minorHAnsi" w:cstheme="minorHAnsi"/>
+                <w:sz w:val="28"/>
+                <w:szCs w:val="28"/>
+                <w:lang w:val="en-IN"/>
+              </w:rPr>
+              <w:t>Specificity emphasizes the ability of a test to correctly identify negative cases.</w:t>
+            </w:r>
+          </w:p>
+          <w:p>
+            <w:pPr>
+              <w:pStyle w:val="TableParagraph"/>
+              <w:numPr>
+                <w:ilvl w:val="1"/>
+                <w:numId w:val="20"/>
+              </w:numPr>
+              <w:rPr>
+                <w:rFonts w:asciiTheme="minorHAnsi" w:hAnsiTheme="minorHAnsi" w:cstheme="minorHAnsi"/>
+                <w:sz w:val="28"/>
+                <w:szCs w:val="28"/>
+                <w:lang w:val="en-IN"/>
+              </w:rPr>
+            </w:pPr>
+            <w:r>
+              <w:rPr>
+                <w:rFonts w:asciiTheme="minorHAnsi" w:hAnsiTheme="minorHAnsi" w:cstheme="minorHAnsi"/>
+                <w:sz w:val="28"/>
+                <w:szCs w:val="28"/>
+                <w:lang w:val="en-IN"/>
+              </w:rPr>
+              <w:t>It calculates the percentage of actual negative cases that were correctly identified as negative by the test.</w:t>
+            </w:r>
+          </w:p>
+          <w:p>
+            <w:pPr>
+              <w:pStyle w:val="TableParagraph"/>
+              <w:numPr>
+                <w:ilvl w:val="1"/>
+                <w:numId w:val="20"/>
+              </w:numPr>
+              <w:rPr>
+                <w:rFonts w:asciiTheme="minorHAnsi" w:hAnsiTheme="minorHAnsi" w:cstheme="minorHAnsi"/>
+                <w:sz w:val="28"/>
+                <w:szCs w:val="28"/>
+                <w:lang w:val="en-IN"/>
+              </w:rPr>
+            </w:pPr>
+            <w:r>
+              <w:rPr>
+                <w:rFonts w:asciiTheme="minorHAnsi" w:hAnsiTheme="minorHAnsi" w:cstheme="minorHAnsi"/>
+                <w:sz w:val="28"/>
+                <w:szCs w:val="28"/>
+                <w:lang w:val="en-IN"/>
+              </w:rPr>
+              <w:t>Formula: Specificity = True Negatives / (True Negatives + False Positives)</w:t>
+            </w:r>
+          </w:p>
+          <w:p>
+            <w:pPr>
+              <w:pStyle w:val="TableParagraph"/>
+              <w:ind w:left="1440"/>
+              <w:rPr>
+                <w:rFonts w:asciiTheme="minorHAnsi" w:hAnsiTheme="minorHAnsi" w:cstheme="minorHAnsi"/>
+                <w:sz w:val="28"/>
+                <w:szCs w:val="28"/>
+                <w:lang w:val="en-IN"/>
+              </w:rPr>
+            </w:pPr>
+          </w:p>
+          <w:p>
+            <w:pPr>
+              <w:pStyle w:val="TableParagraph"/>
+              <w:rPr>
+                <w:rFonts w:asciiTheme="minorHAnsi" w:hAnsiTheme="minorHAnsi" w:cstheme="minorHAnsi"/>
+                <w:sz w:val="28"/>
+                <w:szCs w:val="28"/>
+              </w:rPr>
+            </w:pPr>
+            <w:r>
+              <w:rPr>
+                <w:rFonts w:asciiTheme="minorHAnsi" w:hAnsiTheme="minorHAnsi" w:cstheme="minorHAnsi"/>
+                <w:sz w:val="28"/>
+                <w:szCs w:val="28"/>
+                <w:lang w:val="en-IN"/>
+              </w:rPr>
+              <w:t>In summary, sensitivity is concerned with the accurate detection of positive cases, while specificity focuses on correctly identifying negative cases. These parameters are crucial in evaluating the performance of classification models, especially in scenarios where different types of errors have varying consequences.</w:t>
+            </w:r>
           </w:p>
         </w:tc>
       </w:tr>
@@ -3654,7 +4183,7 @@
           <w:szCs w:val="28"/>
         </w:rPr>
         <w:sectPr>
-          <w:pgSz w:w="11913" w:h="11340"/>
+          <w:pgSz w:w="11913" w:h="11907"/>
           <w:pgMar w:top="142" w:right="573" w:bottom="278" w:left="697" w:header="720" w:footer="720" w:gutter="0"/>
           <w:cols w:space="720"/>
         </w:sectPr>
@@ -4471,6 +5000,17 @@
             </w:r>
             <w:r>
               <w:rPr>
+                <w:rFonts w:ascii="Cambria Math" w:hAnsi="Cambria Math" w:cs="Cambria Math"/>
+                <w:b/>
+                <w:bCs/>
+                <w:sz w:val="28"/>
+                <w:szCs w:val="28"/>
+                <w:lang w:val="en-IN"/>
+              </w:rPr>
+              <w:t xml:space="preserve"> </w:t>
+            </w:r>
+            <w:r>
+              <w:rPr>
                 <w:rFonts w:asciiTheme="minorHAnsi" w:hAnsiTheme="minorHAnsi" w:cstheme="minorHAnsi"/>
                 <w:b/>
                 <w:bCs/>
@@ -4479,6 +5019,17 @@
                 <w:lang w:val="en-IN"/>
               </w:rPr>
               <w:t>=</w:t>
+            </w:r>
+            <w:r>
+              <w:rPr>
+                <w:rFonts w:asciiTheme="minorHAnsi" w:hAnsiTheme="minorHAnsi" w:cstheme="minorHAnsi"/>
+                <w:b/>
+                <w:bCs/>
+                <w:sz w:val="28"/>
+                <w:szCs w:val="28"/>
+                <w:lang w:val="en-IN"/>
+              </w:rPr>
+              <w:t xml:space="preserve"> </w:t>
             </w:r>
             <w:r>
               <w:rPr>
@@ -4863,6 +5414,17 @@
             </w:r>
             <w:r>
               <w:rPr>
+                <w:rFonts w:ascii="Cambria Math" w:hAnsi="Cambria Math" w:cs="Cambria Math"/>
+                <w:b/>
+                <w:bCs/>
+                <w:sz w:val="28"/>
+                <w:szCs w:val="28"/>
+                <w:lang w:val="en-IN"/>
+              </w:rPr>
+              <w:t xml:space="preserve"> </w:t>
+            </w:r>
+            <w:r>
+              <w:rPr>
                 <w:rFonts w:asciiTheme="minorHAnsi" w:hAnsiTheme="minorHAnsi" w:cstheme="minorHAnsi"/>
                 <w:b/>
                 <w:bCs/>
@@ -4871,6 +5433,17 @@
                 <w:lang w:val="en-IN"/>
               </w:rPr>
               <w:t>=</w:t>
+            </w:r>
+            <w:r>
+              <w:rPr>
+                <w:rFonts w:asciiTheme="minorHAnsi" w:hAnsiTheme="minorHAnsi" w:cstheme="minorHAnsi"/>
+                <w:b/>
+                <w:bCs/>
+                <w:sz w:val="28"/>
+                <w:szCs w:val="28"/>
+                <w:lang w:val="en-IN"/>
+              </w:rPr>
+              <w:t xml:space="preserve"> </w:t>
             </w:r>
             <w:r>
               <w:rPr>
@@ -4900,45 +5473,12 @@
                 <w:rFonts w:asciiTheme="minorHAnsi" w:hAnsiTheme="minorHAnsi" w:cstheme="minorHAnsi"/>
                 <w:b/>
                 <w:bCs/>
-                <w:sz w:val="28"/>
-                <w:szCs w:val="28"/>
-                <w:lang w:val="en-IN"/>
-              </w:rPr>
-              <w:t>+</w:t>
-            </w:r>
-            <w:r>
-              <w:rPr>
-                <w:rFonts w:ascii="Cambria Math" w:hAnsi="Cambria Math" w:cs="Cambria Math"/>
-                <w:b/>
-                <w:bCs/>
-                <w:sz w:val="28"/>
-                <w:szCs w:val="28"/>
-                <w:lang w:val="en-IN"/>
-              </w:rPr>
-              <w:t>𝛽</w:t>
-            </w:r>
-            <w:r>
-              <w:rPr>
-                <w:rFonts w:asciiTheme="minorHAnsi" w:hAnsiTheme="minorHAnsi" w:cstheme="minorHAnsi"/>
-                <w:b/>
-                <w:bCs/>
                 <w:sz w:val="32"/>
                 <w:szCs w:val="32"/>
                 <w:vertAlign w:val="subscript"/>
                 <w:lang w:val="en-IN"/>
               </w:rPr>
-              <w:t>1</w:t>
-            </w:r>
-            <w:r>
-              <w:rPr>
-                <w:rFonts w:ascii="Cambria Math" w:hAnsi="Cambria Math" w:cs="Cambria Math"/>
-                <w:b/>
-                <w:bCs/>
-                <w:sz w:val="28"/>
-                <w:szCs w:val="28"/>
-                <w:lang w:val="en-IN"/>
-              </w:rPr>
-              <w:t>𝑥</w:t>
+              <w:t xml:space="preserve"> </w:t>
             </w:r>
             <w:r>
               <w:rPr>
@@ -4950,6 +5490,17 @@
                 <w:lang w:val="en-IN"/>
               </w:rPr>
               <w:t>+</w:t>
+            </w:r>
+            <w:r>
+              <w:rPr>
+                <w:rFonts w:asciiTheme="minorHAnsi" w:hAnsiTheme="minorHAnsi" w:cstheme="minorHAnsi"/>
+                <w:b/>
+                <w:bCs/>
+                <w:sz w:val="28"/>
+                <w:szCs w:val="28"/>
+                <w:lang w:val="en-IN"/>
+              </w:rPr>
+              <w:t xml:space="preserve"> </w:t>
             </w:r>
             <w:r>
               <w:rPr>
@@ -4972,7 +5523,98 @@
                 <w:vertAlign w:val="subscript"/>
                 <w:lang w:val="en-IN"/>
               </w:rPr>
+              <w:t>1</w:t>
+            </w:r>
+            <w:r>
+              <w:rPr>
+                <w:rFonts w:asciiTheme="minorHAnsi" w:hAnsiTheme="minorHAnsi" w:cstheme="minorHAnsi"/>
+                <w:b/>
+                <w:bCs/>
+                <w:sz w:val="32"/>
+                <w:szCs w:val="32"/>
+                <w:vertAlign w:val="subscript"/>
+                <w:lang w:val="en-IN"/>
+              </w:rPr>
+              <w:t xml:space="preserve"> </w:t>
+            </w:r>
+            <w:r>
+              <w:rPr>
+                <w:rFonts w:ascii="Cambria Math" w:hAnsi="Cambria Math" w:cs="Cambria Math"/>
+                <w:b/>
+                <w:bCs/>
+                <w:sz w:val="28"/>
+                <w:szCs w:val="28"/>
+                <w:lang w:val="en-IN"/>
+              </w:rPr>
+              <w:t>𝑥</w:t>
+            </w:r>
+            <w:r>
+              <w:rPr>
+                <w:rFonts w:ascii="Cambria Math" w:hAnsi="Cambria Math" w:cs="Cambria Math"/>
+                <w:b/>
+                <w:bCs/>
+                <w:sz w:val="28"/>
+                <w:szCs w:val="28"/>
+                <w:lang w:val="en-IN"/>
+              </w:rPr>
+              <w:t xml:space="preserve"> </w:t>
+            </w:r>
+            <w:r>
+              <w:rPr>
+                <w:rFonts w:asciiTheme="minorHAnsi" w:hAnsiTheme="minorHAnsi" w:cstheme="minorHAnsi"/>
+                <w:b/>
+                <w:bCs/>
+                <w:sz w:val="28"/>
+                <w:szCs w:val="28"/>
+                <w:lang w:val="en-IN"/>
+              </w:rPr>
+              <w:t>+</w:t>
+            </w:r>
+            <w:r>
+              <w:rPr>
+                <w:rFonts w:asciiTheme="minorHAnsi" w:hAnsiTheme="minorHAnsi" w:cstheme="minorHAnsi"/>
+                <w:b/>
+                <w:bCs/>
+                <w:sz w:val="28"/>
+                <w:szCs w:val="28"/>
+                <w:lang w:val="en-IN"/>
+              </w:rPr>
+              <w:t xml:space="preserve"> </w:t>
+            </w:r>
+            <w:r>
+              <w:rPr>
+                <w:rFonts w:ascii="Cambria Math" w:hAnsi="Cambria Math" w:cs="Cambria Math"/>
+                <w:b/>
+                <w:bCs/>
+                <w:sz w:val="28"/>
+                <w:szCs w:val="28"/>
+                <w:lang w:val="en-IN"/>
+              </w:rPr>
+              <w:t>𝛽</w:t>
+            </w:r>
+            <w:r>
+              <w:rPr>
+                <w:rFonts w:asciiTheme="minorHAnsi" w:hAnsiTheme="minorHAnsi" w:cstheme="minorHAnsi"/>
+                <w:b/>
+                <w:bCs/>
+                <w:sz w:val="32"/>
+                <w:szCs w:val="32"/>
+                <w:vertAlign w:val="subscript"/>
+                <w:lang w:val="en-IN"/>
+              </w:rPr>
               <w:t>2</w:t>
+            </w:r>
+            <w:r>
+              <w:rPr>
+                <w:rFonts w:asciiTheme="minorHAnsi" w:hAnsiTheme="minorHAnsi" w:cstheme="minorHAnsi"/>
+                <w:b/>
+                <w:bCs/>
+                <w:sz w:val="32"/>
+                <w:szCs w:val="32"/>
+                <w:vertAlign w:val="subscript"/>
+                <w:lang w:val="en-IN"/>
+              </w:rPr>
+              <w:t xml:space="preserve"> </w:t>
             </w:r>
             <w:r>
               <w:rPr>
@@ -7438,6 +8080,155 @@
     </w:lvl>
   </w:abstractNum>
   <w:abstractNum w:abstractNumId="14" w15:restartNumberingAfterBreak="0">
+    <w:nsid w:val="65A82514"/>
+    <w:multiLevelType w:val="multilevel"/>
+    <w:tmpl w:val="34563B70"/>
+    <w:lvl w:ilvl="0">
+      <w:start w:val="1"/>
+      <w:numFmt w:val="bullet"/>
+      <w:lvlText w:val=""/>
+      <w:lvlJc w:val="left"/>
+      <w:pPr>
+        <w:tabs>
+          <w:tab w:val="num" w:pos="720"/>
+        </w:tabs>
+        <w:ind w:left="720" w:hanging="360"/>
+      </w:pPr>
+      <w:rPr>
+        <w:rFonts w:ascii="Symbol" w:hAnsi="Symbol" w:hint="default"/>
+        <w:sz w:val="20"/>
+      </w:rPr>
+    </w:lvl>
+    <w:lvl w:ilvl="1">
+      <w:start w:val="1"/>
+      <w:numFmt w:val="bullet"/>
+      <w:lvlText w:val=""/>
+      <w:lvlJc w:val="left"/>
+      <w:pPr>
+        <w:tabs>
+          <w:tab w:val="num" w:pos="1440"/>
+        </w:tabs>
+        <w:ind w:left="1440" w:hanging="360"/>
+      </w:pPr>
+      <w:rPr>
+        <w:rFonts w:ascii="Symbol" w:hAnsi="Symbol" w:hint="default"/>
+        <w:sz w:val="20"/>
+      </w:rPr>
+    </w:lvl>
+    <w:lvl w:ilvl="2" w:tentative="1">
+      <w:start w:val="1"/>
+      <w:numFmt w:val="bullet"/>
+      <w:lvlText w:val=""/>
+      <w:lvlJc w:val="left"/>
+      <w:pPr>
+        <w:tabs>
+          <w:tab w:val="num" w:pos="2160"/>
+        </w:tabs>
+        <w:ind w:left="2160" w:hanging="360"/>
+      </w:pPr>
+      <w:rPr>
+        <w:rFonts w:ascii="Symbol" w:hAnsi="Symbol" w:hint="default"/>
+        <w:sz w:val="20"/>
+      </w:rPr>
+    </w:lvl>
+    <w:lvl w:ilvl="3" w:tentative="1">
+      <w:start w:val="1"/>
+      <w:numFmt w:val="bullet"/>
+      <w:lvlText w:val=""/>
+      <w:lvlJc w:val="left"/>
+      <w:pPr>
+        <w:tabs>
+          <w:tab w:val="num" w:pos="2880"/>
+        </w:tabs>
+        <w:ind w:left="2880" w:hanging="360"/>
+      </w:pPr>
+      <w:rPr>
+        <w:rFonts w:ascii="Symbol" w:hAnsi="Symbol" w:hint="default"/>
+        <w:sz w:val="20"/>
+      </w:rPr>
+    </w:lvl>
+    <w:lvl w:ilvl="4" w:tentative="1">
+      <w:start w:val="1"/>
+      <w:numFmt w:val="bullet"/>
+      <w:lvlText w:val=""/>
+      <w:lvlJc w:val="left"/>
+      <w:pPr>
+        <w:tabs>
+          <w:tab w:val="num" w:pos="3600"/>
+        </w:tabs>
+        <w:ind w:left="3600" w:hanging="360"/>
+      </w:pPr>
+      <w:rPr>
+        <w:rFonts w:ascii="Symbol" w:hAnsi="Symbol" w:hint="default"/>
+        <w:sz w:val="20"/>
+      </w:rPr>
+    </w:lvl>
+    <w:lvl w:ilvl="5" w:tentative="1">
+      <w:start w:val="1"/>
+      <w:numFmt w:val="bullet"/>
+      <w:lvlText w:val=""/>
+      <w:lvlJc w:val="left"/>
+      <w:pPr>
+        <w:tabs>
+          <w:tab w:val="num" w:pos="4320"/>
+        </w:tabs>
+        <w:ind w:left="4320" w:hanging="360"/>
+      </w:pPr>
+      <w:rPr>
+        <w:rFonts w:ascii="Symbol" w:hAnsi="Symbol" w:hint="default"/>
+        <w:sz w:val="20"/>
+      </w:rPr>
+    </w:lvl>
+    <w:lvl w:ilvl="6" w:tentative="1">
+      <w:start w:val="1"/>
+      <w:numFmt w:val="bullet"/>
+      <w:lvlText w:val=""/>
+      <w:lvlJc w:val="left"/>
+      <w:pPr>
+        <w:tabs>
+          <w:tab w:val="num" w:pos="5040"/>
+        </w:tabs>
+        <w:ind w:left="5040" w:hanging="360"/>
+      </w:pPr>
+      <w:rPr>
+        <w:rFonts w:ascii="Symbol" w:hAnsi="Symbol" w:hint="default"/>
+        <w:sz w:val="20"/>
+      </w:rPr>
+    </w:lvl>
+    <w:lvl w:ilvl="7" w:tentative="1">
+      <w:start w:val="1"/>
+      <w:numFmt w:val="bullet"/>
+      <w:lvlText w:val=""/>
+      <w:lvlJc w:val="left"/>
+      <w:pPr>
+        <w:tabs>
+          <w:tab w:val="num" w:pos="5760"/>
+        </w:tabs>
+        <w:ind w:left="5760" w:hanging="360"/>
+      </w:pPr>
+      <w:rPr>
+        <w:rFonts w:ascii="Symbol" w:hAnsi="Symbol" w:hint="default"/>
+        <w:sz w:val="20"/>
+      </w:rPr>
+    </w:lvl>
+    <w:lvl w:ilvl="8" w:tentative="1">
+      <w:start w:val="1"/>
+      <w:numFmt w:val="bullet"/>
+      <w:lvlText w:val=""/>
+      <w:lvlJc w:val="left"/>
+      <w:pPr>
+        <w:tabs>
+          <w:tab w:val="num" w:pos="6480"/>
+        </w:tabs>
+        <w:ind w:left="6480" w:hanging="360"/>
+      </w:pPr>
+      <w:rPr>
+        <w:rFonts w:ascii="Symbol" w:hAnsi="Symbol" w:hint="default"/>
+        <w:sz w:val="20"/>
+      </w:rPr>
+    </w:lvl>
+  </w:abstractNum>
+  <w:abstractNum w:abstractNumId="15" w15:restartNumberingAfterBreak="0">
     <w:nsid w:val="67F73CF5"/>
     <w:multiLevelType w:val="multilevel"/>
     <w:tmpl w:val="A996930E"/>
@@ -7550,7 +8341,7 @@
       </w:pPr>
     </w:lvl>
   </w:abstractNum>
-  <w:abstractNum w:abstractNumId="15" w15:restartNumberingAfterBreak="0">
+  <w:abstractNum w:abstractNumId="16" w15:restartNumberingAfterBreak="0">
     <w:nsid w:val="68803345"/>
     <w:multiLevelType w:val="multilevel"/>
     <w:tmpl w:val="28D6E090"/>
@@ -7663,7 +8454,7 @@
       </w:pPr>
     </w:lvl>
   </w:abstractNum>
-  <w:abstractNum w:abstractNumId="16" w15:restartNumberingAfterBreak="0">
+  <w:abstractNum w:abstractNumId="17" w15:restartNumberingAfterBreak="0">
     <w:nsid w:val="701077D8"/>
     <w:multiLevelType w:val="multilevel"/>
     <w:tmpl w:val="ECC834A8"/>
@@ -7776,7 +8567,7 @@
       </w:pPr>
     </w:lvl>
   </w:abstractNum>
-  <w:abstractNum w:abstractNumId="17" w15:restartNumberingAfterBreak="0">
+  <w:abstractNum w:abstractNumId="18" w15:restartNumberingAfterBreak="0">
     <w:nsid w:val="716B56B3"/>
     <w:multiLevelType w:val="multilevel"/>
     <w:tmpl w:val="B26A3DEA"/>
@@ -7889,7 +8680,7 @@
       </w:pPr>
     </w:lvl>
   </w:abstractNum>
-  <w:abstractNum w:abstractNumId="18" w15:restartNumberingAfterBreak="0">
+  <w:abstractNum w:abstractNumId="19" w15:restartNumberingAfterBreak="0">
     <w:nsid w:val="78105E8D"/>
     <w:multiLevelType w:val="multilevel"/>
     <w:tmpl w:val="3904A9E2"/>
@@ -8010,10 +8801,10 @@
     <w:abstractNumId w:val="10"/>
   </w:num>
   <w:num w:numId="2" w16cid:durableId="1234924971">
-    <w:abstractNumId w:val="16"/>
+    <w:abstractNumId w:val="17"/>
   </w:num>
   <w:num w:numId="3" w16cid:durableId="2038726092">
-    <w:abstractNumId w:val="14"/>
+    <w:abstractNumId w:val="15"/>
   </w:num>
   <w:num w:numId="4" w16cid:durableId="1726174041">
     <w:abstractNumId w:val="7"/>
@@ -8025,7 +8816,7 @@
     <w:abstractNumId w:val="1"/>
   </w:num>
   <w:num w:numId="7" w16cid:durableId="1207568512">
-    <w:abstractNumId w:val="17"/>
+    <w:abstractNumId w:val="18"/>
   </w:num>
   <w:num w:numId="8" w16cid:durableId="1855878255">
     <w:abstractNumId w:val="6"/>
@@ -8043,13 +8834,13 @@
     <w:abstractNumId w:val="2"/>
   </w:num>
   <w:num w:numId="13" w16cid:durableId="1907916708">
-    <w:abstractNumId w:val="18"/>
+    <w:abstractNumId w:val="19"/>
   </w:num>
   <w:num w:numId="14" w16cid:durableId="1462571116">
     <w:abstractNumId w:val="0"/>
   </w:num>
   <w:num w:numId="15" w16cid:durableId="1002851805">
-    <w:abstractNumId w:val="15"/>
+    <w:abstractNumId w:val="16"/>
   </w:num>
   <w:num w:numId="16" w16cid:durableId="1639872741">
     <w:abstractNumId w:val="13"/>
@@ -8062,6 +8853,9 @@
   </w:num>
   <w:num w:numId="19" w16cid:durableId="321742922">
     <w:abstractNumId w:val="11"/>
+  </w:num>
+  <w:num w:numId="20" w16cid:durableId="1150561832">
+    <w:abstractNumId w:val="14"/>
   </w:num>
 </w:numbering>
 </file>
